--- a/Notes.docx
+++ b/Notes.docx
@@ -47,10 +47,7 @@
         <w:pStyle w:val="Heading1"/>
       </w:pPr>
       <w:r>
-        <w:t>2. Definition of Linear Regression</w:t>
-      </w:r>
-      <w:r>
-        <w:t xml:space="preserve"> </w:t>
+        <w:t xml:space="preserve">2. Definition of Linear Regression </w:t>
       </w:r>
     </w:p>
     <w:p>
@@ -1382,7 +1379,22 @@
           <w:b/>
           <w:sz w:val="24"/>
         </w:rPr>
-        <w:t>w_new = w_old − η ∇L</w:t>
+        <w:t xml:space="preserve">w_new = w_old − η </w:t>
+      </w:r>
+      <w:r>
+        <w:rPr>
+          <w:rFonts w:ascii="Cambria Math" w:hAnsi="Cambria Math" w:cs="Cambria Math"/>
+          <w:b/>
+          <w:sz w:val="24"/>
+        </w:rPr>
+        <w:t>∇</w:t>
+      </w:r>
+      <w:r>
+        <w:rPr>
+          <w:b/>
+          <w:sz w:val="24"/>
+        </w:rPr>
+        <w:t>L</w:t>
       </w:r>
     </w:p>
     <w:p>
@@ -2618,23 +2630,7 @@
           <w:rFonts w:ascii="Cambria Math" w:hAnsi="Cambria Math"/>
           <w:sz w:val="24"/>
         </w:rPr>
-        <w:t xml:space="preserve">Supervised </w:t>
-      </w:r>
-      <w:proofErr w:type="gramStart"/>
-      <w:r>
-        <w:rPr>
-          <w:rFonts w:ascii="Cambria Math" w:hAnsi="Cambria Math"/>
-          <w:sz w:val="24"/>
-        </w:rPr>
-        <w:t>Learning  →</w:t>
-      </w:r>
-      <w:proofErr w:type="gramEnd"/>
-      <w:r>
-        <w:rPr>
-          <w:rFonts w:ascii="Cambria Math" w:hAnsi="Cambria Math"/>
-          <w:sz w:val="24"/>
-        </w:rPr>
-        <w:t xml:space="preserve">  Regression / Classification</w:t>
+        <w:t>Supervised Learning  →  Regression / Classification</w:t>
       </w:r>
     </w:p>
     <w:p>
@@ -2926,17 +2922,79 @@
           <w:rFonts w:ascii="Cambria Math" w:hAnsi="Cambria Math"/>
           <w:sz w:val="24"/>
         </w:rPr>
-        <w:t>Entropy = – Σ [ pₖ × log₂(pₖ</w:t>
-      </w:r>
-      <w:proofErr w:type="gramStart"/>
+        <w:t>Entropy = – Σ [ pₖ × log₂(pₖ) ]</w:t>
+      </w:r>
+    </w:p>
+    <w:p>
+      <w:pPr>
+        <w:jc w:val="center"/>
+      </w:pPr>
       <w:r>
         <w:rPr>
           <w:rFonts w:ascii="Cambria Math" w:hAnsi="Cambria Math"/>
           <w:sz w:val="24"/>
         </w:rPr>
-        <w:t>) ]</w:t>
-      </w:r>
-      <w:proofErr w:type="gramEnd"/>
+        <w:t>Binary case: Entropy = –p₁ log₂(p₁) – p₂ log₂(p₂)</w:t>
+      </w:r>
+    </w:p>
+    <w:p>
+      <w:r>
+        <w:t>pₖ is the proportion/probability of class k.</w:t>
+      </w:r>
+    </w:p>
+    <w:p>
+      <w:pPr>
+        <w:pStyle w:val="ListBullet"/>
+      </w:pPr>
+      <w:r>
+        <w:t>Pure node (100% one class) → Entropy = 0.</w:t>
+      </w:r>
+    </w:p>
+    <w:p>
+      <w:pPr>
+        <w:pStyle w:val="ListBullet"/>
+      </w:pPr>
+      <w:r>
+        <w:t>Binary 50/50 node → Entropy = 1 when log base 2 is used.</w:t>
+      </w:r>
+    </w:p>
+    <w:p>
+      <w:pPr>
+        <w:pStyle w:val="ListBullet"/>
+      </w:pPr>
+      <w:r>
+        <w:t>More mixed classes → higher entropy.</w:t>
+      </w:r>
+    </w:p>
+    <w:p>
+      <w:pPr>
+        <w:pStyle w:val="ListBullet"/>
+      </w:pPr>
+      <w:r>
+        <w:t>More pure classes → lower entropy.</w:t>
+      </w:r>
+    </w:p>
+    <w:p>
+      <w:r>
+        <w:rPr>
+          <w:b/>
+        </w:rPr>
+        <w:t>MCQ TRAP: “Pure node has maximum entropy.” FALSE. Pure node has minimum entropy (0).</w:t>
+      </w:r>
+    </w:p>
+    <w:p>
+      <w:pPr>
+        <w:pStyle w:val="Heading2"/>
+      </w:pPr>
+      <w:r>
+        <w:lastRenderedPageBreak/>
+        <w:t>7. Information Gain</w:t>
+      </w:r>
+    </w:p>
+    <w:p>
+      <w:r>
+        <w:t>Information Gain measures how much uncertainty is reduced by a split.</w:t>
+      </w:r>
     </w:p>
     <w:p>
       <w:pPr>
@@ -2947,66 +3005,7 @@
           <w:rFonts w:ascii="Cambria Math" w:hAnsi="Cambria Math"/>
           <w:sz w:val="24"/>
         </w:rPr>
-        <w:t>Binary case: Entropy = –p₁ log₂(p₁) – p₂ log₂(p₂)</w:t>
-      </w:r>
-    </w:p>
-    <w:p>
-      <w:r>
-        <w:t>pₖ is the proportion/probability of class k.</w:t>
-      </w:r>
-    </w:p>
-    <w:p>
-      <w:pPr>
-        <w:pStyle w:val="ListBullet"/>
-      </w:pPr>
-      <w:r>
-        <w:t>Pure node (100% one class) → Entropy = 0.</w:t>
-      </w:r>
-    </w:p>
-    <w:p>
-      <w:pPr>
-        <w:pStyle w:val="ListBullet"/>
-      </w:pPr>
-      <w:r>
-        <w:t>Binary 50/50 node → Entropy = 1 when log base 2 is used.</w:t>
-      </w:r>
-    </w:p>
-    <w:p>
-      <w:pPr>
-        <w:pStyle w:val="ListBullet"/>
-      </w:pPr>
-      <w:r>
-        <w:t>More mixed classes → higher entropy.</w:t>
-      </w:r>
-    </w:p>
-    <w:p>
-      <w:pPr>
-        <w:pStyle w:val="ListBullet"/>
-      </w:pPr>
-      <w:r>
-        <w:t>More pure classes → lower entropy.</w:t>
-      </w:r>
-    </w:p>
-    <w:p>
-      <w:r>
-        <w:rPr>
-          <w:b/>
-        </w:rPr>
-        <w:t>MCQ TRAP: “Pure node has maximum entropy.” FALSE. Pure node has minimum entropy (0).</w:t>
-      </w:r>
-    </w:p>
-    <w:p>
-      <w:pPr>
-        <w:pStyle w:val="Heading2"/>
-      </w:pPr>
-      <w:r>
-        <w:lastRenderedPageBreak/>
-        <w:t>7. Information Gain</w:t>
-      </w:r>
-    </w:p>
-    <w:p>
-      <w:r>
-        <w:t>Information Gain measures how much uncertainty is reduced by a split.</w:t>
+        <w:t>Information Gain = Entropy(parent) – Weighted Entropy(children)</w:t>
       </w:r>
     </w:p>
     <w:p>
@@ -3018,29 +3017,8 @@
           <w:rFonts w:ascii="Cambria Math" w:hAnsi="Cambria Math"/>
           <w:sz w:val="24"/>
         </w:rPr>
-        <w:t>Information Gain = Entropy(parent) – Weighted Entropy(children)</w:t>
-      </w:r>
-    </w:p>
-    <w:p>
-      <w:pPr>
-        <w:jc w:val="center"/>
-      </w:pPr>
-      <w:r>
-        <w:rPr>
-          <w:rFonts w:ascii="Cambria Math" w:hAnsi="Cambria Math"/>
-          <w:sz w:val="24"/>
-        </w:rPr>
-        <w:t>IG = H(parent) – Σ [ (Nⱼ / N) × H(childⱼ</w:t>
-      </w:r>
-      <w:proofErr w:type="gramStart"/>
-      <w:r>
-        <w:rPr>
-          <w:rFonts w:ascii="Cambria Math" w:hAnsi="Cambria Math"/>
-          <w:sz w:val="24"/>
-        </w:rPr>
-        <w:t>) ]</w:t>
-      </w:r>
-      <w:proofErr w:type="gramEnd"/>
+        <w:t>IG = H(parent) – Σ [ (Nⱼ / N) × H(childⱼ) ]</w:t>
+      </w:r>
     </w:p>
     <w:tbl>
       <w:tblPr>
@@ -3107,99 +3085,67 @@
           <w:rFonts w:ascii="Cambria Math" w:hAnsi="Cambria Math"/>
           <w:sz w:val="24"/>
         </w:rPr>
-        <w:t>Weighted entropy = (N₁/</w:t>
-      </w:r>
-      <w:proofErr w:type="gramStart"/>
+        <w:t>Weighted entropy = (N₁/N)H₁ + (N₂/N)H₂ + …</w:t>
+      </w:r>
+    </w:p>
+    <w:p>
+      <w:r>
+        <w:t>A child containing 90% of the observations should influence the overall post-split impurity more than one containing 10%.</w:t>
+      </w:r>
+    </w:p>
+    <w:p>
+      <w:pPr>
+        <w:pStyle w:val="Heading2"/>
+      </w:pPr>
+      <w:r>
+        <w:t>9. Decision Stump</w:t>
+      </w:r>
+    </w:p>
+    <w:p>
+      <w:r>
+        <w:t>A Decision Stump is a decision tree with only one split.</w:t>
+      </w:r>
+    </w:p>
+    <w:p>
+      <w:pPr>
+        <w:jc w:val="center"/>
+      </w:pPr>
       <w:r>
         <w:rPr>
           <w:rFonts w:ascii="Cambria Math" w:hAnsi="Cambria Math"/>
           <w:sz w:val="24"/>
         </w:rPr>
-        <w:t>N)H</w:t>
-      </w:r>
-      <w:proofErr w:type="gramEnd"/>
+        <w:t xml:space="preserve">             Company?</w:t>
+      </w:r>
       <w:r>
         <w:rPr>
           <w:rFonts w:ascii="Cambria Math" w:hAnsi="Cambria Math"/>
           <w:sz w:val="24"/>
         </w:rPr>
-        <w:t>₁ + (N₂/</w:t>
-      </w:r>
-      <w:proofErr w:type="gramStart"/>
+        <w:br/>
+        <w:t xml:space="preserve">             /      \</w:t>
+      </w:r>
       <w:r>
         <w:rPr>
           <w:rFonts w:ascii="Cambria Math" w:hAnsi="Cambria Math"/>
           <w:sz w:val="24"/>
         </w:rPr>
-        <w:t>N)H</w:t>
-      </w:r>
-      <w:proofErr w:type="gramEnd"/>
+        <w:br/>
+        <w:t xml:space="preserve">           C1        C2</w:t>
+      </w:r>
       <w:r>
         <w:rPr>
           <w:rFonts w:ascii="Cambria Math" w:hAnsi="Cambria Math"/>
           <w:sz w:val="24"/>
         </w:rPr>
-        <w:t>₂ + …</w:t>
-      </w:r>
-    </w:p>
-    <w:p>
-      <w:r>
-        <w:t>A child containing 90% of the observations should influence the overall post-split impurity more than one containing 10%.</w:t>
-      </w:r>
-    </w:p>
-    <w:p>
-      <w:pPr>
-        <w:pStyle w:val="Heading2"/>
-      </w:pPr>
-      <w:r>
-        <w:t>9. Decision Stump</w:t>
-      </w:r>
-    </w:p>
-    <w:p>
-      <w:r>
-        <w:t>A Decision Stump is a decision tree with only one split.</w:t>
-      </w:r>
-    </w:p>
-    <w:p>
-      <w:pPr>
-        <w:jc w:val="center"/>
-      </w:pPr>
+        <w:br/>
+        <w:t xml:space="preserve">           ↓         ↓</w:t>
+      </w:r>
       <w:r>
         <w:rPr>
           <w:rFonts w:ascii="Cambria Math" w:hAnsi="Cambria Math"/>
           <w:sz w:val="24"/>
         </w:rPr>
-        <w:t xml:space="preserve">             Company?</w:t>
-      </w:r>
-      <w:r>
-        <w:rPr>
-          <w:rFonts w:ascii="Cambria Math" w:hAnsi="Cambria Math"/>
-          <w:sz w:val="24"/>
-        </w:rPr>
-        <w:br/>
-        <w:t xml:space="preserve">             /      \</w:t>
-      </w:r>
-      <w:r>
-        <w:rPr>
-          <w:rFonts w:ascii="Cambria Math" w:hAnsi="Cambria Math"/>
-          <w:sz w:val="24"/>
-        </w:rPr>
-        <w:br/>
-        <w:t xml:space="preserve">           C1        C2</w:t>
-      </w:r>
-      <w:r>
-        <w:rPr>
-          <w:rFonts w:ascii="Cambria Math" w:hAnsi="Cambria Math"/>
-          <w:sz w:val="24"/>
-        </w:rPr>
-        <w:br/>
-        <w:t xml:space="preserve">           ↓         ↓</w:t>
-      </w:r>
-      <w:r>
-        <w:rPr>
-          <w:rFonts w:ascii="Cambria Math" w:hAnsi="Cambria Math"/>
-          <w:sz w:val="24"/>
-        </w:rPr>
         <w:br/>
         <w:t xml:space="preserve">          LOW       HIGH</w:t>
       </w:r>
@@ -3273,15 +3219,7 @@
         <w:pStyle w:val="ListNumber"/>
       </w:pPr>
       <w:r>
-        <w:t xml:space="preserve">Repeat recursively </w:t>
-      </w:r>
-      <w:proofErr w:type="gramStart"/>
-      <w:r>
-        <w:t>where</w:t>
-      </w:r>
-      <w:proofErr w:type="gramEnd"/>
-      <w:r>
-        <w:t xml:space="preserve"> useful.</w:t>
+        <w:t>Repeat recursively where useful.</w:t>
       </w:r>
     </w:p>
     <w:p>
@@ -3434,39 +3372,7 @@
           <w:rFonts w:ascii="Cambria Math" w:hAnsi="Cambria Math"/>
           <w:sz w:val="24"/>
         </w:rPr>
-        <w:t>Weighted variance = (70/</w:t>
-      </w:r>
-      <w:proofErr w:type="gramStart"/>
-      <w:r>
-        <w:rPr>
-          <w:rFonts w:ascii="Cambria Math" w:hAnsi="Cambria Math"/>
-          <w:sz w:val="24"/>
-        </w:rPr>
-        <w:t>100)(</w:t>
-      </w:r>
-      <w:proofErr w:type="gramEnd"/>
-      <w:r>
-        <w:rPr>
-          <w:rFonts w:ascii="Cambria Math" w:hAnsi="Cambria Math"/>
-          <w:sz w:val="24"/>
-        </w:rPr>
-        <w:t>1.2) + (30/</w:t>
-      </w:r>
-      <w:proofErr w:type="gramStart"/>
-      <w:r>
-        <w:rPr>
-          <w:rFonts w:ascii="Cambria Math" w:hAnsi="Cambria Math"/>
-          <w:sz w:val="24"/>
-        </w:rPr>
-        <w:t>100)(</w:t>
-      </w:r>
-      <w:proofErr w:type="gramEnd"/>
-      <w:r>
-        <w:rPr>
-          <w:rFonts w:ascii="Cambria Math" w:hAnsi="Cambria Math"/>
-          <w:sz w:val="24"/>
-        </w:rPr>
-        <w:t>0.4)</w:t>
+        <w:t>Weighted variance = (70/100)(1.2) + (30/100)(0.4)</w:t>
       </w:r>
     </w:p>
     <w:p>
@@ -3734,23 +3640,50 @@
           <w:rFonts w:ascii="Cambria Math" w:hAnsi="Cambria Math"/>
           <w:sz w:val="24"/>
         </w:rPr>
-        <w:t xml:space="preserve">Decision boundary:  </w:t>
-      </w:r>
-      <w:proofErr w:type="spellStart"/>
+        <w:t>Decision boundary:  wᵀx + b = 0</w:t>
+      </w:r>
+    </w:p>
+    <w:p>
+      <w:pPr>
+        <w:jc w:val="center"/>
+      </w:pPr>
       <w:r>
         <w:rPr>
           <w:rFonts w:ascii="Cambria Math" w:hAnsi="Cambria Math"/>
           <w:sz w:val="24"/>
         </w:rPr>
-        <w:t>wᵀx</w:t>
-      </w:r>
-      <w:proofErr w:type="spellEnd"/>
+        <w:t>Prediction:  y = sign(wᵀx + b)</w:t>
+      </w:r>
+    </w:p>
+    <w:p>
+      <w:pPr>
+        <w:jc w:val="center"/>
+      </w:pPr>
       <w:r>
         <w:rPr>
           <w:rFonts w:ascii="Cambria Math" w:hAnsi="Cambria Math"/>
           <w:sz w:val="24"/>
         </w:rPr>
-        <w:t xml:space="preserve"> + b = 0</w:t>
+        <w:t>For two features:  w₁x₁ + w₂x₂ + b = 0</w:t>
+      </w:r>
+    </w:p>
+    <w:p>
+      <w:r>
+        <w:t>The bias b shifts the boundary. It can also be viewed as the coefficient of a constant feature whose value is 1.</w:t>
+      </w:r>
+    </w:p>
+    <w:p>
+      <w:pPr>
+        <w:pStyle w:val="Heading2"/>
+      </w:pPr>
+      <w:r>
+        <w:lastRenderedPageBreak/>
+        <w:t>20. Linear Separability</w:t>
+      </w:r>
+    </w:p>
+    <w:p>
+      <w:r>
+        <w:t>A dataset is linearly separable if at least one linear boundary can perfectly separate the two classes.</w:t>
       </w:r>
     </w:p>
     <w:p>
@@ -3762,32 +3695,64 @@
           <w:rFonts w:ascii="Cambria Math" w:hAnsi="Cambria Math"/>
           <w:sz w:val="24"/>
         </w:rPr>
-        <w:t xml:space="preserve">Prediction:  y = </w:t>
-      </w:r>
-      <w:proofErr w:type="gramStart"/>
+        <w:t>Linearly separable → a straight line/hyperplane can separate the classes</w:t>
+      </w:r>
+    </w:p>
+    <w:p>
+      <w:pPr>
+        <w:jc w:val="center"/>
+      </w:pPr>
       <w:r>
         <w:rPr>
           <w:rFonts w:ascii="Cambria Math" w:hAnsi="Cambria Math"/>
           <w:sz w:val="24"/>
         </w:rPr>
-        <w:t>sign(</w:t>
-      </w:r>
-      <w:proofErr w:type="spellStart"/>
-      <w:proofErr w:type="gramEnd"/>
+        <w:t>Not linearly separable → no single straight line/hyperplane can perfectly separate them</w:t>
+      </w:r>
+    </w:p>
+    <w:p>
+      <w:r>
+        <w:rPr>
+          <w:b/>
+        </w:rPr>
+        <w:t>MCQ TRAP: All datasets are linearly separable. FALSE.</w:t>
+      </w:r>
+    </w:p>
+    <w:p>
+      <w:pPr>
+        <w:pStyle w:val="Heading2"/>
+      </w:pPr>
+      <w:r>
+        <w:t>21. Perceptron – Connection to SVM</w:t>
+      </w:r>
+    </w:p>
+    <w:p>
+      <w:r>
+        <w:t>The Perceptron is a simple linear binary classifier. It calculates a linear score and updates its weights when it misclassifies a training example.</w:t>
+      </w:r>
+    </w:p>
+    <w:p>
+      <w:pPr>
+        <w:jc w:val="center"/>
+      </w:pPr>
       <w:r>
         <w:rPr>
           <w:rFonts w:ascii="Cambria Math" w:hAnsi="Cambria Math"/>
           <w:sz w:val="24"/>
         </w:rPr>
-        <w:t>wᵀx</w:t>
-      </w:r>
-      <w:proofErr w:type="spellEnd"/>
+        <w:t>Score = wᵀx + b</w:t>
+      </w:r>
+    </w:p>
+    <w:p>
+      <w:pPr>
+        <w:jc w:val="center"/>
+      </w:pPr>
       <w:r>
         <w:rPr>
           <w:rFonts w:ascii="Cambria Math" w:hAnsi="Cambria Math"/>
           <w:sz w:val="24"/>
         </w:rPr>
-        <w:t xml:space="preserve"> + b)</w:t>
+        <w:t>Prediction = sign(wᵀx + b)</w:t>
       </w:r>
     </w:p>
     <w:p>
@@ -3799,196 +3764,7 @@
           <w:rFonts w:ascii="Cambria Math" w:hAnsi="Cambria Math"/>
           <w:sz w:val="24"/>
         </w:rPr>
-        <w:t xml:space="preserve">For two features:  </w:t>
-      </w:r>
-      <w:proofErr w:type="spellStart"/>
-      <w:r>
-        <w:rPr>
-          <w:rFonts w:ascii="Cambria Math" w:hAnsi="Cambria Math"/>
-          <w:sz w:val="24"/>
-        </w:rPr>
-        <w:t>w₁x</w:t>
-      </w:r>
-      <w:proofErr w:type="spellEnd"/>
-      <w:r>
-        <w:rPr>
-          <w:rFonts w:ascii="Cambria Math" w:hAnsi="Cambria Math"/>
-          <w:sz w:val="24"/>
-        </w:rPr>
-        <w:t xml:space="preserve">₁ + </w:t>
-      </w:r>
-      <w:proofErr w:type="spellStart"/>
-      <w:r>
-        <w:rPr>
-          <w:rFonts w:ascii="Cambria Math" w:hAnsi="Cambria Math"/>
-          <w:sz w:val="24"/>
-        </w:rPr>
-        <w:t>w₂x</w:t>
-      </w:r>
-      <w:proofErr w:type="spellEnd"/>
-      <w:r>
-        <w:rPr>
-          <w:rFonts w:ascii="Cambria Math" w:hAnsi="Cambria Math"/>
-          <w:sz w:val="24"/>
-        </w:rPr>
-        <w:t>₂ + b = 0</w:t>
-      </w:r>
-    </w:p>
-    <w:p>
-      <w:r>
-        <w:t>The bias b shifts the boundary. It can also be viewed as the coefficient of a constant feature whose value is 1.</w:t>
-      </w:r>
-    </w:p>
-    <w:p>
-      <w:pPr>
-        <w:pStyle w:val="Heading2"/>
-      </w:pPr>
-      <w:r>
-        <w:lastRenderedPageBreak/>
-        <w:t>20. Linear Separability</w:t>
-      </w:r>
-    </w:p>
-    <w:p>
-      <w:r>
-        <w:t>A dataset is linearly separable if at least one linear boundary can perfectly separate the two classes.</w:t>
-      </w:r>
-    </w:p>
-    <w:p>
-      <w:pPr>
-        <w:jc w:val="center"/>
-      </w:pPr>
-      <w:r>
-        <w:rPr>
-          <w:rFonts w:ascii="Cambria Math" w:hAnsi="Cambria Math"/>
-          <w:sz w:val="24"/>
-        </w:rPr>
-        <w:t>Linearly separable → a straight line/hyperplane can separate the classes</w:t>
-      </w:r>
-    </w:p>
-    <w:p>
-      <w:pPr>
-        <w:jc w:val="center"/>
-      </w:pPr>
-      <w:r>
-        <w:rPr>
-          <w:rFonts w:ascii="Cambria Math" w:hAnsi="Cambria Math"/>
-          <w:sz w:val="24"/>
-        </w:rPr>
-        <w:t>Not linearly separable → no single straight line/hyperplane can perfectly separate them</w:t>
-      </w:r>
-    </w:p>
-    <w:p>
-      <w:r>
-        <w:rPr>
-          <w:b/>
-        </w:rPr>
-        <w:t>MCQ TRAP: All datasets are linearly separable. FALSE.</w:t>
-      </w:r>
-    </w:p>
-    <w:p>
-      <w:pPr>
-        <w:pStyle w:val="Heading2"/>
-      </w:pPr>
-      <w:r>
-        <w:t>21. Perceptron – Connection to SVM</w:t>
-      </w:r>
-    </w:p>
-    <w:p>
-      <w:r>
-        <w:t>The Perceptron is a simple linear binary classifier. It calculates a linear score and updates its weights when it misclassifies a training example.</w:t>
-      </w:r>
-    </w:p>
-    <w:p>
-      <w:pPr>
-        <w:jc w:val="center"/>
-      </w:pPr>
-      <w:r>
-        <w:rPr>
-          <w:rFonts w:ascii="Cambria Math" w:hAnsi="Cambria Math"/>
-          <w:sz w:val="24"/>
-        </w:rPr>
-        <w:t xml:space="preserve">Score = </w:t>
-      </w:r>
-      <w:proofErr w:type="spellStart"/>
-      <w:r>
-        <w:rPr>
-          <w:rFonts w:ascii="Cambria Math" w:hAnsi="Cambria Math"/>
-          <w:sz w:val="24"/>
-        </w:rPr>
-        <w:t>wᵀx</w:t>
-      </w:r>
-      <w:proofErr w:type="spellEnd"/>
-      <w:r>
-        <w:rPr>
-          <w:rFonts w:ascii="Cambria Math" w:hAnsi="Cambria Math"/>
-          <w:sz w:val="24"/>
-        </w:rPr>
-        <w:t xml:space="preserve"> + b</w:t>
-      </w:r>
-    </w:p>
-    <w:p>
-      <w:pPr>
-        <w:jc w:val="center"/>
-      </w:pPr>
-      <w:r>
-        <w:rPr>
-          <w:rFonts w:ascii="Cambria Math" w:hAnsi="Cambria Math"/>
-          <w:sz w:val="24"/>
-        </w:rPr>
-        <w:t xml:space="preserve">Prediction = </w:t>
-      </w:r>
-      <w:proofErr w:type="gramStart"/>
-      <w:r>
-        <w:rPr>
-          <w:rFonts w:ascii="Cambria Math" w:hAnsi="Cambria Math"/>
-          <w:sz w:val="24"/>
-        </w:rPr>
-        <w:t>sign(</w:t>
-      </w:r>
-      <w:proofErr w:type="spellStart"/>
-      <w:proofErr w:type="gramEnd"/>
-      <w:r>
-        <w:rPr>
-          <w:rFonts w:ascii="Cambria Math" w:hAnsi="Cambria Math"/>
-          <w:sz w:val="24"/>
-        </w:rPr>
-        <w:t>wᵀx</w:t>
-      </w:r>
-      <w:proofErr w:type="spellEnd"/>
-      <w:r>
-        <w:rPr>
-          <w:rFonts w:ascii="Cambria Math" w:hAnsi="Cambria Math"/>
-          <w:sz w:val="24"/>
-        </w:rPr>
-        <w:t xml:space="preserve"> + b)</w:t>
-      </w:r>
-    </w:p>
-    <w:p>
-      <w:pPr>
-        <w:jc w:val="center"/>
-      </w:pPr>
-      <w:r>
-        <w:rPr>
-          <w:rFonts w:ascii="Cambria Math" w:hAnsi="Cambria Math"/>
-          <w:sz w:val="24"/>
-        </w:rPr>
-        <w:t xml:space="preserve">For a misclassified example:  W(new) = W(old) + </w:t>
-      </w:r>
-      <w:proofErr w:type="spellStart"/>
-      <w:r>
-        <w:rPr>
-          <w:rFonts w:ascii="Cambria Math" w:hAnsi="Cambria Math"/>
-          <w:sz w:val="24"/>
-        </w:rPr>
-        <w:t>yᵢX</w:t>
-      </w:r>
-      <w:proofErr w:type="spellEnd"/>
-      <w:r>
-        <w:rPr>
-          <w:rFonts w:ascii="Cambria Math" w:hAnsi="Cambria Math"/>
-          <w:sz w:val="24"/>
-        </w:rPr>
-        <w:t>ᵢ</w:t>
+        <w:t>For a misclassified example:  W(new) = W(old) + yᵢXᵢ</w:t>
       </w:r>
     </w:p>
     <w:tbl>
@@ -4126,23 +3902,49 @@
           <w:sz w:val="24"/>
         </w:rPr>
         <w:lastRenderedPageBreak/>
-        <w:t xml:space="preserve">Decision boundary:        </w:t>
-      </w:r>
-      <w:proofErr w:type="spellStart"/>
+        <w:t>Decision boundary:        wᵀx + b = 0</w:t>
+      </w:r>
+    </w:p>
+    <w:p>
+      <w:pPr>
+        <w:jc w:val="center"/>
+      </w:pPr>
       <w:r>
         <w:rPr>
           <w:rFonts w:ascii="Cambria Math" w:hAnsi="Cambria Math"/>
           <w:sz w:val="24"/>
         </w:rPr>
-        <w:t>wᵀx</w:t>
-      </w:r>
-      <w:proofErr w:type="spellEnd"/>
+        <w:t>Positive margin boundary: wᵀx + b = +1</w:t>
+      </w:r>
+    </w:p>
+    <w:p>
+      <w:pPr>
+        <w:jc w:val="center"/>
+      </w:pPr>
       <w:r>
         <w:rPr>
           <w:rFonts w:ascii="Cambria Math" w:hAnsi="Cambria Math"/>
           <w:sz w:val="24"/>
         </w:rPr>
-        <w:t xml:space="preserve"> + b = 0</w:t>
+        <w:t>Negative margin boundary: wᵀx + b = –1</w:t>
+      </w:r>
+    </w:p>
+    <w:p>
+      <w:r>
+        <w:t>Your lecture uses a general constant K in the margin equations; the normalized formulation commonly used in SVM sets that constant to 1.</w:t>
+      </w:r>
+    </w:p>
+    <w:p>
+      <w:pPr>
+        <w:pStyle w:val="Heading2"/>
+      </w:pPr>
+      <w:r>
+        <w:t>25. Hard-Margin SVM</w:t>
+      </w:r>
+    </w:p>
+    <w:p>
+      <w:r>
+        <w:t>Hard-margin SVM requires every training example to satisfy the separation constraints. It is appropriate for clean, linearly separable data.</w:t>
       </w:r>
     </w:p>
     <w:p>
@@ -4154,23 +3956,44 @@
           <w:rFonts w:ascii="Cambria Math" w:hAnsi="Cambria Math"/>
           <w:sz w:val="24"/>
         </w:rPr>
-        <w:t xml:space="preserve">Positive margin boundary: </w:t>
-      </w:r>
-      <w:proofErr w:type="spellStart"/>
+        <w:t>Minimize:  (1/2) ||w||²</w:t>
+      </w:r>
+    </w:p>
+    <w:p>
+      <w:pPr>
+        <w:jc w:val="center"/>
+      </w:pPr>
       <w:r>
         <w:rPr>
           <w:rFonts w:ascii="Cambria Math" w:hAnsi="Cambria Math"/>
           <w:sz w:val="24"/>
         </w:rPr>
-        <w:t>wᵀx</w:t>
-      </w:r>
-      <w:proofErr w:type="spellEnd"/>
+        <w:t>Subject to:  yᵢ(wᵀxᵢ + b) ≥ 1</w:t>
+      </w:r>
+    </w:p>
+    <w:p>
+      <w:pPr>
+        <w:pStyle w:val="Heading2"/>
+      </w:pPr>
+      <w:r>
+        <w:t>26. Why Minimize ||w||²?</w:t>
+      </w:r>
+    </w:p>
+    <w:p>
+      <w:r>
+        <w:t>The lecture shows that margin is inversely related to the norm of the weight vector.</w:t>
+      </w:r>
+    </w:p>
+    <w:p>
+      <w:pPr>
+        <w:jc w:val="center"/>
+      </w:pPr>
       <w:r>
         <w:rPr>
           <w:rFonts w:ascii="Cambria Math" w:hAnsi="Cambria Math"/>
           <w:sz w:val="24"/>
         </w:rPr>
-        <w:t xml:space="preserve"> + b = +1</w:t>
+        <w:t>Total margin = 2k / ||w||</w:t>
       </w:r>
     </w:p>
     <w:p>
@@ -4182,41 +4005,89 @@
           <w:rFonts w:ascii="Cambria Math" w:hAnsi="Cambria Math"/>
           <w:sz w:val="24"/>
         </w:rPr>
-        <w:t xml:space="preserve">Negative margin boundary: </w:t>
-      </w:r>
-      <w:proofErr w:type="spellStart"/>
+        <w:t>Maximum margin  ↔  minimum (1/2)||w||²</w:t>
+      </w:r>
+    </w:p>
+    <w:p>
+      <w:pPr>
+        <w:pStyle w:val="Heading2"/>
+      </w:pPr>
+      <w:r>
+        <w:t>27. Support Vectors</w:t>
+      </w:r>
+    </w:p>
+    <w:p>
+      <w:r>
+        <w:t>Support vectors are the critical training examples that determine the optimal SVM boundary. In the dual representation, they are the examples with non-zero αᵢ.</w:t>
+      </w:r>
+    </w:p>
+    <w:p>
+      <w:pPr>
+        <w:jc w:val="center"/>
+      </w:pPr>
       <w:r>
         <w:rPr>
           <w:rFonts w:ascii="Cambria Math" w:hAnsi="Cambria Math"/>
           <w:sz w:val="24"/>
         </w:rPr>
-        <w:t>wᵀx</w:t>
-      </w:r>
-      <w:proofErr w:type="spellEnd"/>
+        <w:t>w = Σ [ αᵢ yᵢ xᵢ ]</w:t>
+      </w:r>
+    </w:p>
+    <w:p>
+      <w:pPr>
+        <w:pStyle w:val="ListBullet"/>
+      </w:pPr>
+      <w:r>
+        <w:t>Most αᵢ values are zero.</w:t>
+      </w:r>
+    </w:p>
+    <w:p>
+      <w:pPr>
+        <w:pStyle w:val="ListBullet"/>
+      </w:pPr>
+      <w:r>
+        <w:t>Examples with αᵢ ≠ 0 are support vectors.</w:t>
+      </w:r>
+    </w:p>
+    <w:p>
+      <w:pPr>
+        <w:pStyle w:val="ListBullet"/>
+      </w:pPr>
+      <w:r>
+        <w:t>Support vectors are the critical examples defining the optimal boundary.</w:t>
+      </w:r>
+    </w:p>
+    <w:p>
+      <w:r>
+        <w:rPr>
+          <w:b/>
+        </w:rPr>
+        <w:t>MCQ TRAP: Support vectors are necessarily all training points. FALSE.</w:t>
+      </w:r>
+    </w:p>
+    <w:p>
+      <w:pPr>
+        <w:pStyle w:val="Heading2"/>
+      </w:pPr>
+      <w:r>
+        <w:t>28. Soft-Margin SVM</w:t>
+      </w:r>
+    </w:p>
+    <w:p>
+      <w:r>
+        <w:t>Real-world data can contain noise, outliers, overlapping classes, or mislabeled examples. Soft-margin SVM allows some violations instead of requiring perfect separation.</w:t>
+      </w:r>
+    </w:p>
+    <w:p>
+      <w:pPr>
+        <w:jc w:val="center"/>
+      </w:pPr>
       <w:r>
         <w:rPr>
           <w:rFonts w:ascii="Cambria Math" w:hAnsi="Cambria Math"/>
           <w:sz w:val="24"/>
         </w:rPr>
-        <w:t xml:space="preserve"> + b = –1</w:t>
-      </w:r>
-    </w:p>
-    <w:p>
-      <w:r>
-        <w:t>Your lecture uses a general constant K in the margin equations; the normalized formulation commonly used in SVM sets that constant to 1.</w:t>
-      </w:r>
-    </w:p>
-    <w:p>
-      <w:pPr>
-        <w:pStyle w:val="Heading2"/>
-      </w:pPr>
-      <w:r>
-        <w:t>25. Hard-Margin SVM</w:t>
-      </w:r>
-    </w:p>
-    <w:p>
-      <w:r>
-        <w:t>Hard-margin SVM requires every training example to satisfy the separation constraints. It is appropriate for clean, linearly separable data.</w:t>
+        <w:t>Minimize:  (1/2)||w||² + C Σ ξᵢ</w:t>
       </w:r>
     </w:p>
     <w:p>
@@ -4228,23 +4099,50 @@
           <w:rFonts w:ascii="Cambria Math" w:hAnsi="Cambria Math"/>
           <w:sz w:val="24"/>
         </w:rPr>
-        <w:t>Minimize</w:t>
-      </w:r>
-      <w:proofErr w:type="gramStart"/>
+        <w:t>Subject to:  yᵢ(wᵀxᵢ + b) ≥ 1 – ξᵢ</w:t>
+      </w:r>
+    </w:p>
+    <w:p>
+      <w:pPr>
+        <w:jc w:val="center"/>
+      </w:pPr>
       <w:r>
         <w:rPr>
           <w:rFonts w:ascii="Cambria Math" w:hAnsi="Cambria Math"/>
           <w:sz w:val="24"/>
         </w:rPr>
-        <w:t>:  (</w:t>
-      </w:r>
-      <w:proofErr w:type="gramEnd"/>
+        <w:t>and:  ξᵢ ≥ 0</w:t>
+      </w:r>
+    </w:p>
+    <w:p>
+      <w:r>
+        <w:lastRenderedPageBreak/>
+        <w:t>Your lecture uses δᵢ for the slack variable in its displayed formulation; ξᵢ is common alternative notation.</w:t>
+      </w:r>
+    </w:p>
+    <w:p>
+      <w:pPr>
+        <w:pStyle w:val="Heading2"/>
+      </w:pPr>
+      <w:r>
+        <w:t>29. Slack Variables</w:t>
+      </w:r>
+    </w:p>
+    <w:p>
+      <w:r>
+        <w:t>A slack variable measures how much an example is allowed to violate the ideal margin/separation constraint.</w:t>
+      </w:r>
+    </w:p>
+    <w:p>
+      <w:pPr>
+        <w:jc w:val="center"/>
+      </w:pPr>
       <w:r>
         <w:rPr>
           <w:rFonts w:ascii="Cambria Math" w:hAnsi="Cambria Math"/>
           <w:sz w:val="24"/>
         </w:rPr>
-        <w:t>1/2) ||w||²</w:t>
+        <w:t>ξᵢ = 0  →  no margin violation</w:t>
       </w:r>
     </w:p>
     <w:p>
@@ -4256,348 +4154,7 @@
           <w:rFonts w:ascii="Cambria Math" w:hAnsi="Cambria Math"/>
           <w:sz w:val="24"/>
         </w:rPr>
-        <w:t xml:space="preserve">Subject to:  </w:t>
-      </w:r>
-      <w:proofErr w:type="gramStart"/>
-      <w:r>
-        <w:rPr>
-          <w:rFonts w:ascii="Cambria Math" w:hAnsi="Cambria Math"/>
-          <w:sz w:val="24"/>
-        </w:rPr>
-        <w:t>yᵢ(</w:t>
-      </w:r>
-      <w:proofErr w:type="spellStart"/>
-      <w:proofErr w:type="gramEnd"/>
-      <w:r>
-        <w:rPr>
-          <w:rFonts w:ascii="Cambria Math" w:hAnsi="Cambria Math"/>
-          <w:sz w:val="24"/>
-        </w:rPr>
-        <w:t>wᵀx</w:t>
-      </w:r>
-      <w:proofErr w:type="spellEnd"/>
-      <w:r>
-        <w:rPr>
-          <w:rFonts w:ascii="Cambria Math" w:hAnsi="Cambria Math"/>
-          <w:sz w:val="24"/>
-        </w:rPr>
-        <w:t>ᵢ + b) ≥ 1</w:t>
-      </w:r>
-    </w:p>
-    <w:p>
-      <w:pPr>
-        <w:pStyle w:val="Heading2"/>
-      </w:pPr>
-      <w:r>
-        <w:t>26. Why Minimize ||w||²?</w:t>
-      </w:r>
-    </w:p>
-    <w:p>
-      <w:r>
-        <w:t>The lecture shows that margin is inversely related to the norm of the weight vector.</w:t>
-      </w:r>
-    </w:p>
-    <w:p>
-      <w:pPr>
-        <w:jc w:val="center"/>
-      </w:pPr>
-      <w:r>
-        <w:rPr>
-          <w:rFonts w:ascii="Cambria Math" w:hAnsi="Cambria Math"/>
-          <w:sz w:val="24"/>
-        </w:rPr>
-        <w:t>Total margin = 2k / ||w||</w:t>
-      </w:r>
-    </w:p>
-    <w:p>
-      <w:pPr>
-        <w:jc w:val="center"/>
-      </w:pPr>
-      <w:r>
-        <w:rPr>
-          <w:rFonts w:ascii="Cambria Math" w:hAnsi="Cambria Math"/>
-          <w:sz w:val="24"/>
-        </w:rPr>
-        <w:t xml:space="preserve">Maximum </w:t>
-      </w:r>
-      <w:proofErr w:type="gramStart"/>
-      <w:r>
-        <w:rPr>
-          <w:rFonts w:ascii="Cambria Math" w:hAnsi="Cambria Math"/>
-          <w:sz w:val="24"/>
-        </w:rPr>
-        <w:t>margin  ↔</w:t>
-      </w:r>
-      <w:proofErr w:type="gramEnd"/>
-      <w:r>
-        <w:rPr>
-          <w:rFonts w:ascii="Cambria Math" w:hAnsi="Cambria Math"/>
-          <w:sz w:val="24"/>
-        </w:rPr>
-        <w:t xml:space="preserve">  minimum (1/</w:t>
-      </w:r>
-      <w:proofErr w:type="gramStart"/>
-      <w:r>
-        <w:rPr>
-          <w:rFonts w:ascii="Cambria Math" w:hAnsi="Cambria Math"/>
-          <w:sz w:val="24"/>
-        </w:rPr>
-        <w:t>2)|</w:t>
-      </w:r>
-      <w:proofErr w:type="gramEnd"/>
-      <w:r>
-        <w:rPr>
-          <w:rFonts w:ascii="Cambria Math" w:hAnsi="Cambria Math"/>
-          <w:sz w:val="24"/>
-        </w:rPr>
-        <w:t>|w||²</w:t>
-      </w:r>
-    </w:p>
-    <w:p>
-      <w:pPr>
-        <w:pStyle w:val="Heading2"/>
-      </w:pPr>
-      <w:r>
-        <w:t>27. Support Vectors</w:t>
-      </w:r>
-    </w:p>
-    <w:p>
-      <w:r>
-        <w:t>Support vectors are the critical training examples that determine the optimal SVM boundary. In the dual representation, they are the examples with non-zero αᵢ.</w:t>
-      </w:r>
-    </w:p>
-    <w:p>
-      <w:pPr>
-        <w:jc w:val="center"/>
-      </w:pPr>
-      <w:r>
-        <w:rPr>
-          <w:rFonts w:ascii="Cambria Math" w:hAnsi="Cambria Math"/>
-          <w:sz w:val="24"/>
-        </w:rPr>
-        <w:t xml:space="preserve">w = Σ [ αᵢ yᵢ </w:t>
-      </w:r>
-      <w:proofErr w:type="gramStart"/>
-      <w:r>
-        <w:rPr>
-          <w:rFonts w:ascii="Cambria Math" w:hAnsi="Cambria Math"/>
-          <w:sz w:val="24"/>
-        </w:rPr>
-        <w:t>xᵢ ]</w:t>
-      </w:r>
-      <w:proofErr w:type="gramEnd"/>
-    </w:p>
-    <w:p>
-      <w:pPr>
-        <w:pStyle w:val="ListBullet"/>
-      </w:pPr>
-      <w:r>
-        <w:t>Most αᵢ values are zero.</w:t>
-      </w:r>
-    </w:p>
-    <w:p>
-      <w:pPr>
-        <w:pStyle w:val="ListBullet"/>
-      </w:pPr>
-      <w:r>
-        <w:t>Examples with αᵢ ≠ 0 are support vectors.</w:t>
-      </w:r>
-    </w:p>
-    <w:p>
-      <w:pPr>
-        <w:pStyle w:val="ListBullet"/>
-      </w:pPr>
-      <w:r>
-        <w:t>Support vectors are the critical examples defining the optimal boundary.</w:t>
-      </w:r>
-    </w:p>
-    <w:p>
-      <w:r>
-        <w:rPr>
-          <w:b/>
-        </w:rPr>
-        <w:t>MCQ TRAP: Support vectors are necessarily all training points. FALSE.</w:t>
-      </w:r>
-    </w:p>
-    <w:p>
-      <w:pPr>
-        <w:pStyle w:val="Heading2"/>
-      </w:pPr>
-      <w:r>
-        <w:t>28. Soft-Margin SVM</w:t>
-      </w:r>
-    </w:p>
-    <w:p>
-      <w:r>
-        <w:t>Real-world data can contain noise, outliers, overlapping classes, or mislabeled examples. Soft-margin SVM allows some violations instead of requiring perfect separation.</w:t>
-      </w:r>
-    </w:p>
-    <w:p>
-      <w:pPr>
-        <w:jc w:val="center"/>
-      </w:pPr>
-      <w:r>
-        <w:rPr>
-          <w:rFonts w:ascii="Cambria Math" w:hAnsi="Cambria Math"/>
-          <w:sz w:val="24"/>
-        </w:rPr>
-        <w:t>Minimize</w:t>
-      </w:r>
-      <w:proofErr w:type="gramStart"/>
-      <w:r>
-        <w:rPr>
-          <w:rFonts w:ascii="Cambria Math" w:hAnsi="Cambria Math"/>
-          <w:sz w:val="24"/>
-        </w:rPr>
-        <w:t>:  (</w:t>
-      </w:r>
-      <w:proofErr w:type="gramEnd"/>
-      <w:r>
-        <w:rPr>
-          <w:rFonts w:ascii="Cambria Math" w:hAnsi="Cambria Math"/>
-          <w:sz w:val="24"/>
-        </w:rPr>
-        <w:t>1/</w:t>
-      </w:r>
-      <w:proofErr w:type="gramStart"/>
-      <w:r>
-        <w:rPr>
-          <w:rFonts w:ascii="Cambria Math" w:hAnsi="Cambria Math"/>
-          <w:sz w:val="24"/>
-        </w:rPr>
-        <w:t>2)|</w:t>
-      </w:r>
-      <w:proofErr w:type="gramEnd"/>
-      <w:r>
-        <w:rPr>
-          <w:rFonts w:ascii="Cambria Math" w:hAnsi="Cambria Math"/>
-          <w:sz w:val="24"/>
-        </w:rPr>
-        <w:t>|w||² + C Σ ξᵢ</w:t>
-      </w:r>
-    </w:p>
-    <w:p>
-      <w:pPr>
-        <w:jc w:val="center"/>
-      </w:pPr>
-      <w:r>
-        <w:rPr>
-          <w:rFonts w:ascii="Cambria Math" w:hAnsi="Cambria Math"/>
-          <w:sz w:val="24"/>
-        </w:rPr>
-        <w:t xml:space="preserve">Subject to:  </w:t>
-      </w:r>
-      <w:proofErr w:type="gramStart"/>
-      <w:r>
-        <w:rPr>
-          <w:rFonts w:ascii="Cambria Math" w:hAnsi="Cambria Math"/>
-          <w:sz w:val="24"/>
-        </w:rPr>
-        <w:t>yᵢ(</w:t>
-      </w:r>
-      <w:proofErr w:type="spellStart"/>
-      <w:proofErr w:type="gramEnd"/>
-      <w:r>
-        <w:rPr>
-          <w:rFonts w:ascii="Cambria Math" w:hAnsi="Cambria Math"/>
-          <w:sz w:val="24"/>
-        </w:rPr>
-        <w:t>wᵀx</w:t>
-      </w:r>
-      <w:proofErr w:type="spellEnd"/>
-      <w:r>
-        <w:rPr>
-          <w:rFonts w:ascii="Cambria Math" w:hAnsi="Cambria Math"/>
-          <w:sz w:val="24"/>
-        </w:rPr>
-        <w:t>ᵢ + b) ≥ 1 – ξᵢ</w:t>
-      </w:r>
-    </w:p>
-    <w:p>
-      <w:pPr>
-        <w:jc w:val="center"/>
-      </w:pPr>
-      <w:r>
-        <w:rPr>
-          <w:rFonts w:ascii="Cambria Math" w:hAnsi="Cambria Math"/>
-          <w:sz w:val="24"/>
-        </w:rPr>
-        <w:t>and:  ξᵢ ≥ 0</w:t>
-      </w:r>
-    </w:p>
-    <w:p>
-      <w:r>
-        <w:lastRenderedPageBreak/>
-        <w:t>Your lecture uses δᵢ for the slack variable in its displayed formulation; ξᵢ is common alternative notation.</w:t>
-      </w:r>
-    </w:p>
-    <w:p>
-      <w:pPr>
-        <w:pStyle w:val="Heading2"/>
-      </w:pPr>
-      <w:r>
-        <w:t>29. Slack Variables</w:t>
-      </w:r>
-    </w:p>
-    <w:p>
-      <w:r>
-        <w:t>A slack variable measures how much an example is allowed to violate the ideal margin/separation constraint.</w:t>
-      </w:r>
-    </w:p>
-    <w:p>
-      <w:pPr>
-        <w:jc w:val="center"/>
-      </w:pPr>
-      <w:r>
-        <w:rPr>
-          <w:rFonts w:ascii="Cambria Math" w:hAnsi="Cambria Math"/>
-          <w:sz w:val="24"/>
-        </w:rPr>
-        <w:t xml:space="preserve">ξᵢ = </w:t>
-      </w:r>
-      <w:proofErr w:type="gramStart"/>
-      <w:r>
-        <w:rPr>
-          <w:rFonts w:ascii="Cambria Math" w:hAnsi="Cambria Math"/>
-          <w:sz w:val="24"/>
-        </w:rPr>
-        <w:t>0  →</w:t>
-      </w:r>
-      <w:proofErr w:type="gramEnd"/>
-      <w:r>
-        <w:rPr>
-          <w:rFonts w:ascii="Cambria Math" w:hAnsi="Cambria Math"/>
-          <w:sz w:val="24"/>
-        </w:rPr>
-        <w:t xml:space="preserve">  no margin violation</w:t>
-      </w:r>
-    </w:p>
-    <w:p>
-      <w:pPr>
-        <w:jc w:val="center"/>
-      </w:pPr>
-      <w:r>
-        <w:rPr>
-          <w:rFonts w:ascii="Cambria Math" w:hAnsi="Cambria Math"/>
-          <w:sz w:val="24"/>
-        </w:rPr>
-        <w:t xml:space="preserve">ξᵢ &gt; </w:t>
-      </w:r>
-      <w:proofErr w:type="gramStart"/>
-      <w:r>
-        <w:rPr>
-          <w:rFonts w:ascii="Cambria Math" w:hAnsi="Cambria Math"/>
-          <w:sz w:val="24"/>
-        </w:rPr>
-        <w:t>0  →</w:t>
-      </w:r>
-      <w:proofErr w:type="gramEnd"/>
-      <w:r>
-        <w:rPr>
-          <w:rFonts w:ascii="Cambria Math" w:hAnsi="Cambria Math"/>
-          <w:sz w:val="24"/>
-        </w:rPr>
-        <w:t xml:space="preserve">  margin/separation constraint is violated</w:t>
+        <w:t>ξᵢ &gt; 0  →  margin/separation constraint is violated</w:t>
       </w:r>
     </w:p>
     <w:p>
@@ -4950,21 +4507,12 @@
       <w:pPr>
         <w:jc w:val="center"/>
       </w:pPr>
-      <w:proofErr w:type="gramStart"/>
       <w:r>
         <w:rPr>
           <w:rFonts w:ascii="Cambria Math" w:hAnsi="Cambria Math"/>
           <w:sz w:val="24"/>
         </w:rPr>
-        <w:t>K(</w:t>
-      </w:r>
-      <w:proofErr w:type="gramEnd"/>
-      <w:r>
-        <w:rPr>
-          <w:rFonts w:ascii="Cambria Math" w:hAnsi="Cambria Math"/>
-          <w:sz w:val="24"/>
-        </w:rPr>
-        <w:t>xᵢ, xⱼ) = φ(xᵢ)ᵀ φ(xⱼ)</w:t>
+        <w:t>K(xᵢ, xⱼ) = φ(xᵢ)ᵀ φ(xⱼ)</w:t>
       </w:r>
     </w:p>
     <w:tbl>
@@ -5019,227 +4567,57 @@
           <w:rFonts w:ascii="Cambria Math" w:hAnsi="Cambria Math"/>
           <w:sz w:val="24"/>
         </w:rPr>
-        <w:t xml:space="preserve">Y = </w:t>
-      </w:r>
-      <w:proofErr w:type="gramStart"/>
+        <w:t>Y = sign( Σ [ αᵢ yᵢ K(xᵢ, x_test) ] )</w:t>
+      </w:r>
+    </w:p>
+    <w:p>
+      <w:r>
+        <w:t>Only support vectors contribute non-zero terms because most αᵢ values are zero.</w:t>
+      </w:r>
+    </w:p>
+    <w:p>
+      <w:pPr>
+        <w:pStyle w:val="Heading2"/>
+      </w:pPr>
+      <w:r>
+        <w:t>35. Common Kernel Functions</w:t>
+      </w:r>
+    </w:p>
+    <w:p>
+      <w:pPr>
+        <w:jc w:val="center"/>
+      </w:pPr>
       <w:r>
         <w:rPr>
           <w:rFonts w:ascii="Cambria Math" w:hAnsi="Cambria Math"/>
           <w:sz w:val="24"/>
         </w:rPr>
-        <w:t>sign( Σ</w:t>
-      </w:r>
-      <w:proofErr w:type="gramEnd"/>
+        <w:t>Linear kernel:      K(x,z) = xᵀz</w:t>
+      </w:r>
+    </w:p>
+    <w:p>
+      <w:pPr>
+        <w:jc w:val="center"/>
+      </w:pPr>
       <w:r>
         <w:rPr>
           <w:rFonts w:ascii="Cambria Math" w:hAnsi="Cambria Math"/>
           <w:sz w:val="24"/>
         </w:rPr>
-        <w:t xml:space="preserve"> [ αᵢ yᵢ </w:t>
-      </w:r>
-      <w:proofErr w:type="gramStart"/>
+        <w:t>Polynomial kernel:  K(x,z) = (xᵀz + c)ᵈ</w:t>
+      </w:r>
+    </w:p>
+    <w:p>
+      <w:pPr>
+        <w:jc w:val="center"/>
+      </w:pPr>
       <w:r>
         <w:rPr>
           <w:rFonts w:ascii="Cambria Math" w:hAnsi="Cambria Math"/>
           <w:sz w:val="24"/>
         </w:rPr>
-        <w:t>K(</w:t>
-      </w:r>
-      <w:proofErr w:type="gramEnd"/>
-      <w:r>
-        <w:rPr>
-          <w:rFonts w:ascii="Cambria Math" w:hAnsi="Cambria Math"/>
-          <w:sz w:val="24"/>
-        </w:rPr>
-        <w:t xml:space="preserve">xᵢ, </w:t>
-      </w:r>
-      <w:proofErr w:type="spellStart"/>
-      <w:r>
-        <w:rPr>
-          <w:rFonts w:ascii="Cambria Math" w:hAnsi="Cambria Math"/>
-          <w:sz w:val="24"/>
-        </w:rPr>
-        <w:t>x_test</w:t>
-      </w:r>
-      <w:proofErr w:type="spellEnd"/>
-      <w:proofErr w:type="gramStart"/>
-      <w:r>
-        <w:rPr>
-          <w:rFonts w:ascii="Cambria Math" w:hAnsi="Cambria Math"/>
-          <w:sz w:val="24"/>
-        </w:rPr>
-        <w:t>) ]</w:t>
-      </w:r>
-      <w:proofErr w:type="gramEnd"/>
-      <w:r>
-        <w:rPr>
-          <w:rFonts w:ascii="Cambria Math" w:hAnsi="Cambria Math"/>
-          <w:sz w:val="24"/>
-        </w:rPr>
-        <w:t xml:space="preserve"> )</w:t>
-      </w:r>
-    </w:p>
-    <w:p>
-      <w:r>
-        <w:t>Only support vectors contribute non-zero terms because most αᵢ values are zero.</w:t>
-      </w:r>
-    </w:p>
-    <w:p>
-      <w:pPr>
-        <w:pStyle w:val="Heading2"/>
-      </w:pPr>
-      <w:r>
-        <w:t>35. Common Kernel Functions</w:t>
-      </w:r>
-    </w:p>
-    <w:p>
-      <w:pPr>
-        <w:jc w:val="center"/>
-      </w:pPr>
-      <w:r>
-        <w:rPr>
-          <w:rFonts w:ascii="Cambria Math" w:hAnsi="Cambria Math"/>
-          <w:sz w:val="24"/>
-        </w:rPr>
-        <w:t>Linear kernel:      K(</w:t>
-      </w:r>
-      <w:proofErr w:type="spellStart"/>
-      <w:proofErr w:type="gramStart"/>
-      <w:r>
-        <w:rPr>
-          <w:rFonts w:ascii="Cambria Math" w:hAnsi="Cambria Math"/>
-          <w:sz w:val="24"/>
-        </w:rPr>
-        <w:t>x,z</w:t>
-      </w:r>
-      <w:proofErr w:type="spellEnd"/>
-      <w:proofErr w:type="gramEnd"/>
-      <w:r>
-        <w:rPr>
-          <w:rFonts w:ascii="Cambria Math" w:hAnsi="Cambria Math"/>
-          <w:sz w:val="24"/>
-        </w:rPr>
-        <w:t xml:space="preserve">) = </w:t>
-      </w:r>
-      <w:proofErr w:type="spellStart"/>
-      <w:r>
-        <w:rPr>
-          <w:rFonts w:ascii="Cambria Math" w:hAnsi="Cambria Math"/>
-          <w:sz w:val="24"/>
-        </w:rPr>
-        <w:t>xᵀz</w:t>
-      </w:r>
-      <w:proofErr w:type="spellEnd"/>
-    </w:p>
-    <w:p>
-      <w:pPr>
-        <w:jc w:val="center"/>
-      </w:pPr>
-      <w:r>
-        <w:rPr>
-          <w:rFonts w:ascii="Cambria Math" w:hAnsi="Cambria Math"/>
-          <w:sz w:val="24"/>
-        </w:rPr>
-        <w:t>Polynomial kernel:  K(</w:t>
-      </w:r>
-      <w:proofErr w:type="spellStart"/>
-      <w:proofErr w:type="gramStart"/>
-      <w:r>
-        <w:rPr>
-          <w:rFonts w:ascii="Cambria Math" w:hAnsi="Cambria Math"/>
-          <w:sz w:val="24"/>
-        </w:rPr>
-        <w:t>x,z</w:t>
-      </w:r>
-      <w:proofErr w:type="spellEnd"/>
-      <w:proofErr w:type="gramEnd"/>
-      <w:r>
-        <w:rPr>
-          <w:rFonts w:ascii="Cambria Math" w:hAnsi="Cambria Math"/>
-          <w:sz w:val="24"/>
-        </w:rPr>
-        <w:t>) = (</w:t>
-      </w:r>
-      <w:proofErr w:type="spellStart"/>
-      <w:r>
-        <w:rPr>
-          <w:rFonts w:ascii="Cambria Math" w:hAnsi="Cambria Math"/>
-          <w:sz w:val="24"/>
-        </w:rPr>
-        <w:t>xᵀz</w:t>
-      </w:r>
-      <w:proofErr w:type="spellEnd"/>
-      <w:r>
-        <w:rPr>
-          <w:rFonts w:ascii="Cambria Math" w:hAnsi="Cambria Math"/>
-          <w:sz w:val="24"/>
-        </w:rPr>
-        <w:t xml:space="preserve"> + </w:t>
-      </w:r>
-      <w:proofErr w:type="gramStart"/>
-      <w:r>
-        <w:rPr>
-          <w:rFonts w:ascii="Cambria Math" w:hAnsi="Cambria Math"/>
-          <w:sz w:val="24"/>
-        </w:rPr>
-        <w:t>c)ᵈ</w:t>
-      </w:r>
-      <w:proofErr w:type="gramEnd"/>
-    </w:p>
-    <w:p>
-      <w:pPr>
-        <w:jc w:val="center"/>
-      </w:pPr>
-      <w:r>
-        <w:rPr>
-          <w:rFonts w:ascii="Cambria Math" w:hAnsi="Cambria Math"/>
-          <w:sz w:val="24"/>
-        </w:rPr>
-        <w:t>RBF/Gaussian:       K(</w:t>
-      </w:r>
-      <w:proofErr w:type="spellStart"/>
-      <w:proofErr w:type="gramStart"/>
-      <w:r>
-        <w:rPr>
-          <w:rFonts w:ascii="Cambria Math" w:hAnsi="Cambria Math"/>
-          <w:sz w:val="24"/>
-        </w:rPr>
-        <w:t>x,z</w:t>
-      </w:r>
-      <w:proofErr w:type="spellEnd"/>
-      <w:proofErr w:type="gramEnd"/>
-      <w:r>
-        <w:rPr>
-          <w:rFonts w:ascii="Cambria Math" w:hAnsi="Cambria Math"/>
-          <w:sz w:val="24"/>
-        </w:rPr>
-        <w:t xml:space="preserve">) = </w:t>
-      </w:r>
-      <w:proofErr w:type="gramStart"/>
-      <w:r>
-        <w:rPr>
-          <w:rFonts w:ascii="Cambria Math" w:hAnsi="Cambria Math"/>
-          <w:sz w:val="24"/>
-        </w:rPr>
-        <w:t>exp( –</w:t>
-      </w:r>
-      <w:proofErr w:type="gramEnd"/>
-      <w:r>
-        <w:rPr>
-          <w:rFonts w:ascii="Cambria Math" w:hAnsi="Cambria Math"/>
-          <w:sz w:val="24"/>
-        </w:rPr>
-        <w:t>γ ||x – z||</w:t>
-      </w:r>
-      <w:proofErr w:type="gramStart"/>
-      <w:r>
-        <w:rPr>
-          <w:rFonts w:ascii="Cambria Math" w:hAnsi="Cambria Math"/>
-          <w:sz w:val="24"/>
-        </w:rPr>
-        <w:t>² )</w:t>
-      </w:r>
-      <w:proofErr w:type="gramEnd"/>
+        <w:t>RBF/Gaussian:       K(x,z) = exp( –γ ||x – z||² )</w:t>
+      </w:r>
     </w:p>
     <w:p>
       <w:r>
@@ -5442,123 +4820,32 @@
           <w:rFonts w:ascii="Cambria Math" w:hAnsi="Cambria Math"/>
           <w:sz w:val="24"/>
         </w:rPr>
-        <w:t xml:space="preserve">Linear SVM:  Y = </w:t>
-      </w:r>
-      <w:proofErr w:type="gramStart"/>
+        <w:t>Linear SVM:  Y = sign(wᵀx_test + b)</w:t>
+      </w:r>
+    </w:p>
+    <w:p>
+      <w:pPr>
+        <w:jc w:val="center"/>
+      </w:pPr>
       <w:r>
         <w:rPr>
           <w:rFonts w:ascii="Cambria Math" w:hAnsi="Cambria Math"/>
           <w:sz w:val="24"/>
         </w:rPr>
-        <w:t>sign(</w:t>
-      </w:r>
-      <w:proofErr w:type="spellStart"/>
-      <w:proofErr w:type="gramEnd"/>
+        <w:lastRenderedPageBreak/>
+        <w:t>Dual weights: w = Σ [ αᵢ yᵢ xᵢ ]</w:t>
+      </w:r>
+    </w:p>
+    <w:p>
+      <w:pPr>
+        <w:jc w:val="center"/>
+      </w:pPr>
       <w:r>
         <w:rPr>
           <w:rFonts w:ascii="Cambria Math" w:hAnsi="Cambria Math"/>
           <w:sz w:val="24"/>
         </w:rPr>
-        <w:t>wᵀx_test</w:t>
-      </w:r>
-      <w:proofErr w:type="spellEnd"/>
-      <w:r>
-        <w:rPr>
-          <w:rFonts w:ascii="Cambria Math" w:hAnsi="Cambria Math"/>
-          <w:sz w:val="24"/>
-        </w:rPr>
-        <w:t xml:space="preserve"> + b)</w:t>
-      </w:r>
-    </w:p>
-    <w:p>
-      <w:pPr>
-        <w:jc w:val="center"/>
-      </w:pPr>
-      <w:r>
-        <w:rPr>
-          <w:rFonts w:ascii="Cambria Math" w:hAnsi="Cambria Math"/>
-          <w:sz w:val="24"/>
-        </w:rPr>
-        <w:lastRenderedPageBreak/>
-        <w:t xml:space="preserve">Dual weights: w = Σ [ αᵢ yᵢ </w:t>
-      </w:r>
-      <w:proofErr w:type="gramStart"/>
-      <w:r>
-        <w:rPr>
-          <w:rFonts w:ascii="Cambria Math" w:hAnsi="Cambria Math"/>
-          <w:sz w:val="24"/>
-        </w:rPr>
-        <w:t>xᵢ ]</w:t>
-      </w:r>
-      <w:proofErr w:type="gramEnd"/>
-    </w:p>
-    <w:p>
-      <w:pPr>
-        <w:jc w:val="center"/>
-      </w:pPr>
-      <w:r>
-        <w:rPr>
-          <w:rFonts w:ascii="Cambria Math" w:hAnsi="Cambria Math"/>
-          <w:sz w:val="24"/>
-        </w:rPr>
-        <w:t xml:space="preserve">Kernel SVM: Y = </w:t>
-      </w:r>
-      <w:proofErr w:type="gramStart"/>
-      <w:r>
-        <w:rPr>
-          <w:rFonts w:ascii="Cambria Math" w:hAnsi="Cambria Math"/>
-          <w:sz w:val="24"/>
-        </w:rPr>
-        <w:t>sign(</w:t>
-      </w:r>
-      <w:proofErr w:type="gramEnd"/>
-      <w:r>
-        <w:rPr>
-          <w:rFonts w:ascii="Cambria Math" w:hAnsi="Cambria Math"/>
-          <w:sz w:val="24"/>
-        </w:rPr>
-        <w:t xml:space="preserve">Σ [ αᵢ yᵢ </w:t>
-      </w:r>
-      <w:proofErr w:type="gramStart"/>
-      <w:r>
-        <w:rPr>
-          <w:rFonts w:ascii="Cambria Math" w:hAnsi="Cambria Math"/>
-          <w:sz w:val="24"/>
-        </w:rPr>
-        <w:t>K(</w:t>
-      </w:r>
-      <w:proofErr w:type="gramEnd"/>
-      <w:r>
-        <w:rPr>
-          <w:rFonts w:ascii="Cambria Math" w:hAnsi="Cambria Math"/>
-          <w:sz w:val="24"/>
-        </w:rPr>
-        <w:t xml:space="preserve">xᵢ, </w:t>
-      </w:r>
-      <w:proofErr w:type="spellStart"/>
-      <w:r>
-        <w:rPr>
-          <w:rFonts w:ascii="Cambria Math" w:hAnsi="Cambria Math"/>
-          <w:sz w:val="24"/>
-        </w:rPr>
-        <w:t>x_test</w:t>
-      </w:r>
-      <w:proofErr w:type="spellEnd"/>
-      <w:proofErr w:type="gramStart"/>
-      <w:r>
-        <w:rPr>
-          <w:rFonts w:ascii="Cambria Math" w:hAnsi="Cambria Math"/>
-          <w:sz w:val="24"/>
-        </w:rPr>
-        <w:t>) ]</w:t>
-      </w:r>
-      <w:proofErr w:type="gramEnd"/>
-      <w:r>
-        <w:rPr>
-          <w:rFonts w:ascii="Cambria Math" w:hAnsi="Cambria Math"/>
-          <w:sz w:val="24"/>
-        </w:rPr>
-        <w:t>)</w:t>
+        <w:t>Kernel SVM: Y = sign(Σ [ αᵢ yᵢ K(xᵢ, x_test) ])</w:t>
       </w:r>
     </w:p>
     <w:p>
@@ -5913,11 +5200,9 @@
             <w:tcW w:w="2556" w:type="dxa"/>
           </w:tcPr>
           <w:p>
-            <w:proofErr w:type="spellStart"/>
             <w:r>
               <w:t>wᵀx+b</w:t>
             </w:r>
-            <w:proofErr w:type="spellEnd"/>
           </w:p>
         </w:tc>
         <w:tc>
@@ -5925,11 +5210,9 @@
             <w:tcW w:w="2556" w:type="dxa"/>
           </w:tcPr>
           <w:p>
-            <w:proofErr w:type="spellStart"/>
             <w:r>
               <w:t>wᵀx+b</w:t>
             </w:r>
-            <w:proofErr w:type="spellEnd"/>
           </w:p>
         </w:tc>
         <w:tc>
@@ -5937,11 +5220,9 @@
             <w:tcW w:w="2556" w:type="dxa"/>
           </w:tcPr>
           <w:p>
-            <w:proofErr w:type="spellStart"/>
             <w:r>
               <w:t>wᵀx+b</w:t>
             </w:r>
-            <w:proofErr w:type="spellEnd"/>
           </w:p>
         </w:tc>
       </w:tr>
@@ -6501,17 +5782,20 @@
           <w:rFonts w:ascii="Cambria Math" w:hAnsi="Cambria Math"/>
           <w:sz w:val="24"/>
         </w:rPr>
-        <w:t>Entropy = – Σ [ pₖ × log₂(pₖ</w:t>
-      </w:r>
-      <w:proofErr w:type="gramStart"/>
+        <w:t>Entropy = – Σ [ pₖ × log₂(pₖ) ]</w:t>
+      </w:r>
+    </w:p>
+    <w:p>
+      <w:pPr>
+        <w:jc w:val="center"/>
+      </w:pPr>
       <w:r>
         <w:rPr>
           <w:rFonts w:ascii="Cambria Math" w:hAnsi="Cambria Math"/>
           <w:sz w:val="24"/>
         </w:rPr>
-        <w:t>) ]</w:t>
-      </w:r>
-      <w:proofErr w:type="gramEnd"/>
+        <w:t>Information Gain = Entropy(parent) – Weighted Entropy(children)</w:t>
+      </w:r>
     </w:p>
     <w:p>
       <w:pPr>
@@ -6522,7 +5806,7 @@
           <w:rFonts w:ascii="Cambria Math" w:hAnsi="Cambria Math"/>
           <w:sz w:val="24"/>
         </w:rPr>
-        <w:t>Information Gain = Entropy(parent) – Weighted Entropy(children)</w:t>
+        <w:t>IG = H(parent) – Σ [ (Nⱼ/N) × H(childⱼ) ]</w:t>
       </w:r>
     </w:p>
     <w:p>
@@ -6534,17 +5818,28 @@
           <w:rFonts w:ascii="Cambria Math" w:hAnsi="Cambria Math"/>
           <w:sz w:val="24"/>
         </w:rPr>
-        <w:t>IG = H(parent) – Σ [ (Nⱼ/N) × H(childⱼ</w:t>
-      </w:r>
-      <w:proofErr w:type="gramStart"/>
+        <w:t>Variance Reduction = Variance(parent) – Weighted Variance(children)</w:t>
+      </w:r>
+    </w:p>
+    <w:p>
+      <w:pPr>
+        <w:pStyle w:val="Heading2"/>
+      </w:pPr>
+      <w:r>
+        <w:t>SVM</w:t>
+      </w:r>
+    </w:p>
+    <w:p>
+      <w:pPr>
+        <w:jc w:val="center"/>
+      </w:pPr>
       <w:r>
         <w:rPr>
           <w:rFonts w:ascii="Cambria Math" w:hAnsi="Cambria Math"/>
           <w:sz w:val="24"/>
         </w:rPr>
-        <w:t>) ]</w:t>
-      </w:r>
-      <w:proofErr w:type="gramEnd"/>
+        <w:t>Decision boundary:  wᵀx + b = 0</w:t>
+      </w:r>
     </w:p>
     <w:p>
       <w:pPr>
@@ -6555,15 +5850,7 @@
           <w:rFonts w:ascii="Cambria Math" w:hAnsi="Cambria Math"/>
           <w:sz w:val="24"/>
         </w:rPr>
-        <w:t>Variance Reduction = Variance(parent) – Weighted Variance(children)</w:t>
-      </w:r>
-    </w:p>
-    <w:p>
-      <w:pPr>
-        <w:pStyle w:val="Heading2"/>
-      </w:pPr>
-      <w:r>
-        <w:t>SVM</w:t>
+        <w:t>Prediction:  y = sign(wᵀx + b)</w:t>
       </w:r>
     </w:p>
     <w:p>
@@ -6575,23 +5862,31 @@
           <w:rFonts w:ascii="Cambria Math" w:hAnsi="Cambria Math"/>
           <w:sz w:val="24"/>
         </w:rPr>
-        <w:t xml:space="preserve">Decision boundary:  </w:t>
-      </w:r>
-      <w:proofErr w:type="spellStart"/>
+        <w:t>Hard-margin objective:  minimize (1/2)||w||²</w:t>
+      </w:r>
+    </w:p>
+    <w:p>
+      <w:pPr>
+        <w:jc w:val="center"/>
+      </w:pPr>
       <w:r>
         <w:rPr>
           <w:rFonts w:ascii="Cambria Math" w:hAnsi="Cambria Math"/>
           <w:sz w:val="24"/>
         </w:rPr>
-        <w:t>wᵀx</w:t>
-      </w:r>
-      <w:proofErr w:type="spellEnd"/>
+        <w:t>Hard-margin constraint:  yᵢ(wᵀxᵢ + b) ≥ 1</w:t>
+      </w:r>
+    </w:p>
+    <w:p>
+      <w:pPr>
+        <w:jc w:val="center"/>
+      </w:pPr>
       <w:r>
         <w:rPr>
           <w:rFonts w:ascii="Cambria Math" w:hAnsi="Cambria Math"/>
           <w:sz w:val="24"/>
         </w:rPr>
-        <w:t xml:space="preserve"> + b = 0</w:t>
+        <w:t>Soft-margin objective:  minimize (1/2)||w||² + CΣξᵢ</w:t>
       </w:r>
     </w:p>
     <w:p>
@@ -6603,32 +5898,43 @@
           <w:rFonts w:ascii="Cambria Math" w:hAnsi="Cambria Math"/>
           <w:sz w:val="24"/>
         </w:rPr>
-        <w:t xml:space="preserve">Prediction:  y = </w:t>
-      </w:r>
-      <w:proofErr w:type="gramStart"/>
+        <w:t>Soft-margin constraint:  yᵢ(wᵀxᵢ + b) ≥ 1 – ξᵢ</w:t>
+      </w:r>
+    </w:p>
+    <w:p>
+      <w:pPr>
+        <w:jc w:val="center"/>
+      </w:pPr>
       <w:r>
         <w:rPr>
           <w:rFonts w:ascii="Cambria Math" w:hAnsi="Cambria Math"/>
           <w:sz w:val="24"/>
         </w:rPr>
-        <w:t>sign(</w:t>
-      </w:r>
-      <w:proofErr w:type="spellStart"/>
-      <w:proofErr w:type="gramEnd"/>
+        <w:t>Slack constraint:  ξᵢ ≥ 0</w:t>
+      </w:r>
+    </w:p>
+    <w:p>
+      <w:pPr>
+        <w:jc w:val="center"/>
+      </w:pPr>
       <w:r>
         <w:rPr>
           <w:rFonts w:ascii="Cambria Math" w:hAnsi="Cambria Math"/>
           <w:sz w:val="24"/>
         </w:rPr>
-        <w:t>wᵀx</w:t>
-      </w:r>
-      <w:proofErr w:type="spellEnd"/>
+        <w:t>Dual representation:  w = Σ [αᵢyᵢxᵢ]</w:t>
+      </w:r>
+    </w:p>
+    <w:p>
+      <w:pPr>
+        <w:jc w:val="center"/>
+      </w:pPr>
       <w:r>
         <w:rPr>
           <w:rFonts w:ascii="Cambria Math" w:hAnsi="Cambria Math"/>
           <w:sz w:val="24"/>
         </w:rPr>
-        <w:t xml:space="preserve"> + b)</w:t>
+        <w:t>Kernel:  K(xᵢ,xⱼ) = φ(xᵢ)ᵀφ(xⱼ)</w:t>
       </w:r>
     </w:p>
     <w:p>
@@ -6640,278 +5946,7 @@
           <w:rFonts w:ascii="Cambria Math" w:hAnsi="Cambria Math"/>
           <w:sz w:val="24"/>
         </w:rPr>
-        <w:t>Hard-margin objective:  minimize (1/</w:t>
-      </w:r>
-      <w:proofErr w:type="gramStart"/>
-      <w:r>
-        <w:rPr>
-          <w:rFonts w:ascii="Cambria Math" w:hAnsi="Cambria Math"/>
-          <w:sz w:val="24"/>
-        </w:rPr>
-        <w:t>2)|</w:t>
-      </w:r>
-      <w:proofErr w:type="gramEnd"/>
-      <w:r>
-        <w:rPr>
-          <w:rFonts w:ascii="Cambria Math" w:hAnsi="Cambria Math"/>
-          <w:sz w:val="24"/>
-        </w:rPr>
-        <w:t>|w||²</w:t>
-      </w:r>
-    </w:p>
-    <w:p>
-      <w:pPr>
-        <w:jc w:val="center"/>
-      </w:pPr>
-      <w:r>
-        <w:rPr>
-          <w:rFonts w:ascii="Cambria Math" w:hAnsi="Cambria Math"/>
-          <w:sz w:val="24"/>
-        </w:rPr>
-        <w:t xml:space="preserve">Hard-margin constraint:  </w:t>
-      </w:r>
-      <w:proofErr w:type="gramStart"/>
-      <w:r>
-        <w:rPr>
-          <w:rFonts w:ascii="Cambria Math" w:hAnsi="Cambria Math"/>
-          <w:sz w:val="24"/>
-        </w:rPr>
-        <w:t>yᵢ(</w:t>
-      </w:r>
-      <w:proofErr w:type="spellStart"/>
-      <w:proofErr w:type="gramEnd"/>
-      <w:r>
-        <w:rPr>
-          <w:rFonts w:ascii="Cambria Math" w:hAnsi="Cambria Math"/>
-          <w:sz w:val="24"/>
-        </w:rPr>
-        <w:t>wᵀx</w:t>
-      </w:r>
-      <w:proofErr w:type="spellEnd"/>
-      <w:r>
-        <w:rPr>
-          <w:rFonts w:ascii="Cambria Math" w:hAnsi="Cambria Math"/>
-          <w:sz w:val="24"/>
-        </w:rPr>
-        <w:t>ᵢ + b) ≥ 1</w:t>
-      </w:r>
-    </w:p>
-    <w:p>
-      <w:pPr>
-        <w:jc w:val="center"/>
-      </w:pPr>
-      <w:r>
-        <w:rPr>
-          <w:rFonts w:ascii="Cambria Math" w:hAnsi="Cambria Math"/>
-          <w:sz w:val="24"/>
-        </w:rPr>
-        <w:t>Soft-margin objective:  minimize (1/</w:t>
-      </w:r>
-      <w:proofErr w:type="gramStart"/>
-      <w:r>
-        <w:rPr>
-          <w:rFonts w:ascii="Cambria Math" w:hAnsi="Cambria Math"/>
-          <w:sz w:val="24"/>
-        </w:rPr>
-        <w:t>2)|</w:t>
-      </w:r>
-      <w:proofErr w:type="gramEnd"/>
-      <w:r>
-        <w:rPr>
-          <w:rFonts w:ascii="Cambria Math" w:hAnsi="Cambria Math"/>
-          <w:sz w:val="24"/>
-        </w:rPr>
-        <w:t>|w||² + CΣξᵢ</w:t>
-      </w:r>
-    </w:p>
-    <w:p>
-      <w:pPr>
-        <w:jc w:val="center"/>
-      </w:pPr>
-      <w:r>
-        <w:rPr>
-          <w:rFonts w:ascii="Cambria Math" w:hAnsi="Cambria Math"/>
-          <w:sz w:val="24"/>
-        </w:rPr>
-        <w:t xml:space="preserve">Soft-margin constraint:  </w:t>
-      </w:r>
-      <w:proofErr w:type="gramStart"/>
-      <w:r>
-        <w:rPr>
-          <w:rFonts w:ascii="Cambria Math" w:hAnsi="Cambria Math"/>
-          <w:sz w:val="24"/>
-        </w:rPr>
-        <w:t>yᵢ(</w:t>
-      </w:r>
-      <w:proofErr w:type="spellStart"/>
-      <w:proofErr w:type="gramEnd"/>
-      <w:r>
-        <w:rPr>
-          <w:rFonts w:ascii="Cambria Math" w:hAnsi="Cambria Math"/>
-          <w:sz w:val="24"/>
-        </w:rPr>
-        <w:t>wᵀx</w:t>
-      </w:r>
-      <w:proofErr w:type="spellEnd"/>
-      <w:r>
-        <w:rPr>
-          <w:rFonts w:ascii="Cambria Math" w:hAnsi="Cambria Math"/>
-          <w:sz w:val="24"/>
-        </w:rPr>
-        <w:t>ᵢ + b) ≥ 1 – ξᵢ</w:t>
-      </w:r>
-    </w:p>
-    <w:p>
-      <w:pPr>
-        <w:jc w:val="center"/>
-      </w:pPr>
-      <w:r>
-        <w:rPr>
-          <w:rFonts w:ascii="Cambria Math" w:hAnsi="Cambria Math"/>
-          <w:sz w:val="24"/>
-        </w:rPr>
-        <w:t>Slack constraint:  ξᵢ ≥ 0</w:t>
-      </w:r>
-    </w:p>
-    <w:p>
-      <w:pPr>
-        <w:jc w:val="center"/>
-      </w:pPr>
-      <w:r>
-        <w:rPr>
-          <w:rFonts w:ascii="Cambria Math" w:hAnsi="Cambria Math"/>
-          <w:sz w:val="24"/>
-        </w:rPr>
-        <w:t>Dual representation:  w = Σ [αᵢ</w:t>
-      </w:r>
-      <w:proofErr w:type="spellStart"/>
-      <w:r>
-        <w:rPr>
-          <w:rFonts w:ascii="Cambria Math" w:hAnsi="Cambria Math"/>
-          <w:sz w:val="24"/>
-        </w:rPr>
-        <w:t>yᵢx</w:t>
-      </w:r>
-      <w:proofErr w:type="spellEnd"/>
-      <w:r>
-        <w:rPr>
-          <w:rFonts w:ascii="Cambria Math" w:hAnsi="Cambria Math"/>
-          <w:sz w:val="24"/>
-        </w:rPr>
-        <w:t>ᵢ]</w:t>
-      </w:r>
-    </w:p>
-    <w:p>
-      <w:pPr>
-        <w:jc w:val="center"/>
-      </w:pPr>
-      <w:r>
-        <w:rPr>
-          <w:rFonts w:ascii="Cambria Math" w:hAnsi="Cambria Math"/>
-          <w:sz w:val="24"/>
-        </w:rPr>
-        <w:t>Kernel:  K(</w:t>
-      </w:r>
-      <w:proofErr w:type="spellStart"/>
-      <w:proofErr w:type="gramStart"/>
-      <w:r>
-        <w:rPr>
-          <w:rFonts w:ascii="Cambria Math" w:hAnsi="Cambria Math"/>
-          <w:sz w:val="24"/>
-        </w:rPr>
-        <w:t>xᵢ,x</w:t>
-      </w:r>
-      <w:proofErr w:type="spellEnd"/>
-      <w:r>
-        <w:rPr>
-          <w:rFonts w:ascii="Cambria Math" w:hAnsi="Cambria Math"/>
-          <w:sz w:val="24"/>
-        </w:rPr>
-        <w:t>ⱼ</w:t>
-      </w:r>
-      <w:proofErr w:type="gramEnd"/>
-      <w:r>
-        <w:rPr>
-          <w:rFonts w:ascii="Cambria Math" w:hAnsi="Cambria Math"/>
-          <w:sz w:val="24"/>
-        </w:rPr>
-        <w:t>) = φ(xᵢ)ᵀφ(xⱼ)</w:t>
-      </w:r>
-    </w:p>
-    <w:p>
-      <w:pPr>
-        <w:jc w:val="center"/>
-      </w:pPr>
-      <w:r>
-        <w:rPr>
-          <w:rFonts w:ascii="Cambria Math" w:hAnsi="Cambria Math"/>
-          <w:sz w:val="24"/>
-        </w:rPr>
-        <w:t xml:space="preserve">Kernel prediction:  Y = </w:t>
-      </w:r>
-      <w:proofErr w:type="gramStart"/>
-      <w:r>
-        <w:rPr>
-          <w:rFonts w:ascii="Cambria Math" w:hAnsi="Cambria Math"/>
-          <w:sz w:val="24"/>
-        </w:rPr>
-        <w:t>sign(</w:t>
-      </w:r>
-      <w:proofErr w:type="gramEnd"/>
-      <w:r>
-        <w:rPr>
-          <w:rFonts w:ascii="Cambria Math" w:hAnsi="Cambria Math"/>
-          <w:sz w:val="24"/>
-        </w:rPr>
-        <w:t>Σ [αᵢ</w:t>
-      </w:r>
-      <w:proofErr w:type="spellStart"/>
-      <w:r>
-        <w:rPr>
-          <w:rFonts w:ascii="Cambria Math" w:hAnsi="Cambria Math"/>
-          <w:sz w:val="24"/>
-        </w:rPr>
-        <w:t>yᵢK</w:t>
-      </w:r>
-      <w:proofErr w:type="spellEnd"/>
-      <w:r>
-        <w:rPr>
-          <w:rFonts w:ascii="Cambria Math" w:hAnsi="Cambria Math"/>
-          <w:sz w:val="24"/>
-        </w:rPr>
-        <w:t>(</w:t>
-      </w:r>
-      <w:proofErr w:type="gramStart"/>
-      <w:r>
-        <w:rPr>
-          <w:rFonts w:ascii="Cambria Math" w:hAnsi="Cambria Math"/>
-          <w:sz w:val="24"/>
-        </w:rPr>
-        <w:t>xᵢ,</w:t>
-      </w:r>
-      <w:proofErr w:type="spellStart"/>
-      <w:r>
-        <w:rPr>
-          <w:rFonts w:ascii="Cambria Math" w:hAnsi="Cambria Math"/>
-          <w:sz w:val="24"/>
-        </w:rPr>
-        <w:t>x</w:t>
-      </w:r>
-      <w:proofErr w:type="gramEnd"/>
-      <w:r>
-        <w:rPr>
-          <w:rFonts w:ascii="Cambria Math" w:hAnsi="Cambria Math"/>
-          <w:sz w:val="24"/>
-        </w:rPr>
-        <w:t>_test</w:t>
-      </w:r>
-      <w:proofErr w:type="spellEnd"/>
-      <w:r>
-        <w:rPr>
-          <w:rFonts w:ascii="Cambria Math" w:hAnsi="Cambria Math"/>
-          <w:sz w:val="24"/>
-        </w:rPr>
-        <w:t>)])</w:t>
+        <w:t>Kernel prediction:  Y = sign(Σ [αᵢyᵢK(xᵢ,x_test)])</w:t>
       </w:r>
     </w:p>
     <w:p>
@@ -7083,36 +6118,12 @@
     </w:p>
     <w:p>
       <w:r>
-        <w:t>• One-vs-All (</w:t>
-      </w:r>
-      <w:proofErr w:type="spellStart"/>
-      <w:r>
-        <w:t>OvA</w:t>
-      </w:r>
-      <w:proofErr w:type="spellEnd"/>
-      <w:r>
-        <w:t>), also called One-vs-Rest (</w:t>
-      </w:r>
-      <w:proofErr w:type="spellStart"/>
-      <w:r>
-        <w:t>OvR</w:t>
-      </w:r>
-      <w:proofErr w:type="spellEnd"/>
-      <w:r>
-        <w:t>)</w:t>
-      </w:r>
-    </w:p>
-    <w:p>
-      <w:r>
-        <w:t>• One-vs-One (</w:t>
-      </w:r>
-      <w:proofErr w:type="spellStart"/>
-      <w:r>
-        <w:t>OvO</w:t>
-      </w:r>
-      <w:proofErr w:type="spellEnd"/>
-      <w:r>
-        <w:t>)</w:t>
+        <w:t>• One-vs-All (OvA), also called One-vs-Rest (OvR)</w:t>
+      </w:r>
+    </w:p>
+    <w:p>
+      <w:r>
+        <w:t>• One-vs-One (OvO)</w:t>
       </w:r>
     </w:p>
     <w:p>
@@ -7121,23 +6132,7 @@
       </w:pPr>
       <w:r>
         <w:lastRenderedPageBreak/>
-        <w:t>4. One-vs-All (</w:t>
-      </w:r>
-      <w:proofErr w:type="spellStart"/>
-      <w:r>
-        <w:t>OvA</w:t>
-      </w:r>
-      <w:proofErr w:type="spellEnd"/>
-      <w:r>
-        <w:t xml:space="preserve"> / </w:t>
-      </w:r>
-      <w:proofErr w:type="spellStart"/>
-      <w:r>
-        <w:t>OvR</w:t>
-      </w:r>
-      <w:proofErr w:type="spellEnd"/>
-      <w:r>
-        <w:t>)</w:t>
+        <w:t>4. One-vs-All (OvA / OvR)</w:t>
       </w:r>
     </w:p>
     <w:p>
@@ -7189,15 +6184,7 @@
         <w:pStyle w:val="Heading1"/>
       </w:pPr>
       <w:r>
-        <w:t>5. One-vs-One (</w:t>
-      </w:r>
-      <w:proofErr w:type="spellStart"/>
-      <w:r>
-        <w:t>OvO</w:t>
-      </w:r>
-      <w:proofErr w:type="spellEnd"/>
-      <w:r>
-        <w:t>)</w:t>
+        <w:t>5. One-vs-One (OvO)</w:t>
       </w:r>
     </w:p>
     <w:p>
@@ -7272,15 +6259,7 @@
     </w:p>
     <w:p>
       <w:r>
-        <w:t xml:space="preserve">Suppose the shopkeeper measures </w:t>
-      </w:r>
-      <w:proofErr w:type="gramStart"/>
-      <w:r>
-        <w:t>features</w:t>
-      </w:r>
-      <w:proofErr w:type="gramEnd"/>
-      <w:r>
-        <w:t xml:space="preserve"> such as weight, color, size, and shape. The task is multiclass classification because there are three possible classes.</w:t>
+        <w:t>Suppose the shopkeeper measures features such as weight, color, size, and shape. The task is multiclass classification because there are three possible classes.</w:t>
       </w:r>
     </w:p>
     <w:p>
@@ -7288,21 +6267,7 @@
         <w:rPr>
           <w:b/>
         </w:rPr>
-        <w:t>One-vs-All (</w:t>
-      </w:r>
-      <w:proofErr w:type="spellStart"/>
-      <w:r>
-        <w:rPr>
-          <w:b/>
-        </w:rPr>
-        <w:t>OvA</w:t>
-      </w:r>
-      <w:proofErr w:type="spellEnd"/>
-      <w:r>
-        <w:rPr>
-          <w:b/>
-        </w:rPr>
-        <w:t>) in the fruit market:</w:t>
+        <w:t>One-vs-All (OvA) in the fruit market:</w:t>
       </w:r>
     </w:p>
     <w:p>
@@ -7323,15 +6288,7 @@
     </w:p>
     <w:p>
       <w:r>
-        <w:t xml:space="preserve">If a new fruit is given, all three classifiers evaluate it. For example, their scores might be: Apple = 0.20, Orange = 0.85, Banana = 0.35. The final prediction is Orange because the </w:t>
-      </w:r>
-      <w:proofErr w:type="gramStart"/>
-      <w:r>
-        <w:t>Orange</w:t>
-      </w:r>
-      <w:proofErr w:type="gramEnd"/>
-      <w:r>
-        <w:t xml:space="preserve"> classifier gives the strongest score.</w:t>
+        <w:t>If a new fruit is given, all three classifiers evaluate it. For example, their scores might be: Apple = 0.20, Orange = 0.85, Banana = 0.35. The final prediction is Orange because the Orange classifier gives the strongest score.</w:t>
       </w:r>
     </w:p>
     <w:p>
@@ -7339,21 +6296,7 @@
         <w:rPr>
           <w:b/>
         </w:rPr>
-        <w:t>One-vs-One (</w:t>
-      </w:r>
-      <w:proofErr w:type="spellStart"/>
-      <w:r>
-        <w:rPr>
-          <w:b/>
-        </w:rPr>
-        <w:t>OvO</w:t>
-      </w:r>
-      <w:proofErr w:type="spellEnd"/>
-      <w:r>
-        <w:rPr>
-          <w:b/>
-        </w:rPr>
-        <w:t>) in the fruit market:</w:t>
+        <w:t>One-vs-One (OvO) in the fruit market:</w:t>
       </w:r>
     </w:p>
     <w:p>
@@ -7386,21 +6329,8 @@
         <w:pStyle w:val="Heading1"/>
       </w:pPr>
       <w:r>
-        <w:t xml:space="preserve">7. </w:t>
-      </w:r>
-      <w:proofErr w:type="spellStart"/>
-      <w:r>
-        <w:t>OvA</w:t>
-      </w:r>
-      <w:proofErr w:type="spellEnd"/>
-      <w:r>
-        <w:t xml:space="preserve"> vs </w:t>
-      </w:r>
-      <w:proofErr w:type="spellStart"/>
-      <w:r>
-        <w:t>OvO</w:t>
-      </w:r>
-      <w:proofErr w:type="spellEnd"/>
+        <w:t>7. OvA vs OvO</w:t>
+      </w:r>
     </w:p>
     <w:tbl>
       <w:tblPr>
@@ -7619,13 +6549,8 @@
             <w:hideMark/>
           </w:tcPr>
           <w:p>
-            <w:proofErr w:type="gramStart"/>
-            <w:r>
-              <w:t>Usually</w:t>
-            </w:r>
-            <w:proofErr w:type="gramEnd"/>
-            <w:r>
-              <w:t xml:space="preserve"> majority voting</w:t>
+            <w:r>
+              <w:t>Usually majority voting</w:t>
             </w:r>
           </w:p>
         </w:tc>
@@ -7747,86 +6672,22 @@
     </w:p>
     <w:p>
       <w:r>
-        <w:t xml:space="preserve">K = 3: </w:t>
-      </w:r>
-      <w:proofErr w:type="spellStart"/>
-      <w:r>
-        <w:t>OvA</w:t>
-      </w:r>
-      <w:proofErr w:type="spellEnd"/>
-      <w:r>
-        <w:t xml:space="preserve"> = 3 classifiers; </w:t>
-      </w:r>
-      <w:proofErr w:type="spellStart"/>
-      <w:r>
-        <w:t>OvO</w:t>
-      </w:r>
-      <w:proofErr w:type="spellEnd"/>
-      <w:r>
-        <w:t xml:space="preserve"> = 3 classifiers.</w:t>
-      </w:r>
-    </w:p>
-    <w:p>
-      <w:r>
-        <w:t xml:space="preserve">K = 4: </w:t>
-      </w:r>
-      <w:proofErr w:type="spellStart"/>
-      <w:r>
-        <w:t>OvA</w:t>
-      </w:r>
-      <w:proofErr w:type="spellEnd"/>
-      <w:r>
-        <w:t xml:space="preserve"> = 4 classifiers; </w:t>
-      </w:r>
-      <w:proofErr w:type="spellStart"/>
-      <w:r>
-        <w:t>OvO</w:t>
-      </w:r>
-      <w:proofErr w:type="spellEnd"/>
-      <w:r>
-        <w:t xml:space="preserve"> = 6 classifiers.</w:t>
-      </w:r>
-    </w:p>
-    <w:p>
-      <w:r>
-        <w:t xml:space="preserve">K = 5: </w:t>
-      </w:r>
-      <w:proofErr w:type="spellStart"/>
-      <w:r>
-        <w:t>OvA</w:t>
-      </w:r>
-      <w:proofErr w:type="spellEnd"/>
-      <w:r>
-        <w:t xml:space="preserve"> = 5 classifiers; </w:t>
-      </w:r>
-      <w:proofErr w:type="spellStart"/>
-      <w:r>
-        <w:t>OvO</w:t>
-      </w:r>
-      <w:proofErr w:type="spellEnd"/>
-      <w:r>
-        <w:t xml:space="preserve"> = 10 classifiers.</w:t>
-      </w:r>
-    </w:p>
-    <w:p>
-      <w:r>
-        <w:t xml:space="preserve">K = 10: </w:t>
-      </w:r>
-      <w:proofErr w:type="spellStart"/>
-      <w:r>
-        <w:t>OvA</w:t>
-      </w:r>
-      <w:proofErr w:type="spellEnd"/>
-      <w:r>
-        <w:t xml:space="preserve"> = 10 classifiers; </w:t>
-      </w:r>
-      <w:proofErr w:type="spellStart"/>
-      <w:r>
-        <w:t>OvO</w:t>
-      </w:r>
-      <w:proofErr w:type="spellEnd"/>
-      <w:r>
-        <w:t xml:space="preserve"> = 45 classifiers.</w:t>
+        <w:t>K = 3: OvA = 3 classifiers; OvO = 3 classifiers.</w:t>
+      </w:r>
+    </w:p>
+    <w:p>
+      <w:r>
+        <w:t>K = 4: OvA = 4 classifiers; OvO = 6 classifiers.</w:t>
+      </w:r>
+    </w:p>
+    <w:p>
+      <w:r>
+        <w:t>K = 5: OvA = 5 classifiers; OvO = 10 classifiers.</w:t>
+      </w:r>
+    </w:p>
+    <w:p>
+      <w:r>
+        <w:t>K = 10: OvA = 10 classifiers; OvO = 45 classifiers.</w:t>
       </w:r>
     </w:p>
     <w:p>
@@ -7848,23 +6709,7 @@
         <w:pStyle w:val="ListBullet"/>
       </w:pPr>
       <w:r>
-        <w:t xml:space="preserve">Multiclass SVM can be constructed using multiple binary SVM classifiers, such as </w:t>
-      </w:r>
-      <w:proofErr w:type="spellStart"/>
-      <w:r>
-        <w:t>OvA</w:t>
-      </w:r>
-      <w:proofErr w:type="spellEnd"/>
-      <w:r>
-        <w:t xml:space="preserve"> or </w:t>
-      </w:r>
-      <w:proofErr w:type="spellStart"/>
-      <w:r>
-        <w:t>OvO</w:t>
-      </w:r>
-      <w:proofErr w:type="spellEnd"/>
-      <w:r>
-        <w:t>.</w:t>
+        <w:t>Multiclass SVM can be constructed using multiple binary SVM classifiers, such as OvA or OvO.</w:t>
       </w:r>
     </w:p>
     <w:p>
@@ -7872,15 +6717,7 @@
         <w:pStyle w:val="ListBullet"/>
       </w:pPr>
       <w:r>
-        <w:t xml:space="preserve">Similarly, binary Logistic Regression classifiers can be organized using an </w:t>
-      </w:r>
-      <w:proofErr w:type="spellStart"/>
-      <w:r>
-        <w:t>OvA</w:t>
-      </w:r>
-      <w:proofErr w:type="spellEnd"/>
-      <w:r>
-        <w:t>-style approach.</w:t>
+        <w:t>Similarly, binary Logistic Regression classifiers can be organized using an OvA-style approach.</w:t>
       </w:r>
     </w:p>
     <w:p>
@@ -7903,65 +6740,40 @@
       <w:pPr>
         <w:pStyle w:val="ListBullet"/>
       </w:pPr>
-      <w:proofErr w:type="spellStart"/>
-      <w:r>
-        <w:t>OvA</w:t>
-      </w:r>
-      <w:proofErr w:type="spellEnd"/>
-      <w:r>
-        <w:t xml:space="preserve"> = One class AGAINST ALL → K classes → K classifiers.</w:t>
+      <w:r>
+        <w:t>OvA = One class AGAINST ALL → K classes → K classifiers.</w:t>
       </w:r>
     </w:p>
     <w:p>
       <w:pPr>
         <w:pStyle w:val="ListBullet"/>
       </w:pPr>
-      <w:proofErr w:type="spellStart"/>
-      <w:r>
-        <w:t>OvO</w:t>
-      </w:r>
-      <w:proofErr w:type="spellEnd"/>
-      <w:r>
-        <w:t xml:space="preserve"> = One class AGAINST ONE → every pair → K × (K − 1) / 2 classifiers.</w:t>
+      <w:r>
+        <w:t>OvO = One class AGAINST ONE → every pair → K × (K − 1) / 2 classifiers.</w:t>
       </w:r>
     </w:p>
     <w:p>
       <w:pPr>
         <w:pStyle w:val="ListBullet"/>
       </w:pPr>
-      <w:proofErr w:type="spellStart"/>
-      <w:r>
-        <w:t>OvA</w:t>
-      </w:r>
-      <w:proofErr w:type="spellEnd"/>
-      <w:r>
-        <w:t xml:space="preserve"> → one classifier per class.</w:t>
+      <w:r>
+        <w:t>OvA → one classifier per class.</w:t>
       </w:r>
     </w:p>
     <w:p>
       <w:pPr>
         <w:pStyle w:val="ListBullet"/>
       </w:pPr>
-      <w:proofErr w:type="spellStart"/>
-      <w:r>
-        <w:t>OvO</w:t>
-      </w:r>
-      <w:proofErr w:type="spellEnd"/>
-      <w:r>
-        <w:t xml:space="preserve"> → one classifier per pair.</w:t>
+      <w:r>
+        <w:t>OvO → one classifier per pair.</w:t>
       </w:r>
     </w:p>
     <w:p>
       <w:pPr>
         <w:pStyle w:val="ListBullet"/>
       </w:pPr>
-      <w:proofErr w:type="spellStart"/>
-      <w:r>
-        <w:t>OvO</w:t>
-      </w:r>
-      <w:proofErr w:type="spellEnd"/>
-      <w:r>
-        <w:t xml:space="preserve"> commonly uses majority voting.</w:t>
+      <w:r>
+        <w:t>OvO commonly uses majority voting.</w:t>
       </w:r>
     </w:p>
     <w:p>
@@ -7985,15 +6797,7 @@
         <w:pStyle w:val="ListBullet"/>
       </w:pPr>
       <w:r>
-        <w:t xml:space="preserve">For K = 4, </w:t>
-      </w:r>
-      <w:proofErr w:type="spellStart"/>
-      <w:r>
-        <w:t>OvA</w:t>
-      </w:r>
-      <w:proofErr w:type="spellEnd"/>
-      <w:r>
-        <w:t xml:space="preserve"> uses 4 classifiers, NOT 6.</w:t>
+        <w:t>For K = 4, OvA uses 4 classifiers, NOT 6.</w:t>
       </w:r>
     </w:p>
     <w:p>
@@ -8001,41 +6805,23 @@
         <w:pStyle w:val="ListBullet"/>
       </w:pPr>
       <w:r>
-        <w:t xml:space="preserve">For K = 4, </w:t>
-      </w:r>
-      <w:proofErr w:type="spellStart"/>
-      <w:r>
-        <w:t>OvO</w:t>
-      </w:r>
-      <w:proofErr w:type="spellEnd"/>
-      <w:r>
-        <w:t xml:space="preserve"> uses 6 classifiers, NOT 4.</w:t>
+        <w:t>For K = 4, OvO uses 6 classifiers, NOT 4.</w:t>
       </w:r>
     </w:p>
     <w:p>
       <w:pPr>
         <w:pStyle w:val="ListBullet"/>
       </w:pPr>
-      <w:proofErr w:type="spellStart"/>
-      <w:r>
-        <w:t>OvA</w:t>
-      </w:r>
-      <w:proofErr w:type="spellEnd"/>
-      <w:r>
-        <w:t xml:space="preserve"> does not compare every pair of classes.</w:t>
+      <w:r>
+        <w:t>OvA does not compare every pair of classes.</w:t>
       </w:r>
     </w:p>
     <w:p>
       <w:pPr>
         <w:pStyle w:val="ListBullet"/>
       </w:pPr>
-      <w:proofErr w:type="spellStart"/>
-      <w:r>
-        <w:t>OvO</w:t>
-      </w:r>
-      <w:proofErr w:type="spellEnd"/>
-      <w:r>
-        <w:t xml:space="preserve"> does not compare one class against all other classes at once.</w:t>
+      <w:r>
+        <w:t>OvO does not compare one class against all other classes at once.</w:t>
       </w:r>
     </w:p>
     <w:p>
@@ -8043,15 +6829,7 @@
         <w:pStyle w:val="ListBullet"/>
       </w:pPr>
       <w:r>
-        <w:t xml:space="preserve">In </w:t>
-      </w:r>
-      <w:proofErr w:type="spellStart"/>
-      <w:r>
-        <w:t>OvA</w:t>
-      </w:r>
-      <w:proofErr w:type="spellEnd"/>
-      <w:r>
-        <w:t>, 'all' means the remaining classes are grouped together.</w:t>
+        <w:t>In OvA, 'all' means the remaining classes are grouped together.</w:t>
       </w:r>
     </w:p>
     <w:p>
@@ -8059,15 +6837,7 @@
         <w:pStyle w:val="ListBullet"/>
       </w:pPr>
       <w:r>
-        <w:t xml:space="preserve">In </w:t>
-      </w:r>
-      <w:proofErr w:type="spellStart"/>
-      <w:r>
-        <w:t>OvO</w:t>
-      </w:r>
-      <w:proofErr w:type="spellEnd"/>
-      <w:r>
-        <w:t>, each classifier is trained using only one pair of classes.</w:t>
+        <w:t>In OvO, each classifier is trained using only one pair of classes.</w:t>
       </w:r>
     </w:p>
     <w:p>
@@ -8102,62 +6872,6755 @@
         <w:rPr>
           <w:b/>
         </w:rPr>
-        <w:t>One-vs-All (</w:t>
-      </w:r>
-      <w:proofErr w:type="spellStart"/>
+        <w:t xml:space="preserve">One-vs-All (OvA): </w:t>
+      </w:r>
+      <w:r>
+        <w:t>Build one binary classifier for each class, separating it from all other classes.</w:t>
+      </w:r>
+    </w:p>
+    <w:p>
       <w:r>
         <w:rPr>
           <w:b/>
         </w:rPr>
-        <w:t>OvA</w:t>
-      </w:r>
-      <w:proofErr w:type="spellEnd"/>
+        <w:t xml:space="preserve">One-vs-One (OvO): </w:t>
+      </w:r>
+      <w:r>
+        <w:t>Build one binary classifier for every pair of classes.</w:t>
+      </w:r>
+    </w:p>
+    <w:p>
       <w:r>
         <w:rPr>
           <w:b/>
         </w:rPr>
-        <w:t xml:space="preserve">): </w:t>
-      </w:r>
-      <w:r>
-        <w:t>Build one binary classifier for each class, separating it from all other classes.</w:t>
-      </w:r>
-    </w:p>
-    <w:p>
-      <w:r>
-        <w:rPr>
+        <w:t xml:space="preserve">Multiple Classifiers: </w:t>
+      </w:r>
+      <w:r>
+        <w:t>Use several binary classifiers and combine their outputs to produce the final multiclass prediction.</w:t>
+      </w:r>
+    </w:p>
+    <w:p>
+      <w:pPr>
+        <w:pBdr>
+          <w:bottom w:val="single" w:sz="8" w:space="4" w:color="4F81BD" w:themeColor="accent1"/>
+        </w:pBdr>
+        <w:spacing w:after="300" w:line="240" w:lineRule="auto"/>
+        <w:contextualSpacing/>
+        <w:rPr>
+          <w:rFonts w:asciiTheme="majorHAnsi" w:eastAsiaTheme="majorEastAsia" w:hAnsiTheme="majorHAnsi" w:cstheme="majorBidi"/>
+          <w:color w:val="17365D" w:themeColor="text2" w:themeShade="BF"/>
+          <w:spacing w:val="5"/>
+          <w:kern w:val="28"/>
+          <w:sz w:val="52"/>
+          <w:szCs w:val="52"/>
+        </w:rPr>
+      </w:pPr>
+      <w:r>
+        <w:rPr>
+          <w:rFonts w:asciiTheme="majorHAnsi" w:eastAsiaTheme="majorEastAsia" w:hAnsiTheme="majorHAnsi" w:cstheme="majorBidi"/>
+          <w:color w:val="17365D" w:themeColor="text2" w:themeShade="BF"/>
+          <w:spacing w:val="5"/>
+          <w:kern w:val="28"/>
+          <w:sz w:val="52"/>
+          <w:szCs w:val="52"/>
+        </w:rPr>
+        <w:lastRenderedPageBreak/>
+        <w:t>Ensemble Learning, Voting, Bagging &amp; Boosting</w:t>
+      </w:r>
+    </w:p>
+    <w:p>
+      <w:pPr>
+        <w:rPr>
+          <w:rFonts w:eastAsiaTheme="minorEastAsia"/>
+        </w:rPr>
+      </w:pPr>
+      <w:r>
+        <w:rPr>
+          <w:rFonts w:eastAsiaTheme="minorEastAsia"/>
+        </w:rPr>
+        <w:t>IIT Kharagpur – Lecture 4 | Professor Adway Mitra</w:t>
+      </w:r>
+    </w:p>
+    <w:p>
+      <w:pPr>
+        <w:keepNext/>
+        <w:keepLines/>
+        <w:spacing w:before="480" w:after="0"/>
+        <w:outlineLvl w:val="0"/>
+        <w:rPr>
+          <w:rFonts w:asciiTheme="majorHAnsi" w:eastAsiaTheme="majorEastAsia" w:hAnsiTheme="majorHAnsi" w:cstheme="majorBidi"/>
           <w:b/>
-        </w:rPr>
-        <w:t>One-vs-One (</w:t>
-      </w:r>
-      <w:proofErr w:type="spellStart"/>
-      <w:r>
-        <w:rPr>
+          <w:bCs/>
+          <w:color w:val="365F91" w:themeColor="accent1" w:themeShade="BF"/>
+          <w:sz w:val="28"/>
+          <w:szCs w:val="28"/>
+        </w:rPr>
+      </w:pPr>
+      <w:r>
+        <w:rPr>
+          <w:rFonts w:asciiTheme="majorHAnsi" w:eastAsiaTheme="majorEastAsia" w:hAnsiTheme="majorHAnsi" w:cstheme="majorBidi"/>
           <w:b/>
-        </w:rPr>
-        <w:t>OvO</w:t>
-      </w:r>
-      <w:proofErr w:type="spellEnd"/>
-      <w:r>
-        <w:rPr>
+          <w:bCs/>
+          <w:color w:val="365F91" w:themeColor="accent1" w:themeShade="BF"/>
+          <w:sz w:val="28"/>
+          <w:szCs w:val="28"/>
+        </w:rPr>
+        <w:t>1. The Story of the Lecture</w:t>
+      </w:r>
+    </w:p>
+    <w:p>
+      <w:pPr>
+        <w:rPr>
+          <w:rFonts w:eastAsiaTheme="minorEastAsia"/>
+        </w:rPr>
+      </w:pPr>
+      <w:r>
+        <w:rPr>
+          <w:rFonts w:eastAsiaTheme="minorEastAsia"/>
+        </w:rPr>
+        <w:t>Supervised Learning → Multiple Models → Ensemble Learning → Multiclass Classification → Voting → Bias &amp; Variance → Bias-Variance Tradeoff → Bagging → Feature Bagging → Random Forest → Boosting → Gradient-Boosted Regression Trees → Class Imbalance.</w:t>
+      </w:r>
+    </w:p>
+    <w:p>
+      <w:pPr>
+        <w:keepNext/>
+        <w:keepLines/>
+        <w:spacing w:before="480" w:after="0"/>
+        <w:outlineLvl w:val="0"/>
+        <w:rPr>
+          <w:rFonts w:asciiTheme="majorHAnsi" w:eastAsiaTheme="majorEastAsia" w:hAnsiTheme="majorHAnsi" w:cstheme="majorBidi"/>
           <w:b/>
-        </w:rPr>
-        <w:t xml:space="preserve">): </w:t>
-      </w:r>
-      <w:r>
-        <w:t>Build one binary classifier for every pair of classes.</w:t>
-      </w:r>
-    </w:p>
-    <w:p>
-      <w:r>
-        <w:rPr>
+          <w:bCs/>
+          <w:color w:val="365F91" w:themeColor="accent1" w:themeShade="BF"/>
+          <w:sz w:val="28"/>
+          <w:szCs w:val="28"/>
+        </w:rPr>
+      </w:pPr>
+      <w:r>
+        <w:rPr>
+          <w:rFonts w:asciiTheme="majorHAnsi" w:eastAsiaTheme="majorEastAsia" w:hAnsiTheme="majorHAnsi" w:cstheme="majorBidi"/>
           <w:b/>
-        </w:rPr>
-        <w:t xml:space="preserve">Multiple Classifiers: </w:t>
-      </w:r>
-      <w:r>
-        <w:t>Use several binary classifiers and combine their outputs to produce the final multiclass prediction.</w:t>
-      </w:r>
-    </w:p>
+          <w:bCs/>
+          <w:color w:val="365F91" w:themeColor="accent1" w:themeShade="BF"/>
+          <w:sz w:val="28"/>
+          <w:szCs w:val="28"/>
+        </w:rPr>
+        <w:t>2. Ensemble Learning</w:t>
+      </w:r>
+    </w:p>
+    <w:p>
+      <w:pPr>
+        <w:rPr>
+          <w:rFonts w:eastAsiaTheme="minorEastAsia"/>
+        </w:rPr>
+      </w:pPr>
+      <w:r>
+        <w:rPr>
+          <w:rFonts w:eastAsiaTheme="minorEastAsia"/>
+        </w:rPr>
+        <w:t>Instead of relying on one learned model, train multiple models and combine their predictions to obtain a final prediction.</w:t>
+      </w:r>
+    </w:p>
+    <w:p>
+      <w:pPr>
+        <w:rPr>
+          <w:rFonts w:eastAsiaTheme="minorEastAsia"/>
+        </w:rPr>
+      </w:pPr>
+      <w:r>
+        <w:rPr>
+          <w:rFonts w:eastAsiaTheme="minorEastAsia"/>
+          <w:b/>
+        </w:rPr>
+        <w:t>Y = f(X)</w:t>
+      </w:r>
+    </w:p>
+    <w:p>
+      <w:pPr>
+        <w:rPr>
+          <w:rFonts w:eastAsiaTheme="minorEastAsia"/>
+        </w:rPr>
+      </w:pPr>
+      <w:r>
+        <w:rPr>
+          <w:rFonts w:eastAsiaTheme="minorEastAsia"/>
+        </w:rPr>
+        <w:t>With an ensemble, several models may produce:</w:t>
+      </w:r>
+    </w:p>
+    <w:p>
+      <w:pPr>
+        <w:rPr>
+          <w:rFonts w:eastAsiaTheme="minorEastAsia"/>
+        </w:rPr>
+      </w:pPr>
+      <w:r>
+        <w:rPr>
+          <w:rFonts w:eastAsiaTheme="minorEastAsia"/>
+          <w:b/>
+        </w:rPr>
+        <w:t>f₁(X), f₂(X), …, fₖ(X)</w:t>
+      </w:r>
+    </w:p>
+    <w:p>
+      <w:pPr>
+        <w:tabs>
+          <w:tab w:val="num" w:pos="360"/>
+        </w:tabs>
+        <w:ind w:left="360" w:hanging="360"/>
+        <w:contextualSpacing/>
+        <w:rPr>
+          <w:rFonts w:eastAsiaTheme="minorEastAsia"/>
+        </w:rPr>
+      </w:pPr>
+      <w:r>
+        <w:rPr>
+          <w:rFonts w:eastAsiaTheme="minorEastAsia"/>
+        </w:rPr>
+        <w:t>Different models may be trained on different datasets or feature subsets.</w:t>
+      </w:r>
+    </w:p>
+    <w:p>
+      <w:pPr>
+        <w:tabs>
+          <w:tab w:val="num" w:pos="360"/>
+        </w:tabs>
+        <w:ind w:left="360" w:hanging="360"/>
+        <w:contextualSpacing/>
+        <w:rPr>
+          <w:rFonts w:eastAsiaTheme="minorEastAsia"/>
+        </w:rPr>
+      </w:pPr>
+      <w:r>
+        <w:rPr>
+          <w:rFonts w:eastAsiaTheme="minorEastAsia"/>
+        </w:rPr>
+        <w:t>The individual predictions are combined into one final answer.</w:t>
+      </w:r>
+    </w:p>
+    <w:p>
+      <w:pPr>
+        <w:tabs>
+          <w:tab w:val="num" w:pos="360"/>
+        </w:tabs>
+        <w:ind w:left="360" w:hanging="360"/>
+        <w:contextualSpacing/>
+        <w:rPr>
+          <w:rFonts w:eastAsiaTheme="minorEastAsia"/>
+        </w:rPr>
+      </w:pPr>
+      <w:r>
+        <w:rPr>
+          <w:rFonts w:eastAsiaTheme="minorEastAsia"/>
+        </w:rPr>
+        <w:t>Main intuition: several imperfect models can collectively give a more reliable answer.</w:t>
+      </w:r>
+    </w:p>
+    <w:p>
+      <w:pPr>
+        <w:keepNext/>
+        <w:keepLines/>
+        <w:spacing w:before="480" w:after="0"/>
+        <w:outlineLvl w:val="0"/>
+        <w:rPr>
+          <w:rFonts w:asciiTheme="majorHAnsi" w:eastAsiaTheme="majorEastAsia" w:hAnsiTheme="majorHAnsi" w:cstheme="majorBidi"/>
+          <w:b/>
+          <w:bCs/>
+          <w:color w:val="365F91" w:themeColor="accent1" w:themeShade="BF"/>
+          <w:sz w:val="28"/>
+          <w:szCs w:val="28"/>
+        </w:rPr>
+      </w:pPr>
+      <w:r>
+        <w:rPr>
+          <w:rFonts w:asciiTheme="majorHAnsi" w:eastAsiaTheme="majorEastAsia" w:hAnsiTheme="majorHAnsi" w:cstheme="majorBidi"/>
+          <w:b/>
+          <w:bCs/>
+          <w:color w:val="365F91" w:themeColor="accent1" w:themeShade="BF"/>
+          <w:sz w:val="28"/>
+          <w:szCs w:val="28"/>
+        </w:rPr>
+        <w:t>3. Multiclass Classification Connection</w:t>
+      </w:r>
+    </w:p>
+    <w:p>
+      <w:pPr>
+        <w:rPr>
+          <w:rFonts w:eastAsiaTheme="minorEastAsia"/>
+        </w:rPr>
+      </w:pPr>
+      <w:r>
+        <w:rPr>
+          <w:rFonts w:eastAsiaTheme="minorEastAsia"/>
+        </w:rPr>
+        <w:t>A basic linear classifier creates two half-spaces, so it naturally handles binary classification. For K classes, multiple binary classifiers can be built.</w:t>
+      </w:r>
+    </w:p>
+    <w:p>
+      <w:pPr>
+        <w:keepNext/>
+        <w:keepLines/>
+        <w:spacing w:before="200" w:after="0"/>
+        <w:outlineLvl w:val="1"/>
+        <w:rPr>
+          <w:rFonts w:asciiTheme="majorHAnsi" w:eastAsiaTheme="majorEastAsia" w:hAnsiTheme="majorHAnsi" w:cstheme="majorBidi"/>
+          <w:b/>
+          <w:bCs/>
+          <w:color w:val="4F81BD" w:themeColor="accent1"/>
+          <w:sz w:val="26"/>
+          <w:szCs w:val="26"/>
+        </w:rPr>
+      </w:pPr>
+      <w:r>
+        <w:rPr>
+          <w:rFonts w:asciiTheme="majorHAnsi" w:eastAsiaTheme="majorEastAsia" w:hAnsiTheme="majorHAnsi" w:cstheme="majorBidi"/>
+          <w:b/>
+          <w:bCs/>
+          <w:color w:val="4F81BD" w:themeColor="accent1"/>
+          <w:sz w:val="26"/>
+          <w:szCs w:val="26"/>
+        </w:rPr>
+        <w:t>One-vs-One</w:t>
+      </w:r>
+    </w:p>
+    <w:p>
+      <w:pPr>
+        <w:tabs>
+          <w:tab w:val="num" w:pos="360"/>
+        </w:tabs>
+        <w:ind w:left="360" w:hanging="360"/>
+        <w:contextualSpacing/>
+        <w:rPr>
+          <w:rFonts w:eastAsiaTheme="minorEastAsia"/>
+        </w:rPr>
+      </w:pPr>
+      <w:r>
+        <w:rPr>
+          <w:rFonts w:eastAsiaTheme="minorEastAsia"/>
+        </w:rPr>
+        <w:t>Take two classes and disregard the rest.</w:t>
+      </w:r>
+    </w:p>
+    <w:p>
+      <w:pPr>
+        <w:tabs>
+          <w:tab w:val="num" w:pos="360"/>
+        </w:tabs>
+        <w:ind w:left="360" w:hanging="360"/>
+        <w:contextualSpacing/>
+        <w:rPr>
+          <w:rFonts w:eastAsiaTheme="minorEastAsia"/>
+        </w:rPr>
+      </w:pPr>
+      <w:r>
+        <w:rPr>
+          <w:rFonts w:eastAsiaTheme="minorEastAsia"/>
+        </w:rPr>
+        <w:t>One class is +1 and the other is −1.</w:t>
+      </w:r>
+    </w:p>
+    <w:p>
+      <w:pPr>
+        <w:tabs>
+          <w:tab w:val="num" w:pos="360"/>
+        </w:tabs>
+        <w:ind w:left="360" w:hanging="360"/>
+        <w:contextualSpacing/>
+        <w:rPr>
+          <w:rFonts w:eastAsiaTheme="minorEastAsia"/>
+        </w:rPr>
+      </w:pPr>
+      <w:r>
+        <w:rPr>
+          <w:rFonts w:eastAsiaTheme="minorEastAsia"/>
+        </w:rPr>
+        <w:t>Use a binary classifier such as the Perceptron.</w:t>
+      </w:r>
+    </w:p>
+    <w:p>
+      <w:pPr>
+        <w:tabs>
+          <w:tab w:val="num" w:pos="360"/>
+        </w:tabs>
+        <w:ind w:left="360" w:hanging="360"/>
+        <w:contextualSpacing/>
+        <w:rPr>
+          <w:rFonts w:eastAsiaTheme="minorEastAsia"/>
+        </w:rPr>
+      </w:pPr>
+      <w:r>
+        <w:rPr>
+          <w:rFonts w:eastAsiaTheme="minorEastAsia"/>
+        </w:rPr>
+        <w:t>Repeat for every pair.</w:t>
+      </w:r>
+    </w:p>
+    <w:p>
+      <w:pPr>
+        <w:rPr>
+          <w:rFonts w:eastAsiaTheme="minorEastAsia"/>
+        </w:rPr>
+      </w:pPr>
+      <w:r>
+        <w:rPr>
+          <w:rFonts w:eastAsiaTheme="minorEastAsia"/>
+          <w:b/>
+        </w:rPr>
+        <w:t>Number of classifiers = K × (K − 1) / 2</w:t>
+      </w:r>
+    </w:p>
+    <w:p>
+      <w:pPr>
+        <w:rPr>
+          <w:rFonts w:eastAsiaTheme="minorEastAsia"/>
+        </w:rPr>
+      </w:pPr>
+      <w:r>
+        <w:rPr>
+          <w:rFonts w:eastAsiaTheme="minorEastAsia"/>
+        </w:rPr>
+        <w:t>For a new point, classify it with every pairwise classifier and take a vote.</w:t>
+      </w:r>
+    </w:p>
+    <w:p>
+      <w:pPr>
+        <w:keepNext/>
+        <w:keepLines/>
+        <w:spacing w:before="200" w:after="0"/>
+        <w:outlineLvl w:val="1"/>
+        <w:rPr>
+          <w:rFonts w:asciiTheme="majorHAnsi" w:eastAsiaTheme="majorEastAsia" w:hAnsiTheme="majorHAnsi" w:cstheme="majorBidi"/>
+          <w:b/>
+          <w:bCs/>
+          <w:color w:val="4F81BD" w:themeColor="accent1"/>
+          <w:sz w:val="26"/>
+          <w:szCs w:val="26"/>
+        </w:rPr>
+      </w:pPr>
+      <w:r>
+        <w:rPr>
+          <w:rFonts w:asciiTheme="majorHAnsi" w:eastAsiaTheme="majorEastAsia" w:hAnsiTheme="majorHAnsi" w:cstheme="majorBidi"/>
+          <w:b/>
+          <w:bCs/>
+          <w:color w:val="4F81BD" w:themeColor="accent1"/>
+          <w:sz w:val="26"/>
+          <w:szCs w:val="26"/>
+        </w:rPr>
+        <w:t>One-vs-All</w:t>
+      </w:r>
+    </w:p>
+    <w:p>
+      <w:pPr>
+        <w:tabs>
+          <w:tab w:val="num" w:pos="360"/>
+        </w:tabs>
+        <w:ind w:left="360" w:hanging="360"/>
+        <w:contextualSpacing/>
+        <w:rPr>
+          <w:rFonts w:eastAsiaTheme="minorEastAsia"/>
+        </w:rPr>
+      </w:pPr>
+      <w:r>
+        <w:rPr>
+          <w:rFonts w:eastAsiaTheme="minorEastAsia"/>
+        </w:rPr>
+        <w:t>Take one class as +1.</w:t>
+      </w:r>
+    </w:p>
+    <w:p>
+      <w:pPr>
+        <w:tabs>
+          <w:tab w:val="num" w:pos="360"/>
+        </w:tabs>
+        <w:ind w:left="360" w:hanging="360"/>
+        <w:contextualSpacing/>
+        <w:rPr>
+          <w:rFonts w:eastAsiaTheme="minorEastAsia"/>
+        </w:rPr>
+      </w:pPr>
+      <w:r>
+        <w:rPr>
+          <w:rFonts w:eastAsiaTheme="minorEastAsia"/>
+        </w:rPr>
+        <w:t>All other classes are −1.</w:t>
+      </w:r>
+    </w:p>
+    <w:p>
+      <w:pPr>
+        <w:tabs>
+          <w:tab w:val="num" w:pos="360"/>
+        </w:tabs>
+        <w:ind w:left="360" w:hanging="360"/>
+        <w:contextualSpacing/>
+        <w:rPr>
+          <w:rFonts w:eastAsiaTheme="minorEastAsia"/>
+        </w:rPr>
+      </w:pPr>
+      <w:r>
+        <w:rPr>
+          <w:rFonts w:eastAsiaTheme="minorEastAsia"/>
+        </w:rPr>
+        <w:lastRenderedPageBreak/>
+        <w:t>Train a binary classifier.</w:t>
+      </w:r>
+    </w:p>
+    <w:p>
+      <w:pPr>
+        <w:tabs>
+          <w:tab w:val="num" w:pos="360"/>
+        </w:tabs>
+        <w:ind w:left="360" w:hanging="360"/>
+        <w:contextualSpacing/>
+        <w:rPr>
+          <w:rFonts w:eastAsiaTheme="minorEastAsia"/>
+        </w:rPr>
+      </w:pPr>
+      <w:r>
+        <w:rPr>
+          <w:rFonts w:eastAsiaTheme="minorEastAsia"/>
+        </w:rPr>
+        <w:t>Repeat for every class.</w:t>
+      </w:r>
+    </w:p>
+    <w:p>
+      <w:pPr>
+        <w:rPr>
+          <w:rFonts w:eastAsiaTheme="minorEastAsia"/>
+        </w:rPr>
+      </w:pPr>
+      <w:r>
+        <w:rPr>
+          <w:rFonts w:eastAsiaTheme="minorEastAsia"/>
+          <w:b/>
+        </w:rPr>
+        <w:t>Number of classifiers = K</w:t>
+      </w:r>
+    </w:p>
+    <w:p>
+      <w:pPr>
+        <w:rPr>
+          <w:rFonts w:eastAsiaTheme="minorEastAsia"/>
+        </w:rPr>
+      </w:pPr>
+      <w:r>
+        <w:rPr>
+          <w:rFonts w:eastAsiaTheme="minorEastAsia"/>
+        </w:rPr>
+        <w:t>The ensemble outputs are combined to choose the final class.</w:t>
+      </w:r>
+    </w:p>
+    <w:p>
+      <w:pPr>
+        <w:keepNext/>
+        <w:keepLines/>
+        <w:spacing w:before="480" w:after="0"/>
+        <w:outlineLvl w:val="0"/>
+        <w:rPr>
+          <w:rFonts w:asciiTheme="majorHAnsi" w:eastAsiaTheme="majorEastAsia" w:hAnsiTheme="majorHAnsi" w:cstheme="majorBidi"/>
+          <w:b/>
+          <w:bCs/>
+          <w:color w:val="365F91" w:themeColor="accent1" w:themeShade="BF"/>
+          <w:sz w:val="28"/>
+          <w:szCs w:val="28"/>
+        </w:rPr>
+      </w:pPr>
+      <w:r>
+        <w:rPr>
+          <w:rFonts w:asciiTheme="majorHAnsi" w:eastAsiaTheme="majorEastAsia" w:hAnsiTheme="majorHAnsi" w:cstheme="majorBidi"/>
+          <w:b/>
+          <w:bCs/>
+          <w:color w:val="365F91" w:themeColor="accent1" w:themeShade="BF"/>
+          <w:sz w:val="28"/>
+          <w:szCs w:val="28"/>
+        </w:rPr>
+        <w:t>4. Voting</w:t>
+      </w:r>
+    </w:p>
+    <w:p>
+      <w:pPr>
+        <w:rPr>
+          <w:rFonts w:eastAsiaTheme="minorEastAsia"/>
+        </w:rPr>
+      </w:pPr>
+      <w:r>
+        <w:rPr>
+          <w:rFonts w:eastAsiaTheme="minorEastAsia"/>
+        </w:rPr>
+        <w:t>Different classifiers can produce different results for the same input. Voting is a way to choose a single final answer.</w:t>
+      </w:r>
+    </w:p>
+    <w:p>
+      <w:pPr>
+        <w:keepNext/>
+        <w:keepLines/>
+        <w:spacing w:before="200" w:after="0"/>
+        <w:outlineLvl w:val="1"/>
+        <w:rPr>
+          <w:rFonts w:asciiTheme="majorHAnsi" w:eastAsiaTheme="majorEastAsia" w:hAnsiTheme="majorHAnsi" w:cstheme="majorBidi"/>
+          <w:b/>
+          <w:bCs/>
+          <w:color w:val="4F81BD" w:themeColor="accent1"/>
+          <w:sz w:val="26"/>
+          <w:szCs w:val="26"/>
+        </w:rPr>
+      </w:pPr>
+      <w:r>
+        <w:rPr>
+          <w:rFonts w:asciiTheme="majorHAnsi" w:eastAsiaTheme="majorEastAsia" w:hAnsiTheme="majorHAnsi" w:cstheme="majorBidi"/>
+          <w:b/>
+          <w:bCs/>
+          <w:color w:val="4F81BD" w:themeColor="accent1"/>
+          <w:sz w:val="26"/>
+          <w:szCs w:val="26"/>
+        </w:rPr>
+        <w:t>Simple Voting</w:t>
+      </w:r>
+    </w:p>
+    <w:p>
+      <w:pPr>
+        <w:tabs>
+          <w:tab w:val="num" w:pos="360"/>
+        </w:tabs>
+        <w:ind w:left="360" w:hanging="360"/>
+        <w:contextualSpacing/>
+        <w:rPr>
+          <w:rFonts w:eastAsiaTheme="minorEastAsia"/>
+        </w:rPr>
+      </w:pPr>
+      <w:r>
+        <w:rPr>
+          <w:rFonts w:eastAsiaTheme="minorEastAsia"/>
+        </w:rPr>
+        <w:t>Every classifier has equal importance.</w:t>
+      </w:r>
+    </w:p>
+    <w:p>
+      <w:pPr>
+        <w:rPr>
+          <w:rFonts w:eastAsiaTheme="minorEastAsia"/>
+        </w:rPr>
+      </w:pPr>
+      <w:r>
+        <w:rPr>
+          <w:rFonts w:eastAsiaTheme="minorEastAsia"/>
+          <w:b/>
+        </w:rPr>
+        <w:t>Classification → Final prediction = mode of all predictions</w:t>
+      </w:r>
+    </w:p>
+    <w:p>
+      <w:pPr>
+        <w:rPr>
+          <w:rFonts w:eastAsiaTheme="minorEastAsia"/>
+        </w:rPr>
+      </w:pPr>
+      <w:r>
+        <w:rPr>
+          <w:rFonts w:eastAsiaTheme="minorEastAsia"/>
+          <w:b/>
+        </w:rPr>
+        <w:t>Regression → Final prediction = mean of all predictions</w:t>
+      </w:r>
+    </w:p>
+    <w:p>
+      <w:pPr>
+        <w:rPr>
+          <w:rFonts w:eastAsiaTheme="minorEastAsia"/>
+        </w:rPr>
+      </w:pPr>
+      <w:r>
+        <w:rPr>
+          <w:rFonts w:eastAsiaTheme="minorEastAsia"/>
+        </w:rPr>
+        <w:t>Example: predictions 1, 1, 2, 1, 3, 2 → Class 1 has 3 votes → final prediction = 1.</w:t>
+      </w:r>
+    </w:p>
+    <w:p>
+      <w:pPr>
+        <w:keepNext/>
+        <w:keepLines/>
+        <w:spacing w:before="480" w:after="0"/>
+        <w:outlineLvl w:val="0"/>
+        <w:rPr>
+          <w:rFonts w:asciiTheme="majorHAnsi" w:eastAsiaTheme="majorEastAsia" w:hAnsiTheme="majorHAnsi" w:cstheme="majorBidi"/>
+          <w:b/>
+          <w:bCs/>
+          <w:color w:val="365F91" w:themeColor="accent1" w:themeShade="BF"/>
+          <w:sz w:val="28"/>
+          <w:szCs w:val="28"/>
+        </w:rPr>
+      </w:pPr>
+      <w:r>
+        <w:rPr>
+          <w:rFonts w:asciiTheme="majorHAnsi" w:eastAsiaTheme="majorEastAsia" w:hAnsiTheme="majorHAnsi" w:cstheme="majorBidi"/>
+          <w:b/>
+          <w:bCs/>
+          <w:color w:val="365F91" w:themeColor="accent1" w:themeShade="BF"/>
+          <w:sz w:val="28"/>
+          <w:szCs w:val="28"/>
+        </w:rPr>
+        <w:t>5. Weighted Voting</w:t>
+      </w:r>
+    </w:p>
+    <w:p>
+      <w:pPr>
+        <w:rPr>
+          <w:rFonts w:eastAsiaTheme="minorEastAsia"/>
+        </w:rPr>
+      </w:pPr>
+      <w:r>
+        <w:rPr>
+          <w:rFonts w:eastAsiaTheme="minorEastAsia"/>
+        </w:rPr>
+        <w:t>If classifiers are not equally reliable, attach a weight to each classifier. More reliable classifiers receive higher weightage.</w:t>
+      </w:r>
+    </w:p>
+    <w:p>
+      <w:pPr>
+        <w:tabs>
+          <w:tab w:val="num" w:pos="360"/>
+        </w:tabs>
+        <w:ind w:left="360" w:hanging="360"/>
+        <w:contextualSpacing/>
+        <w:rPr>
+          <w:rFonts w:eastAsiaTheme="minorEastAsia"/>
+        </w:rPr>
+      </w:pPr>
+      <w:r>
+        <w:rPr>
+          <w:rFonts w:eastAsiaTheme="minorEastAsia"/>
+        </w:rPr>
+        <w:t>Weights can be based on performance on a common validation set.</w:t>
+      </w:r>
+    </w:p>
+    <w:p>
+      <w:pPr>
+        <w:keepNext/>
+        <w:keepLines/>
+        <w:spacing w:before="200" w:after="0"/>
+        <w:outlineLvl w:val="1"/>
+        <w:rPr>
+          <w:rFonts w:asciiTheme="majorHAnsi" w:eastAsiaTheme="majorEastAsia" w:hAnsiTheme="majorHAnsi" w:cstheme="majorBidi"/>
+          <w:b/>
+          <w:bCs/>
+          <w:color w:val="4F81BD" w:themeColor="accent1"/>
+          <w:sz w:val="26"/>
+          <w:szCs w:val="26"/>
+        </w:rPr>
+      </w:pPr>
+      <w:r>
+        <w:rPr>
+          <w:rFonts w:asciiTheme="majorHAnsi" w:eastAsiaTheme="majorEastAsia" w:hAnsiTheme="majorHAnsi" w:cstheme="majorBidi"/>
+          <w:b/>
+          <w:bCs/>
+          <w:color w:val="4F81BD" w:themeColor="accent1"/>
+          <w:sz w:val="26"/>
+          <w:szCs w:val="26"/>
+        </w:rPr>
+        <w:t>Weighted Voting – Classification</w:t>
+      </w:r>
+    </w:p>
+    <w:p>
+      <w:pPr>
+        <w:rPr>
+          <w:rFonts w:eastAsiaTheme="minorEastAsia"/>
+        </w:rPr>
+      </w:pPr>
+      <w:r>
+        <w:rPr>
+          <w:rFonts w:eastAsiaTheme="minorEastAsia"/>
+        </w:rPr>
+        <w:t>Example: predictions = 1, 1, 2, 1, 3, 2; weights = 7, 5, 9, 5, 7, 9.</w:t>
+      </w:r>
+    </w:p>
+    <w:p>
+      <w:pPr>
+        <w:rPr>
+          <w:rFonts w:eastAsiaTheme="minorEastAsia"/>
+        </w:rPr>
+      </w:pPr>
+      <w:r>
+        <w:rPr>
+          <w:rFonts w:eastAsiaTheme="minorEastAsia"/>
+          <w:b/>
+        </w:rPr>
+        <w:t>Class 1 total weight = 7 + 5 + 5 = 17</w:t>
+      </w:r>
+    </w:p>
+    <w:p>
+      <w:pPr>
+        <w:rPr>
+          <w:rFonts w:eastAsiaTheme="minorEastAsia"/>
+        </w:rPr>
+      </w:pPr>
+      <w:r>
+        <w:rPr>
+          <w:rFonts w:eastAsiaTheme="minorEastAsia"/>
+          <w:b/>
+        </w:rPr>
+        <w:t>Class 2 total weight = 9 + 9 = 18</w:t>
+      </w:r>
+    </w:p>
+    <w:p>
+      <w:pPr>
+        <w:rPr>
+          <w:rFonts w:eastAsiaTheme="minorEastAsia"/>
+        </w:rPr>
+      </w:pPr>
+      <w:r>
+        <w:rPr>
+          <w:rFonts w:eastAsiaTheme="minorEastAsia"/>
+          <w:b/>
+        </w:rPr>
+        <w:t>Class 3 total weight = 7</w:t>
+      </w:r>
+    </w:p>
+    <w:p>
+      <w:pPr>
+        <w:rPr>
+          <w:rFonts w:eastAsiaTheme="minorEastAsia"/>
+        </w:rPr>
+      </w:pPr>
+      <w:r>
+        <w:rPr>
+          <w:rFonts w:eastAsiaTheme="minorEastAsia"/>
+        </w:rPr>
+        <w:t>Final prediction = Class 2.</w:t>
+      </w:r>
+    </w:p>
+    <w:p>
+      <w:pPr>
+        <w:keepNext/>
+        <w:keepLines/>
+        <w:spacing w:before="200" w:after="0"/>
+        <w:outlineLvl w:val="1"/>
+        <w:rPr>
+          <w:rFonts w:asciiTheme="majorHAnsi" w:eastAsiaTheme="majorEastAsia" w:hAnsiTheme="majorHAnsi" w:cstheme="majorBidi"/>
+          <w:b/>
+          <w:bCs/>
+          <w:color w:val="4F81BD" w:themeColor="accent1"/>
+          <w:sz w:val="26"/>
+          <w:szCs w:val="26"/>
+        </w:rPr>
+      </w:pPr>
+      <w:r>
+        <w:rPr>
+          <w:rFonts w:asciiTheme="majorHAnsi" w:eastAsiaTheme="majorEastAsia" w:hAnsiTheme="majorHAnsi" w:cstheme="majorBidi"/>
+          <w:b/>
+          <w:bCs/>
+          <w:color w:val="4F81BD" w:themeColor="accent1"/>
+          <w:sz w:val="26"/>
+          <w:szCs w:val="26"/>
+        </w:rPr>
+        <w:t>Weighted Voting – Regression</w:t>
+      </w:r>
+    </w:p>
+    <w:p>
+      <w:pPr>
+        <w:rPr>
+          <w:rFonts w:eastAsiaTheme="minorEastAsia"/>
+        </w:rPr>
+      </w:pPr>
+      <w:r>
+        <w:rPr>
+          <w:rFonts w:eastAsiaTheme="minorEastAsia"/>
+          <w:b/>
+        </w:rPr>
+        <w:t>Weighted prediction = Σ(weightᵢ × predictionᵢ) / Σ(weightᵢ)</w:t>
+      </w:r>
+    </w:p>
+    <w:p>
+      <w:pPr>
+        <w:rPr>
+          <w:rFonts w:eastAsiaTheme="minorEastAsia"/>
+        </w:rPr>
+      </w:pPr>
+      <w:r>
+        <w:rPr>
+          <w:rFonts w:eastAsiaTheme="minorEastAsia"/>
+        </w:rPr>
+        <w:t>Higher-weight models have greater influence on the final numerical prediction.</w:t>
+      </w:r>
+    </w:p>
+    <w:p>
+      <w:pPr>
+        <w:keepNext/>
+        <w:keepLines/>
+        <w:spacing w:before="480" w:after="0"/>
+        <w:outlineLvl w:val="0"/>
+        <w:rPr>
+          <w:rFonts w:asciiTheme="majorHAnsi" w:eastAsiaTheme="majorEastAsia" w:hAnsiTheme="majorHAnsi" w:cstheme="majorBidi"/>
+          <w:b/>
+          <w:bCs/>
+          <w:color w:val="365F91" w:themeColor="accent1" w:themeShade="BF"/>
+          <w:sz w:val="28"/>
+          <w:szCs w:val="28"/>
+        </w:rPr>
+      </w:pPr>
+      <w:r>
+        <w:rPr>
+          <w:rFonts w:asciiTheme="majorHAnsi" w:eastAsiaTheme="majorEastAsia" w:hAnsiTheme="majorHAnsi" w:cstheme="majorBidi"/>
+          <w:b/>
+          <w:bCs/>
+          <w:color w:val="365F91" w:themeColor="accent1" w:themeShade="BF"/>
+          <w:sz w:val="28"/>
+          <w:szCs w:val="28"/>
+        </w:rPr>
+        <w:lastRenderedPageBreak/>
+        <w:t>6. Why a Common Validation Set?</w:t>
+      </w:r>
+    </w:p>
+    <w:p>
+      <w:pPr>
+        <w:rPr>
+          <w:rFonts w:eastAsiaTheme="minorEastAsia"/>
+        </w:rPr>
+      </w:pPr>
+      <w:r>
+        <w:rPr>
+          <w:rFonts w:eastAsiaTheme="minorEastAsia"/>
+        </w:rPr>
+        <w:t>A model can have high training accuracy because it has overfit the training data. The professor therefore emphasizes assessing all classifiers on a common validation set before assigning relative weightage.</w:t>
+      </w:r>
+    </w:p>
+    <w:p>
+      <w:pPr>
+        <w:tabs>
+          <w:tab w:val="num" w:pos="360"/>
+        </w:tabs>
+        <w:ind w:left="360" w:hanging="360"/>
+        <w:contextualSpacing/>
+        <w:rPr>
+          <w:rFonts w:eastAsiaTheme="minorEastAsia"/>
+        </w:rPr>
+      </w:pPr>
+      <w:r>
+        <w:rPr>
+          <w:rFonts w:eastAsiaTheme="minorEastAsia"/>
+        </w:rPr>
+        <w:t>Training set → learn the model.</w:t>
+      </w:r>
+    </w:p>
+    <w:p>
+      <w:pPr>
+        <w:tabs>
+          <w:tab w:val="num" w:pos="360"/>
+        </w:tabs>
+        <w:ind w:left="360" w:hanging="360"/>
+        <w:contextualSpacing/>
+        <w:rPr>
+          <w:rFonts w:eastAsiaTheme="minorEastAsia"/>
+        </w:rPr>
+      </w:pPr>
+      <w:r>
+        <w:rPr>
+          <w:rFonts w:eastAsiaTheme="minorEastAsia"/>
+        </w:rPr>
+        <w:t>Validation set → compare model performance/reliability.</w:t>
+      </w:r>
+    </w:p>
+    <w:p>
+      <w:pPr>
+        <w:tabs>
+          <w:tab w:val="num" w:pos="360"/>
+        </w:tabs>
+        <w:ind w:left="360" w:hanging="360"/>
+        <w:contextualSpacing/>
+        <w:rPr>
+          <w:rFonts w:eastAsiaTheme="minorEastAsia"/>
+        </w:rPr>
+      </w:pPr>
+      <w:r>
+        <w:rPr>
+          <w:rFonts w:eastAsiaTheme="minorEastAsia"/>
+        </w:rPr>
+        <w:t>Better validation performance → potentially higher weight.</w:t>
+      </w:r>
+    </w:p>
+    <w:p>
+      <w:pPr>
+        <w:keepNext/>
+        <w:keepLines/>
+        <w:spacing w:before="480" w:after="0"/>
+        <w:outlineLvl w:val="0"/>
+        <w:rPr>
+          <w:rFonts w:asciiTheme="majorHAnsi" w:eastAsiaTheme="majorEastAsia" w:hAnsiTheme="majorHAnsi" w:cstheme="majorBidi"/>
+          <w:b/>
+          <w:bCs/>
+          <w:color w:val="365F91" w:themeColor="accent1" w:themeShade="BF"/>
+          <w:sz w:val="28"/>
+          <w:szCs w:val="28"/>
+        </w:rPr>
+      </w:pPr>
+      <w:r>
+        <w:rPr>
+          <w:rFonts w:asciiTheme="majorHAnsi" w:eastAsiaTheme="majorEastAsia" w:hAnsiTheme="majorHAnsi" w:cstheme="majorBidi"/>
+          <w:b/>
+          <w:bCs/>
+          <w:color w:val="365F91" w:themeColor="accent1" w:themeShade="BF"/>
+          <w:sz w:val="28"/>
+          <w:szCs w:val="28"/>
+        </w:rPr>
+        <w:t>7. Bias</w:t>
+      </w:r>
+    </w:p>
+    <w:p>
+      <w:pPr>
+        <w:rPr>
+          <w:rFonts w:eastAsiaTheme="minorEastAsia"/>
+        </w:rPr>
+      </w:pPr>
+      <w:r>
+        <w:rPr>
+          <w:rFonts w:eastAsiaTheme="minorEastAsia"/>
+        </w:rPr>
+        <w:t>Bias measures how far the ensemble's average prediction is from the true target.</w:t>
+      </w:r>
+    </w:p>
+    <w:p>
+      <w:pPr>
+        <w:rPr>
+          <w:rFonts w:eastAsiaTheme="minorEastAsia"/>
+        </w:rPr>
+      </w:pPr>
+      <w:r>
+        <w:rPr>
+          <w:rFonts w:eastAsiaTheme="minorEastAsia"/>
+          <w:b/>
+        </w:rPr>
+        <w:t>g(X) = [f₁(X) + f₂(X) + … + fₘ(X)] / M</w:t>
+      </w:r>
+    </w:p>
+    <w:p>
+      <w:pPr>
+        <w:rPr>
+          <w:rFonts w:eastAsiaTheme="minorEastAsia"/>
+        </w:rPr>
+      </w:pPr>
+      <w:r>
+        <w:rPr>
+          <w:rFonts w:eastAsiaTheme="minorEastAsia"/>
+          <w:b/>
+        </w:rPr>
+        <w:t>Bias(X) = Y − g(X)</w:t>
+      </w:r>
+    </w:p>
+    <w:p>
+      <w:pPr>
+        <w:tabs>
+          <w:tab w:val="num" w:pos="360"/>
+        </w:tabs>
+        <w:ind w:left="360" w:hanging="360"/>
+        <w:contextualSpacing/>
+        <w:rPr>
+          <w:rFonts w:eastAsiaTheme="minorEastAsia"/>
+        </w:rPr>
+      </w:pPr>
+      <w:r>
+        <w:rPr>
+          <w:rFonts w:eastAsiaTheme="minorEastAsia"/>
+        </w:rPr>
+        <w:t>Bias = 0 → ensemble mean prediction equals the true value.</w:t>
+      </w:r>
+    </w:p>
+    <w:p>
+      <w:pPr>
+        <w:tabs>
+          <w:tab w:val="num" w:pos="360"/>
+        </w:tabs>
+        <w:ind w:left="360" w:hanging="360"/>
+        <w:contextualSpacing/>
+        <w:rPr>
+          <w:rFonts w:eastAsiaTheme="minorEastAsia"/>
+        </w:rPr>
+      </w:pPr>
+      <w:r>
+        <w:rPr>
+          <w:rFonts w:eastAsiaTheme="minorEastAsia"/>
+        </w:rPr>
+        <w:t>Mean prediction close to truth → low bias.</w:t>
+      </w:r>
+    </w:p>
+    <w:p>
+      <w:pPr>
+        <w:tabs>
+          <w:tab w:val="num" w:pos="360"/>
+        </w:tabs>
+        <w:ind w:left="360" w:hanging="360"/>
+        <w:contextualSpacing/>
+        <w:rPr>
+          <w:rFonts w:eastAsiaTheme="minorEastAsia"/>
+        </w:rPr>
+      </w:pPr>
+      <w:r>
+        <w:rPr>
+          <w:rFonts w:eastAsiaTheme="minorEastAsia"/>
+        </w:rPr>
+        <w:t>Mean prediction far from truth → high bias.</w:t>
+      </w:r>
+    </w:p>
+    <w:p>
+      <w:pPr>
+        <w:rPr>
+          <w:rFonts w:eastAsiaTheme="minorEastAsia"/>
+        </w:rPr>
+      </w:pPr>
+      <w:r>
+        <w:rPr>
+          <w:rFonts w:eastAsiaTheme="minorEastAsia"/>
+          <w:b/>
+        </w:rPr>
+        <w:t>Bias of Model Family = [Bias(X₁) + Bias(X₂) + … + Bias(Xₙ)] / N</w:t>
+      </w:r>
+    </w:p>
+    <w:p>
+      <w:pPr>
+        <w:keepNext/>
+        <w:keepLines/>
+        <w:spacing w:before="480" w:after="0"/>
+        <w:outlineLvl w:val="0"/>
+        <w:rPr>
+          <w:rFonts w:asciiTheme="majorHAnsi" w:eastAsiaTheme="majorEastAsia" w:hAnsiTheme="majorHAnsi" w:cstheme="majorBidi"/>
+          <w:b/>
+          <w:bCs/>
+          <w:color w:val="365F91" w:themeColor="accent1" w:themeShade="BF"/>
+          <w:sz w:val="28"/>
+          <w:szCs w:val="28"/>
+        </w:rPr>
+      </w:pPr>
+      <w:r>
+        <w:rPr>
+          <w:rFonts w:asciiTheme="majorHAnsi" w:eastAsiaTheme="majorEastAsia" w:hAnsiTheme="majorHAnsi" w:cstheme="majorBidi"/>
+          <w:b/>
+          <w:bCs/>
+          <w:color w:val="365F91" w:themeColor="accent1" w:themeShade="BF"/>
+          <w:sz w:val="28"/>
+          <w:szCs w:val="28"/>
+        </w:rPr>
+        <w:t>8. Variance</w:t>
+      </w:r>
+    </w:p>
+    <w:p>
+      <w:pPr>
+        <w:rPr>
+          <w:rFonts w:eastAsiaTheme="minorEastAsia"/>
+        </w:rPr>
+      </w:pPr>
+      <w:r>
+        <w:rPr>
+          <w:rFonts w:eastAsiaTheme="minorEastAsia"/>
+        </w:rPr>
+        <w:t>Variance measures how much predictions from different training sets differ from the ensemble mean.</w:t>
+      </w:r>
+    </w:p>
+    <w:p>
+      <w:pPr>
+        <w:rPr>
+          <w:rFonts w:eastAsiaTheme="minorEastAsia"/>
+        </w:rPr>
+      </w:pPr>
+      <w:r>
+        <w:rPr>
+          <w:rFonts w:eastAsiaTheme="minorEastAsia"/>
+          <w:b/>
+        </w:rPr>
+        <w:t>Variance(X) = (1/M) × Σᵢ [fᵢ(X) − g(X)]²</w:t>
+      </w:r>
+    </w:p>
+    <w:p>
+      <w:pPr>
+        <w:tabs>
+          <w:tab w:val="num" w:pos="360"/>
+        </w:tabs>
+        <w:ind w:left="360" w:hanging="360"/>
+        <w:contextualSpacing/>
+        <w:rPr>
+          <w:rFonts w:eastAsiaTheme="minorEastAsia"/>
+        </w:rPr>
+      </w:pPr>
+      <w:r>
+        <w:rPr>
+          <w:rFonts w:eastAsiaTheme="minorEastAsia"/>
+        </w:rPr>
+        <w:t>Predictions close to ensemble mean → low variance.</w:t>
+      </w:r>
+    </w:p>
+    <w:p>
+      <w:pPr>
+        <w:tabs>
+          <w:tab w:val="num" w:pos="360"/>
+        </w:tabs>
+        <w:ind w:left="360" w:hanging="360"/>
+        <w:contextualSpacing/>
+        <w:rPr>
+          <w:rFonts w:eastAsiaTheme="minorEastAsia"/>
+        </w:rPr>
+      </w:pPr>
+      <w:r>
+        <w:rPr>
+          <w:rFonts w:eastAsiaTheme="minorEastAsia"/>
+        </w:rPr>
+        <w:t>Predictions spread away from ensemble mean → high variance.</w:t>
+      </w:r>
+    </w:p>
+    <w:p>
+      <w:pPr>
+        <w:rPr>
+          <w:rFonts w:eastAsiaTheme="minorEastAsia"/>
+        </w:rPr>
+      </w:pPr>
+      <w:r>
+        <w:rPr>
+          <w:rFonts w:eastAsiaTheme="minorEastAsia"/>
+          <w:b/>
+        </w:rPr>
+        <w:t>Variance of Model Family = [Variance(X₁) + … + Variance(Xₙ)] / N</w:t>
+      </w:r>
+    </w:p>
+    <w:p>
+      <w:pPr>
+        <w:keepNext/>
+        <w:keepLines/>
+        <w:spacing w:before="480" w:after="0"/>
+        <w:outlineLvl w:val="0"/>
+        <w:rPr>
+          <w:rFonts w:asciiTheme="majorHAnsi" w:eastAsiaTheme="majorEastAsia" w:hAnsiTheme="majorHAnsi" w:cstheme="majorBidi"/>
+          <w:b/>
+          <w:bCs/>
+          <w:color w:val="365F91" w:themeColor="accent1" w:themeShade="BF"/>
+          <w:sz w:val="28"/>
+          <w:szCs w:val="28"/>
+        </w:rPr>
+      </w:pPr>
+      <w:r>
+        <w:rPr>
+          <w:rFonts w:asciiTheme="majorHAnsi" w:eastAsiaTheme="majorEastAsia" w:hAnsiTheme="majorHAnsi" w:cstheme="majorBidi"/>
+          <w:b/>
+          <w:bCs/>
+          <w:color w:val="365F91" w:themeColor="accent1" w:themeShade="BF"/>
+          <w:sz w:val="28"/>
+          <w:szCs w:val="28"/>
+        </w:rPr>
+        <w:t>9. Bias vs Variance</w:t>
+      </w:r>
+    </w:p>
+    <w:p>
+      <w:pPr>
+        <w:tabs>
+          <w:tab w:val="num" w:pos="360"/>
+        </w:tabs>
+        <w:ind w:left="360" w:hanging="360"/>
+        <w:contextualSpacing/>
+        <w:rPr>
+          <w:rFonts w:eastAsiaTheme="minorEastAsia"/>
+        </w:rPr>
+      </w:pPr>
+      <w:r>
+        <w:rPr>
+          <w:rFonts w:eastAsiaTheme="minorEastAsia"/>
+        </w:rPr>
+        <w:t>High Bias → predictions are systematically far from the true value → model may be unsuitable / underfitting.</w:t>
+      </w:r>
+    </w:p>
+    <w:p>
+      <w:pPr>
+        <w:tabs>
+          <w:tab w:val="num" w:pos="360"/>
+        </w:tabs>
+        <w:ind w:left="360" w:hanging="360"/>
+        <w:contextualSpacing/>
+        <w:rPr>
+          <w:rFonts w:eastAsiaTheme="minorEastAsia"/>
+        </w:rPr>
+      </w:pPr>
+      <w:r>
+        <w:rPr>
+          <w:rFonts w:eastAsiaTheme="minorEastAsia"/>
+        </w:rPr>
+        <w:t>High Variance → predictions differ across training sets → overfitting.</w:t>
+      </w:r>
+    </w:p>
+    <w:p>
+      <w:pPr>
+        <w:tabs>
+          <w:tab w:val="num" w:pos="360"/>
+        </w:tabs>
+        <w:ind w:left="360" w:hanging="360"/>
+        <w:contextualSpacing/>
+        <w:rPr>
+          <w:rFonts w:eastAsiaTheme="minorEastAsia"/>
+        </w:rPr>
+      </w:pPr>
+      <w:r>
+        <w:rPr>
+          <w:rFonts w:eastAsiaTheme="minorEastAsia"/>
+        </w:rPr>
+        <w:t>Low Bias + Low Variance → ideal.</w:t>
+      </w:r>
+    </w:p>
+    <w:p>
+      <w:pPr>
+        <w:tabs>
+          <w:tab w:val="num" w:pos="360"/>
+        </w:tabs>
+        <w:ind w:left="360" w:hanging="360"/>
+        <w:contextualSpacing/>
+        <w:rPr>
+          <w:rFonts w:eastAsiaTheme="minorEastAsia"/>
+        </w:rPr>
+      </w:pPr>
+      <w:r>
+        <w:rPr>
+          <w:rFonts w:eastAsiaTheme="minorEastAsia"/>
+        </w:rPr>
+        <w:t>Bias asks: 'How far is the average prediction from truth?'</w:t>
+      </w:r>
+    </w:p>
+    <w:p>
+      <w:pPr>
+        <w:tabs>
+          <w:tab w:val="num" w:pos="360"/>
+        </w:tabs>
+        <w:ind w:left="360" w:hanging="360"/>
+        <w:contextualSpacing/>
+        <w:rPr>
+          <w:rFonts w:eastAsiaTheme="minorEastAsia"/>
+        </w:rPr>
+      </w:pPr>
+      <w:r>
+        <w:rPr>
+          <w:rFonts w:eastAsiaTheme="minorEastAsia"/>
+        </w:rPr>
+        <w:t>Variance asks: 'How different are the predictions from one another?'</w:t>
+      </w:r>
+    </w:p>
+    <w:p>
+      <w:pPr>
+        <w:keepNext/>
+        <w:keepLines/>
+        <w:spacing w:before="480" w:after="0"/>
+        <w:outlineLvl w:val="0"/>
+        <w:rPr>
+          <w:rFonts w:asciiTheme="majorHAnsi" w:eastAsiaTheme="majorEastAsia" w:hAnsiTheme="majorHAnsi" w:cstheme="majorBidi"/>
+          <w:b/>
+          <w:bCs/>
+          <w:color w:val="365F91" w:themeColor="accent1" w:themeShade="BF"/>
+          <w:sz w:val="28"/>
+          <w:szCs w:val="28"/>
+        </w:rPr>
+      </w:pPr>
+      <w:r>
+        <w:rPr>
+          <w:rFonts w:asciiTheme="majorHAnsi" w:eastAsiaTheme="majorEastAsia" w:hAnsiTheme="majorHAnsi" w:cstheme="majorBidi"/>
+          <w:b/>
+          <w:bCs/>
+          <w:color w:val="365F91" w:themeColor="accent1" w:themeShade="BF"/>
+          <w:sz w:val="28"/>
+          <w:szCs w:val="28"/>
+        </w:rPr>
+        <w:lastRenderedPageBreak/>
+        <w:t>10. Bias-Variance Tradeoff</w:t>
+      </w:r>
+    </w:p>
+    <w:p>
+      <w:pPr>
+        <w:rPr>
+          <w:rFonts w:eastAsiaTheme="minorEastAsia"/>
+        </w:rPr>
+      </w:pPr>
+      <w:r>
+        <w:rPr>
+          <w:rFonts w:eastAsiaTheme="minorEastAsia"/>
+        </w:rPr>
+        <w:t>The professor describes the bias-variance tradeoff as the balance between model simplicity and model complexity.</w:t>
+      </w:r>
+    </w:p>
+    <w:p>
+      <w:pPr>
+        <w:tabs>
+          <w:tab w:val="num" w:pos="360"/>
+        </w:tabs>
+        <w:ind w:left="360" w:hanging="360"/>
+        <w:contextualSpacing/>
+        <w:rPr>
+          <w:rFonts w:eastAsiaTheme="minorEastAsia"/>
+        </w:rPr>
+      </w:pPr>
+      <w:r>
+        <w:rPr>
+          <w:rFonts w:eastAsiaTheme="minorEastAsia"/>
+        </w:rPr>
+        <w:t>Too simple → high bias → underfitting.</w:t>
+      </w:r>
+    </w:p>
+    <w:p>
+      <w:pPr>
+        <w:tabs>
+          <w:tab w:val="num" w:pos="360"/>
+        </w:tabs>
+        <w:ind w:left="360" w:hanging="360"/>
+        <w:contextualSpacing/>
+        <w:rPr>
+          <w:rFonts w:eastAsiaTheme="minorEastAsia"/>
+        </w:rPr>
+      </w:pPr>
+      <w:r>
+        <w:rPr>
+          <w:rFonts w:eastAsiaTheme="minorEastAsia"/>
+        </w:rPr>
+        <w:t>Too complex → high variance → overfitting.</w:t>
+      </w:r>
+    </w:p>
+    <w:p>
+      <w:pPr>
+        <w:tabs>
+          <w:tab w:val="num" w:pos="360"/>
+        </w:tabs>
+        <w:ind w:left="360" w:hanging="360"/>
+        <w:contextualSpacing/>
+        <w:rPr>
+          <w:rFonts w:eastAsiaTheme="minorEastAsia"/>
+        </w:rPr>
+      </w:pPr>
+      <w:r>
+        <w:rPr>
+          <w:rFonts w:eastAsiaTheme="minorEastAsia"/>
+        </w:rPr>
+        <w:t>Goal → low bias and low variance.</w:t>
+      </w:r>
+    </w:p>
+    <w:p>
+      <w:pPr>
+        <w:keepNext/>
+        <w:keepLines/>
+        <w:spacing w:before="480" w:after="0"/>
+        <w:outlineLvl w:val="0"/>
+        <w:rPr>
+          <w:rFonts w:asciiTheme="majorHAnsi" w:eastAsiaTheme="majorEastAsia" w:hAnsiTheme="majorHAnsi" w:cstheme="majorBidi"/>
+          <w:b/>
+          <w:bCs/>
+          <w:color w:val="365F91" w:themeColor="accent1" w:themeShade="BF"/>
+          <w:sz w:val="28"/>
+          <w:szCs w:val="28"/>
+        </w:rPr>
+      </w:pPr>
+      <w:r>
+        <w:rPr>
+          <w:rFonts w:asciiTheme="majorHAnsi" w:eastAsiaTheme="majorEastAsia" w:hAnsiTheme="majorHAnsi" w:cstheme="majorBidi"/>
+          <w:b/>
+          <w:bCs/>
+          <w:color w:val="365F91" w:themeColor="accent1" w:themeShade="BF"/>
+          <w:sz w:val="28"/>
+          <w:szCs w:val="28"/>
+        </w:rPr>
+        <w:t>11. Bagging = Bootstrap Aggregation</w:t>
+      </w:r>
+    </w:p>
+    <w:p>
+      <w:pPr>
+        <w:rPr>
+          <w:rFonts w:eastAsiaTheme="minorEastAsia"/>
+        </w:rPr>
+      </w:pPr>
+      <w:r>
+        <w:rPr>
+          <w:rFonts w:eastAsiaTheme="minorEastAsia"/>
+        </w:rPr>
+        <w:t>Bagging generates multiple versions of the original training set, trains a classifier on each version, and aggregates the predictions.</w:t>
+      </w:r>
+    </w:p>
+    <w:p>
+      <w:pPr>
+        <w:rPr>
+          <w:rFonts w:eastAsiaTheme="minorEastAsia"/>
+        </w:rPr>
+      </w:pPr>
+      <w:r>
+        <w:rPr>
+          <w:rFonts w:eastAsiaTheme="minorEastAsia"/>
+          <w:b/>
+        </w:rPr>
+        <w:t>BAGGING = Bootstrap Sampling + Aggregation</w:t>
+      </w:r>
+    </w:p>
+    <w:p>
+      <w:pPr>
+        <w:tabs>
+          <w:tab w:val="num" w:pos="360"/>
+        </w:tabs>
+        <w:ind w:left="360" w:hanging="360"/>
+        <w:contextualSpacing/>
+        <w:rPr>
+          <w:rFonts w:eastAsiaTheme="minorEastAsia"/>
+        </w:rPr>
+      </w:pPr>
+      <w:r>
+        <w:rPr>
+          <w:rFonts w:eastAsiaTheme="minorEastAsia"/>
+        </w:rPr>
+        <w:t>Generate multiple training datasets.</w:t>
+      </w:r>
+    </w:p>
+    <w:p>
+      <w:pPr>
+        <w:tabs>
+          <w:tab w:val="num" w:pos="360"/>
+        </w:tabs>
+        <w:ind w:left="360" w:hanging="360"/>
+        <w:contextualSpacing/>
+        <w:rPr>
+          <w:rFonts w:eastAsiaTheme="minorEastAsia"/>
+        </w:rPr>
+      </w:pPr>
+      <w:r>
+        <w:rPr>
+          <w:rFonts w:eastAsiaTheme="minorEastAsia"/>
+        </w:rPr>
+        <w:t>Train one model on each.</w:t>
+      </w:r>
+    </w:p>
+    <w:p>
+      <w:pPr>
+        <w:tabs>
+          <w:tab w:val="num" w:pos="360"/>
+        </w:tabs>
+        <w:ind w:left="360" w:hanging="360"/>
+        <w:contextualSpacing/>
+        <w:rPr>
+          <w:rFonts w:eastAsiaTheme="minorEastAsia"/>
+        </w:rPr>
+      </w:pPr>
+      <w:r>
+        <w:rPr>
+          <w:rFonts w:eastAsiaTheme="minorEastAsia"/>
+        </w:rPr>
+        <w:t>Combine predictions using voting/averaging.</w:t>
+      </w:r>
+    </w:p>
+    <w:p>
+      <w:pPr>
+        <w:tabs>
+          <w:tab w:val="num" w:pos="360"/>
+        </w:tabs>
+        <w:ind w:left="360" w:hanging="360"/>
+        <w:contextualSpacing/>
+        <w:rPr>
+          <w:rFonts w:eastAsiaTheme="minorEastAsia"/>
+        </w:rPr>
+      </w:pPr>
+      <w:r>
+        <w:rPr>
+          <w:rFonts w:eastAsiaTheme="minorEastAsia"/>
+        </w:rPr>
+        <w:t>The professor also discusses assigning model weightage according to validation accuracy.</w:t>
+      </w:r>
+    </w:p>
+    <w:p>
+      <w:pPr>
+        <w:keepNext/>
+        <w:keepLines/>
+        <w:spacing w:before="480" w:after="0"/>
+        <w:outlineLvl w:val="0"/>
+        <w:rPr>
+          <w:rFonts w:asciiTheme="majorHAnsi" w:eastAsiaTheme="majorEastAsia" w:hAnsiTheme="majorHAnsi" w:cstheme="majorBidi"/>
+          <w:b/>
+          <w:bCs/>
+          <w:color w:val="365F91" w:themeColor="accent1" w:themeShade="BF"/>
+          <w:sz w:val="28"/>
+          <w:szCs w:val="28"/>
+        </w:rPr>
+      </w:pPr>
+      <w:r>
+        <w:rPr>
+          <w:rFonts w:asciiTheme="majorHAnsi" w:eastAsiaTheme="majorEastAsia" w:hAnsiTheme="majorHAnsi" w:cstheme="majorBidi"/>
+          <w:b/>
+          <w:bCs/>
+          <w:color w:val="365F91" w:themeColor="accent1" w:themeShade="BF"/>
+          <w:sz w:val="28"/>
+          <w:szCs w:val="28"/>
+        </w:rPr>
+        <w:t>12. Bootstrap Sampling</w:t>
+      </w:r>
+    </w:p>
+    <w:p>
+      <w:pPr>
+        <w:rPr>
+          <w:rFonts w:eastAsiaTheme="minorEastAsia"/>
+        </w:rPr>
+      </w:pPr>
+      <w:r>
+        <w:rPr>
+          <w:rFonts w:eastAsiaTheme="minorEastAsia"/>
+        </w:rPr>
+        <w:t>Given a training set of N examples, choose N examples from it WITH replacement.</w:t>
+      </w:r>
+    </w:p>
+    <w:p>
+      <w:pPr>
+        <w:rPr>
+          <w:rFonts w:eastAsiaTheme="minorEastAsia"/>
+        </w:rPr>
+      </w:pPr>
+      <w:r>
+        <w:rPr>
+          <w:rFonts w:eastAsiaTheme="minorEastAsia"/>
+          <w:b/>
+        </w:rPr>
+        <w:t>Probability of selecting a particular example on each draw = 1/N</w:t>
+      </w:r>
+    </w:p>
+    <w:p>
+      <w:pPr>
+        <w:tabs>
+          <w:tab w:val="num" w:pos="360"/>
+        </w:tabs>
+        <w:ind w:left="360" w:hanging="360"/>
+        <w:contextualSpacing/>
+        <w:rPr>
+          <w:rFonts w:eastAsiaTheme="minorEastAsia"/>
+        </w:rPr>
+      </w:pPr>
+      <w:r>
+        <w:rPr>
+          <w:rFonts w:eastAsiaTheme="minorEastAsia"/>
+        </w:rPr>
+        <w:t>The same example may be selected multiple times.</w:t>
+      </w:r>
+    </w:p>
+    <w:p>
+      <w:pPr>
+        <w:tabs>
+          <w:tab w:val="num" w:pos="360"/>
+        </w:tabs>
+        <w:ind w:left="360" w:hanging="360"/>
+        <w:contextualSpacing/>
+        <w:rPr>
+          <w:rFonts w:eastAsiaTheme="minorEastAsia"/>
+        </w:rPr>
+      </w:pPr>
+      <w:r>
+        <w:rPr>
+          <w:rFonts w:eastAsiaTheme="minorEastAsia"/>
+        </w:rPr>
+        <w:t>Some original examples may not appear in a particular bootstrap dataset.</w:t>
+      </w:r>
+    </w:p>
+    <w:p>
+      <w:pPr>
+        <w:rPr>
+          <w:rFonts w:eastAsiaTheme="minorEastAsia"/>
+        </w:rPr>
+      </w:pPr>
+      <w:r>
+        <w:rPr>
+          <w:rFonts w:eastAsiaTheme="minorEastAsia"/>
+        </w:rPr>
+        <w:t>Professor fact: probability that a particular original example is never selected is approximately 0.36, so nearly one-third of the original dataset may be absent from a bootstrap dataset.</w:t>
+      </w:r>
+    </w:p>
+    <w:p>
+      <w:pPr>
+        <w:keepNext/>
+        <w:keepLines/>
+        <w:spacing w:before="480" w:after="0"/>
+        <w:outlineLvl w:val="0"/>
+        <w:rPr>
+          <w:rFonts w:asciiTheme="majorHAnsi" w:eastAsiaTheme="majorEastAsia" w:hAnsiTheme="majorHAnsi" w:cstheme="majorBidi"/>
+          <w:b/>
+          <w:bCs/>
+          <w:color w:val="365F91" w:themeColor="accent1" w:themeShade="BF"/>
+          <w:sz w:val="28"/>
+          <w:szCs w:val="28"/>
+        </w:rPr>
+      </w:pPr>
+      <w:r>
+        <w:rPr>
+          <w:rFonts w:asciiTheme="majorHAnsi" w:eastAsiaTheme="majorEastAsia" w:hAnsiTheme="majorHAnsi" w:cstheme="majorBidi"/>
+          <w:b/>
+          <w:bCs/>
+          <w:color w:val="365F91" w:themeColor="accent1" w:themeShade="BF"/>
+          <w:sz w:val="28"/>
+          <w:szCs w:val="28"/>
+        </w:rPr>
+        <w:t>13. Bagging – Fruit Market Example</w:t>
+      </w:r>
+    </w:p>
+    <w:p>
+      <w:pPr>
+        <w:rPr>
+          <w:rFonts w:eastAsiaTheme="minorEastAsia"/>
+        </w:rPr>
+      </w:pPr>
+      <w:r>
+        <w:rPr>
+          <w:rFonts w:eastAsiaTheme="minorEastAsia"/>
+        </w:rPr>
+        <w:t>Suppose a fruit market has thousands of records containing weight, color, size, shape and texture. Create several bootstrap datasets and train a Decision Tree on each.</w:t>
+      </w:r>
+    </w:p>
+    <w:p>
+      <w:pPr>
+        <w:tabs>
+          <w:tab w:val="num" w:pos="360"/>
+        </w:tabs>
+        <w:ind w:left="360" w:hanging="360"/>
+        <w:contextualSpacing/>
+        <w:rPr>
+          <w:rFonts w:eastAsiaTheme="minorEastAsia"/>
+        </w:rPr>
+      </w:pPr>
+      <w:r>
+        <w:rPr>
+          <w:rFonts w:eastAsiaTheme="minorEastAsia"/>
+        </w:rPr>
+        <w:t>Bootstrap Dataset 1 → Tree 1</w:t>
+      </w:r>
+    </w:p>
+    <w:p>
+      <w:pPr>
+        <w:tabs>
+          <w:tab w:val="num" w:pos="360"/>
+        </w:tabs>
+        <w:ind w:left="360" w:hanging="360"/>
+        <w:contextualSpacing/>
+        <w:rPr>
+          <w:rFonts w:eastAsiaTheme="minorEastAsia"/>
+        </w:rPr>
+      </w:pPr>
+      <w:r>
+        <w:rPr>
+          <w:rFonts w:eastAsiaTheme="minorEastAsia"/>
+        </w:rPr>
+        <w:t>Bootstrap Dataset 2 → Tree 2</w:t>
+      </w:r>
+    </w:p>
+    <w:p>
+      <w:pPr>
+        <w:tabs>
+          <w:tab w:val="num" w:pos="360"/>
+        </w:tabs>
+        <w:ind w:left="360" w:hanging="360"/>
+        <w:contextualSpacing/>
+        <w:rPr>
+          <w:rFonts w:eastAsiaTheme="minorEastAsia"/>
+        </w:rPr>
+      </w:pPr>
+      <w:r>
+        <w:rPr>
+          <w:rFonts w:eastAsiaTheme="minorEastAsia"/>
+        </w:rPr>
+        <w:t>Bootstrap Dataset 3 → Tree 3</w:t>
+      </w:r>
+    </w:p>
+    <w:p>
+      <w:pPr>
+        <w:rPr>
+          <w:rFonts w:eastAsiaTheme="minorEastAsia"/>
+        </w:rPr>
+      </w:pPr>
+      <w:r>
+        <w:rPr>
+          <w:rFonts w:eastAsiaTheme="minorEastAsia"/>
+        </w:rPr>
+        <w:t>For a new fruit, the trees may predict Apple, Orange or Banana differently. Majority voting can combine them into one final class.</w:t>
+      </w:r>
+    </w:p>
+    <w:p>
+      <w:pPr>
+        <w:keepNext/>
+        <w:keepLines/>
+        <w:spacing w:before="480" w:after="0"/>
+        <w:outlineLvl w:val="0"/>
+        <w:rPr>
+          <w:rFonts w:asciiTheme="majorHAnsi" w:eastAsiaTheme="majorEastAsia" w:hAnsiTheme="majorHAnsi" w:cstheme="majorBidi"/>
+          <w:b/>
+          <w:bCs/>
+          <w:color w:val="365F91" w:themeColor="accent1" w:themeShade="BF"/>
+          <w:sz w:val="28"/>
+          <w:szCs w:val="28"/>
+        </w:rPr>
+      </w:pPr>
+      <w:r>
+        <w:rPr>
+          <w:rFonts w:asciiTheme="majorHAnsi" w:eastAsiaTheme="majorEastAsia" w:hAnsiTheme="majorHAnsi" w:cstheme="majorBidi"/>
+          <w:b/>
+          <w:bCs/>
+          <w:color w:val="365F91" w:themeColor="accent1" w:themeShade="BF"/>
+          <w:sz w:val="28"/>
+          <w:szCs w:val="28"/>
+        </w:rPr>
+        <w:lastRenderedPageBreak/>
+        <w:t>14. Bagging of Features</w:t>
+      </w:r>
+    </w:p>
+    <w:p>
+      <w:pPr>
+        <w:rPr>
+          <w:rFonts w:eastAsiaTheme="minorEastAsia"/>
+        </w:rPr>
+      </w:pPr>
+      <w:r>
+        <w:rPr>
+          <w:rFonts w:eastAsiaTheme="minorEastAsia"/>
+        </w:rPr>
+        <w:t>Instead of selecting subsets of training examples, we can select subsets of features. Each version contains the training examples but only some features.</w:t>
+      </w:r>
+    </w:p>
+    <w:p>
+      <w:pPr>
+        <w:tabs>
+          <w:tab w:val="num" w:pos="360"/>
+        </w:tabs>
+        <w:ind w:left="360" w:hanging="360"/>
+        <w:contextualSpacing/>
+        <w:rPr>
+          <w:rFonts w:eastAsiaTheme="minorEastAsia"/>
+        </w:rPr>
+      </w:pPr>
+      <w:r>
+        <w:rPr>
+          <w:rFonts w:eastAsiaTheme="minorEastAsia"/>
+        </w:rPr>
+        <w:t>Model 1 → subset of features</w:t>
+      </w:r>
+    </w:p>
+    <w:p>
+      <w:pPr>
+        <w:tabs>
+          <w:tab w:val="num" w:pos="360"/>
+        </w:tabs>
+        <w:ind w:left="360" w:hanging="360"/>
+        <w:contextualSpacing/>
+        <w:rPr>
+          <w:rFonts w:eastAsiaTheme="minorEastAsia"/>
+        </w:rPr>
+      </w:pPr>
+      <w:r>
+        <w:rPr>
+          <w:rFonts w:eastAsiaTheme="minorEastAsia"/>
+        </w:rPr>
+        <w:t>Model 2 → different subset</w:t>
+      </w:r>
+    </w:p>
+    <w:p>
+      <w:pPr>
+        <w:tabs>
+          <w:tab w:val="num" w:pos="360"/>
+        </w:tabs>
+        <w:ind w:left="360" w:hanging="360"/>
+        <w:contextualSpacing/>
+        <w:rPr>
+          <w:rFonts w:eastAsiaTheme="minorEastAsia"/>
+        </w:rPr>
+      </w:pPr>
+      <w:r>
+        <w:rPr>
+          <w:rFonts w:eastAsiaTheme="minorEastAsia"/>
+        </w:rPr>
+        <w:t>Model 3 → another subset</w:t>
+      </w:r>
+    </w:p>
+    <w:p>
+      <w:pPr>
+        <w:rPr>
+          <w:rFonts w:eastAsiaTheme="minorEastAsia"/>
+        </w:rPr>
+      </w:pPr>
+      <w:r>
+        <w:rPr>
+          <w:rFonts w:eastAsiaTheme="minorEastAsia"/>
+        </w:rPr>
+        <w:t>Different feature views create diversity among the models.</w:t>
+      </w:r>
+    </w:p>
+    <w:p>
+      <w:pPr>
+        <w:keepNext/>
+        <w:keepLines/>
+        <w:spacing w:before="480" w:after="0"/>
+        <w:outlineLvl w:val="0"/>
+        <w:rPr>
+          <w:rFonts w:asciiTheme="majorHAnsi" w:eastAsiaTheme="majorEastAsia" w:hAnsiTheme="majorHAnsi" w:cstheme="majorBidi"/>
+          <w:b/>
+          <w:bCs/>
+          <w:color w:val="365F91" w:themeColor="accent1" w:themeShade="BF"/>
+          <w:sz w:val="28"/>
+          <w:szCs w:val="28"/>
+        </w:rPr>
+      </w:pPr>
+      <w:r>
+        <w:rPr>
+          <w:rFonts w:asciiTheme="majorHAnsi" w:eastAsiaTheme="majorEastAsia" w:hAnsiTheme="majorHAnsi" w:cstheme="majorBidi"/>
+          <w:b/>
+          <w:bCs/>
+          <w:color w:val="365F91" w:themeColor="accent1" w:themeShade="BF"/>
+          <w:sz w:val="28"/>
+          <w:szCs w:val="28"/>
+        </w:rPr>
+        <w:t>15. Random Forest</w:t>
+      </w:r>
+    </w:p>
+    <w:p>
+      <w:pPr>
+        <w:rPr>
+          <w:rFonts w:eastAsiaTheme="minorEastAsia"/>
+        </w:rPr>
+      </w:pPr>
+      <w:r>
+        <w:rPr>
+          <w:rFonts w:eastAsiaTheme="minorEastAsia"/>
+        </w:rPr>
+        <w:t>When the classifier used in this randomized ensemble approach is a Decision Tree, the professor calls it Random Forest.</w:t>
+      </w:r>
+    </w:p>
+    <w:p>
+      <w:pPr>
+        <w:rPr>
+          <w:rFonts w:eastAsiaTheme="minorEastAsia"/>
+        </w:rPr>
+      </w:pPr>
+      <w:r>
+        <w:rPr>
+          <w:rFonts w:eastAsiaTheme="minorEastAsia"/>
+          <w:b/>
+        </w:rPr>
+        <w:t>Random Forest ≈ Ensemble of multiple Decision Trees</w:t>
+      </w:r>
+    </w:p>
+    <w:p>
+      <w:pPr>
+        <w:tabs>
+          <w:tab w:val="num" w:pos="360"/>
+        </w:tabs>
+        <w:ind w:left="360" w:hanging="360"/>
+        <w:contextualSpacing/>
+        <w:rPr>
+          <w:rFonts w:eastAsiaTheme="minorEastAsia"/>
+        </w:rPr>
+      </w:pPr>
+      <w:r>
+        <w:rPr>
+          <w:rFonts w:eastAsiaTheme="minorEastAsia"/>
+        </w:rPr>
+        <w:t>Multiple trees produce multiple predictions.</w:t>
+      </w:r>
+    </w:p>
+    <w:p>
+      <w:pPr>
+        <w:tabs>
+          <w:tab w:val="num" w:pos="360"/>
+        </w:tabs>
+        <w:ind w:left="360" w:hanging="360"/>
+        <w:contextualSpacing/>
+        <w:rPr>
+          <w:rFonts w:eastAsiaTheme="minorEastAsia"/>
+        </w:rPr>
+      </w:pPr>
+      <w:r>
+        <w:rPr>
+          <w:rFonts w:eastAsiaTheme="minorEastAsia"/>
+        </w:rPr>
+        <w:t>Classification → combine by voting.</w:t>
+      </w:r>
+    </w:p>
+    <w:p>
+      <w:pPr>
+        <w:tabs>
+          <w:tab w:val="num" w:pos="360"/>
+        </w:tabs>
+        <w:ind w:left="360" w:hanging="360"/>
+        <w:contextualSpacing/>
+        <w:rPr>
+          <w:rFonts w:eastAsiaTheme="minorEastAsia"/>
+        </w:rPr>
+      </w:pPr>
+      <w:r>
+        <w:rPr>
+          <w:rFonts w:eastAsiaTheme="minorEastAsia"/>
+        </w:rPr>
+        <w:t>Regression → combine by averaging.</w:t>
+      </w:r>
+    </w:p>
+    <w:p>
+      <w:pPr>
+        <w:tabs>
+          <w:tab w:val="num" w:pos="360"/>
+        </w:tabs>
+        <w:ind w:left="360" w:hanging="360"/>
+        <w:contextualSpacing/>
+        <w:rPr>
+          <w:rFonts w:eastAsiaTheme="minorEastAsia"/>
+        </w:rPr>
+      </w:pPr>
+      <w:r>
+        <w:rPr>
+          <w:rFonts w:eastAsiaTheme="minorEastAsia"/>
+        </w:rPr>
+        <w:t>The professor describes Random Forest as one of the more powerful classifiers.</w:t>
+      </w:r>
+    </w:p>
+    <w:p>
+      <w:pPr>
+        <w:keepNext/>
+        <w:keepLines/>
+        <w:spacing w:before="480" w:after="0"/>
+        <w:outlineLvl w:val="0"/>
+        <w:rPr>
+          <w:rFonts w:asciiTheme="majorHAnsi" w:eastAsiaTheme="majorEastAsia" w:hAnsiTheme="majorHAnsi" w:cstheme="majorBidi"/>
+          <w:b/>
+          <w:bCs/>
+          <w:color w:val="365F91" w:themeColor="accent1" w:themeShade="BF"/>
+          <w:sz w:val="28"/>
+          <w:szCs w:val="28"/>
+        </w:rPr>
+      </w:pPr>
+      <w:r>
+        <w:rPr>
+          <w:rFonts w:asciiTheme="majorHAnsi" w:eastAsiaTheme="majorEastAsia" w:hAnsiTheme="majorHAnsi" w:cstheme="majorBidi"/>
+          <w:b/>
+          <w:bCs/>
+          <w:color w:val="365F91" w:themeColor="accent1" w:themeShade="BF"/>
+          <w:sz w:val="28"/>
+          <w:szCs w:val="28"/>
+        </w:rPr>
+        <w:t>16. Boosting</w:t>
+      </w:r>
+    </w:p>
+    <w:p>
+      <w:pPr>
+        <w:rPr>
+          <w:rFonts w:eastAsiaTheme="minorEastAsia"/>
+        </w:rPr>
+      </w:pPr>
+      <w:r>
+        <w:rPr>
+          <w:rFonts w:eastAsiaTheme="minorEastAsia"/>
+        </w:rPr>
+        <w:t>Boosting is a weighted ensemble method in which simple/weak models are built sequentially. Examples misclassified in one round receive more weight in the next round.</w:t>
+      </w:r>
+    </w:p>
+    <w:p>
+      <w:pPr>
+        <w:tabs>
+          <w:tab w:val="num" w:pos="360"/>
+        </w:tabs>
+        <w:ind w:left="360" w:hanging="360"/>
+        <w:contextualSpacing/>
+        <w:rPr>
+          <w:rFonts w:eastAsiaTheme="minorEastAsia"/>
+        </w:rPr>
+      </w:pPr>
+      <w:r>
+        <w:rPr>
+          <w:rFonts w:eastAsiaTheme="minorEastAsia"/>
+        </w:rPr>
+        <w:t>1. Take a weak classifier.</w:t>
+      </w:r>
+    </w:p>
+    <w:p>
+      <w:pPr>
+        <w:tabs>
+          <w:tab w:val="num" w:pos="360"/>
+        </w:tabs>
+        <w:ind w:left="360" w:hanging="360"/>
+        <w:contextualSpacing/>
+        <w:rPr>
+          <w:rFonts w:eastAsiaTheme="minorEastAsia"/>
+        </w:rPr>
+      </w:pPr>
+      <w:r>
+        <w:rPr>
+          <w:rFonts w:eastAsiaTheme="minorEastAsia"/>
+        </w:rPr>
+        <w:t>2. Compute its error on training examples.</w:t>
+      </w:r>
+    </w:p>
+    <w:p>
+      <w:pPr>
+        <w:tabs>
+          <w:tab w:val="num" w:pos="360"/>
+        </w:tabs>
+        <w:ind w:left="360" w:hanging="360"/>
+        <w:contextualSpacing/>
+        <w:rPr>
+          <w:rFonts w:eastAsiaTheme="minorEastAsia"/>
+        </w:rPr>
+      </w:pPr>
+      <w:r>
+        <w:rPr>
+          <w:rFonts w:eastAsiaTheme="minorEastAsia"/>
+        </w:rPr>
+        <w:t>3. Identify mistakes.</w:t>
+      </w:r>
+    </w:p>
+    <w:p>
+      <w:pPr>
+        <w:tabs>
+          <w:tab w:val="num" w:pos="360"/>
+        </w:tabs>
+        <w:ind w:left="360" w:hanging="360"/>
+        <w:contextualSpacing/>
+        <w:rPr>
+          <w:rFonts w:eastAsiaTheme="minorEastAsia"/>
+        </w:rPr>
+      </w:pPr>
+      <w:r>
+        <w:rPr>
+          <w:rFonts w:eastAsiaTheme="minorEastAsia"/>
+        </w:rPr>
+        <w:t>4. Increase weights of misclassified examples.</w:t>
+      </w:r>
+    </w:p>
+    <w:p>
+      <w:pPr>
+        <w:tabs>
+          <w:tab w:val="num" w:pos="360"/>
+        </w:tabs>
+        <w:ind w:left="360" w:hanging="360"/>
+        <w:contextualSpacing/>
+        <w:rPr>
+          <w:rFonts w:eastAsiaTheme="minorEastAsia"/>
+        </w:rPr>
+      </w:pPr>
+      <w:r>
+        <w:rPr>
+          <w:rFonts w:eastAsiaTheme="minorEastAsia"/>
+        </w:rPr>
+        <w:t>5. Build/retrain the next classifier.</w:t>
+      </w:r>
+    </w:p>
+    <w:p>
+      <w:pPr>
+        <w:tabs>
+          <w:tab w:val="num" w:pos="360"/>
+        </w:tabs>
+        <w:ind w:left="360" w:hanging="360"/>
+        <w:contextualSpacing/>
+        <w:rPr>
+          <w:rFonts w:eastAsiaTheme="minorEastAsia"/>
+        </w:rPr>
+      </w:pPr>
+      <w:r>
+        <w:rPr>
+          <w:rFonts w:eastAsiaTheme="minorEastAsia"/>
+        </w:rPr>
+        <w:t>6. Add it to the ensemble.</w:t>
+      </w:r>
+    </w:p>
+    <w:p>
+      <w:pPr>
+        <w:tabs>
+          <w:tab w:val="num" w:pos="360"/>
+        </w:tabs>
+        <w:ind w:left="360" w:hanging="360"/>
+        <w:contextualSpacing/>
+        <w:rPr>
+          <w:rFonts w:eastAsiaTheme="minorEastAsia"/>
+        </w:rPr>
+      </w:pPr>
+      <w:r>
+        <w:rPr>
+          <w:rFonts w:eastAsiaTheme="minorEastAsia"/>
+        </w:rPr>
+        <w:t>7. Repeat.</w:t>
+      </w:r>
+    </w:p>
+    <w:p>
+      <w:pPr>
+        <w:rPr>
+          <w:rFonts w:eastAsiaTheme="minorEastAsia"/>
+        </w:rPr>
+      </w:pPr>
+      <w:r>
+        <w:rPr>
+          <w:rFonts w:eastAsiaTheme="minorEastAsia"/>
+        </w:rPr>
+        <w:t>Core idea: later models focus more on difficult examples.</w:t>
+      </w:r>
+    </w:p>
+    <w:p>
+      <w:pPr>
+        <w:keepNext/>
+        <w:keepLines/>
+        <w:spacing w:before="480" w:after="0"/>
+        <w:outlineLvl w:val="0"/>
+        <w:rPr>
+          <w:rFonts w:asciiTheme="majorHAnsi" w:eastAsiaTheme="majorEastAsia" w:hAnsiTheme="majorHAnsi" w:cstheme="majorBidi"/>
+          <w:b/>
+          <w:bCs/>
+          <w:color w:val="365F91" w:themeColor="accent1" w:themeShade="BF"/>
+          <w:sz w:val="28"/>
+          <w:szCs w:val="28"/>
+        </w:rPr>
+      </w:pPr>
+      <w:r>
+        <w:rPr>
+          <w:rFonts w:asciiTheme="majorHAnsi" w:eastAsiaTheme="majorEastAsia" w:hAnsiTheme="majorHAnsi" w:cstheme="majorBidi"/>
+          <w:b/>
+          <w:bCs/>
+          <w:color w:val="365F91" w:themeColor="accent1" w:themeShade="BF"/>
+          <w:sz w:val="28"/>
+          <w:szCs w:val="28"/>
+        </w:rPr>
+        <w:t>17. Weak Classifier</w:t>
+      </w:r>
+    </w:p>
+    <w:p>
+      <w:pPr>
+        <w:rPr>
+          <w:rFonts w:eastAsiaTheme="minorEastAsia"/>
+        </w:rPr>
+      </w:pPr>
+      <w:r>
+        <w:rPr>
+          <w:rFonts w:eastAsiaTheme="minorEastAsia"/>
+        </w:rPr>
+        <w:t>A weak classifier is one that performs only slightly better than random guessing.</w:t>
+      </w:r>
+    </w:p>
+    <w:p>
+      <w:pPr>
+        <w:rPr>
+          <w:rFonts w:eastAsiaTheme="minorEastAsia"/>
+        </w:rPr>
+      </w:pPr>
+      <w:r>
+        <w:rPr>
+          <w:rFonts w:eastAsiaTheme="minorEastAsia"/>
+        </w:rPr>
+        <w:t>The ensemble combines many such intermediate models into a stronger predictive model.</w:t>
+      </w:r>
+    </w:p>
+    <w:p>
+      <w:pPr>
+        <w:keepNext/>
+        <w:keepLines/>
+        <w:spacing w:before="480" w:after="0"/>
+        <w:outlineLvl w:val="0"/>
+        <w:rPr>
+          <w:rFonts w:asciiTheme="majorHAnsi" w:eastAsiaTheme="majorEastAsia" w:hAnsiTheme="majorHAnsi" w:cstheme="majorBidi"/>
+          <w:b/>
+          <w:bCs/>
+          <w:color w:val="365F91" w:themeColor="accent1" w:themeShade="BF"/>
+          <w:sz w:val="28"/>
+          <w:szCs w:val="28"/>
+        </w:rPr>
+      </w:pPr>
+      <w:r>
+        <w:rPr>
+          <w:rFonts w:asciiTheme="majorHAnsi" w:eastAsiaTheme="majorEastAsia" w:hAnsiTheme="majorHAnsi" w:cstheme="majorBidi"/>
+          <w:b/>
+          <w:bCs/>
+          <w:color w:val="365F91" w:themeColor="accent1" w:themeShade="BF"/>
+          <w:sz w:val="28"/>
+          <w:szCs w:val="28"/>
+        </w:rPr>
+        <w:t>18. Boosting – Fruit Market Example</w:t>
+      </w:r>
+    </w:p>
+    <w:p>
+      <w:pPr>
+        <w:rPr>
+          <w:rFonts w:eastAsiaTheme="minorEastAsia"/>
+        </w:rPr>
+      </w:pPr>
+      <w:r>
+        <w:rPr>
+          <w:rFonts w:eastAsiaTheme="minorEastAsia"/>
+        </w:rPr>
+        <w:t>Suppose the first fruit classifier repeatedly confuses certain difficult bananas with oranges.</w:t>
+      </w:r>
+    </w:p>
+    <w:p>
+      <w:pPr>
+        <w:tabs>
+          <w:tab w:val="num" w:pos="360"/>
+        </w:tabs>
+        <w:ind w:left="360" w:hanging="360"/>
+        <w:contextualSpacing/>
+        <w:rPr>
+          <w:rFonts w:eastAsiaTheme="minorEastAsia"/>
+        </w:rPr>
+      </w:pPr>
+      <w:r>
+        <w:rPr>
+          <w:rFonts w:eastAsiaTheme="minorEastAsia"/>
+        </w:rPr>
+        <w:lastRenderedPageBreak/>
+        <w:t>Round 1 → difficult banana examples are misclassified.</w:t>
+      </w:r>
+    </w:p>
+    <w:p>
+      <w:pPr>
+        <w:tabs>
+          <w:tab w:val="num" w:pos="360"/>
+        </w:tabs>
+        <w:ind w:left="360" w:hanging="360"/>
+        <w:contextualSpacing/>
+        <w:rPr>
+          <w:rFonts w:eastAsiaTheme="minorEastAsia"/>
+        </w:rPr>
+      </w:pPr>
+      <w:r>
+        <w:rPr>
+          <w:rFonts w:eastAsiaTheme="minorEastAsia"/>
+        </w:rPr>
+        <w:t>Increase their weights.</w:t>
+      </w:r>
+    </w:p>
+    <w:p>
+      <w:pPr>
+        <w:tabs>
+          <w:tab w:val="num" w:pos="360"/>
+        </w:tabs>
+        <w:ind w:left="360" w:hanging="360"/>
+        <w:contextualSpacing/>
+        <w:rPr>
+          <w:rFonts w:eastAsiaTheme="minorEastAsia"/>
+        </w:rPr>
+      </w:pPr>
+      <w:r>
+        <w:rPr>
+          <w:rFonts w:eastAsiaTheme="minorEastAsia"/>
+        </w:rPr>
+        <w:t>Round 2 → next classifier pays more attention to them.</w:t>
+      </w:r>
+    </w:p>
+    <w:p>
+      <w:pPr>
+        <w:tabs>
+          <w:tab w:val="num" w:pos="360"/>
+        </w:tabs>
+        <w:ind w:left="360" w:hanging="360"/>
+        <w:contextualSpacing/>
+        <w:rPr>
+          <w:rFonts w:eastAsiaTheme="minorEastAsia"/>
+        </w:rPr>
+      </w:pPr>
+      <w:r>
+        <w:rPr>
+          <w:rFonts w:eastAsiaTheme="minorEastAsia"/>
+        </w:rPr>
+        <w:t>Repeat for remaining difficult examples.</w:t>
+      </w:r>
+    </w:p>
+    <w:p>
+      <w:pPr>
+        <w:rPr>
+          <w:rFonts w:eastAsiaTheme="minorEastAsia"/>
+        </w:rPr>
+      </w:pPr>
+      <w:r>
+        <w:rPr>
+          <w:rFonts w:eastAsiaTheme="minorEastAsia"/>
+        </w:rPr>
+        <w:t>The final model is an ensemble of the intermediate weak models.</w:t>
+      </w:r>
+    </w:p>
+    <w:p>
+      <w:pPr>
+        <w:keepNext/>
+        <w:keepLines/>
+        <w:spacing w:before="480" w:after="0"/>
+        <w:outlineLvl w:val="0"/>
+        <w:rPr>
+          <w:rFonts w:asciiTheme="majorHAnsi" w:eastAsiaTheme="majorEastAsia" w:hAnsiTheme="majorHAnsi" w:cstheme="majorBidi"/>
+          <w:b/>
+          <w:bCs/>
+          <w:color w:val="365F91" w:themeColor="accent1" w:themeShade="BF"/>
+          <w:sz w:val="28"/>
+          <w:szCs w:val="28"/>
+        </w:rPr>
+      </w:pPr>
+      <w:r>
+        <w:rPr>
+          <w:rFonts w:asciiTheme="majorHAnsi" w:eastAsiaTheme="majorEastAsia" w:hAnsiTheme="majorHAnsi" w:cstheme="majorBidi"/>
+          <w:b/>
+          <w:bCs/>
+          <w:color w:val="365F91" w:themeColor="accent1" w:themeShade="BF"/>
+          <w:sz w:val="28"/>
+          <w:szCs w:val="28"/>
+        </w:rPr>
+        <w:t>19. Bagging vs Boosting</w:t>
+      </w:r>
+    </w:p>
+    <w:tbl>
+      <w:tblPr>
+        <w:tblStyle w:val="TableGrid"/>
+        <w:tblW w:w="0" w:type="auto"/>
+        <w:tblLook w:val="04A0" w:firstRow="1" w:lastRow="0" w:firstColumn="1" w:lastColumn="0" w:noHBand="0" w:noVBand="1"/>
+      </w:tblPr>
+      <w:tblGrid>
+        <w:gridCol w:w="2876"/>
+        <w:gridCol w:w="2877"/>
+        <w:gridCol w:w="2877"/>
+      </w:tblGrid>
+      <w:tr>
+        <w:tc>
+          <w:tcPr>
+            <w:tcW w:w="2880" w:type="dxa"/>
+          </w:tcPr>
+          <w:p>
+            <w:pPr>
+              <w:spacing w:after="200" w:line="276" w:lineRule="auto"/>
+              <w:rPr>
+                <w:rFonts w:eastAsiaTheme="minorEastAsia"/>
+              </w:rPr>
+            </w:pPr>
+            <w:r>
+              <w:rPr>
+                <w:rFonts w:eastAsiaTheme="minorEastAsia"/>
+              </w:rPr>
+              <w:t>Point</w:t>
+            </w:r>
+          </w:p>
+        </w:tc>
+        <w:tc>
+          <w:tcPr>
+            <w:tcW w:w="2880" w:type="dxa"/>
+          </w:tcPr>
+          <w:p>
+            <w:pPr>
+              <w:spacing w:after="200" w:line="276" w:lineRule="auto"/>
+              <w:rPr>
+                <w:rFonts w:eastAsiaTheme="minorEastAsia"/>
+              </w:rPr>
+            </w:pPr>
+            <w:r>
+              <w:rPr>
+                <w:rFonts w:eastAsiaTheme="minorEastAsia"/>
+              </w:rPr>
+              <w:t>Bagging</w:t>
+            </w:r>
+          </w:p>
+        </w:tc>
+        <w:tc>
+          <w:tcPr>
+            <w:tcW w:w="2880" w:type="dxa"/>
+          </w:tcPr>
+          <w:p>
+            <w:pPr>
+              <w:spacing w:after="200" w:line="276" w:lineRule="auto"/>
+              <w:rPr>
+                <w:rFonts w:eastAsiaTheme="minorEastAsia"/>
+              </w:rPr>
+            </w:pPr>
+            <w:r>
+              <w:rPr>
+                <w:rFonts w:eastAsiaTheme="minorEastAsia"/>
+              </w:rPr>
+              <w:t>Boosting</w:t>
+            </w:r>
+          </w:p>
+        </w:tc>
+      </w:tr>
+      <w:tr>
+        <w:tc>
+          <w:tcPr>
+            <w:tcW w:w="2880" w:type="dxa"/>
+          </w:tcPr>
+          <w:p>
+            <w:pPr>
+              <w:spacing w:after="200" w:line="276" w:lineRule="auto"/>
+              <w:rPr>
+                <w:rFonts w:eastAsiaTheme="minorEastAsia"/>
+              </w:rPr>
+            </w:pPr>
+            <w:r>
+              <w:rPr>
+                <w:rFonts w:eastAsiaTheme="minorEastAsia"/>
+              </w:rPr>
+              <w:t>Training</w:t>
+            </w:r>
+          </w:p>
+        </w:tc>
+        <w:tc>
+          <w:tcPr>
+            <w:tcW w:w="2880" w:type="dxa"/>
+          </w:tcPr>
+          <w:p>
+            <w:pPr>
+              <w:spacing w:after="200" w:line="276" w:lineRule="auto"/>
+              <w:rPr>
+                <w:rFonts w:eastAsiaTheme="minorEastAsia"/>
+              </w:rPr>
+            </w:pPr>
+            <w:r>
+              <w:rPr>
+                <w:rFonts w:eastAsiaTheme="minorEastAsia"/>
+              </w:rPr>
+              <w:t>Different bootstrap datasets; models largely independent</w:t>
+            </w:r>
+          </w:p>
+        </w:tc>
+        <w:tc>
+          <w:tcPr>
+            <w:tcW w:w="2880" w:type="dxa"/>
+          </w:tcPr>
+          <w:p>
+            <w:pPr>
+              <w:spacing w:after="200" w:line="276" w:lineRule="auto"/>
+              <w:rPr>
+                <w:rFonts w:eastAsiaTheme="minorEastAsia"/>
+              </w:rPr>
+            </w:pPr>
+            <w:r>
+              <w:rPr>
+                <w:rFonts w:eastAsiaTheme="minorEastAsia"/>
+              </w:rPr>
+              <w:t>Sequential</w:t>
+            </w:r>
+          </w:p>
+        </w:tc>
+      </w:tr>
+      <w:tr>
+        <w:tc>
+          <w:tcPr>
+            <w:tcW w:w="2880" w:type="dxa"/>
+          </w:tcPr>
+          <w:p>
+            <w:pPr>
+              <w:spacing w:after="200" w:line="276" w:lineRule="auto"/>
+              <w:rPr>
+                <w:rFonts w:eastAsiaTheme="minorEastAsia"/>
+              </w:rPr>
+            </w:pPr>
+            <w:r>
+              <w:rPr>
+                <w:rFonts w:eastAsiaTheme="minorEastAsia"/>
+              </w:rPr>
+              <w:t>Main idea</w:t>
+            </w:r>
+          </w:p>
+        </w:tc>
+        <w:tc>
+          <w:tcPr>
+            <w:tcW w:w="2880" w:type="dxa"/>
+          </w:tcPr>
+          <w:p>
+            <w:pPr>
+              <w:spacing w:after="200" w:line="276" w:lineRule="auto"/>
+              <w:rPr>
+                <w:rFonts w:eastAsiaTheme="minorEastAsia"/>
+              </w:rPr>
+            </w:pPr>
+            <w:r>
+              <w:rPr>
+                <w:rFonts w:eastAsiaTheme="minorEastAsia"/>
+              </w:rPr>
+              <w:t>Aggregate many models</w:t>
+            </w:r>
+          </w:p>
+        </w:tc>
+        <w:tc>
+          <w:tcPr>
+            <w:tcW w:w="2880" w:type="dxa"/>
+          </w:tcPr>
+          <w:p>
+            <w:pPr>
+              <w:spacing w:after="200" w:line="276" w:lineRule="auto"/>
+              <w:rPr>
+                <w:rFonts w:eastAsiaTheme="minorEastAsia"/>
+              </w:rPr>
+            </w:pPr>
+            <w:r>
+              <w:rPr>
+                <w:rFonts w:eastAsiaTheme="minorEastAsia"/>
+              </w:rPr>
+              <w:t>Correct previous errors step by step</w:t>
+            </w:r>
+          </w:p>
+        </w:tc>
+      </w:tr>
+      <w:tr>
+        <w:tc>
+          <w:tcPr>
+            <w:tcW w:w="2880" w:type="dxa"/>
+          </w:tcPr>
+          <w:p>
+            <w:pPr>
+              <w:spacing w:after="200" w:line="276" w:lineRule="auto"/>
+              <w:rPr>
+                <w:rFonts w:eastAsiaTheme="minorEastAsia"/>
+              </w:rPr>
+            </w:pPr>
+            <w:r>
+              <w:rPr>
+                <w:rFonts w:eastAsiaTheme="minorEastAsia"/>
+              </w:rPr>
+              <w:t>Data focus</w:t>
+            </w:r>
+          </w:p>
+        </w:tc>
+        <w:tc>
+          <w:tcPr>
+            <w:tcW w:w="2880" w:type="dxa"/>
+          </w:tcPr>
+          <w:p>
+            <w:pPr>
+              <w:spacing w:after="200" w:line="276" w:lineRule="auto"/>
+              <w:rPr>
+                <w:rFonts w:eastAsiaTheme="minorEastAsia"/>
+              </w:rPr>
+            </w:pPr>
+            <w:r>
+              <w:rPr>
+                <w:rFonts w:eastAsiaTheme="minorEastAsia"/>
+              </w:rPr>
+              <w:t>Bootstrap sampling</w:t>
+            </w:r>
+          </w:p>
+        </w:tc>
+        <w:tc>
+          <w:tcPr>
+            <w:tcW w:w="2880" w:type="dxa"/>
+          </w:tcPr>
+          <w:p>
+            <w:pPr>
+              <w:spacing w:after="200" w:line="276" w:lineRule="auto"/>
+              <w:rPr>
+                <w:rFonts w:eastAsiaTheme="minorEastAsia"/>
+              </w:rPr>
+            </w:pPr>
+            <w:r>
+              <w:rPr>
+                <w:rFonts w:eastAsiaTheme="minorEastAsia"/>
+              </w:rPr>
+              <w:t>Increase focus/weight of difficult examples</w:t>
+            </w:r>
+          </w:p>
+        </w:tc>
+      </w:tr>
+      <w:tr>
+        <w:tc>
+          <w:tcPr>
+            <w:tcW w:w="2880" w:type="dxa"/>
+          </w:tcPr>
+          <w:p>
+            <w:pPr>
+              <w:spacing w:after="200" w:line="276" w:lineRule="auto"/>
+              <w:rPr>
+                <w:rFonts w:eastAsiaTheme="minorEastAsia"/>
+              </w:rPr>
+            </w:pPr>
+            <w:r>
+              <w:rPr>
+                <w:rFonts w:eastAsiaTheme="minorEastAsia"/>
+              </w:rPr>
+              <w:t>Typical base models</w:t>
+            </w:r>
+          </w:p>
+        </w:tc>
+        <w:tc>
+          <w:tcPr>
+            <w:tcW w:w="2880" w:type="dxa"/>
+          </w:tcPr>
+          <w:p>
+            <w:pPr>
+              <w:spacing w:after="200" w:line="276" w:lineRule="auto"/>
+              <w:rPr>
+                <w:rFonts w:eastAsiaTheme="minorEastAsia"/>
+              </w:rPr>
+            </w:pPr>
+            <w:r>
+              <w:rPr>
+                <w:rFonts w:eastAsiaTheme="minorEastAsia"/>
+              </w:rPr>
+              <w:t>Often trees/unstable models</w:t>
+            </w:r>
+          </w:p>
+        </w:tc>
+        <w:tc>
+          <w:tcPr>
+            <w:tcW w:w="2880" w:type="dxa"/>
+          </w:tcPr>
+          <w:p>
+            <w:pPr>
+              <w:spacing w:after="200" w:line="276" w:lineRule="auto"/>
+              <w:rPr>
+                <w:rFonts w:eastAsiaTheme="minorEastAsia"/>
+              </w:rPr>
+            </w:pPr>
+            <w:r>
+              <w:rPr>
+                <w:rFonts w:eastAsiaTheme="minorEastAsia"/>
+              </w:rPr>
+              <w:t>Weak/simple models</w:t>
+            </w:r>
+          </w:p>
+        </w:tc>
+      </w:tr>
+      <w:tr>
+        <w:tc>
+          <w:tcPr>
+            <w:tcW w:w="2880" w:type="dxa"/>
+          </w:tcPr>
+          <w:p>
+            <w:pPr>
+              <w:spacing w:after="200" w:line="276" w:lineRule="auto"/>
+              <w:rPr>
+                <w:rFonts w:eastAsiaTheme="minorEastAsia"/>
+              </w:rPr>
+            </w:pPr>
+            <w:r>
+              <w:rPr>
+                <w:rFonts w:eastAsiaTheme="minorEastAsia"/>
+              </w:rPr>
+              <w:t>Main effect emphasized in lecture</w:t>
+            </w:r>
+          </w:p>
+        </w:tc>
+        <w:tc>
+          <w:tcPr>
+            <w:tcW w:w="2880" w:type="dxa"/>
+          </w:tcPr>
+          <w:p>
+            <w:pPr>
+              <w:spacing w:after="200" w:line="276" w:lineRule="auto"/>
+              <w:rPr>
+                <w:rFonts w:eastAsiaTheme="minorEastAsia"/>
+              </w:rPr>
+            </w:pPr>
+            <w:r>
+              <w:rPr>
+                <w:rFonts w:eastAsiaTheme="minorEastAsia"/>
+              </w:rPr>
+              <w:t>Reduce variance</w:t>
+            </w:r>
+          </w:p>
+        </w:tc>
+        <w:tc>
+          <w:tcPr>
+            <w:tcW w:w="2880" w:type="dxa"/>
+          </w:tcPr>
+          <w:p>
+            <w:pPr>
+              <w:spacing w:after="200" w:line="276" w:lineRule="auto"/>
+              <w:rPr>
+                <w:rFonts w:eastAsiaTheme="minorEastAsia"/>
+              </w:rPr>
+            </w:pPr>
+            <w:r>
+              <w:rPr>
+                <w:rFonts w:eastAsiaTheme="minorEastAsia"/>
+              </w:rPr>
+              <w:t>May reduce bias</w:t>
+            </w:r>
+          </w:p>
+        </w:tc>
+      </w:tr>
+      <w:tr>
+        <w:tc>
+          <w:tcPr>
+            <w:tcW w:w="2880" w:type="dxa"/>
+          </w:tcPr>
+          <w:p>
+            <w:pPr>
+              <w:spacing w:after="200" w:line="276" w:lineRule="auto"/>
+              <w:rPr>
+                <w:rFonts w:eastAsiaTheme="minorEastAsia"/>
+              </w:rPr>
+            </w:pPr>
+            <w:r>
+              <w:rPr>
+                <w:rFonts w:eastAsiaTheme="minorEastAsia"/>
+              </w:rPr>
+              <w:t>Combination</w:t>
+            </w:r>
+          </w:p>
+        </w:tc>
+        <w:tc>
+          <w:tcPr>
+            <w:tcW w:w="2880" w:type="dxa"/>
+          </w:tcPr>
+          <w:p>
+            <w:pPr>
+              <w:spacing w:after="200" w:line="276" w:lineRule="auto"/>
+              <w:rPr>
+                <w:rFonts w:eastAsiaTheme="minorEastAsia"/>
+              </w:rPr>
+            </w:pPr>
+            <w:r>
+              <w:rPr>
+                <w:rFonts w:eastAsiaTheme="minorEastAsia"/>
+              </w:rPr>
+              <w:t>Voting / averaging</w:t>
+            </w:r>
+          </w:p>
+        </w:tc>
+        <w:tc>
+          <w:tcPr>
+            <w:tcW w:w="2880" w:type="dxa"/>
+          </w:tcPr>
+          <w:p>
+            <w:pPr>
+              <w:spacing w:after="200" w:line="276" w:lineRule="auto"/>
+              <w:rPr>
+                <w:rFonts w:eastAsiaTheme="minorEastAsia"/>
+              </w:rPr>
+            </w:pPr>
+            <w:r>
+              <w:rPr>
+                <w:rFonts w:eastAsiaTheme="minorEastAsia"/>
+              </w:rPr>
+              <w:t>Weighted ensemble</w:t>
+            </w:r>
+          </w:p>
+        </w:tc>
+      </w:tr>
+    </w:tbl>
+    <w:p>
+      <w:pPr>
+        <w:keepNext/>
+        <w:keepLines/>
+        <w:spacing w:before="480" w:after="0"/>
+        <w:outlineLvl w:val="0"/>
+        <w:rPr>
+          <w:rFonts w:asciiTheme="majorHAnsi" w:eastAsiaTheme="majorEastAsia" w:hAnsiTheme="majorHAnsi" w:cstheme="majorBidi"/>
+          <w:b/>
+          <w:bCs/>
+          <w:color w:val="365F91" w:themeColor="accent1" w:themeShade="BF"/>
+          <w:sz w:val="28"/>
+          <w:szCs w:val="28"/>
+        </w:rPr>
+      </w:pPr>
+      <w:r>
+        <w:rPr>
+          <w:rFonts w:asciiTheme="majorHAnsi" w:eastAsiaTheme="majorEastAsia" w:hAnsiTheme="majorHAnsi" w:cstheme="majorBidi"/>
+          <w:b/>
+          <w:bCs/>
+          <w:color w:val="365F91" w:themeColor="accent1" w:themeShade="BF"/>
+          <w:sz w:val="28"/>
+          <w:szCs w:val="28"/>
+        </w:rPr>
+        <w:t>20. Gradient-Boosted Regression Trees</w:t>
+      </w:r>
+    </w:p>
+    <w:p>
+      <w:pPr>
+        <w:rPr>
+          <w:rFonts w:eastAsiaTheme="minorEastAsia"/>
+        </w:rPr>
+      </w:pPr>
+      <w:r>
+        <w:rPr>
+          <w:rFonts w:eastAsiaTheme="minorEastAsia"/>
+        </w:rPr>
+        <w:t>At each step, build a new tree to improve the collective prediction. The new tree is trained to predict the residuals left by the current ensemble.</w:t>
+      </w:r>
+    </w:p>
+    <w:p>
+      <w:pPr>
+        <w:rPr>
+          <w:rFonts w:eastAsiaTheme="minorEastAsia"/>
+        </w:rPr>
+      </w:pPr>
+      <w:r>
+        <w:rPr>
+          <w:rFonts w:eastAsiaTheme="minorEastAsia"/>
+          <w:b/>
+        </w:rPr>
+        <w:t>Residual = True Target Value − Current Ensemble Prediction</w:t>
+      </w:r>
+    </w:p>
+    <w:p>
+      <w:pPr>
+        <w:rPr>
+          <w:rFonts w:eastAsiaTheme="minorEastAsia"/>
+        </w:rPr>
+      </w:pPr>
+      <w:r>
+        <w:rPr>
+          <w:rFonts w:eastAsiaTheme="minorEastAsia"/>
+          <w:b/>
+        </w:rPr>
+        <w:t>Fₘ(xᵢ) = Fₘ₋₁(xᵢ) + γ hₘ(xᵢ)</w:t>
+      </w:r>
+    </w:p>
+    <w:p>
+      <w:pPr>
+        <w:tabs>
+          <w:tab w:val="num" w:pos="360"/>
+        </w:tabs>
+        <w:ind w:left="360" w:hanging="360"/>
+        <w:contextualSpacing/>
+        <w:rPr>
+          <w:rFonts w:eastAsiaTheme="minorEastAsia"/>
+        </w:rPr>
+      </w:pPr>
+      <w:r>
+        <w:rPr>
+          <w:rFonts w:eastAsiaTheme="minorEastAsia"/>
+        </w:rPr>
+        <w:t>Fₘ₋₁(xᵢ) = prediction from the first m−1 trees.</w:t>
+      </w:r>
+    </w:p>
+    <w:p>
+      <w:pPr>
+        <w:tabs>
+          <w:tab w:val="num" w:pos="360"/>
+        </w:tabs>
+        <w:ind w:left="360" w:hanging="360"/>
+        <w:contextualSpacing/>
+        <w:rPr>
+          <w:rFonts w:eastAsiaTheme="minorEastAsia"/>
+        </w:rPr>
+      </w:pPr>
+      <w:r>
+        <w:rPr>
+          <w:rFonts w:eastAsiaTheme="minorEastAsia"/>
+        </w:rPr>
+        <w:t>hₘ(xᵢ) = prediction of the m-th tree.</w:t>
+      </w:r>
+    </w:p>
+    <w:p>
+      <w:pPr>
+        <w:tabs>
+          <w:tab w:val="num" w:pos="360"/>
+        </w:tabs>
+        <w:ind w:left="360" w:hanging="360"/>
+        <w:contextualSpacing/>
+        <w:rPr>
+          <w:rFonts w:eastAsiaTheme="minorEastAsia"/>
+        </w:rPr>
+      </w:pPr>
+      <w:r>
+        <w:rPr>
+          <w:rFonts w:eastAsiaTheme="minorEastAsia"/>
+        </w:rPr>
+        <w:t>γ = contribution/step size of the new tree.</w:t>
+      </w:r>
+    </w:p>
+    <w:p>
+      <w:pPr>
+        <w:tabs>
+          <w:tab w:val="num" w:pos="360"/>
+        </w:tabs>
+        <w:ind w:left="360" w:hanging="360"/>
+        <w:contextualSpacing/>
+        <w:rPr>
+          <w:rFonts w:eastAsiaTheme="minorEastAsia"/>
+        </w:rPr>
+      </w:pPr>
+      <w:r>
+        <w:rPr>
+          <w:rFonts w:eastAsiaTheme="minorEastAsia"/>
+        </w:rPr>
+        <w:t>Fₘ(xᵢ) = updated ensemble prediction.</w:t>
+      </w:r>
+    </w:p>
+    <w:p>
+      <w:pPr>
+        <w:rPr>
+          <w:rFonts w:eastAsiaTheme="minorEastAsia"/>
+        </w:rPr>
+      </w:pPr>
+      <w:r>
+        <w:rPr>
+          <w:rFonts w:eastAsiaTheme="minorEastAsia"/>
+        </w:rPr>
+        <w:t>Think of every new tree as a correction added to the current ensemble.</w:t>
+      </w:r>
+    </w:p>
+    <w:p>
+      <w:pPr>
+        <w:keepNext/>
+        <w:keepLines/>
+        <w:spacing w:before="480" w:after="0"/>
+        <w:outlineLvl w:val="0"/>
+        <w:rPr>
+          <w:rFonts w:asciiTheme="majorHAnsi" w:eastAsiaTheme="majorEastAsia" w:hAnsiTheme="majorHAnsi" w:cstheme="majorBidi"/>
+          <w:b/>
+          <w:bCs/>
+          <w:color w:val="365F91" w:themeColor="accent1" w:themeShade="BF"/>
+          <w:sz w:val="28"/>
+          <w:szCs w:val="28"/>
+        </w:rPr>
+      </w:pPr>
+      <w:r>
+        <w:rPr>
+          <w:rFonts w:asciiTheme="majorHAnsi" w:eastAsiaTheme="majorEastAsia" w:hAnsiTheme="majorHAnsi" w:cstheme="majorBidi"/>
+          <w:b/>
+          <w:bCs/>
+          <w:color w:val="365F91" w:themeColor="accent1" w:themeShade="BF"/>
+          <w:sz w:val="28"/>
+          <w:szCs w:val="28"/>
+        </w:rPr>
+        <w:t>21. Gradient Boosting Numerical Example</w:t>
+      </w:r>
+    </w:p>
+    <w:p>
+      <w:pPr>
+        <w:rPr>
+          <w:rFonts w:eastAsiaTheme="minorEastAsia"/>
+        </w:rPr>
+      </w:pPr>
+      <w:r>
+        <w:rPr>
+          <w:rFonts w:eastAsiaTheme="minorEastAsia"/>
+        </w:rPr>
+        <w:t>Actual house price = ₹100 lakh. Current ensemble prediction = ₹80 lakh.</w:t>
+      </w:r>
+    </w:p>
+    <w:p>
+      <w:pPr>
+        <w:rPr>
+          <w:rFonts w:eastAsiaTheme="minorEastAsia"/>
+        </w:rPr>
+      </w:pPr>
+      <w:r>
+        <w:rPr>
+          <w:rFonts w:eastAsiaTheme="minorEastAsia"/>
+          <w:b/>
+        </w:rPr>
+        <w:lastRenderedPageBreak/>
+        <w:t>Residual = 100 − 80 = ₹20 lakh</w:t>
+      </w:r>
+    </w:p>
+    <w:p>
+      <w:pPr>
+        <w:rPr>
+          <w:rFonts w:eastAsiaTheme="minorEastAsia"/>
+        </w:rPr>
+      </w:pPr>
+      <w:r>
+        <w:rPr>
+          <w:rFonts w:eastAsiaTheme="minorEastAsia"/>
+        </w:rPr>
+        <w:t>If the next tree contributes ₹15 lakh, the updated prediction is approximately ₹95 lakh, leaving a residual of ₹5 lakh. The next tree can learn that remaining error.</w:t>
+      </w:r>
+    </w:p>
+    <w:p>
+      <w:pPr>
+        <w:keepNext/>
+        <w:keepLines/>
+        <w:spacing w:before="480" w:after="0"/>
+        <w:outlineLvl w:val="0"/>
+        <w:rPr>
+          <w:rFonts w:asciiTheme="majorHAnsi" w:eastAsiaTheme="majorEastAsia" w:hAnsiTheme="majorHAnsi" w:cstheme="majorBidi"/>
+          <w:b/>
+          <w:bCs/>
+          <w:color w:val="365F91" w:themeColor="accent1" w:themeShade="BF"/>
+          <w:sz w:val="28"/>
+          <w:szCs w:val="28"/>
+        </w:rPr>
+      </w:pPr>
+      <w:r>
+        <w:rPr>
+          <w:rFonts w:asciiTheme="majorHAnsi" w:eastAsiaTheme="majorEastAsia" w:hAnsiTheme="majorHAnsi" w:cstheme="majorBidi"/>
+          <w:b/>
+          <w:bCs/>
+          <w:color w:val="365F91" w:themeColor="accent1" w:themeShade="BF"/>
+          <w:sz w:val="28"/>
+          <w:szCs w:val="28"/>
+        </w:rPr>
+        <w:t>22. Class Imbalance</w:t>
+      </w:r>
+    </w:p>
+    <w:p>
+      <w:pPr>
+        <w:rPr>
+          <w:rFonts w:eastAsiaTheme="minorEastAsia"/>
+        </w:rPr>
+      </w:pPr>
+      <w:r>
+        <w:rPr>
+          <w:rFonts w:eastAsiaTheme="minorEastAsia"/>
+        </w:rPr>
+        <w:t>Class imbalance occurs when one class has substantially more examples than another. Total error can hide unfair performance across classes.</w:t>
+      </w:r>
+    </w:p>
+    <w:p>
+      <w:pPr>
+        <w:rPr>
+          <w:rFonts w:eastAsiaTheme="minorEastAsia"/>
+        </w:rPr>
+      </w:pPr>
+      <w:r>
+        <w:rPr>
+          <w:rFonts w:eastAsiaTheme="minorEastAsia"/>
+        </w:rPr>
+        <w:t>Professor example: Blue = 12, Red = 5. Two classifiers both make 3 errors.</w:t>
+      </w:r>
+    </w:p>
+    <w:p>
+      <w:pPr>
+        <w:tabs>
+          <w:tab w:val="num" w:pos="360"/>
+        </w:tabs>
+        <w:ind w:left="360" w:hanging="360"/>
+        <w:contextualSpacing/>
+        <w:rPr>
+          <w:rFonts w:eastAsiaTheme="minorEastAsia"/>
+        </w:rPr>
+      </w:pPr>
+      <w:r>
+        <w:rPr>
+          <w:rFonts w:eastAsiaTheme="minorEastAsia"/>
+        </w:rPr>
+        <w:t>Case 1: Blue error = 0/12; Red error = 3/5.</w:t>
+      </w:r>
+    </w:p>
+    <w:p>
+      <w:pPr>
+        <w:tabs>
+          <w:tab w:val="num" w:pos="360"/>
+        </w:tabs>
+        <w:ind w:left="360" w:hanging="360"/>
+        <w:contextualSpacing/>
+        <w:rPr>
+          <w:rFonts w:eastAsiaTheme="minorEastAsia"/>
+        </w:rPr>
+      </w:pPr>
+      <w:r>
+        <w:rPr>
+          <w:rFonts w:eastAsiaTheme="minorEastAsia"/>
+        </w:rPr>
+        <w:t>Case 2: Blue error = 3/12; Red error = 0/5.</w:t>
+      </w:r>
+    </w:p>
+    <w:p>
+      <w:pPr>
+        <w:rPr>
+          <w:rFonts w:eastAsiaTheme="minorEastAsia"/>
+        </w:rPr>
+      </w:pPr>
+      <w:r>
+        <w:rPr>
+          <w:rFonts w:eastAsiaTheme="minorEastAsia"/>
+        </w:rPr>
+        <w:t>Both have total error = 3, but the second classifier looks fairer across the two classes.</w:t>
+      </w:r>
+    </w:p>
+    <w:p>
+      <w:pPr>
+        <w:keepNext/>
+        <w:keepLines/>
+        <w:spacing w:before="480" w:after="0"/>
+        <w:outlineLvl w:val="0"/>
+        <w:rPr>
+          <w:rFonts w:asciiTheme="majorHAnsi" w:eastAsiaTheme="majorEastAsia" w:hAnsiTheme="majorHAnsi" w:cstheme="majorBidi"/>
+          <w:b/>
+          <w:bCs/>
+          <w:color w:val="365F91" w:themeColor="accent1" w:themeShade="BF"/>
+          <w:sz w:val="28"/>
+          <w:szCs w:val="28"/>
+        </w:rPr>
+      </w:pPr>
+      <w:r>
+        <w:rPr>
+          <w:rFonts w:asciiTheme="majorHAnsi" w:eastAsiaTheme="majorEastAsia" w:hAnsiTheme="majorHAnsi" w:cstheme="majorBidi"/>
+          <w:b/>
+          <w:bCs/>
+          <w:color w:val="365F91" w:themeColor="accent1" w:themeShade="BF"/>
+          <w:sz w:val="28"/>
+          <w:szCs w:val="28"/>
+        </w:rPr>
+        <w:t>23. Adjusting Class Weights</w:t>
+      </w:r>
+    </w:p>
+    <w:p>
+      <w:pPr>
+        <w:rPr>
+          <w:rFonts w:eastAsiaTheme="minorEastAsia"/>
+        </w:rPr>
+      </w:pPr>
+      <w:r>
+        <w:rPr>
+          <w:rFonts w:eastAsiaTheme="minorEastAsia"/>
+        </w:rPr>
+        <w:t>Problem: majority and minority examples may have equal individual weight even though their class sizes are very different.</w:t>
+      </w:r>
+    </w:p>
+    <w:p>
+      <w:pPr>
+        <w:rPr>
+          <w:rFonts w:eastAsiaTheme="minorEastAsia"/>
+        </w:rPr>
+      </w:pPr>
+      <w:r>
+        <w:rPr>
+          <w:rFonts w:eastAsiaTheme="minorEastAsia"/>
+        </w:rPr>
+        <w:t>Solution: adjust the weights or frequencies so that the minority class receives more attention.</w:t>
+      </w:r>
+    </w:p>
+    <w:p>
+      <w:pPr>
+        <w:keepNext/>
+        <w:keepLines/>
+        <w:spacing w:before="480" w:after="0"/>
+        <w:outlineLvl w:val="0"/>
+        <w:rPr>
+          <w:rFonts w:asciiTheme="majorHAnsi" w:eastAsiaTheme="majorEastAsia" w:hAnsiTheme="majorHAnsi" w:cstheme="majorBidi"/>
+          <w:b/>
+          <w:bCs/>
+          <w:color w:val="365F91" w:themeColor="accent1" w:themeShade="BF"/>
+          <w:sz w:val="28"/>
+          <w:szCs w:val="28"/>
+        </w:rPr>
+      </w:pPr>
+      <w:r>
+        <w:rPr>
+          <w:rFonts w:asciiTheme="majorHAnsi" w:eastAsiaTheme="majorEastAsia" w:hAnsiTheme="majorHAnsi" w:cstheme="majorBidi"/>
+          <w:b/>
+          <w:bCs/>
+          <w:color w:val="365F91" w:themeColor="accent1" w:themeShade="BF"/>
+          <w:sz w:val="28"/>
+          <w:szCs w:val="28"/>
+        </w:rPr>
+        <w:t>24. Oversampling</w:t>
+      </w:r>
+    </w:p>
+    <w:p>
+      <w:pPr>
+        <w:rPr>
+          <w:rFonts w:eastAsiaTheme="minorEastAsia"/>
+        </w:rPr>
+      </w:pPr>
+      <w:r>
+        <w:rPr>
+          <w:rFonts w:eastAsiaTheme="minorEastAsia"/>
+        </w:rPr>
+        <w:t>Oversampling introduces more examples from the minority class. The professor states that these should be inexact copies of original samples and close in feature space.</w:t>
+      </w:r>
+    </w:p>
+    <w:p>
+      <w:pPr>
+        <w:rPr>
+          <w:rFonts w:eastAsiaTheme="minorEastAsia"/>
+        </w:rPr>
+      </w:pPr>
+      <w:r>
+        <w:rPr>
+          <w:rFonts w:eastAsiaTheme="minorEastAsia"/>
+        </w:rPr>
+        <w:t>Goal: increase minority-class representation.</w:t>
+      </w:r>
+    </w:p>
+    <w:p>
+      <w:pPr>
+        <w:keepNext/>
+        <w:keepLines/>
+        <w:spacing w:before="480" w:after="0"/>
+        <w:outlineLvl w:val="0"/>
+        <w:rPr>
+          <w:rFonts w:asciiTheme="majorHAnsi" w:eastAsiaTheme="majorEastAsia" w:hAnsiTheme="majorHAnsi" w:cstheme="majorBidi"/>
+          <w:b/>
+          <w:bCs/>
+          <w:color w:val="365F91" w:themeColor="accent1" w:themeShade="BF"/>
+          <w:sz w:val="28"/>
+          <w:szCs w:val="28"/>
+        </w:rPr>
+      </w:pPr>
+      <w:r>
+        <w:rPr>
+          <w:rFonts w:asciiTheme="majorHAnsi" w:eastAsiaTheme="majorEastAsia" w:hAnsiTheme="majorHAnsi" w:cstheme="majorBidi"/>
+          <w:b/>
+          <w:bCs/>
+          <w:color w:val="365F91" w:themeColor="accent1" w:themeShade="BF"/>
+          <w:sz w:val="28"/>
+          <w:szCs w:val="28"/>
+        </w:rPr>
+        <w:t>25. Undersampling</w:t>
+      </w:r>
+    </w:p>
+    <w:p>
+      <w:pPr>
+        <w:rPr>
+          <w:rFonts w:eastAsiaTheme="minorEastAsia"/>
+        </w:rPr>
+      </w:pPr>
+      <w:r>
+        <w:rPr>
+          <w:rFonts w:eastAsiaTheme="minorEastAsia"/>
+        </w:rPr>
+        <w:t>Undersampling ignores several examples from the majority class.</w:t>
+      </w:r>
+    </w:p>
+    <w:p>
+      <w:pPr>
+        <w:rPr>
+          <w:rFonts w:eastAsiaTheme="minorEastAsia"/>
+        </w:rPr>
+      </w:pPr>
+      <w:r>
+        <w:rPr>
+          <w:rFonts w:eastAsiaTheme="minorEastAsia"/>
+        </w:rPr>
+        <w:t>The professor preferably recommends examples closer to the decision boundary, because these are more informative.</w:t>
+      </w:r>
+    </w:p>
+    <w:p>
+      <w:pPr>
+        <w:keepNext/>
+        <w:keepLines/>
+        <w:spacing w:before="480" w:after="0"/>
+        <w:outlineLvl w:val="0"/>
+        <w:rPr>
+          <w:rFonts w:asciiTheme="majorHAnsi" w:eastAsiaTheme="majorEastAsia" w:hAnsiTheme="majorHAnsi" w:cstheme="majorBidi"/>
+          <w:b/>
+          <w:bCs/>
+          <w:color w:val="365F91" w:themeColor="accent1" w:themeShade="BF"/>
+          <w:sz w:val="28"/>
+          <w:szCs w:val="28"/>
+        </w:rPr>
+      </w:pPr>
+      <w:r>
+        <w:rPr>
+          <w:rFonts w:asciiTheme="majorHAnsi" w:eastAsiaTheme="majorEastAsia" w:hAnsiTheme="majorHAnsi" w:cstheme="majorBidi"/>
+          <w:b/>
+          <w:bCs/>
+          <w:color w:val="365F91" w:themeColor="accent1" w:themeShade="BF"/>
+          <w:sz w:val="28"/>
+          <w:szCs w:val="28"/>
+        </w:rPr>
+        <w:t>26. Oversampling vs Undersampling</w:t>
+      </w:r>
+    </w:p>
+    <w:tbl>
+      <w:tblPr>
+        <w:tblStyle w:val="TableGrid"/>
+        <w:tblW w:w="0" w:type="auto"/>
+        <w:tblLook w:val="04A0" w:firstRow="1" w:lastRow="0" w:firstColumn="1" w:lastColumn="0" w:noHBand="0" w:noVBand="1"/>
+      </w:tblPr>
+      <w:tblGrid>
+        <w:gridCol w:w="2877"/>
+        <w:gridCol w:w="2877"/>
+        <w:gridCol w:w="2876"/>
+      </w:tblGrid>
+      <w:tr>
+        <w:tc>
+          <w:tcPr>
+            <w:tcW w:w="2880" w:type="dxa"/>
+          </w:tcPr>
+          <w:p>
+            <w:pPr>
+              <w:spacing w:after="200" w:line="276" w:lineRule="auto"/>
+              <w:rPr>
+                <w:rFonts w:eastAsiaTheme="minorEastAsia"/>
+              </w:rPr>
+            </w:pPr>
+            <w:r>
+              <w:rPr>
+                <w:rFonts w:eastAsiaTheme="minorEastAsia"/>
+              </w:rPr>
+              <w:t>Method</w:t>
+            </w:r>
+          </w:p>
+        </w:tc>
+        <w:tc>
+          <w:tcPr>
+            <w:tcW w:w="2880" w:type="dxa"/>
+          </w:tcPr>
+          <w:p>
+            <w:pPr>
+              <w:spacing w:after="200" w:line="276" w:lineRule="auto"/>
+              <w:rPr>
+                <w:rFonts w:eastAsiaTheme="minorEastAsia"/>
+              </w:rPr>
+            </w:pPr>
+            <w:r>
+              <w:rPr>
+                <w:rFonts w:eastAsiaTheme="minorEastAsia"/>
+              </w:rPr>
+              <w:t>What it does</w:t>
+            </w:r>
+          </w:p>
+        </w:tc>
+        <w:tc>
+          <w:tcPr>
+            <w:tcW w:w="2880" w:type="dxa"/>
+          </w:tcPr>
+          <w:p>
+            <w:pPr>
+              <w:spacing w:after="200" w:line="276" w:lineRule="auto"/>
+              <w:rPr>
+                <w:rFonts w:eastAsiaTheme="minorEastAsia"/>
+              </w:rPr>
+            </w:pPr>
+            <w:r>
+              <w:rPr>
+                <w:rFonts w:eastAsiaTheme="minorEastAsia"/>
+              </w:rPr>
+              <w:t>Goal</w:t>
+            </w:r>
+          </w:p>
+        </w:tc>
+      </w:tr>
+      <w:tr>
+        <w:tc>
+          <w:tcPr>
+            <w:tcW w:w="2880" w:type="dxa"/>
+          </w:tcPr>
+          <w:p>
+            <w:pPr>
+              <w:spacing w:after="200" w:line="276" w:lineRule="auto"/>
+              <w:rPr>
+                <w:rFonts w:eastAsiaTheme="minorEastAsia"/>
+              </w:rPr>
+            </w:pPr>
+            <w:r>
+              <w:rPr>
+                <w:rFonts w:eastAsiaTheme="minorEastAsia"/>
+              </w:rPr>
+              <w:t>Oversampling</w:t>
+            </w:r>
+          </w:p>
+        </w:tc>
+        <w:tc>
+          <w:tcPr>
+            <w:tcW w:w="2880" w:type="dxa"/>
+          </w:tcPr>
+          <w:p>
+            <w:pPr>
+              <w:spacing w:after="200" w:line="276" w:lineRule="auto"/>
+              <w:rPr>
+                <w:rFonts w:eastAsiaTheme="minorEastAsia"/>
+              </w:rPr>
+            </w:pPr>
+            <w:r>
+              <w:rPr>
+                <w:rFonts w:eastAsiaTheme="minorEastAsia"/>
+              </w:rPr>
+              <w:t>Increase minority-class examples</w:t>
+            </w:r>
+          </w:p>
+        </w:tc>
+        <w:tc>
+          <w:tcPr>
+            <w:tcW w:w="2880" w:type="dxa"/>
+          </w:tcPr>
+          <w:p>
+            <w:pPr>
+              <w:spacing w:after="200" w:line="276" w:lineRule="auto"/>
+              <w:rPr>
+                <w:rFonts w:eastAsiaTheme="minorEastAsia"/>
+              </w:rPr>
+            </w:pPr>
+            <w:r>
+              <w:rPr>
+                <w:rFonts w:eastAsiaTheme="minorEastAsia"/>
+              </w:rPr>
+              <w:t>Give minority class more representation</w:t>
+            </w:r>
+          </w:p>
+        </w:tc>
+      </w:tr>
+      <w:tr>
+        <w:tc>
+          <w:tcPr>
+            <w:tcW w:w="2880" w:type="dxa"/>
+          </w:tcPr>
+          <w:p>
+            <w:pPr>
+              <w:spacing w:after="200" w:line="276" w:lineRule="auto"/>
+              <w:rPr>
+                <w:rFonts w:eastAsiaTheme="minorEastAsia"/>
+              </w:rPr>
+            </w:pPr>
+            <w:r>
+              <w:rPr>
+                <w:rFonts w:eastAsiaTheme="minorEastAsia"/>
+              </w:rPr>
+              <w:lastRenderedPageBreak/>
+              <w:t>Undersampling</w:t>
+            </w:r>
+          </w:p>
+        </w:tc>
+        <w:tc>
+          <w:tcPr>
+            <w:tcW w:w="2880" w:type="dxa"/>
+          </w:tcPr>
+          <w:p>
+            <w:pPr>
+              <w:spacing w:after="200" w:line="276" w:lineRule="auto"/>
+              <w:rPr>
+                <w:rFonts w:eastAsiaTheme="minorEastAsia"/>
+              </w:rPr>
+            </w:pPr>
+            <w:r>
+              <w:rPr>
+                <w:rFonts w:eastAsiaTheme="minorEastAsia"/>
+              </w:rPr>
+              <w:t>Ignore/remove majority-class examples</w:t>
+            </w:r>
+          </w:p>
+        </w:tc>
+        <w:tc>
+          <w:tcPr>
+            <w:tcW w:w="2880" w:type="dxa"/>
+          </w:tcPr>
+          <w:p>
+            <w:pPr>
+              <w:spacing w:after="200" w:line="276" w:lineRule="auto"/>
+              <w:rPr>
+                <w:rFonts w:eastAsiaTheme="minorEastAsia"/>
+              </w:rPr>
+            </w:pPr>
+            <w:r>
+              <w:rPr>
+                <w:rFonts w:eastAsiaTheme="minorEastAsia"/>
+              </w:rPr>
+              <w:t>Reduce majority-class dominance</w:t>
+            </w:r>
+          </w:p>
+        </w:tc>
+      </w:tr>
+      <w:tr>
+        <w:tc>
+          <w:tcPr>
+            <w:tcW w:w="2880" w:type="dxa"/>
+          </w:tcPr>
+          <w:p>
+            <w:pPr>
+              <w:spacing w:after="200" w:line="276" w:lineRule="auto"/>
+              <w:rPr>
+                <w:rFonts w:eastAsiaTheme="minorEastAsia"/>
+              </w:rPr>
+            </w:pPr>
+            <w:r>
+              <w:rPr>
+                <w:rFonts w:eastAsiaTheme="minorEastAsia"/>
+              </w:rPr>
+              <w:t>Class weighting</w:t>
+            </w:r>
+          </w:p>
+        </w:tc>
+        <w:tc>
+          <w:tcPr>
+            <w:tcW w:w="2880" w:type="dxa"/>
+          </w:tcPr>
+          <w:p>
+            <w:pPr>
+              <w:spacing w:after="200" w:line="276" w:lineRule="auto"/>
+              <w:rPr>
+                <w:rFonts w:eastAsiaTheme="minorEastAsia"/>
+              </w:rPr>
+            </w:pPr>
+            <w:r>
+              <w:rPr>
+                <w:rFonts w:eastAsiaTheme="minorEastAsia"/>
+              </w:rPr>
+              <w:t>Change importance of examples/classes</w:t>
+            </w:r>
+          </w:p>
+        </w:tc>
+        <w:tc>
+          <w:tcPr>
+            <w:tcW w:w="2880" w:type="dxa"/>
+          </w:tcPr>
+          <w:p>
+            <w:pPr>
+              <w:spacing w:after="200" w:line="276" w:lineRule="auto"/>
+              <w:rPr>
+                <w:rFonts w:eastAsiaTheme="minorEastAsia"/>
+              </w:rPr>
+            </w:pPr>
+            <w:r>
+              <w:rPr>
+                <w:rFonts w:eastAsiaTheme="minorEastAsia"/>
+              </w:rPr>
+              <w:t>Make learning pay more attention to minority class</w:t>
+            </w:r>
+          </w:p>
+        </w:tc>
+      </w:tr>
+    </w:tbl>
+    <w:p>
+      <w:pPr>
+        <w:keepNext/>
+        <w:keepLines/>
+        <w:spacing w:before="480" w:after="0"/>
+        <w:outlineLvl w:val="0"/>
+        <w:rPr>
+          <w:rFonts w:asciiTheme="majorHAnsi" w:eastAsiaTheme="majorEastAsia" w:hAnsiTheme="majorHAnsi" w:cstheme="majorBidi"/>
+          <w:b/>
+          <w:bCs/>
+          <w:color w:val="365F91" w:themeColor="accent1" w:themeShade="BF"/>
+          <w:sz w:val="28"/>
+          <w:szCs w:val="28"/>
+        </w:rPr>
+      </w:pPr>
+      <w:r>
+        <w:rPr>
+          <w:rFonts w:asciiTheme="majorHAnsi" w:eastAsiaTheme="majorEastAsia" w:hAnsiTheme="majorHAnsi" w:cstheme="majorBidi"/>
+          <w:b/>
+          <w:bCs/>
+          <w:color w:val="365F91" w:themeColor="accent1" w:themeShade="BF"/>
+          <w:sz w:val="28"/>
+          <w:szCs w:val="28"/>
+        </w:rPr>
+        <w:t>27. High-Value Formula Sheet</w:t>
+      </w:r>
+    </w:p>
+    <w:p>
+      <w:pPr>
+        <w:rPr>
+          <w:rFonts w:eastAsiaTheme="minorEastAsia"/>
+        </w:rPr>
+      </w:pPr>
+      <w:r>
+        <w:rPr>
+          <w:rFonts w:eastAsiaTheme="minorEastAsia"/>
+          <w:b/>
+        </w:rPr>
+        <w:t>g(X) = [f₁(X) + f₂(X) + … + fₘ(X)] / M</w:t>
+      </w:r>
+    </w:p>
+    <w:p>
+      <w:pPr>
+        <w:rPr>
+          <w:rFonts w:eastAsiaTheme="minorEastAsia"/>
+        </w:rPr>
+      </w:pPr>
+      <w:r>
+        <w:rPr>
+          <w:rFonts w:eastAsiaTheme="minorEastAsia"/>
+          <w:b/>
+        </w:rPr>
+        <w:t>Bias(X) = Y − g(X)</w:t>
+      </w:r>
+    </w:p>
+    <w:p>
+      <w:pPr>
+        <w:rPr>
+          <w:rFonts w:eastAsiaTheme="minorEastAsia"/>
+        </w:rPr>
+      </w:pPr>
+      <w:r>
+        <w:rPr>
+          <w:rFonts w:eastAsiaTheme="minorEastAsia"/>
+          <w:b/>
+        </w:rPr>
+        <w:t>Variance(X) = (1/M) × Σᵢ [fᵢ(X) − g(X)]²</w:t>
+      </w:r>
+    </w:p>
+    <w:p>
+      <w:pPr>
+        <w:rPr>
+          <w:rFonts w:eastAsiaTheme="minorEastAsia"/>
+        </w:rPr>
+      </w:pPr>
+      <w:r>
+        <w:rPr>
+          <w:rFonts w:eastAsiaTheme="minorEastAsia"/>
+          <w:b/>
+        </w:rPr>
+        <w:t>OvA classifiers = K</w:t>
+      </w:r>
+    </w:p>
+    <w:p>
+      <w:pPr>
+        <w:rPr>
+          <w:rFonts w:eastAsiaTheme="minorEastAsia"/>
+        </w:rPr>
+      </w:pPr>
+      <w:r>
+        <w:rPr>
+          <w:rFonts w:eastAsiaTheme="minorEastAsia"/>
+          <w:b/>
+        </w:rPr>
+        <w:t>OvO classifiers = K × (K − 1) / 2</w:t>
+      </w:r>
+    </w:p>
+    <w:p>
+      <w:pPr>
+        <w:rPr>
+          <w:rFonts w:eastAsiaTheme="minorEastAsia"/>
+        </w:rPr>
+      </w:pPr>
+      <w:r>
+        <w:rPr>
+          <w:rFonts w:eastAsiaTheme="minorEastAsia"/>
+          <w:b/>
+        </w:rPr>
+        <w:t>Weighted regression prediction = Σ(weightᵢ × predictionᵢ) / Σ(weightᵢ)</w:t>
+      </w:r>
+    </w:p>
+    <w:p>
+      <w:pPr>
+        <w:rPr>
+          <w:rFonts w:eastAsiaTheme="minorEastAsia"/>
+        </w:rPr>
+      </w:pPr>
+      <w:r>
+        <w:rPr>
+          <w:rFonts w:eastAsiaTheme="minorEastAsia"/>
+          <w:b/>
+        </w:rPr>
+        <w:t>Residual = True Target − Current Ensemble Prediction</w:t>
+      </w:r>
+    </w:p>
+    <w:p>
+      <w:pPr>
+        <w:rPr>
+          <w:rFonts w:eastAsiaTheme="minorEastAsia"/>
+        </w:rPr>
+      </w:pPr>
+      <w:r>
+        <w:rPr>
+          <w:rFonts w:eastAsiaTheme="minorEastAsia"/>
+          <w:b/>
+        </w:rPr>
+        <w:t>Fₘ(xᵢ) = Fₘ₋₁(xᵢ) + γhₘ(xᵢ)</w:t>
+      </w:r>
+    </w:p>
+    <w:p>
+      <w:pPr>
+        <w:keepNext/>
+        <w:keepLines/>
+        <w:spacing w:before="480" w:after="0"/>
+        <w:outlineLvl w:val="0"/>
+        <w:rPr>
+          <w:rFonts w:asciiTheme="majorHAnsi" w:eastAsiaTheme="majorEastAsia" w:hAnsiTheme="majorHAnsi" w:cstheme="majorBidi"/>
+          <w:b/>
+          <w:bCs/>
+          <w:color w:val="365F91" w:themeColor="accent1" w:themeShade="BF"/>
+          <w:sz w:val="28"/>
+          <w:szCs w:val="28"/>
+        </w:rPr>
+      </w:pPr>
+      <w:r>
+        <w:rPr>
+          <w:rFonts w:asciiTheme="majorHAnsi" w:eastAsiaTheme="majorEastAsia" w:hAnsiTheme="majorHAnsi" w:cstheme="majorBidi"/>
+          <w:b/>
+          <w:bCs/>
+          <w:color w:val="365F91" w:themeColor="accent1" w:themeShade="BF"/>
+          <w:sz w:val="28"/>
+          <w:szCs w:val="28"/>
+        </w:rPr>
+        <w:t>28. Common MCQ Traps</w:t>
+      </w:r>
+    </w:p>
+    <w:p>
+      <w:pPr>
+        <w:tabs>
+          <w:tab w:val="num" w:pos="360"/>
+        </w:tabs>
+        <w:ind w:left="360" w:hanging="360"/>
+        <w:contextualSpacing/>
+        <w:rPr>
+          <w:rFonts w:eastAsiaTheme="minorEastAsia"/>
+        </w:rPr>
+      </w:pPr>
+      <w:r>
+        <w:rPr>
+          <w:rFonts w:eastAsiaTheme="minorEastAsia"/>
+        </w:rPr>
+        <w:t>Simple Voting gives every classifier equal importance.</w:t>
+      </w:r>
+    </w:p>
+    <w:p>
+      <w:pPr>
+        <w:tabs>
+          <w:tab w:val="num" w:pos="360"/>
+        </w:tabs>
+        <w:ind w:left="360" w:hanging="360"/>
+        <w:contextualSpacing/>
+        <w:rPr>
+          <w:rFonts w:eastAsiaTheme="minorEastAsia"/>
+        </w:rPr>
+      </w:pPr>
+      <w:r>
+        <w:rPr>
+          <w:rFonts w:eastAsiaTheme="minorEastAsia"/>
+        </w:rPr>
+        <w:t>Weighted Voting gives better-performing/more reliable classifiers greater influence.</w:t>
+      </w:r>
+    </w:p>
+    <w:p>
+      <w:pPr>
+        <w:tabs>
+          <w:tab w:val="num" w:pos="360"/>
+        </w:tabs>
+        <w:ind w:left="360" w:hanging="360"/>
+        <w:contextualSpacing/>
+        <w:rPr>
+          <w:rFonts w:eastAsiaTheme="minorEastAsia"/>
+        </w:rPr>
+      </w:pPr>
+      <w:r>
+        <w:rPr>
+          <w:rFonts w:eastAsiaTheme="minorEastAsia"/>
+        </w:rPr>
+        <w:t>Classification → mode; Regression → mean.</w:t>
+      </w:r>
+    </w:p>
+    <w:p>
+      <w:pPr>
+        <w:tabs>
+          <w:tab w:val="num" w:pos="360"/>
+        </w:tabs>
+        <w:ind w:left="360" w:hanging="360"/>
+        <w:contextualSpacing/>
+        <w:rPr>
+          <w:rFonts w:eastAsiaTheme="minorEastAsia"/>
+        </w:rPr>
+      </w:pPr>
+      <w:r>
+        <w:rPr>
+          <w:rFonts w:eastAsiaTheme="minorEastAsia"/>
+        </w:rPr>
+        <w:t>Bagging = Bootstrap Aggregation.</w:t>
+      </w:r>
+    </w:p>
+    <w:p>
+      <w:pPr>
+        <w:tabs>
+          <w:tab w:val="num" w:pos="360"/>
+        </w:tabs>
+        <w:ind w:left="360" w:hanging="360"/>
+        <w:contextualSpacing/>
+        <w:rPr>
+          <w:rFonts w:eastAsiaTheme="minorEastAsia"/>
+        </w:rPr>
+      </w:pPr>
+      <w:r>
+        <w:rPr>
+          <w:rFonts w:eastAsiaTheme="minorEastAsia"/>
+        </w:rPr>
+        <w:t>Bootstrap sampling is WITH replacement.</w:t>
+      </w:r>
+    </w:p>
+    <w:p>
+      <w:pPr>
+        <w:tabs>
+          <w:tab w:val="num" w:pos="360"/>
+        </w:tabs>
+        <w:ind w:left="360" w:hanging="360"/>
+        <w:contextualSpacing/>
+        <w:rPr>
+          <w:rFonts w:eastAsiaTheme="minorEastAsia"/>
+        </w:rPr>
+      </w:pPr>
+      <w:r>
+        <w:rPr>
+          <w:rFonts w:eastAsiaTheme="minorEastAsia"/>
+        </w:rPr>
+        <w:t>Same example can appear multiple times in a bootstrap dataset.</w:t>
+      </w:r>
+    </w:p>
+    <w:p>
+      <w:pPr>
+        <w:tabs>
+          <w:tab w:val="num" w:pos="360"/>
+        </w:tabs>
+        <w:ind w:left="360" w:hanging="360"/>
+        <w:contextualSpacing/>
+        <w:rPr>
+          <w:rFonts w:eastAsiaTheme="minorEastAsia"/>
+        </w:rPr>
+      </w:pPr>
+      <w:r>
+        <w:rPr>
+          <w:rFonts w:eastAsiaTheme="minorEastAsia"/>
+        </w:rPr>
+        <w:t>Random Forest combines multiple Decision Trees.</w:t>
+      </w:r>
+    </w:p>
+    <w:p>
+      <w:pPr>
+        <w:tabs>
+          <w:tab w:val="num" w:pos="360"/>
+        </w:tabs>
+        <w:ind w:left="360" w:hanging="360"/>
+        <w:contextualSpacing/>
+        <w:rPr>
+          <w:rFonts w:eastAsiaTheme="minorEastAsia"/>
+        </w:rPr>
+      </w:pPr>
+      <w:r>
+        <w:rPr>
+          <w:rFonts w:eastAsiaTheme="minorEastAsia"/>
+        </w:rPr>
+        <w:t>Bagging is mainly associated with reducing variance.</w:t>
+      </w:r>
+    </w:p>
+    <w:p>
+      <w:pPr>
+        <w:tabs>
+          <w:tab w:val="num" w:pos="360"/>
+        </w:tabs>
+        <w:ind w:left="360" w:hanging="360"/>
+        <w:contextualSpacing/>
+        <w:rPr>
+          <w:rFonts w:eastAsiaTheme="minorEastAsia"/>
+        </w:rPr>
+      </w:pPr>
+      <w:r>
+        <w:rPr>
+          <w:rFonts w:eastAsiaTheme="minorEastAsia"/>
+        </w:rPr>
+        <w:t>Boosting is sequential; later models focus on earlier mistakes.</w:t>
+      </w:r>
+    </w:p>
+    <w:p>
+      <w:pPr>
+        <w:tabs>
+          <w:tab w:val="num" w:pos="360"/>
+        </w:tabs>
+        <w:ind w:left="360" w:hanging="360"/>
+        <w:contextualSpacing/>
+        <w:rPr>
+          <w:rFonts w:eastAsiaTheme="minorEastAsia"/>
+        </w:rPr>
+      </w:pPr>
+      <w:r>
+        <w:rPr>
+          <w:rFonts w:eastAsiaTheme="minorEastAsia"/>
+        </w:rPr>
+        <w:t>Weak classifier = slightly better than random guessing.</w:t>
+      </w:r>
+    </w:p>
+    <w:p>
+      <w:pPr>
+        <w:tabs>
+          <w:tab w:val="num" w:pos="360"/>
+        </w:tabs>
+        <w:ind w:left="360" w:hanging="360"/>
+        <w:contextualSpacing/>
+        <w:rPr>
+          <w:rFonts w:eastAsiaTheme="minorEastAsia"/>
+        </w:rPr>
+      </w:pPr>
+      <w:r>
+        <w:rPr>
+          <w:rFonts w:eastAsiaTheme="minorEastAsia"/>
+        </w:rPr>
+        <w:t>Boosting may reduce bias.</w:t>
+      </w:r>
+    </w:p>
+    <w:p>
+      <w:pPr>
+        <w:tabs>
+          <w:tab w:val="num" w:pos="360"/>
+        </w:tabs>
+        <w:ind w:left="360" w:hanging="360"/>
+        <w:contextualSpacing/>
+        <w:rPr>
+          <w:rFonts w:eastAsiaTheme="minorEastAsia"/>
+        </w:rPr>
+      </w:pPr>
+      <w:r>
+        <w:rPr>
+          <w:rFonts w:eastAsiaTheme="minorEastAsia"/>
+        </w:rPr>
+        <w:t>Gradient Boosting fits new models to residuals/current errors.</w:t>
+      </w:r>
+    </w:p>
+    <w:p>
+      <w:pPr>
+        <w:tabs>
+          <w:tab w:val="num" w:pos="360"/>
+        </w:tabs>
+        <w:ind w:left="360" w:hanging="360"/>
+        <w:contextualSpacing/>
+        <w:rPr>
+          <w:rFonts w:eastAsiaTheme="minorEastAsia"/>
+        </w:rPr>
+      </w:pPr>
+      <w:r>
+        <w:rPr>
+          <w:rFonts w:eastAsiaTheme="minorEastAsia"/>
+        </w:rPr>
+        <w:t>Residual = true target − current ensemble prediction.</w:t>
+      </w:r>
+    </w:p>
+    <w:p>
+      <w:pPr>
+        <w:tabs>
+          <w:tab w:val="num" w:pos="360"/>
+        </w:tabs>
+        <w:ind w:left="360" w:hanging="360"/>
+        <w:contextualSpacing/>
+        <w:rPr>
+          <w:rFonts w:eastAsiaTheme="minorEastAsia"/>
+        </w:rPr>
+      </w:pPr>
+      <w:r>
+        <w:rPr>
+          <w:rFonts w:eastAsiaTheme="minorEastAsia"/>
+        </w:rPr>
+        <w:t>High bias → underfitting; high variance → overfitting.</w:t>
+      </w:r>
+    </w:p>
+    <w:p>
+      <w:pPr>
+        <w:tabs>
+          <w:tab w:val="num" w:pos="360"/>
+        </w:tabs>
+        <w:ind w:left="360" w:hanging="360"/>
+        <w:contextualSpacing/>
+        <w:rPr>
+          <w:rFonts w:eastAsiaTheme="minorEastAsia"/>
+        </w:rPr>
+      </w:pPr>
+      <w:r>
+        <w:rPr>
+          <w:rFonts w:eastAsiaTheme="minorEastAsia"/>
+        </w:rPr>
+        <w:t>Low bias + low variance is ideal.</w:t>
+      </w:r>
+    </w:p>
+    <w:p>
+      <w:pPr>
+        <w:tabs>
+          <w:tab w:val="num" w:pos="360"/>
+        </w:tabs>
+        <w:ind w:left="360" w:hanging="360"/>
+        <w:contextualSpacing/>
+        <w:rPr>
+          <w:rFonts w:eastAsiaTheme="minorEastAsia"/>
+        </w:rPr>
+      </w:pPr>
+      <w:r>
+        <w:rPr>
+          <w:rFonts w:eastAsiaTheme="minorEastAsia"/>
+        </w:rPr>
+        <w:t>Class imbalance can make total error misleading.</w:t>
+      </w:r>
+    </w:p>
+    <w:p>
+      <w:pPr>
+        <w:tabs>
+          <w:tab w:val="num" w:pos="360"/>
+        </w:tabs>
+        <w:ind w:left="360" w:hanging="360"/>
+        <w:contextualSpacing/>
+        <w:rPr>
+          <w:rFonts w:eastAsiaTheme="minorEastAsia"/>
+        </w:rPr>
+      </w:pPr>
+      <w:r>
+        <w:rPr>
+          <w:rFonts w:eastAsiaTheme="minorEastAsia"/>
+        </w:rPr>
+        <w:t>Oversampling increases minority-class representation.</w:t>
+      </w:r>
+    </w:p>
+    <w:p>
+      <w:pPr>
+        <w:tabs>
+          <w:tab w:val="num" w:pos="360"/>
+        </w:tabs>
+        <w:ind w:left="360" w:hanging="360"/>
+        <w:contextualSpacing/>
+        <w:rPr>
+          <w:rFonts w:eastAsiaTheme="minorEastAsia"/>
+        </w:rPr>
+      </w:pPr>
+      <w:r>
+        <w:rPr>
+          <w:rFonts w:eastAsiaTheme="minorEastAsia"/>
+        </w:rPr>
+        <w:t>Undersampling reduces majority-class representation.</w:t>
+      </w:r>
+    </w:p>
+    <w:p>
+      <w:pPr>
+        <w:keepNext/>
+        <w:keepLines/>
+        <w:spacing w:before="480" w:after="0"/>
+        <w:outlineLvl w:val="0"/>
+        <w:rPr>
+          <w:rFonts w:asciiTheme="majorHAnsi" w:eastAsiaTheme="majorEastAsia" w:hAnsiTheme="majorHAnsi" w:cstheme="majorBidi"/>
+          <w:b/>
+          <w:bCs/>
+          <w:color w:val="365F91" w:themeColor="accent1" w:themeShade="BF"/>
+          <w:sz w:val="28"/>
+          <w:szCs w:val="28"/>
+        </w:rPr>
+      </w:pPr>
+      <w:r>
+        <w:rPr>
+          <w:rFonts w:asciiTheme="majorHAnsi" w:eastAsiaTheme="majorEastAsia" w:hAnsiTheme="majorHAnsi" w:cstheme="majorBidi"/>
+          <w:b/>
+          <w:bCs/>
+          <w:color w:val="365F91" w:themeColor="accent1" w:themeShade="BF"/>
+          <w:sz w:val="28"/>
+          <w:szCs w:val="28"/>
+        </w:rPr>
+        <w:lastRenderedPageBreak/>
+        <w:t>29. Final Memory Map</w:t>
+      </w:r>
+    </w:p>
+    <w:p>
+      <w:pPr>
+        <w:rPr>
+          <w:rFonts w:eastAsiaTheme="minorEastAsia"/>
+        </w:rPr>
+      </w:pPr>
+      <w:r>
+        <w:rPr>
+          <w:rFonts w:eastAsiaTheme="minorEastAsia"/>
+        </w:rPr>
+        <w:t>ENSEMBLE → Many Models → One Final Prediction</w:t>
+      </w:r>
+      <w:r>
+        <w:rPr>
+          <w:rFonts w:eastAsiaTheme="minorEastAsia"/>
+        </w:rPr>
+        <w:br/>
+      </w:r>
+      <w:r>
+        <w:rPr>
+          <w:rFonts w:eastAsiaTheme="minorEastAsia"/>
+        </w:rPr>
+        <w:br/>
+        <w:t>VOTING → Simple: equal weight | Weighted: reliable model gets higher weight</w:t>
+      </w:r>
+      <w:r>
+        <w:rPr>
+          <w:rFonts w:eastAsiaTheme="minorEastAsia"/>
+        </w:rPr>
+        <w:br/>
+      </w:r>
+      <w:r>
+        <w:rPr>
+          <w:rFonts w:eastAsiaTheme="minorEastAsia"/>
+        </w:rPr>
+        <w:br/>
+        <w:t>BIAS → Average prediction vs Truth</w:t>
+      </w:r>
+      <w:r>
+        <w:rPr>
+          <w:rFonts w:eastAsiaTheme="minorEastAsia"/>
+        </w:rPr>
+        <w:br/>
+        <w:t>VARIANCE → Predictions vs Each Other</w:t>
+      </w:r>
+      <w:r>
+        <w:rPr>
+          <w:rFonts w:eastAsiaTheme="minorEastAsia"/>
+        </w:rPr>
+        <w:br/>
+        <w:t>High Bias → Underfitting | High Variance → Overfitting</w:t>
+      </w:r>
+      <w:r>
+        <w:rPr>
+          <w:rFonts w:eastAsiaTheme="minorEastAsia"/>
+        </w:rPr>
+        <w:br/>
+      </w:r>
+      <w:r>
+        <w:rPr>
+          <w:rFonts w:eastAsiaTheme="minorEastAsia"/>
+        </w:rPr>
+        <w:br/>
+        <w:t>BAGGING → Bootstrap samples → Independent models → Aggregate → Reduce variance</w:t>
+      </w:r>
+      <w:r>
+        <w:rPr>
+          <w:rFonts w:eastAsiaTheme="minorEastAsia"/>
+        </w:rPr>
+        <w:br/>
+      </w:r>
+      <w:r>
+        <w:rPr>
+          <w:rFonts w:eastAsiaTheme="minorEastAsia"/>
+        </w:rPr>
+        <w:br/>
+        <w:t>RANDOM FOREST → Many Decision Trees → Randomized samples/features → Aggregate</w:t>
+      </w:r>
+      <w:r>
+        <w:rPr>
+          <w:rFonts w:eastAsiaTheme="minorEastAsia"/>
+        </w:rPr>
+        <w:br/>
+      </w:r>
+      <w:r>
+        <w:rPr>
+          <w:rFonts w:eastAsiaTheme="minorEastAsia"/>
+        </w:rPr>
+        <w:br/>
+        <w:t>BOOSTING → Weak model → Find mistakes → Increase focus → Next model → Repeat</w:t>
+      </w:r>
+      <w:r>
+        <w:rPr>
+          <w:rFonts w:eastAsiaTheme="minorEastAsia"/>
+        </w:rPr>
+        <w:br/>
+      </w:r>
+      <w:r>
+        <w:rPr>
+          <w:rFonts w:eastAsiaTheme="minorEastAsia"/>
+        </w:rPr>
+        <w:br/>
+        <w:t>GRADIENT BOOSTING → Current prediction → Residual → New tree learns residual → Add correction</w:t>
+      </w:r>
+      <w:r>
+        <w:rPr>
+          <w:rFonts w:eastAsiaTheme="minorEastAsia"/>
+        </w:rPr>
+        <w:br/>
+      </w:r>
+      <w:r>
+        <w:rPr>
+          <w:rFonts w:eastAsiaTheme="minorEastAsia"/>
+        </w:rPr>
+        <w:br/>
+        <w:t>CLASS IMBALANCE → Class weights / Oversampling / Undersampling</w:t>
+      </w:r>
+    </w:p>
+    <w:p>
+      <w:pPr>
+        <w:keepNext/>
+        <w:keepLines/>
+        <w:spacing w:before="480" w:after="0"/>
+        <w:outlineLvl w:val="0"/>
+        <w:rPr>
+          <w:rFonts w:asciiTheme="majorHAnsi" w:eastAsiaTheme="majorEastAsia" w:hAnsiTheme="majorHAnsi" w:cstheme="majorBidi"/>
+          <w:b/>
+          <w:bCs/>
+          <w:color w:val="365F91" w:themeColor="accent1" w:themeShade="BF"/>
+          <w:sz w:val="28"/>
+          <w:szCs w:val="28"/>
+        </w:rPr>
+      </w:pPr>
+      <w:r>
+        <w:rPr>
+          <w:rFonts w:asciiTheme="majorHAnsi" w:eastAsiaTheme="majorEastAsia" w:hAnsiTheme="majorHAnsi" w:cstheme="majorBidi"/>
+          <w:b/>
+          <w:bCs/>
+          <w:color w:val="365F91" w:themeColor="accent1" w:themeShade="BF"/>
+          <w:sz w:val="28"/>
+          <w:szCs w:val="28"/>
+        </w:rPr>
+        <w:t>30. Ultra-Short Revision</w:t>
+      </w:r>
+    </w:p>
+    <w:p>
+      <w:pPr>
+        <w:rPr>
+          <w:rFonts w:eastAsiaTheme="minorEastAsia"/>
+        </w:rPr>
+      </w:pPr>
+      <w:r>
+        <w:rPr>
+          <w:rFonts w:eastAsiaTheme="minorEastAsia"/>
+        </w:rPr>
+        <w:t>Ensemble = many models.</w:t>
+      </w:r>
+      <w:r>
+        <w:rPr>
+          <w:rFonts w:eastAsiaTheme="minorEastAsia"/>
+        </w:rPr>
+        <w:br/>
+        <w:t>Voting = combine answers.</w:t>
+      </w:r>
+      <w:r>
+        <w:rPr>
+          <w:rFonts w:eastAsiaTheme="minorEastAsia"/>
+        </w:rPr>
+        <w:br/>
+        <w:t>Simple voting = equal importance.</w:t>
+      </w:r>
+      <w:r>
+        <w:rPr>
+          <w:rFonts w:eastAsiaTheme="minorEastAsia"/>
+        </w:rPr>
+        <w:br/>
+        <w:t>Weighted voting = unequal importance.</w:t>
+      </w:r>
+      <w:r>
+        <w:rPr>
+          <w:rFonts w:eastAsiaTheme="minorEastAsia"/>
+        </w:rPr>
+        <w:br/>
+        <w:t>Bagging = bootstrap + aggregation; mainly reduces variance.</w:t>
+      </w:r>
+      <w:r>
+        <w:rPr>
+          <w:rFonts w:eastAsiaTheme="minorEastAsia"/>
+        </w:rPr>
+        <w:br/>
+        <w:t>Random Forest = ensemble of Decision Trees.</w:t>
+      </w:r>
+      <w:r>
+        <w:rPr>
+          <w:rFonts w:eastAsiaTheme="minorEastAsia"/>
+        </w:rPr>
+        <w:br/>
+        <w:t>Boosting = sequential error correction; can reduce bias.</w:t>
+      </w:r>
+      <w:r>
+        <w:rPr>
+          <w:rFonts w:eastAsiaTheme="minorEastAsia"/>
+        </w:rPr>
+        <w:br/>
+        <w:t>Gradient Boosting = new models learn residuals.</w:t>
+      </w:r>
+      <w:r>
+        <w:rPr>
+          <w:rFonts w:eastAsiaTheme="minorEastAsia"/>
+        </w:rPr>
+        <w:br/>
+        <w:t>Class imbalance = unequal class representation; use weights, oversampling or undersampling.</w:t>
+      </w:r>
+    </w:p>
+    <w:p>
+      <w:pPr>
+        <w:rPr>
+          <w:rFonts w:eastAsiaTheme="minorEastAsia"/>
+        </w:rPr>
+      </w:pPr>
+    </w:p>
+    <w:p>
+      <w:pPr>
+        <w:rPr>
+          <w:rFonts w:eastAsiaTheme="minorEastAsia"/>
+        </w:rPr>
+      </w:pPr>
+    </w:p>
+    <w:p>
+      <w:pPr>
+        <w:rPr>
+          <w:rFonts w:eastAsiaTheme="minorEastAsia"/>
+        </w:rPr>
+      </w:pPr>
+    </w:p>
+    <w:p>
+      <w:pPr>
+        <w:pStyle w:val="Title"/>
+      </w:pPr>
+    </w:p>
+    <w:p>
+      <w:pPr>
+        <w:pStyle w:val="Title"/>
+      </w:pPr>
+      <w:r>
+        <w:lastRenderedPageBreak/>
+        <w:t>Unsupervised Learning, PCA &amp; K-means Clustering</w:t>
+      </w:r>
+    </w:p>
+    <w:p>
+      <w:r>
+        <w:t>IIT Kharagpur – Module 01, Lecture 05 | Exam-Oriented Notes</w:t>
+      </w:r>
+    </w:p>
+    <w:p>
+      <w:pPr>
+        <w:pStyle w:val="Heading1"/>
+      </w:pPr>
+      <w:r>
+        <w:t>1. Continuation Story</w:t>
+      </w:r>
+    </w:p>
+    <w:p>
+      <w:r>
+        <w:t>Earlier we studied supervised learning: X + Y → learn a pattern → predict Y for unseen X. Now the labels are removed. Unsupervised learning asks: “What useful structure is hidden inside X?”</w:t>
+      </w:r>
+    </w:p>
+    <w:p>
+      <w:r>
+        <w:rPr>
+          <w:b/>
+        </w:rPr>
+        <w:t>Supervised: X + Y → Learn pattern → Predict Y</w:t>
+      </w:r>
+    </w:p>
+    <w:p>
+      <w:r>
+        <w:rPr>
+          <w:b/>
+        </w:rPr>
+        <w:t>Unsupervised: X only → Discover structure / patterns / groups</w:t>
+      </w:r>
+    </w:p>
+    <w:p>
+      <w:pPr>
+        <w:pStyle w:val="ListBullet"/>
+      </w:pPr>
+      <w:r>
+        <w:t>Professor's Lecture 05 focuses on Unsupervised Learning, PCA and K-means clustering.</w:t>
+      </w:r>
+    </w:p>
+    <w:p>
+      <w:pPr>
+        <w:pStyle w:val="ListBullet"/>
+      </w:pPr>
+      <w:r>
+        <w:t>Two key questions: Can we visualize the data informatively? Can we discover subgroups among observations?</w:t>
+      </w:r>
+    </w:p>
+    <w:p>
+      <w:pPr>
+        <w:pStyle w:val="Heading1"/>
+      </w:pPr>
+      <w:r>
+        <w:t>2. What is Unsupervised Learning?</w:t>
+      </w:r>
+    </w:p>
+    <w:p>
+      <w:r>
+        <w:t>Labels y₁, y₂, …, yₙ are not available. The algorithm works with observations/features and tries to discover useful structure.</w:t>
+      </w:r>
+    </w:p>
+    <w:p>
+      <w:pPr>
+        <w:pStyle w:val="ListBullet"/>
+      </w:pPr>
+      <w:r>
+        <w:t>No predefined target label.</w:t>
+      </w:r>
+    </w:p>
+    <w:p>
+      <w:pPr>
+        <w:pStyle w:val="ListBullet"/>
+      </w:pPr>
+      <w:r>
+        <w:t>Typical goals: discover groups, find useful representations, visualization, preprocessing and compression.</w:t>
+      </w:r>
+    </w:p>
+    <w:p>
+      <w:pPr>
+        <w:pStyle w:val="ListBullet"/>
+      </w:pPr>
+      <w:r>
+        <w:t>Central word: DISCOVER.</w:t>
+      </w:r>
+    </w:p>
+    <w:p>
+      <w:r>
+        <w:t>Exam Tip: Supervised = labeled data. Unsupervised = labels unavailable.</w:t>
+      </w:r>
+    </w:p>
+    <w:p>
+      <w:pPr>
+        <w:pStyle w:val="Heading1"/>
+      </w:pPr>
+      <w:r>
+        <w:t>3. Real-Time Fruit Market Example</w:t>
+      </w:r>
+    </w:p>
+    <w:p>
+      <w:r>
+        <w:t>Imagine thousands of fruits described by weight, size, color, shape and texture, but nobody tells us whether each fruit is an apple, orange or banana.</w:t>
+      </w:r>
+    </w:p>
+    <w:p>
+      <w:pPr>
+        <w:pStyle w:val="ListBullet"/>
+      </w:pPr>
+      <w:r>
+        <w:t>Only features X are available.</w:t>
+      </w:r>
+    </w:p>
+    <w:p>
+      <w:pPr>
+        <w:pStyle w:val="ListBullet"/>
+      </w:pPr>
+      <w:r>
+        <w:t>We can discover natural groups using clustering.</w:t>
+      </w:r>
+    </w:p>
+    <w:p>
+      <w:pPr>
+        <w:pStyle w:val="ListBullet"/>
+      </w:pPr>
+      <w:r>
+        <w:t>We can reduce many fruit features using PCA for visualization or compact representation.</w:t>
+      </w:r>
+    </w:p>
+    <w:p>
+      <w:r>
+        <w:rPr>
+          <w:b/>
+        </w:rPr>
+        <w:t>Fruit data: X only → Discover structure</w:t>
+      </w:r>
+    </w:p>
+    <w:p>
+      <w:pPr>
+        <w:pStyle w:val="Heading1"/>
+      </w:pPr>
+      <w:r>
+        <w:lastRenderedPageBreak/>
+        <w:t>4. Motivating Applications</w:t>
+      </w:r>
+    </w:p>
+    <w:p>
+      <w:pPr>
+        <w:pStyle w:val="ListBullet"/>
+      </w:pPr>
+      <w:r>
+        <w:t>Cancer research: gene-expression data from breast cancer patients.</w:t>
+      </w:r>
+    </w:p>
+    <w:p>
+      <w:pPr>
+        <w:pStyle w:val="ListBullet"/>
+      </w:pPr>
+      <w:r>
+        <w:t>Customer segmentation and recommendation engines.</w:t>
+      </w:r>
+    </w:p>
+    <w:p>
+      <w:pPr>
+        <w:pStyle w:val="ListBullet"/>
+      </w:pPr>
+      <w:r>
+        <w:t>Data preprocessing.</w:t>
+      </w:r>
+    </w:p>
+    <w:p>
+      <w:pPr>
+        <w:pStyle w:val="ListBullet"/>
+      </w:pPr>
+      <w:r>
+        <w:t>Compression.</w:t>
+      </w:r>
+    </w:p>
+    <w:p>
+      <w:pPr>
+        <w:pStyle w:val="ListBullet"/>
+      </w:pPr>
+      <w:r>
+        <w:t>Clustering: preprocessing before supervised learning, semi-supervised learning, image segmentation and color compression.</w:t>
+      </w:r>
+    </w:p>
+    <w:p>
+      <w:pPr>
+        <w:pStyle w:val="Heading1"/>
+      </w:pPr>
+      <w:r>
+        <w:t>5. Methods Listed by Professor</w:t>
+      </w:r>
+    </w:p>
+    <w:p>
+      <w:pPr>
+        <w:pStyle w:val="ListBullet"/>
+      </w:pPr>
+      <w:r>
+        <w:t>Principal Component Analysis (PCA)</w:t>
+      </w:r>
+    </w:p>
+    <w:p>
+      <w:pPr>
+        <w:pStyle w:val="ListBullet"/>
+      </w:pPr>
+      <w:r>
+        <w:t>Cluster analysis / data segmentation</w:t>
+      </w:r>
+    </w:p>
+    <w:p>
+      <w:pPr>
+        <w:pStyle w:val="ListBullet"/>
+      </w:pPr>
+      <w:r>
+        <w:t>Self-organizing maps</w:t>
+      </w:r>
+    </w:p>
+    <w:p>
+      <w:pPr>
+        <w:pStyle w:val="ListBullet"/>
+      </w:pPr>
+      <w:r>
+        <w:t>Matrix factorization</w:t>
+      </w:r>
+    </w:p>
+    <w:p>
+      <w:pPr>
+        <w:pStyle w:val="ListBullet"/>
+      </w:pPr>
+      <w:r>
+        <w:t>Independent component analysis</w:t>
+      </w:r>
+    </w:p>
+    <w:p>
+      <w:pPr>
+        <w:pStyle w:val="ListBullet"/>
+      </w:pPr>
+      <w:r>
+        <w:t>Dimensionality reduction</w:t>
+      </w:r>
+    </w:p>
+    <w:p>
+      <w:pPr>
+        <w:pStyle w:val="ListBullet"/>
+      </w:pPr>
+      <w:r>
+        <w:t>Google PageRank Algorithm</w:t>
+      </w:r>
+    </w:p>
+    <w:p>
+      <w:r>
+        <w:t>The detailed mathematical development in this lecture is centered on PCA and K-means clustering.</w:t>
+      </w:r>
+    </w:p>
+    <w:p>
+      <w:pPr>
+        <w:pStyle w:val="Heading1"/>
+      </w:pPr>
+      <w:r>
+        <w:t>6. PCA – Principal Component Analysis</w:t>
+      </w:r>
+    </w:p>
+    <w:p>
+      <w:r>
+        <w:t>PCA is a dimensionality-reduction technique. The professor describes it as an orthogonal projection of data onto a lower-dimensional space. It is also known as the Karhunen–Loève transform.</w:t>
+      </w:r>
+    </w:p>
+    <w:p>
+      <w:r>
+        <w:rPr>
+          <w:b/>
+        </w:rPr>
+        <w:t>Original dimension = D</w:t>
+      </w:r>
+    </w:p>
+    <w:p>
+      <w:r>
+        <w:rPr>
+          <w:b/>
+        </w:rPr>
+        <w:t>Reduced dimension = M, where M &lt; D</w:t>
+      </w:r>
+    </w:p>
+    <w:p>
+      <w:pPr>
+        <w:pStyle w:val="ListBullet"/>
+      </w:pPr>
+      <w:r>
+        <w:t>PCA creates new lower-dimensional representations.</w:t>
+      </w:r>
+    </w:p>
+    <w:p>
+      <w:pPr>
+        <w:pStyle w:val="ListBullet"/>
+      </w:pPr>
+      <w:r>
+        <w:t>It chooses directions that retain as much variation/information as possible.</w:t>
+      </w:r>
+    </w:p>
+    <w:p>
+      <w:pPr>
+        <w:pStyle w:val="Heading1"/>
+      </w:pPr>
+      <w:r>
+        <w:t>7. PCA Intuition – Moving Ball</w:t>
+      </w:r>
+    </w:p>
+    <w:p>
+      <w:r>
+        <w:t>The lecture uses a 3D moving-ball experiment recorded by three cameras. Although measurements are 3D, the movement may be concentrated mainly along one direction. PCA finds that important direction and can represent the movement using fewer dimensions.</w:t>
+      </w:r>
+    </w:p>
+    <w:p>
+      <w:pPr>
+        <w:pStyle w:val="ListBullet"/>
+      </w:pPr>
+      <w:r>
+        <w:t>3D measurements do not mean all 3 directions are equally important.</w:t>
+      </w:r>
+    </w:p>
+    <w:p>
+      <w:pPr>
+        <w:pStyle w:val="ListBullet"/>
+      </w:pPr>
+      <w:r>
+        <w:t>PCA looks for directions with maximum variance.</w:t>
+      </w:r>
+    </w:p>
+    <w:p>
+      <w:pPr>
+        <w:pStyle w:val="Heading1"/>
+      </w:pPr>
+      <w:r>
+        <w:lastRenderedPageBreak/>
+        <w:t>8. Height and Weight Example</w:t>
+      </w:r>
+    </w:p>
+    <w:p>
+      <w:r>
+        <w:t>The professor considers 200 people with height and weight. The data matrix is 200 × 2. After centering, the covariance matrix is calculated. The eigenvector corresponding to the largest eigenvalue becomes the first principal component.</w:t>
+      </w:r>
+    </w:p>
+    <w:p>
+      <w:r>
+        <w:rPr>
+          <w:b/>
+        </w:rPr>
+        <w:t>X₀ = X − mean(X)</w:t>
+      </w:r>
+    </w:p>
+    <w:p>
+      <w:r>
+        <w:rPr>
+          <w:b/>
+        </w:rPr>
+        <w:t>cov(X) = (1/199) X₀ᵀ X₀</w:t>
+      </w:r>
+    </w:p>
+    <w:p>
+      <w:r>
+        <w:rPr>
+          <w:b/>
+        </w:rPr>
+        <w:t>Example PC₁ = 0.8 × Height + 0.6 × Weight</w:t>
+      </w:r>
+    </w:p>
+    <w:p>
+      <w:pPr>
+        <w:pStyle w:val="ListBullet"/>
+      </w:pPr>
+      <w:r>
+        <w:t>Original: Height + Weight → 2 dimensions.</w:t>
+      </w:r>
+    </w:p>
+    <w:p>
+      <w:pPr>
+        <w:pStyle w:val="ListBullet"/>
+      </w:pPr>
+      <w:r>
+        <w:t>Reduced: PC₁ → 1 dimension.</w:t>
+      </w:r>
+    </w:p>
+    <w:p>
+      <w:pPr>
+        <w:pStyle w:val="ListBullet"/>
+      </w:pPr>
+      <w:r>
+        <w:t>A principal component is generally a new combination/direction, not one original feature.</w:t>
+      </w:r>
+    </w:p>
+    <w:p>
+      <w:pPr>
+        <w:pStyle w:val="Heading1"/>
+      </w:pPr>
+      <w:r>
+        <w:t>9. PCA Mathematical Foundation</w:t>
+      </w:r>
+    </w:p>
+    <w:p>
+      <w:r>
+        <w:t xml:space="preserve">Let xᵢ </w:t>
+      </w:r>
+      <w:r>
+        <w:rPr>
+          <w:rFonts w:ascii="Cambria Math" w:hAnsi="Cambria Math" w:cs="Cambria Math"/>
+        </w:rPr>
+        <w:t>∈</w:t>
+      </w:r>
+      <w:r>
+        <w:t xml:space="preserve"> Rᴰ be a D-dimensional sample. For a one-dimensional projection, choose v </w:t>
+      </w:r>
+      <w:r>
+        <w:rPr>
+          <w:rFonts w:ascii="Cambria Math" w:hAnsi="Cambria Math" w:cs="Cambria Math"/>
+        </w:rPr>
+        <w:t>∈</w:t>
+      </w:r>
+      <w:r>
+        <w:t xml:space="preserve"> Rᴰ.</w:t>
+      </w:r>
+    </w:p>
+    <w:p>
+      <w:r>
+        <w:rPr>
+          <w:b/>
+        </w:rPr>
+        <w:t>Projection of xᵢ onto v = vᵀxᵢ</w:t>
+      </w:r>
+    </w:p>
+    <w:p>
+      <w:r>
+        <w:rPr>
+          <w:b/>
+        </w:rPr>
+        <w:t>S = (1/N) Σᵢ (xᵢ − x̄)(xᵢ − x̄)ᵀ</w:t>
+      </w:r>
+    </w:p>
+    <w:p>
+      <w:r>
+        <w:rPr>
+          <w:b/>
+        </w:rPr>
+        <w:t>var(vᵀx) = vᵀSv</w:t>
+      </w:r>
+    </w:p>
+    <w:p>
+      <w:r>
+        <w:t>PCA chooses the direction that maximizes projected variance:</w:t>
+      </w:r>
+    </w:p>
+    <w:p>
+      <w:r>
+        <w:rPr>
+          <w:b/>
+        </w:rPr>
+        <w:t>maximize vᵀSv</w:t>
+      </w:r>
+    </w:p>
+    <w:p>
+      <w:r>
+        <w:rPr>
+          <w:b/>
+        </w:rPr>
+        <w:t>subject to vᵀv = 1</w:t>
+      </w:r>
+    </w:p>
+    <w:p>
+      <w:pPr>
+        <w:pStyle w:val="ListBullet"/>
+      </w:pPr>
+      <w:r>
+        <w:t>The unit-length constraint compares directions rather than arbitrary magnitudes.</w:t>
+      </w:r>
+    </w:p>
+    <w:p>
+      <w:pPr>
+        <w:pStyle w:val="Heading1"/>
+      </w:pPr>
+      <w:r>
+        <w:t>10. Eigenvalues and Eigenvectors</w:t>
+      </w:r>
+    </w:p>
+    <w:p>
+      <w:r>
+        <w:rPr>
+          <w:b/>
+        </w:rPr>
+        <w:t>Sv = λv</w:t>
+      </w:r>
+    </w:p>
+    <w:p>
+      <w:pPr>
+        <w:pStyle w:val="ListBullet"/>
+      </w:pPr>
+      <w:r>
+        <w:t>S = covariance/variance matrix.</w:t>
+      </w:r>
+    </w:p>
+    <w:p>
+      <w:pPr>
+        <w:pStyle w:val="ListBullet"/>
+      </w:pPr>
+      <w:r>
+        <w:t>v = eigenvector, representing a direction.</w:t>
+      </w:r>
+    </w:p>
+    <w:p>
+      <w:pPr>
+        <w:pStyle w:val="ListBullet"/>
+      </w:pPr>
+      <w:r>
+        <w:t>λ = eigenvalue, representing the variance captured along that direction.</w:t>
+      </w:r>
+    </w:p>
+    <w:p>
+      <w:pPr>
+        <w:pStyle w:val="ListBullet"/>
+      </w:pPr>
+      <w:r>
+        <w:t>The pair (v, λ) is an eigenvector-eigenvalue pair of S.</w:t>
+      </w:r>
+    </w:p>
+    <w:p>
+      <w:pPr>
+        <w:pStyle w:val="Heading1"/>
+      </w:pPr>
+      <w:r>
+        <w:t>11. Golden PCA Rule</w:t>
+      </w:r>
+    </w:p>
+    <w:p>
+      <w:r>
+        <w:rPr>
+          <w:b/>
+        </w:rPr>
+        <w:t>Largest eigenvalue → First Principal Component (PC₁)</w:t>
+      </w:r>
+    </w:p>
+    <w:p>
+      <w:r>
+        <w:rPr>
+          <w:b/>
+        </w:rPr>
+        <w:lastRenderedPageBreak/>
+        <w:t>Second-largest eigenvalue → Second Principal Component (PC₂)</w:t>
+      </w:r>
+    </w:p>
+    <w:p>
+      <w:r>
+        <w:rPr>
+          <w:b/>
+        </w:rPr>
+        <w:t>M largest eigenvalues → M principal components</w:t>
+      </w:r>
+    </w:p>
+    <w:p>
+      <w:pPr>
+        <w:pStyle w:val="ListBullet"/>
+      </w:pPr>
+      <w:r>
+        <w:t>Principal components are eigenvectors corresponding to the largest eigenvalues.</w:t>
+      </w:r>
+    </w:p>
+    <w:p>
+      <w:pPr>
+        <w:pStyle w:val="ListBullet"/>
+      </w:pPr>
+      <w:r>
+        <w:t>Eigenvalues are ranked from largest to smallest.</w:t>
+      </w:r>
+    </w:p>
+    <w:p>
+      <w:r>
+        <w:t>MCQ Trap: PC₁ corresponds to the largest eigenvalue, not the smallest.</w:t>
+      </w:r>
+    </w:p>
+    <w:p>
+      <w:pPr>
+        <w:pStyle w:val="Heading1"/>
+      </w:pPr>
+      <w:r>
+        <w:t>12. PCA for M &lt; D</w:t>
+      </w:r>
+    </w:p>
+    <w:p>
+      <w:r>
+        <w:t>If the original data has D dimensions and we want M dimensions, select the M eigenvectors associated with the M largest eigenvalues and project onto their span.</w:t>
+      </w:r>
+    </w:p>
+    <w:p>
+      <w:r>
+        <w:rPr>
+          <w:b/>
+        </w:rPr>
+        <w:t>D dimensions → M principal components → M-dimensional representation</w:t>
+      </w:r>
+    </w:p>
+    <w:p>
+      <w:r>
+        <w:rPr>
+          <w:b/>
+        </w:rPr>
+        <w:t>V_M = Σᵢ₌₁ᴹ λᵢ</w:t>
+      </w:r>
+    </w:p>
+    <w:p>
+      <w:r>
+        <w:t>V_M is the maximum variance captured by the M principal components.</w:t>
+      </w:r>
+    </w:p>
+    <w:p>
+      <w:pPr>
+        <w:pStyle w:val="Heading1"/>
+      </w:pPr>
+      <w:r>
+        <w:t>13. MNIST Example</w:t>
+      </w:r>
+    </w:p>
+    <w:p>
+      <w:r>
+        <w:t>The lecture uses MNIST handwritten digits. Each grayscale image is 28 × 28 pixels, so each image is represented by 784 values.</w:t>
+      </w:r>
+    </w:p>
+    <w:p>
+      <w:r>
+        <w:rPr>
+          <w:b/>
+        </w:rPr>
+        <w:t>28 × 28 = 784</w:t>
+      </w:r>
+    </w:p>
+    <w:p>
+      <w:r>
+        <w:rPr>
+          <w:b/>
+        </w:rPr>
+        <w:t xml:space="preserve">x </w:t>
+      </w:r>
+      <w:r>
+        <w:rPr>
+          <w:rFonts w:ascii="Cambria Math" w:hAnsi="Cambria Math" w:cs="Cambria Math"/>
+          <w:b/>
+        </w:rPr>
+        <w:t>∈</w:t>
+      </w:r>
+      <w:r>
+        <w:rPr>
+          <w:b/>
+        </w:rPr>
+        <w:t xml:space="preserve"> R⁷⁸⁴</w:t>
+      </w:r>
+    </w:p>
+    <w:p>
+      <w:pPr>
+        <w:pStyle w:val="ListBullet"/>
+      </w:pPr>
+      <w:r>
+        <w:t>PCA can reduce 784 dimensions to a smaller representation.</w:t>
+      </w:r>
+    </w:p>
+    <w:p>
+      <w:pPr>
+        <w:pStyle w:val="ListBullet"/>
+      </w:pPr>
+      <w:r>
+        <w:t>The first two PCs can be used to visualize the data in 2D.</w:t>
+      </w:r>
+    </w:p>
+    <w:p>
+      <w:pPr>
+        <w:pStyle w:val="ListBullet"/>
+      </w:pPr>
+      <w:r>
+        <w:t>The lecture also shows reconstruction: more PCs generally retain more image detail.</w:t>
+      </w:r>
+    </w:p>
+    <w:p>
+      <w:pPr>
+        <w:pStyle w:val="Heading1"/>
+      </w:pPr>
+      <w:r>
+        <w:t>14. PCA in Robotics – Teleoperation</w:t>
+      </w:r>
+    </w:p>
+    <w:p>
+      <w:r>
+        <w:t>A human hand may have many joint degrees of freedom while a robotic hand has far fewer. Human joints often move in coordination; this coordination is called synergy. PCA can project joint angles into a lower-dimensional subspace.</w:t>
+      </w:r>
+    </w:p>
+    <w:p>
+      <w:pPr>
+        <w:pStyle w:val="ListBullet"/>
+      </w:pPr>
+      <w:r>
+        <w:t>Lecture example: human hand typically 22–28 DoF; many robotic hands around 5 DoF.</w:t>
+      </w:r>
+    </w:p>
+    <w:p>
+      <w:r>
+        <w:rPr>
+          <w:b/>
+        </w:rPr>
+        <w:t>qʳ = A qʰ</w:t>
+      </w:r>
+    </w:p>
+    <w:p>
+      <w:pPr>
+        <w:pStyle w:val="ListBullet"/>
+      </w:pPr>
+      <w:r>
+        <w:t>qʰ = human joint representation.</w:t>
+      </w:r>
+    </w:p>
+    <w:p>
+      <w:pPr>
+        <w:pStyle w:val="ListBullet"/>
+      </w:pPr>
+      <w:r>
+        <w:t>qʳ = lower-dimensional robotic representation.</w:t>
+      </w:r>
+    </w:p>
+    <w:p>
+      <w:pPr>
+        <w:pStyle w:val="ListBullet"/>
+      </w:pPr>
+      <w:r>
+        <w:t>A = projection matrix obtained after PCA.</w:t>
+      </w:r>
+    </w:p>
+    <w:p>
+      <w:pPr>
+        <w:pStyle w:val="Heading1"/>
+      </w:pPr>
+      <w:r>
+        <w:lastRenderedPageBreak/>
+        <w:t>15. PCA Practical Issue – Scaling</w:t>
+      </w:r>
+    </w:p>
+    <w:p>
+      <w:r>
+        <w:t>PCA is variance-based. If variables have very different numerical scales, a large-scale variable can dominate.</w:t>
+      </w:r>
+    </w:p>
+    <w:p>
+      <w:pPr>
+        <w:pStyle w:val="ListBullet"/>
+      </w:pPr>
+      <w:r>
+        <w:t>The professor recommends scaling each variable to standard deviation 1 before PCA.</w:t>
+      </w:r>
+    </w:p>
+    <w:p>
+      <w:r>
+        <w:rPr>
+          <w:b/>
+        </w:rPr>
+        <w:t>Standardized feature = (feature − mean) / standard deviation</w:t>
+      </w:r>
+    </w:p>
+    <w:p>
+      <w:r>
+        <w:t>MCQ Trap: scaling can materially affect PCA when feature units/scales differ.</w:t>
+      </w:r>
+    </w:p>
+    <w:p>
+      <w:pPr>
+        <w:pStyle w:val="Heading1"/>
+      </w:pPr>
+      <w:r>
+        <w:t>16. How Many Principal Components?</w:t>
+      </w:r>
+    </w:p>
+    <w:p>
+      <w:r>
+        <w:t>The number of components is a tuning parameter. The professor introduces the elbow method.</w:t>
+      </w:r>
+    </w:p>
+    <w:p>
+      <w:pPr>
+        <w:pStyle w:val="ListBullet"/>
+      </w:pPr>
+      <w:r>
+        <w:t>Plot variance explained against the number of components.</w:t>
+      </w:r>
+    </w:p>
+    <w:p>
+      <w:pPr>
+        <w:pStyle w:val="ListBullet"/>
+      </w:pPr>
+      <w:r>
+        <w:t>Initially, extra components may add substantial information.</w:t>
+      </w:r>
+    </w:p>
+    <w:p>
+      <w:pPr>
+        <w:pStyle w:val="ListBullet"/>
+      </w:pPr>
+      <w:r>
+        <w:t>Later, improvement becomes small.</w:t>
+      </w:r>
+    </w:p>
+    <w:p>
+      <w:pPr>
+        <w:pStyle w:val="ListBullet"/>
+      </w:pPr>
+      <w:r>
+        <w:t>The bend is the elbow; it can guide the choice of number of components.</w:t>
+      </w:r>
+    </w:p>
+    <w:p>
+      <w:pPr>
+        <w:pStyle w:val="Heading1"/>
+      </w:pPr>
+      <w:r>
+        <w:t>17. Now Move to Clustering</w:t>
+      </w:r>
+    </w:p>
+    <w:p>
+      <w:r>
+        <w:t>PCA asked: “Can we simplify the data?” Now we ask: “Can we discover subgroups?” This leads to clustering.</w:t>
+      </w:r>
+    </w:p>
+    <w:p>
+      <w:pPr>
+        <w:pStyle w:val="Heading1"/>
+      </w:pPr>
+      <w:r>
+        <w:t>18. Clustering</w:t>
+      </w:r>
+    </w:p>
+    <w:p>
+      <w:r>
+        <w:t>We are given an unlabeled dataset. The lecture assumes each data point belongs to a unique cluster and the task is to associate each point with its cluster.</w:t>
+      </w:r>
+    </w:p>
+    <w:p>
+      <w:pPr>
+        <w:pStyle w:val="ListBullet"/>
+      </w:pPr>
+      <w:r>
+        <w:t>No predefined class labels are required.</w:t>
+      </w:r>
+    </w:p>
+    <w:p>
+      <w:pPr>
+        <w:pStyle w:val="ListBullet"/>
+      </w:pPr>
+      <w:r>
+        <w:t>The algorithm creates cluster assignments from the data.</w:t>
+      </w:r>
+    </w:p>
+    <w:p>
+      <w:pPr>
+        <w:pStyle w:val="Heading1"/>
+      </w:pPr>
+      <w:r>
+        <w:t>19. Classification vs Clustering</w:t>
+      </w:r>
+    </w:p>
+    <w:tbl>
+      <w:tblPr>
+        <w:tblStyle w:val="TableGrid"/>
+        <w:tblW w:w="0" w:type="auto"/>
+        <w:tblLook w:val="04A0" w:firstRow="1" w:lastRow="0" w:firstColumn="1" w:lastColumn="0" w:noHBand="0" w:noVBand="1"/>
+      </w:tblPr>
+      <w:tblGrid>
+        <w:gridCol w:w="2876"/>
+        <w:gridCol w:w="2878"/>
+        <w:gridCol w:w="2876"/>
+      </w:tblGrid>
+      <w:tr>
+        <w:tc>
+          <w:tcPr>
+            <w:tcW w:w="2880" w:type="dxa"/>
+            <w:tcBorders>
+              <w:top w:val="single" w:sz="4" w:space="0" w:color="auto"/>
+              <w:left w:val="single" w:sz="4" w:space="0" w:color="auto"/>
+              <w:bottom w:val="single" w:sz="4" w:space="0" w:color="auto"/>
+              <w:right w:val="single" w:sz="4" w:space="0" w:color="auto"/>
+            </w:tcBorders>
+            <w:hideMark/>
+          </w:tcPr>
+          <w:p>
+            <w:r>
+              <w:t>Aspect</w:t>
+            </w:r>
+          </w:p>
+        </w:tc>
+        <w:tc>
+          <w:tcPr>
+            <w:tcW w:w="2880" w:type="dxa"/>
+            <w:tcBorders>
+              <w:top w:val="single" w:sz="4" w:space="0" w:color="auto"/>
+              <w:left w:val="single" w:sz="4" w:space="0" w:color="auto"/>
+              <w:bottom w:val="single" w:sz="4" w:space="0" w:color="auto"/>
+              <w:right w:val="single" w:sz="4" w:space="0" w:color="auto"/>
+            </w:tcBorders>
+            <w:hideMark/>
+          </w:tcPr>
+          <w:p>
+            <w:r>
+              <w:t>Classification</w:t>
+            </w:r>
+          </w:p>
+        </w:tc>
+        <w:tc>
+          <w:tcPr>
+            <w:tcW w:w="2880" w:type="dxa"/>
+            <w:tcBorders>
+              <w:top w:val="single" w:sz="4" w:space="0" w:color="auto"/>
+              <w:left w:val="single" w:sz="4" w:space="0" w:color="auto"/>
+              <w:bottom w:val="single" w:sz="4" w:space="0" w:color="auto"/>
+              <w:right w:val="single" w:sz="4" w:space="0" w:color="auto"/>
+            </w:tcBorders>
+            <w:hideMark/>
+          </w:tcPr>
+          <w:p>
+            <w:r>
+              <w:t>Clustering</w:t>
+            </w:r>
+          </w:p>
+        </w:tc>
+      </w:tr>
+      <w:tr>
+        <w:tc>
+          <w:tcPr>
+            <w:tcW w:w="2880" w:type="dxa"/>
+            <w:tcBorders>
+              <w:top w:val="single" w:sz="4" w:space="0" w:color="auto"/>
+              <w:left w:val="single" w:sz="4" w:space="0" w:color="auto"/>
+              <w:bottom w:val="single" w:sz="4" w:space="0" w:color="auto"/>
+              <w:right w:val="single" w:sz="4" w:space="0" w:color="auto"/>
+            </w:tcBorders>
+            <w:hideMark/>
+          </w:tcPr>
+          <w:p>
+            <w:r>
+              <w:t>Learning</w:t>
+            </w:r>
+          </w:p>
+        </w:tc>
+        <w:tc>
+          <w:tcPr>
+            <w:tcW w:w="2880" w:type="dxa"/>
+            <w:tcBorders>
+              <w:top w:val="single" w:sz="4" w:space="0" w:color="auto"/>
+              <w:left w:val="single" w:sz="4" w:space="0" w:color="auto"/>
+              <w:bottom w:val="single" w:sz="4" w:space="0" w:color="auto"/>
+              <w:right w:val="single" w:sz="4" w:space="0" w:color="auto"/>
+            </w:tcBorders>
+            <w:hideMark/>
+          </w:tcPr>
+          <w:p>
+            <w:r>
+              <w:t>Supervised</w:t>
+            </w:r>
+          </w:p>
+        </w:tc>
+        <w:tc>
+          <w:tcPr>
+            <w:tcW w:w="2880" w:type="dxa"/>
+            <w:tcBorders>
+              <w:top w:val="single" w:sz="4" w:space="0" w:color="auto"/>
+              <w:left w:val="single" w:sz="4" w:space="0" w:color="auto"/>
+              <w:bottom w:val="single" w:sz="4" w:space="0" w:color="auto"/>
+              <w:right w:val="single" w:sz="4" w:space="0" w:color="auto"/>
+            </w:tcBorders>
+            <w:hideMark/>
+          </w:tcPr>
+          <w:p>
+            <w:r>
+              <w:t>Unsupervised</w:t>
+            </w:r>
+          </w:p>
+        </w:tc>
+      </w:tr>
+      <w:tr>
+        <w:tc>
+          <w:tcPr>
+            <w:tcW w:w="2880" w:type="dxa"/>
+            <w:tcBorders>
+              <w:top w:val="single" w:sz="4" w:space="0" w:color="auto"/>
+              <w:left w:val="single" w:sz="4" w:space="0" w:color="auto"/>
+              <w:bottom w:val="single" w:sz="4" w:space="0" w:color="auto"/>
+              <w:right w:val="single" w:sz="4" w:space="0" w:color="auto"/>
+            </w:tcBorders>
+            <w:hideMark/>
+          </w:tcPr>
+          <w:p>
+            <w:r>
+              <w:t>Labels</w:t>
+            </w:r>
+          </w:p>
+        </w:tc>
+        <w:tc>
+          <w:tcPr>
+            <w:tcW w:w="2880" w:type="dxa"/>
+            <w:tcBorders>
+              <w:top w:val="single" w:sz="4" w:space="0" w:color="auto"/>
+              <w:left w:val="single" w:sz="4" w:space="0" w:color="auto"/>
+              <w:bottom w:val="single" w:sz="4" w:space="0" w:color="auto"/>
+              <w:right w:val="single" w:sz="4" w:space="0" w:color="auto"/>
+            </w:tcBorders>
+            <w:hideMark/>
+          </w:tcPr>
+          <w:p>
+            <w:r>
+              <w:t>Known</w:t>
+            </w:r>
+          </w:p>
+        </w:tc>
+        <w:tc>
+          <w:tcPr>
+            <w:tcW w:w="2880" w:type="dxa"/>
+            <w:tcBorders>
+              <w:top w:val="single" w:sz="4" w:space="0" w:color="auto"/>
+              <w:left w:val="single" w:sz="4" w:space="0" w:color="auto"/>
+              <w:bottom w:val="single" w:sz="4" w:space="0" w:color="auto"/>
+              <w:right w:val="single" w:sz="4" w:space="0" w:color="auto"/>
+            </w:tcBorders>
+            <w:hideMark/>
+          </w:tcPr>
+          <w:p>
+            <w:r>
+              <w:t>Not available</w:t>
+            </w:r>
+          </w:p>
+        </w:tc>
+      </w:tr>
+      <w:tr>
+        <w:tc>
+          <w:tcPr>
+            <w:tcW w:w="2880" w:type="dxa"/>
+            <w:tcBorders>
+              <w:top w:val="single" w:sz="4" w:space="0" w:color="auto"/>
+              <w:left w:val="single" w:sz="4" w:space="0" w:color="auto"/>
+              <w:bottom w:val="single" w:sz="4" w:space="0" w:color="auto"/>
+              <w:right w:val="single" w:sz="4" w:space="0" w:color="auto"/>
+            </w:tcBorders>
+            <w:hideMark/>
+          </w:tcPr>
+          <w:p>
+            <w:r>
+              <w:t>Goal</w:t>
+            </w:r>
+          </w:p>
+        </w:tc>
+        <w:tc>
+          <w:tcPr>
+            <w:tcW w:w="2880" w:type="dxa"/>
+            <w:tcBorders>
+              <w:top w:val="single" w:sz="4" w:space="0" w:color="auto"/>
+              <w:left w:val="single" w:sz="4" w:space="0" w:color="auto"/>
+              <w:bottom w:val="single" w:sz="4" w:space="0" w:color="auto"/>
+              <w:right w:val="single" w:sz="4" w:space="0" w:color="auto"/>
+            </w:tcBorders>
+            <w:hideMark/>
+          </w:tcPr>
+          <w:p>
+            <w:r>
+              <w:t>Predict predefined class</w:t>
+            </w:r>
+          </w:p>
+        </w:tc>
+        <w:tc>
+          <w:tcPr>
+            <w:tcW w:w="2880" w:type="dxa"/>
+            <w:tcBorders>
+              <w:top w:val="single" w:sz="4" w:space="0" w:color="auto"/>
+              <w:left w:val="single" w:sz="4" w:space="0" w:color="auto"/>
+              <w:bottom w:val="single" w:sz="4" w:space="0" w:color="auto"/>
+              <w:right w:val="single" w:sz="4" w:space="0" w:color="auto"/>
+            </w:tcBorders>
+            <w:hideMark/>
+          </w:tcPr>
+          <w:p>
+            <w:r>
+              <w:t>Discover groups</w:t>
+            </w:r>
+          </w:p>
+        </w:tc>
+      </w:tr>
+      <w:tr>
+        <w:tc>
+          <w:tcPr>
+            <w:tcW w:w="2880" w:type="dxa"/>
+            <w:tcBorders>
+              <w:top w:val="single" w:sz="4" w:space="0" w:color="auto"/>
+              <w:left w:val="single" w:sz="4" w:space="0" w:color="auto"/>
+              <w:bottom w:val="single" w:sz="4" w:space="0" w:color="auto"/>
+              <w:right w:val="single" w:sz="4" w:space="0" w:color="auto"/>
+            </w:tcBorders>
+            <w:hideMark/>
+          </w:tcPr>
+          <w:p>
+            <w:r>
+              <w:t>Example</w:t>
+            </w:r>
+          </w:p>
+        </w:tc>
+        <w:tc>
+          <w:tcPr>
+            <w:tcW w:w="2880" w:type="dxa"/>
+            <w:tcBorders>
+              <w:top w:val="single" w:sz="4" w:space="0" w:color="auto"/>
+              <w:left w:val="single" w:sz="4" w:space="0" w:color="auto"/>
+              <w:bottom w:val="single" w:sz="4" w:space="0" w:color="auto"/>
+              <w:right w:val="single" w:sz="4" w:space="0" w:color="auto"/>
+            </w:tcBorders>
+            <w:hideMark/>
+          </w:tcPr>
+          <w:p>
+            <w:r>
+              <w:t>Apple/Orange/Banana with labeled training data</w:t>
+            </w:r>
+          </w:p>
+        </w:tc>
+        <w:tc>
+          <w:tcPr>
+            <w:tcW w:w="2880" w:type="dxa"/>
+            <w:tcBorders>
+              <w:top w:val="single" w:sz="4" w:space="0" w:color="auto"/>
+              <w:left w:val="single" w:sz="4" w:space="0" w:color="auto"/>
+              <w:bottom w:val="single" w:sz="4" w:space="0" w:color="auto"/>
+              <w:right w:val="single" w:sz="4" w:space="0" w:color="auto"/>
+            </w:tcBorders>
+            <w:hideMark/>
+          </w:tcPr>
+          <w:p>
+            <w:r>
+              <w:t>Discover fruit groups without labels</w:t>
+            </w:r>
+          </w:p>
+        </w:tc>
+      </w:tr>
+    </w:tbl>
+    <w:p>
+      <w:pPr>
+        <w:pStyle w:val="Heading1"/>
+      </w:pPr>
+      <w:r>
+        <w:lastRenderedPageBreak/>
+        <w:t>20. K-means Clustering</w:t>
+      </w:r>
+    </w:p>
+    <w:p>
+      <w:r>
+        <w:t>K-means is the main clustering algorithm developed in the lecture. K is the number of clusters; means refers to updating each cluster center to the mean of its assigned points.</w:t>
+      </w:r>
+    </w:p>
+    <w:p>
+      <w:r>
+        <w:rPr>
+          <w:b/>
+        </w:rPr>
+        <w:t>Choose K → Initialize centers → Assign points → Recompute means → Repeat</w:t>
+      </w:r>
+    </w:p>
+    <w:p>
+      <w:pPr>
+        <w:pStyle w:val="Heading1"/>
+      </w:pPr>
+      <w:r>
+        <w:t>21. K-means Algorithm</w:t>
+      </w:r>
+    </w:p>
+    <w:p>
+      <w:pPr>
+        <w:pStyle w:val="Heading2"/>
+      </w:pPr>
+      <w:r>
+        <w:t>Step 1 – Initialize</w:t>
+      </w:r>
+    </w:p>
+    <w:p>
+      <w:pPr>
+        <w:pStyle w:val="ListBullet"/>
+      </w:pPr>
+      <w:r>
+        <w:t>Guess/select K initial cluster centers.</w:t>
+      </w:r>
+    </w:p>
+    <w:p>
+      <w:pPr>
+        <w:pStyle w:val="Heading2"/>
+      </w:pPr>
+      <w:r>
+        <w:t>Step 2 – E-step</w:t>
+      </w:r>
+    </w:p>
+    <w:p>
+      <w:pPr>
+        <w:pStyle w:val="ListBullet"/>
+      </w:pPr>
+      <w:r>
+        <w:t>Assign each point to the nearest cluster center.</w:t>
+      </w:r>
+    </w:p>
+    <w:p>
+      <w:pPr>
+        <w:pStyle w:val="Heading2"/>
+      </w:pPr>
+      <w:r>
+        <w:t>Step 3 – M-step</w:t>
+      </w:r>
+    </w:p>
+    <w:p>
+      <w:pPr>
+        <w:pStyle w:val="ListBullet"/>
+      </w:pPr>
+      <w:r>
+        <w:t>Set each cluster center to the mean of its assigned points.</w:t>
+      </w:r>
+    </w:p>
+    <w:p>
+      <w:pPr>
+        <w:pStyle w:val="Heading2"/>
+      </w:pPr>
+      <w:r>
+        <w:t>Step 4 – Repeat</w:t>
+      </w:r>
+    </w:p>
+    <w:p>
+      <w:pPr>
+        <w:pStyle w:val="ListBullet"/>
+      </w:pPr>
+      <w:r>
+        <w:t>Repeat E-step and M-step until convergence.</w:t>
+      </w:r>
+    </w:p>
+    <w:p>
+      <w:r>
+        <w:rPr>
+          <w:b/>
+        </w:rPr>
+        <w:t>E-step = Assignment</w:t>
+      </w:r>
+    </w:p>
+    <w:p>
+      <w:r>
+        <w:rPr>
+          <w:b/>
+        </w:rPr>
+        <w:t>M-step = Mean update</w:t>
+      </w:r>
+    </w:p>
+    <w:p>
+      <w:pPr>
+        <w:pStyle w:val="Heading1"/>
+      </w:pPr>
+      <w:r>
+        <w:t>22. K-means Fruit Market Example</w:t>
+      </w:r>
+    </w:p>
+    <w:p>
+      <w:r>
+        <w:t>Suppose the fruit market has unlabeled fruits and we choose K = 3.</w:t>
+      </w:r>
+    </w:p>
+    <w:p>
+      <w:pPr>
+        <w:pStyle w:val="ListBullet"/>
+      </w:pPr>
+      <w:r>
+        <w:t>Initialize 3 centroids.</w:t>
+      </w:r>
+    </w:p>
+    <w:p>
+      <w:pPr>
+        <w:pStyle w:val="ListBullet"/>
+      </w:pPr>
+      <w:r>
+        <w:t>Assign each fruit to its nearest centroid.</w:t>
+      </w:r>
+    </w:p>
+    <w:p>
+      <w:pPr>
+        <w:pStyle w:val="ListBullet"/>
+      </w:pPr>
+      <w:r>
+        <w:t>Calculate the mean of each cluster.</w:t>
+      </w:r>
+    </w:p>
+    <w:p>
+      <w:pPr>
+        <w:pStyle w:val="ListBullet"/>
+      </w:pPr>
+      <w:r>
+        <w:t>Move each centroid to that mean.</w:t>
+      </w:r>
+    </w:p>
+    <w:p>
+      <w:pPr>
+        <w:pStyle w:val="ListBullet"/>
+      </w:pPr>
+      <w:r>
+        <w:t>Repeat until the solution converges.</w:t>
+      </w:r>
+    </w:p>
+    <w:p>
+      <w:r>
+        <w:t>Afterward, humans may interpret a cluster as mostly apples, oranges, etc. K-means itself only produces the data-driven clusters.</w:t>
+      </w:r>
+    </w:p>
+    <w:p>
+      <w:pPr>
+        <w:pStyle w:val="Heading1"/>
+      </w:pPr>
+      <w:r>
+        <w:t>23. Initialization Problem</w:t>
+      </w:r>
+    </w:p>
+    <w:p>
+      <w:r>
+        <w:t>The lecture emphasizes that E–M can converge without reaching a globally optimal configuration. Different initial centers can produce different final solutions.</w:t>
+      </w:r>
+    </w:p>
+    <w:p>
+      <w:pPr>
+        <w:pStyle w:val="ListBullet"/>
+      </w:pPr>
+      <w:r>
+        <w:t>Run the algorithm for multiple starting guesses.</w:t>
+      </w:r>
+    </w:p>
+    <w:p>
+      <w:pPr>
+        <w:pStyle w:val="ListBullet"/>
+      </w:pPr>
+      <w:r>
+        <w:lastRenderedPageBreak/>
+        <w:t>Compare the resulting solutions.</w:t>
+      </w:r>
+    </w:p>
+    <w:p>
+      <w:r>
+        <w:t>MCQ Trap: convergence ≠ guaranteed global optimum.</w:t>
+      </w:r>
+    </w:p>
+    <w:p>
+      <w:pPr>
+        <w:pStyle w:val="Heading1"/>
+      </w:pPr>
+      <w:r>
+        <w:t>24. Choosing K</w:t>
+      </w:r>
+    </w:p>
+    <w:p>
+      <w:r>
+        <w:t>K-means needs K, but the correct number of clusters may be unknown. The lecture discusses the elbow method and silhouette score.</w:t>
+      </w:r>
+    </w:p>
+    <w:p>
+      <w:pPr>
+        <w:pStyle w:val="Heading2"/>
+      </w:pPr>
+      <w:r>
+        <w:t>Elbow Method</w:t>
+      </w:r>
+    </w:p>
+    <w:p>
+      <w:pPr>
+        <w:pStyle w:val="ListBullet"/>
+      </w:pPr>
+      <w:r>
+        <w:t>Run K-means for different K values.</w:t>
+      </w:r>
+    </w:p>
+    <w:p>
+      <w:pPr>
+        <w:pStyle w:val="ListBullet"/>
+      </w:pPr>
+      <w:r>
+        <w:t>Observe within-cluster variation/objective.</w:t>
+      </w:r>
+    </w:p>
+    <w:p>
+      <w:pPr>
+        <w:pStyle w:val="ListBullet"/>
+      </w:pPr>
+      <w:r>
+        <w:t>Increasing K usually lowers within-cluster variation.</w:t>
+      </w:r>
+    </w:p>
+    <w:p>
+      <w:pPr>
+        <w:pStyle w:val="ListBullet"/>
+      </w:pPr>
+      <w:r>
+        <w:t>Choose around the point where improvement starts diminishing sharply—the elbow.</w:t>
+      </w:r>
+    </w:p>
+    <w:p>
+      <w:pPr>
+        <w:pStyle w:val="Heading1"/>
+      </w:pPr>
+      <w:r>
+        <w:t>25. Silhouette Score</w:t>
+      </w:r>
+    </w:p>
+    <w:p>
+      <w:r>
+        <w:t>Silhouette score measures how well-separated clusters are and how tightly packed the points are within their own cluster.</w:t>
+      </w:r>
+    </w:p>
+    <w:p>
+      <w:pPr>
+        <w:pStyle w:val="ListBullet"/>
+      </w:pPr>
+      <w:r>
+        <w:t>Cohesion = closeness to points in the same cluster.</w:t>
+      </w:r>
+    </w:p>
+    <w:p>
+      <w:pPr>
+        <w:pStyle w:val="ListBullet"/>
+      </w:pPr>
+      <w:r>
+        <w:t>Separation = distance from the nearest other cluster.</w:t>
+      </w:r>
+    </w:p>
+    <w:p>
+      <w:r>
+        <w:rPr>
+          <w:b/>
+        </w:rPr>
+        <w:t>sᵢ = (bᵢ − aᵢ) / max(aᵢ, bᵢ)</w:t>
+      </w:r>
+    </w:p>
+    <w:p>
+      <w:pPr>
+        <w:pStyle w:val="ListBullet"/>
+      </w:pPr>
+      <w:r>
+        <w:t>aᵢ = average distance from point i to its own cluster.</w:t>
+      </w:r>
+    </w:p>
+    <w:p>
+      <w:pPr>
+        <w:pStyle w:val="ListBullet"/>
+      </w:pPr>
+      <w:r>
+        <w:t>bᵢ = average distance from point i to the nearest other cluster.</w:t>
+      </w:r>
+    </w:p>
+    <w:tbl>
+      <w:tblPr>
+        <w:tblStyle w:val="TableGrid"/>
+        <w:tblW w:w="0" w:type="auto"/>
+        <w:tblLook w:val="04A0" w:firstRow="1" w:lastRow="0" w:firstColumn="1" w:lastColumn="0" w:noHBand="0" w:noVBand="1"/>
+      </w:tblPr>
+      <w:tblGrid>
+        <w:gridCol w:w="4314"/>
+        <w:gridCol w:w="4316"/>
+      </w:tblGrid>
+      <w:tr>
+        <w:tc>
+          <w:tcPr>
+            <w:tcW w:w="4320" w:type="dxa"/>
+            <w:tcBorders>
+              <w:top w:val="single" w:sz="4" w:space="0" w:color="auto"/>
+              <w:left w:val="single" w:sz="4" w:space="0" w:color="auto"/>
+              <w:bottom w:val="single" w:sz="4" w:space="0" w:color="auto"/>
+              <w:right w:val="single" w:sz="4" w:space="0" w:color="auto"/>
+            </w:tcBorders>
+            <w:hideMark/>
+          </w:tcPr>
+          <w:p>
+            <w:r>
+              <w:t>Value</w:t>
+            </w:r>
+          </w:p>
+        </w:tc>
+        <w:tc>
+          <w:tcPr>
+            <w:tcW w:w="4320" w:type="dxa"/>
+            <w:tcBorders>
+              <w:top w:val="single" w:sz="4" w:space="0" w:color="auto"/>
+              <w:left w:val="single" w:sz="4" w:space="0" w:color="auto"/>
+              <w:bottom w:val="single" w:sz="4" w:space="0" w:color="auto"/>
+              <w:right w:val="single" w:sz="4" w:space="0" w:color="auto"/>
+            </w:tcBorders>
+            <w:hideMark/>
+          </w:tcPr>
+          <w:p>
+            <w:r>
+              <w:t>Meaning</w:t>
+            </w:r>
+          </w:p>
+        </w:tc>
+      </w:tr>
+      <w:tr>
+        <w:tc>
+          <w:tcPr>
+            <w:tcW w:w="4320" w:type="dxa"/>
+            <w:tcBorders>
+              <w:top w:val="single" w:sz="4" w:space="0" w:color="auto"/>
+              <w:left w:val="single" w:sz="4" w:space="0" w:color="auto"/>
+              <w:bottom w:val="single" w:sz="4" w:space="0" w:color="auto"/>
+              <w:right w:val="single" w:sz="4" w:space="0" w:color="auto"/>
+            </w:tcBorders>
+            <w:hideMark/>
+          </w:tcPr>
+          <w:p>
+            <w:r>
+              <w:t>sᵢ ≈ +1</w:t>
+            </w:r>
+          </w:p>
+        </w:tc>
+        <w:tc>
+          <w:tcPr>
+            <w:tcW w:w="4320" w:type="dxa"/>
+            <w:tcBorders>
+              <w:top w:val="single" w:sz="4" w:space="0" w:color="auto"/>
+              <w:left w:val="single" w:sz="4" w:space="0" w:color="auto"/>
+              <w:bottom w:val="single" w:sz="4" w:space="0" w:color="auto"/>
+              <w:right w:val="single" w:sz="4" w:space="0" w:color="auto"/>
+            </w:tcBorders>
+            <w:hideMark/>
+          </w:tcPr>
+          <w:p>
+            <w:r>
+              <w:t>Ideal assignment</w:t>
+            </w:r>
+          </w:p>
+        </w:tc>
+      </w:tr>
+      <w:tr>
+        <w:tc>
+          <w:tcPr>
+            <w:tcW w:w="4320" w:type="dxa"/>
+            <w:tcBorders>
+              <w:top w:val="single" w:sz="4" w:space="0" w:color="auto"/>
+              <w:left w:val="single" w:sz="4" w:space="0" w:color="auto"/>
+              <w:bottom w:val="single" w:sz="4" w:space="0" w:color="auto"/>
+              <w:right w:val="single" w:sz="4" w:space="0" w:color="auto"/>
+            </w:tcBorders>
+            <w:hideMark/>
+          </w:tcPr>
+          <w:p>
+            <w:r>
+              <w:t>sᵢ ≈ 0</w:t>
+            </w:r>
+          </w:p>
+        </w:tc>
+        <w:tc>
+          <w:tcPr>
+            <w:tcW w:w="4320" w:type="dxa"/>
+            <w:tcBorders>
+              <w:top w:val="single" w:sz="4" w:space="0" w:color="auto"/>
+              <w:left w:val="single" w:sz="4" w:space="0" w:color="auto"/>
+              <w:bottom w:val="single" w:sz="4" w:space="0" w:color="auto"/>
+              <w:right w:val="single" w:sz="4" w:space="0" w:color="auto"/>
+            </w:tcBorders>
+            <w:hideMark/>
+          </w:tcPr>
+          <w:p>
+            <w:r>
+              <w:t>Boundary decision</w:t>
+            </w:r>
+          </w:p>
+        </w:tc>
+      </w:tr>
+      <w:tr>
+        <w:tc>
+          <w:tcPr>
+            <w:tcW w:w="4320" w:type="dxa"/>
+            <w:tcBorders>
+              <w:top w:val="single" w:sz="4" w:space="0" w:color="auto"/>
+              <w:left w:val="single" w:sz="4" w:space="0" w:color="auto"/>
+              <w:bottom w:val="single" w:sz="4" w:space="0" w:color="auto"/>
+              <w:right w:val="single" w:sz="4" w:space="0" w:color="auto"/>
+            </w:tcBorders>
+            <w:hideMark/>
+          </w:tcPr>
+          <w:p>
+            <w:r>
+              <w:t>sᵢ ≈ −1</w:t>
+            </w:r>
+          </w:p>
+        </w:tc>
+        <w:tc>
+          <w:tcPr>
+            <w:tcW w:w="4320" w:type="dxa"/>
+            <w:tcBorders>
+              <w:top w:val="single" w:sz="4" w:space="0" w:color="auto"/>
+              <w:left w:val="single" w:sz="4" w:space="0" w:color="auto"/>
+              <w:bottom w:val="single" w:sz="4" w:space="0" w:color="auto"/>
+              <w:right w:val="single" w:sz="4" w:space="0" w:color="auto"/>
+            </w:tcBorders>
+            <w:hideMark/>
+          </w:tcPr>
+          <w:p>
+            <w:r>
+              <w:t>Incorrect/poor assignment</w:t>
+            </w:r>
+          </w:p>
+        </w:tc>
+      </w:tr>
+    </w:tbl>
+    <w:p>
+      <w:r>
+        <w:rPr>
+          <w:b/>
+        </w:rPr>
+        <w:t>Global Silhouette Score: S(K) = (1/N) Σᵢ sᵢ</w:t>
+      </w:r>
+    </w:p>
+    <w:p>
+      <w:r>
+        <w:t>Higher average silhouette generally indicates better-separated and more cohesive clusters.</w:t>
+      </w:r>
+    </w:p>
+    <w:p>
+      <w:pPr>
+        <w:pStyle w:val="Heading1"/>
+      </w:pPr>
+      <w:r>
+        <w:t>26. K-means Extensions</w:t>
+      </w:r>
+    </w:p>
+    <w:p>
+      <w:pPr>
+        <w:pStyle w:val="ListBullet"/>
+      </w:pPr>
+      <w:r>
+        <w:t>Accelerated K-means.</w:t>
+      </w:r>
+    </w:p>
+    <w:p>
+      <w:pPr>
+        <w:pStyle w:val="ListBullet"/>
+      </w:pPr>
+      <w:r>
+        <w:t>Mini-batch K-means.</w:t>
+      </w:r>
+    </w:p>
+    <w:p>
+      <w:pPr>
+        <w:pStyle w:val="Heading1"/>
+      </w:pPr>
+      <w:r>
+        <w:t>27. K-means Practical Issues</w:t>
+      </w:r>
+    </w:p>
+    <w:p>
+      <w:pPr>
+        <w:pStyle w:val="ListBullet"/>
+      </w:pPr>
+      <w:r>
+        <w:t>How to initialize?</w:t>
+      </w:r>
+    </w:p>
+    <w:p>
+      <w:pPr>
+        <w:pStyle w:val="ListBullet"/>
+      </w:pPr>
+      <w:r>
+        <w:lastRenderedPageBreak/>
+        <w:t>Should variables be standardized?</w:t>
+      </w:r>
+    </w:p>
+    <w:p>
+      <w:pPr>
+        <w:pStyle w:val="ListBullet"/>
+      </w:pPr>
+      <w:r>
+        <w:t>How many clusters?</w:t>
+      </w:r>
+    </w:p>
+    <w:p>
+      <w:r>
+        <w:t>Initialization affects the result, scaling can affect distance calculations, and K controls the number of groups.</w:t>
+      </w:r>
+    </w:p>
+    <w:p>
+      <w:pPr>
+        <w:pStyle w:val="Heading1"/>
+      </w:pPr>
+      <w:r>
+        <w:t>28. K-means Limitations</w:t>
+      </w:r>
+    </w:p>
+    <w:p>
+      <w:pPr>
+        <w:pStyle w:val="ListBullet"/>
+      </w:pPr>
+      <w:r>
+        <w:t>Ineffective when clusters have complicated geometries.</w:t>
+      </w:r>
+    </w:p>
+    <w:p>
+      <w:pPr>
+        <w:pStyle w:val="ListBullet"/>
+      </w:pPr>
+      <w:r>
+        <w:t>Can be slow for large numbers of samples.</w:t>
+      </w:r>
+    </w:p>
+    <w:p>
+      <w:pPr>
+        <w:pStyle w:val="ListBullet"/>
+      </w:pPr>
+      <w:r>
+        <w:t>Batch-based / mini-batch approaches help with computational scale.</w:t>
+      </w:r>
+    </w:p>
+    <w:p>
+      <w:pPr>
+        <w:pStyle w:val="ListBullet"/>
+      </w:pPr>
+      <w:r>
+        <w:t>The lecture mentions kernelized K-means and SpectralClustering for more complex structures.</w:t>
+      </w:r>
+    </w:p>
+    <w:p>
+      <w:pPr>
+        <w:pStyle w:val="Heading1"/>
+      </w:pPr>
+      <w:r>
+        <w:t>29. PCA vs K-means</w:t>
+      </w:r>
+    </w:p>
+    <w:tbl>
+      <w:tblPr>
+        <w:tblStyle w:val="TableGrid"/>
+        <w:tblW w:w="0" w:type="auto"/>
+        <w:tblLook w:val="04A0" w:firstRow="1" w:lastRow="0" w:firstColumn="1" w:lastColumn="0" w:noHBand="0" w:noVBand="1"/>
+      </w:tblPr>
+      <w:tblGrid>
+        <w:gridCol w:w="2876"/>
+        <w:gridCol w:w="2878"/>
+        <w:gridCol w:w="2876"/>
+      </w:tblGrid>
+      <w:tr>
+        <w:tc>
+          <w:tcPr>
+            <w:tcW w:w="2880" w:type="dxa"/>
+            <w:tcBorders>
+              <w:top w:val="single" w:sz="4" w:space="0" w:color="auto"/>
+              <w:left w:val="single" w:sz="4" w:space="0" w:color="auto"/>
+              <w:bottom w:val="single" w:sz="4" w:space="0" w:color="auto"/>
+              <w:right w:val="single" w:sz="4" w:space="0" w:color="auto"/>
+            </w:tcBorders>
+            <w:hideMark/>
+          </w:tcPr>
+          <w:p>
+            <w:r>
+              <w:t>Point</w:t>
+            </w:r>
+          </w:p>
+        </w:tc>
+        <w:tc>
+          <w:tcPr>
+            <w:tcW w:w="2880" w:type="dxa"/>
+            <w:tcBorders>
+              <w:top w:val="single" w:sz="4" w:space="0" w:color="auto"/>
+              <w:left w:val="single" w:sz="4" w:space="0" w:color="auto"/>
+              <w:bottom w:val="single" w:sz="4" w:space="0" w:color="auto"/>
+              <w:right w:val="single" w:sz="4" w:space="0" w:color="auto"/>
+            </w:tcBorders>
+            <w:hideMark/>
+          </w:tcPr>
+          <w:p>
+            <w:r>
+              <w:t>PCA</w:t>
+            </w:r>
+          </w:p>
+        </w:tc>
+        <w:tc>
+          <w:tcPr>
+            <w:tcW w:w="2880" w:type="dxa"/>
+            <w:tcBorders>
+              <w:top w:val="single" w:sz="4" w:space="0" w:color="auto"/>
+              <w:left w:val="single" w:sz="4" w:space="0" w:color="auto"/>
+              <w:bottom w:val="single" w:sz="4" w:space="0" w:color="auto"/>
+              <w:right w:val="single" w:sz="4" w:space="0" w:color="auto"/>
+            </w:tcBorders>
+            <w:hideMark/>
+          </w:tcPr>
+          <w:p>
+            <w:r>
+              <w:t>K-means</w:t>
+            </w:r>
+          </w:p>
+        </w:tc>
+      </w:tr>
+      <w:tr>
+        <w:tc>
+          <w:tcPr>
+            <w:tcW w:w="2880" w:type="dxa"/>
+            <w:tcBorders>
+              <w:top w:val="single" w:sz="4" w:space="0" w:color="auto"/>
+              <w:left w:val="single" w:sz="4" w:space="0" w:color="auto"/>
+              <w:bottom w:val="single" w:sz="4" w:space="0" w:color="auto"/>
+              <w:right w:val="single" w:sz="4" w:space="0" w:color="auto"/>
+            </w:tcBorders>
+            <w:hideMark/>
+          </w:tcPr>
+          <w:p>
+            <w:r>
+              <w:t>Purpose</w:t>
+            </w:r>
+          </w:p>
+        </w:tc>
+        <w:tc>
+          <w:tcPr>
+            <w:tcW w:w="2880" w:type="dxa"/>
+            <w:tcBorders>
+              <w:top w:val="single" w:sz="4" w:space="0" w:color="auto"/>
+              <w:left w:val="single" w:sz="4" w:space="0" w:color="auto"/>
+              <w:bottom w:val="single" w:sz="4" w:space="0" w:color="auto"/>
+              <w:right w:val="single" w:sz="4" w:space="0" w:color="auto"/>
+            </w:tcBorders>
+            <w:hideMark/>
+          </w:tcPr>
+          <w:p>
+            <w:r>
+              <w:t>Dimensionality reduction</w:t>
+            </w:r>
+          </w:p>
+        </w:tc>
+        <w:tc>
+          <w:tcPr>
+            <w:tcW w:w="2880" w:type="dxa"/>
+            <w:tcBorders>
+              <w:top w:val="single" w:sz="4" w:space="0" w:color="auto"/>
+              <w:left w:val="single" w:sz="4" w:space="0" w:color="auto"/>
+              <w:bottom w:val="single" w:sz="4" w:space="0" w:color="auto"/>
+              <w:right w:val="single" w:sz="4" w:space="0" w:color="auto"/>
+            </w:tcBorders>
+            <w:hideMark/>
+          </w:tcPr>
+          <w:p>
+            <w:r>
+              <w:t>Clustering</w:t>
+            </w:r>
+          </w:p>
+        </w:tc>
+      </w:tr>
+      <w:tr>
+        <w:tc>
+          <w:tcPr>
+            <w:tcW w:w="2880" w:type="dxa"/>
+            <w:tcBorders>
+              <w:top w:val="single" w:sz="4" w:space="0" w:color="auto"/>
+              <w:left w:val="single" w:sz="4" w:space="0" w:color="auto"/>
+              <w:bottom w:val="single" w:sz="4" w:space="0" w:color="auto"/>
+              <w:right w:val="single" w:sz="4" w:space="0" w:color="auto"/>
+            </w:tcBorders>
+            <w:hideMark/>
+          </w:tcPr>
+          <w:p>
+            <w:r>
+              <w:t>Question</w:t>
+            </w:r>
+          </w:p>
+        </w:tc>
+        <w:tc>
+          <w:tcPr>
+            <w:tcW w:w="2880" w:type="dxa"/>
+            <w:tcBorders>
+              <w:top w:val="single" w:sz="4" w:space="0" w:color="auto"/>
+              <w:left w:val="single" w:sz="4" w:space="0" w:color="auto"/>
+              <w:bottom w:val="single" w:sz="4" w:space="0" w:color="auto"/>
+              <w:right w:val="single" w:sz="4" w:space="0" w:color="auto"/>
+            </w:tcBorders>
+            <w:hideMark/>
+          </w:tcPr>
+          <w:p>
+            <w:r>
+              <w:t>Can we simplify/visualize the data?</w:t>
+            </w:r>
+          </w:p>
+        </w:tc>
+        <w:tc>
+          <w:tcPr>
+            <w:tcW w:w="2880" w:type="dxa"/>
+            <w:tcBorders>
+              <w:top w:val="single" w:sz="4" w:space="0" w:color="auto"/>
+              <w:left w:val="single" w:sz="4" w:space="0" w:color="auto"/>
+              <w:bottom w:val="single" w:sz="4" w:space="0" w:color="auto"/>
+              <w:right w:val="single" w:sz="4" w:space="0" w:color="auto"/>
+            </w:tcBorders>
+            <w:hideMark/>
+          </w:tcPr>
+          <w:p>
+            <w:r>
+              <w:t>Can we discover groups?</w:t>
+            </w:r>
+          </w:p>
+        </w:tc>
+      </w:tr>
+      <w:tr>
+        <w:tc>
+          <w:tcPr>
+            <w:tcW w:w="2880" w:type="dxa"/>
+            <w:tcBorders>
+              <w:top w:val="single" w:sz="4" w:space="0" w:color="auto"/>
+              <w:left w:val="single" w:sz="4" w:space="0" w:color="auto"/>
+              <w:bottom w:val="single" w:sz="4" w:space="0" w:color="auto"/>
+              <w:right w:val="single" w:sz="4" w:space="0" w:color="auto"/>
+            </w:tcBorders>
+            <w:hideMark/>
+          </w:tcPr>
+          <w:p>
+            <w:r>
+              <w:t>Key object</w:t>
+            </w:r>
+          </w:p>
+        </w:tc>
+        <w:tc>
+          <w:tcPr>
+            <w:tcW w:w="2880" w:type="dxa"/>
+            <w:tcBorders>
+              <w:top w:val="single" w:sz="4" w:space="0" w:color="auto"/>
+              <w:left w:val="single" w:sz="4" w:space="0" w:color="auto"/>
+              <w:bottom w:val="single" w:sz="4" w:space="0" w:color="auto"/>
+              <w:right w:val="single" w:sz="4" w:space="0" w:color="auto"/>
+            </w:tcBorders>
+            <w:hideMark/>
+          </w:tcPr>
+          <w:p>
+            <w:r>
+              <w:t>Principal components</w:t>
+            </w:r>
+          </w:p>
+        </w:tc>
+        <w:tc>
+          <w:tcPr>
+            <w:tcW w:w="2880" w:type="dxa"/>
+            <w:tcBorders>
+              <w:top w:val="single" w:sz="4" w:space="0" w:color="auto"/>
+              <w:left w:val="single" w:sz="4" w:space="0" w:color="auto"/>
+              <w:bottom w:val="single" w:sz="4" w:space="0" w:color="auto"/>
+              <w:right w:val="single" w:sz="4" w:space="0" w:color="auto"/>
+            </w:tcBorders>
+            <w:hideMark/>
+          </w:tcPr>
+          <w:p>
+            <w:r>
+              <w:t>Centroids</w:t>
+            </w:r>
+          </w:p>
+        </w:tc>
+      </w:tr>
+      <w:tr>
+        <w:tc>
+          <w:tcPr>
+            <w:tcW w:w="2880" w:type="dxa"/>
+            <w:tcBorders>
+              <w:top w:val="single" w:sz="4" w:space="0" w:color="auto"/>
+              <w:left w:val="single" w:sz="4" w:space="0" w:color="auto"/>
+              <w:bottom w:val="single" w:sz="4" w:space="0" w:color="auto"/>
+              <w:right w:val="single" w:sz="4" w:space="0" w:color="auto"/>
+            </w:tcBorders>
+            <w:hideMark/>
+          </w:tcPr>
+          <w:p>
+            <w:r>
+              <w:t>Core idea</w:t>
+            </w:r>
+          </w:p>
+        </w:tc>
+        <w:tc>
+          <w:tcPr>
+            <w:tcW w:w="2880" w:type="dxa"/>
+            <w:tcBorders>
+              <w:top w:val="single" w:sz="4" w:space="0" w:color="auto"/>
+              <w:left w:val="single" w:sz="4" w:space="0" w:color="auto"/>
+              <w:bottom w:val="single" w:sz="4" w:space="0" w:color="auto"/>
+              <w:right w:val="single" w:sz="4" w:space="0" w:color="auto"/>
+            </w:tcBorders>
+            <w:hideMark/>
+          </w:tcPr>
+          <w:p>
+            <w:r>
+              <w:t>Maximize retained variance</w:t>
+            </w:r>
+          </w:p>
+        </w:tc>
+        <w:tc>
+          <w:tcPr>
+            <w:tcW w:w="2880" w:type="dxa"/>
+            <w:tcBorders>
+              <w:top w:val="single" w:sz="4" w:space="0" w:color="auto"/>
+              <w:left w:val="single" w:sz="4" w:space="0" w:color="auto"/>
+              <w:bottom w:val="single" w:sz="4" w:space="0" w:color="auto"/>
+              <w:right w:val="single" w:sz="4" w:space="0" w:color="auto"/>
+            </w:tcBorders>
+            <w:hideMark/>
+          </w:tcPr>
+          <w:p>
+            <w:r>
+              <w:t>Nearest-center assignment + mean update</w:t>
+            </w:r>
+          </w:p>
+        </w:tc>
+      </w:tr>
+      <w:tr>
+        <w:tc>
+          <w:tcPr>
+            <w:tcW w:w="2880" w:type="dxa"/>
+            <w:tcBorders>
+              <w:top w:val="single" w:sz="4" w:space="0" w:color="auto"/>
+              <w:left w:val="single" w:sz="4" w:space="0" w:color="auto"/>
+              <w:bottom w:val="single" w:sz="4" w:space="0" w:color="auto"/>
+              <w:right w:val="single" w:sz="4" w:space="0" w:color="auto"/>
+            </w:tcBorders>
+            <w:hideMark/>
+          </w:tcPr>
+          <w:p>
+            <w:r>
+              <w:t>Math</w:t>
+            </w:r>
+          </w:p>
+        </w:tc>
+        <w:tc>
+          <w:tcPr>
+            <w:tcW w:w="2880" w:type="dxa"/>
+            <w:tcBorders>
+              <w:top w:val="single" w:sz="4" w:space="0" w:color="auto"/>
+              <w:left w:val="single" w:sz="4" w:space="0" w:color="auto"/>
+              <w:bottom w:val="single" w:sz="4" w:space="0" w:color="auto"/>
+              <w:right w:val="single" w:sz="4" w:space="0" w:color="auto"/>
+            </w:tcBorders>
+            <w:hideMark/>
+          </w:tcPr>
+          <w:p>
+            <w:r>
+              <w:t>Covariance, eigenvalues, eigenvectors</w:t>
+            </w:r>
+          </w:p>
+        </w:tc>
+        <w:tc>
+          <w:tcPr>
+            <w:tcW w:w="2880" w:type="dxa"/>
+            <w:tcBorders>
+              <w:top w:val="single" w:sz="4" w:space="0" w:color="auto"/>
+              <w:left w:val="single" w:sz="4" w:space="0" w:color="auto"/>
+              <w:bottom w:val="single" w:sz="4" w:space="0" w:color="auto"/>
+              <w:right w:val="single" w:sz="4" w:space="0" w:color="auto"/>
+            </w:tcBorders>
+            <w:hideMark/>
+          </w:tcPr>
+          <w:p>
+            <w:r>
+              <w:t>Distances, means, iterative updates</w:t>
+            </w:r>
+          </w:p>
+        </w:tc>
+      </w:tr>
+      <w:tr>
+        <w:tc>
+          <w:tcPr>
+            <w:tcW w:w="2880" w:type="dxa"/>
+            <w:tcBorders>
+              <w:top w:val="single" w:sz="4" w:space="0" w:color="auto"/>
+              <w:left w:val="single" w:sz="4" w:space="0" w:color="auto"/>
+              <w:bottom w:val="single" w:sz="4" w:space="0" w:color="auto"/>
+              <w:right w:val="single" w:sz="4" w:space="0" w:color="auto"/>
+            </w:tcBorders>
+            <w:hideMark/>
+          </w:tcPr>
+          <w:p>
+            <w:r>
+              <w:t>Output</w:t>
+            </w:r>
+          </w:p>
+        </w:tc>
+        <w:tc>
+          <w:tcPr>
+            <w:tcW w:w="2880" w:type="dxa"/>
+            <w:tcBorders>
+              <w:top w:val="single" w:sz="4" w:space="0" w:color="auto"/>
+              <w:left w:val="single" w:sz="4" w:space="0" w:color="auto"/>
+              <w:bottom w:val="single" w:sz="4" w:space="0" w:color="auto"/>
+              <w:right w:val="single" w:sz="4" w:space="0" w:color="auto"/>
+            </w:tcBorders>
+            <w:hideMark/>
+          </w:tcPr>
+          <w:p>
+            <w:r>
+              <w:t>Lower-dimensional representation</w:t>
+            </w:r>
+          </w:p>
+        </w:tc>
+        <w:tc>
+          <w:tcPr>
+            <w:tcW w:w="2880" w:type="dxa"/>
+            <w:tcBorders>
+              <w:top w:val="single" w:sz="4" w:space="0" w:color="auto"/>
+              <w:left w:val="single" w:sz="4" w:space="0" w:color="auto"/>
+              <w:bottom w:val="single" w:sz="4" w:space="0" w:color="auto"/>
+              <w:right w:val="single" w:sz="4" w:space="0" w:color="auto"/>
+            </w:tcBorders>
+            <w:hideMark/>
+          </w:tcPr>
+          <w:p>
+            <w:r>
+              <w:t>Cluster assignment</w:t>
+            </w:r>
+          </w:p>
+        </w:tc>
+      </w:tr>
+    </w:tbl>
+    <w:p>
+      <w:pPr>
+        <w:pStyle w:val="Heading1"/>
+      </w:pPr>
+      <w:r>
+        <w:t>30. High-Value MCQ Traps</w:t>
+      </w:r>
+    </w:p>
+    <w:p>
+      <w:pPr>
+        <w:pStyle w:val="ListBullet"/>
+      </w:pPr>
+      <w:r>
+        <w:t>Unsupervised learning → labels are not available.</w:t>
+      </w:r>
+    </w:p>
+    <w:p>
+      <w:pPr>
+        <w:pStyle w:val="ListBullet"/>
+      </w:pPr>
+      <w:r>
+        <w:t>PCA → dimensionality reduction, visualization and compression.</w:t>
+      </w:r>
+    </w:p>
+    <w:p>
+      <w:pPr>
+        <w:pStyle w:val="ListBullet"/>
+      </w:pPr>
+      <w:r>
+        <w:t>PC₁ → eigenvector corresponding to the largest eigenvalue.</w:t>
+      </w:r>
+    </w:p>
+    <w:p>
+      <w:pPr>
+        <w:pStyle w:val="ListBullet"/>
+      </w:pPr>
+      <w:r>
+        <w:t>Eigenvalue → variance captured in the corresponding eigenvector direction.</w:t>
+      </w:r>
+    </w:p>
+    <w:p>
+      <w:pPr>
+        <w:pStyle w:val="ListBullet"/>
+      </w:pPr>
+      <w:r>
+        <w:t>PCA creates new directions/combinations; it is not simply feature selection.</w:t>
+      </w:r>
+    </w:p>
+    <w:p>
+      <w:pPr>
+        <w:pStyle w:val="ListBullet"/>
+      </w:pPr>
+      <w:r>
+        <w:t>M PCs → M eigenvectors associated with the M largest eigenvalues.</w:t>
+      </w:r>
+    </w:p>
+    <w:p>
+      <w:pPr>
+        <w:pStyle w:val="ListBullet"/>
+      </w:pPr>
+      <w:r>
+        <w:t>K-means → K is the number of clusters.</w:t>
+      </w:r>
+    </w:p>
+    <w:p>
+      <w:pPr>
+        <w:pStyle w:val="ListBullet"/>
+      </w:pPr>
+      <w:r>
+        <w:t>E-step → assign points to nearest cluster center.</w:t>
+      </w:r>
+    </w:p>
+    <w:p>
+      <w:pPr>
+        <w:pStyle w:val="ListBullet"/>
+      </w:pPr>
+      <w:r>
+        <w:t>M-step → update each center to the mean of assigned points.</w:t>
+      </w:r>
+    </w:p>
+    <w:p>
+      <w:pPr>
+        <w:pStyle w:val="ListBullet"/>
+      </w:pPr>
+      <w:r>
+        <w:t>K-means may converge to a non-global optimum.</w:t>
+      </w:r>
+    </w:p>
+    <w:p>
+      <w:pPr>
+        <w:pStyle w:val="ListBullet"/>
+      </w:pPr>
+      <w:r>
+        <w:t>Multiple starting guesses help address initialization dependence.</w:t>
+      </w:r>
+    </w:p>
+    <w:p>
+      <w:pPr>
+        <w:pStyle w:val="ListBullet"/>
+      </w:pPr>
+      <w:r>
+        <w:t>Elbow → diminishing improvement in clustering objective.</w:t>
+      </w:r>
+    </w:p>
+    <w:p>
+      <w:pPr>
+        <w:pStyle w:val="ListBullet"/>
+      </w:pPr>
+      <w:r>
+        <w:t>Silhouette ≈ +1 → ideal; ≈ 0 → boundary; ≈ −1 → poor.</w:t>
+      </w:r>
+    </w:p>
+    <w:p>
+      <w:pPr>
+        <w:pStyle w:val="ListBullet"/>
+      </w:pPr>
+      <w:r>
+        <w:lastRenderedPageBreak/>
+        <w:t>Classification is supervised; clustering is unsupervised.</w:t>
+      </w:r>
+    </w:p>
+    <w:p>
+      <w:pPr>
+        <w:pStyle w:val="ListBullet"/>
+      </w:pPr>
+      <w:r>
+        <w:t>Scaling matters for PCA when variables have different scales.</w:t>
+      </w:r>
+    </w:p>
+    <w:p>
+      <w:pPr>
+        <w:pStyle w:val="ListBullet"/>
+      </w:pPr>
+      <w:r>
+        <w:t>K-means struggles with complicated cluster geometries.</w:t>
+      </w:r>
+    </w:p>
+    <w:p>
+      <w:pPr>
+        <w:pStyle w:val="ListBullet"/>
+      </w:pPr>
+      <w:r>
+        <w:t>Mini-batch K-means is an efficiency-oriented extension.</w:t>
+      </w:r>
+    </w:p>
+    <w:p>
+      <w:pPr>
+        <w:pStyle w:val="Heading1"/>
+      </w:pPr>
+      <w:r>
+        <w:t>31. Final Memory Map</w:t>
+      </w:r>
+    </w:p>
+    <w:p>
+      <w:r>
+        <w:t>UNSUPERVISED LEARNING</w:t>
+      </w:r>
+      <w:r>
+        <w:br/>
+        <w:t xml:space="preserve">        ↓</w:t>
+      </w:r>
+      <w:r>
+        <w:br/>
+        <w:t>No labels → Discover hidden structure</w:t>
+      </w:r>
+      <w:r>
+        <w:br/>
+        <w:t xml:space="preserve">        ↓</w:t>
+      </w:r>
+      <w:r>
+        <w:br/>
+        <w:t xml:space="preserve"> ┌───────────────────────</w:t>
+      </w:r>
+      <w:r>
+        <w:rPr>
+          <w:rFonts w:ascii="MS Gothic" w:eastAsia="MS Gothic" w:hAnsi="MS Gothic" w:cs="MS Gothic" w:hint="eastAsia"/>
+        </w:rPr>
+        <w:t>┬</w:t>
+      </w:r>
+      <w:r>
+        <w:rPr>
+          <w:rFonts w:cs="Calibri"/>
+        </w:rPr>
+        <w:t>────────────────────────┐</w:t>
+      </w:r>
+      <w:r>
+        <w:br/>
+        <w:t xml:space="preserve"> │ PCA                   │ CLUSTERING              │</w:t>
+      </w:r>
+      <w:r>
+        <w:br/>
+        <w:t xml:space="preserve"> │ Reduce dimensions     │ Discover groups         │</w:t>
+      </w:r>
+      <w:r>
+        <w:br/>
+        <w:t xml:space="preserve"> │ Maximize variance     │ K-means                 │</w:t>
+      </w:r>
+      <w:r>
+        <w:br/>
+        <w:t xml:space="preserve"> │ Eigenvectors          │ Centroids               │</w:t>
+      </w:r>
+      <w:r>
+        <w:br/>
+        <w:t xml:space="preserve"> │ Eigenvalues           │ E → Assignment          │</w:t>
+      </w:r>
+      <w:r>
+        <w:br/>
+        <w:t xml:space="preserve"> │ Principal Components  │ M → Mean update         │</w:t>
+      </w:r>
+      <w:r>
+        <w:br/>
+        <w:t xml:space="preserve"> │ Elbow for # PCs       │ Elbow / Silhouette      │</w:t>
+      </w:r>
+      <w:r>
+        <w:br/>
+        <w:t xml:space="preserve"> └───────────────────────</w:t>
+      </w:r>
+      <w:r>
+        <w:rPr>
+          <w:rFonts w:ascii="MS Gothic" w:eastAsia="MS Gothic" w:hAnsi="MS Gothic" w:cs="MS Gothic" w:hint="eastAsia"/>
+        </w:rPr>
+        <w:t>┴</w:t>
+      </w:r>
+      <w:r>
+        <w:rPr>
+          <w:rFonts w:cs="Calibri"/>
+        </w:rPr>
+        <w:t>────────────────────────</w:t>
+      </w:r>
+      <w:r>
+        <w:t>┘</w:t>
+      </w:r>
+    </w:p>
+    <w:p>
+      <w:pPr>
+        <w:pStyle w:val="Heading1"/>
+      </w:pPr>
+      <w:r>
+        <w:t>32. One-Minute Revision</w:t>
+      </w:r>
+    </w:p>
+    <w:p>
+      <w:r>
+        <w:t>Unsupervised = learning without labels.</w:t>
+      </w:r>
+      <w:r>
+        <w:br/>
+        <w:t>PCA = reduce dimensions while retaining maximum variance.</w:t>
+      </w:r>
+      <w:r>
+        <w:br/>
+        <w:t>PC₁ = eigenvector with largest eigenvalue.</w:t>
+      </w:r>
+      <w:r>
+        <w:br/>
+        <w:t>Eigenvalue = variance captured in that direction.</w:t>
+      </w:r>
+      <w:r>
+        <w:br/>
+        <w:t>K-means = discover K groups using centroids.</w:t>
+      </w:r>
+      <w:r>
+        <w:br/>
+        <w:t>E-step = nearest-center assignment.</w:t>
+      </w:r>
+      <w:r>
+        <w:br/>
+        <w:t>M-step = recompute centroid as mean.</w:t>
+      </w:r>
+      <w:r>
+        <w:br/>
+        <w:t>Repeat until convergence.</w:t>
+      </w:r>
+      <w:r>
+        <w:br/>
+        <w:t>Initialization can affect the final solution.</w:t>
+      </w:r>
+      <w:r>
+        <w:br/>
+        <w:t>Elbow helps choose K; silhouette evaluates clustering quality.</w:t>
+      </w:r>
+      <w:r>
+        <w:br/>
+        <w:t>Silhouette ≈ +1 good, ≈ 0 boundary, ≈ −1 poor.</w:t>
+      </w:r>
+      <w:r>
+        <w:br/>
+        <w:t>K-means struggles with complicated geometries and large sample sizes.</w:t>
+      </w:r>
+    </w:p>
+    <w:p>
+      <w:r>
+        <w:t>Source basis: IIT Kharagpur / Professor Prabhat Kumar Mishra, Module 01 Lecture 05 – Unsupervised Learning: PCA and K-means Clustering.</w:t>
+      </w:r>
+    </w:p>
+    <w:p>
+      <w:pPr>
+        <w:rPr>
+          <w:rFonts w:eastAsiaTheme="minorEastAsia"/>
+        </w:rPr>
+      </w:pPr>
+    </w:p>
+    <w:p>
+      <w:pPr>
+        <w:rPr>
+          <w:rFonts w:eastAsiaTheme="minorEastAsia"/>
+        </w:rPr>
+      </w:pPr>
+    </w:p>
+    <w:p>
+      <w:pPr>
+        <w:rPr>
+          <w:rFonts w:eastAsiaTheme="minorEastAsia"/>
+        </w:rPr>
+      </w:pPr>
+    </w:p>
+    <w:p/>
+    <w:p/>
+    <w:p/>
     <w:p/>
     <w:sectPr>
       <w:pgSz w:w="12240" w:h="15840"/>
@@ -8978,6 +14441,7 @@
   <w:style w:type="character" w:default="1" w:styleId="DefaultParagraphFont">
     <w:name w:val="Default Paragraph Font"/>
     <w:uiPriority w:val="1"/>
+    <w:semiHidden/>
     <w:unhideWhenUsed/>
   </w:style>
   <w:style w:type="table" w:default="1" w:styleId="TableNormal">

--- a/Notes.docx
+++ b/Notes.docx
@@ -13613,12 +13613,7708 @@
     </w:p>
     <w:p>
       <w:pPr>
-        <w:rPr>
-          <w:rFonts w:eastAsiaTheme="minorEastAsia"/>
-        </w:rPr>
-      </w:pPr>
-    </w:p>
+        <w:pBdr>
+          <w:bottom w:val="single" w:sz="8" w:space="4" w:color="4F81BD" w:themeColor="accent1"/>
+        </w:pBdr>
+        <w:spacing w:after="300" w:line="240" w:lineRule="auto"/>
+        <w:contextualSpacing/>
+        <w:rPr>
+          <w:rFonts w:eastAsia="MS Gothic" w:cs="Times New Roman"/>
+          <w:color w:val="17365D" w:themeColor="text2" w:themeShade="BF"/>
+          <w:spacing w:val="5"/>
+          <w:kern w:val="28"/>
+          <w:sz w:val="52"/>
+          <w:szCs w:val="52"/>
+        </w:rPr>
+      </w:pPr>
+      <w:r>
+        <w:rPr>
+          <w:rFonts w:eastAsia="MS Gothic" w:cs="Times New Roman"/>
+          <w:color w:val="17365D" w:themeColor="text2" w:themeShade="BF"/>
+          <w:spacing w:val="5"/>
+          <w:kern w:val="28"/>
+          <w:sz w:val="52"/>
+          <w:szCs w:val="52"/>
+        </w:rPr>
+        <w:lastRenderedPageBreak/>
+        <w:t>Feed Forward Neural Networks &amp; Backpropagation</w:t>
+      </w:r>
+    </w:p>
+    <w:p>
+      <w:pPr>
+        <w:jc w:val="center"/>
+        <w:rPr>
+          <w:rFonts w:eastAsia="MS Mincho" w:cs="Times New Roman"/>
+        </w:rPr>
+      </w:pPr>
+      <w:r>
+        <w:rPr>
+          <w:rFonts w:eastAsia="MS Mincho" w:cs="Times New Roman"/>
+        </w:rPr>
+        <w:t>IIT Kharagpur – Module 2, Lecture 1 | Exam-Oriented Notes</w:t>
+      </w:r>
+    </w:p>
+    <w:p>
+      <w:pPr>
+        <w:rPr>
+          <w:rFonts w:eastAsia="MS Mincho" w:cs="Times New Roman"/>
+        </w:rPr>
+      </w:pPr>
+      <w:r>
+        <w:rPr>
+          <w:rFonts w:eastAsia="MS Mincho" w:cs="Times New Roman"/>
+        </w:rPr>
+        <w:t>Based on Session 6 – Feed Forward Neural Networks and Backpropagation Algorithm, Dr. Kota Srinivas Reddy, Department of Artificial Intelligence, IIT Kharagpur.</w:t>
+      </w:r>
+    </w:p>
+    <w:p>
+      <w:pPr>
+        <w:keepNext/>
+        <w:keepLines/>
+        <w:spacing w:before="480" w:after="0"/>
+        <w:outlineLvl w:val="0"/>
+        <w:rPr>
+          <w:rFonts w:eastAsia="MS Gothic" w:cs="Times New Roman"/>
+          <w:b/>
+          <w:bCs/>
+          <w:color w:val="365F91" w:themeColor="accent1" w:themeShade="BF"/>
+          <w:sz w:val="28"/>
+          <w:szCs w:val="28"/>
+        </w:rPr>
+      </w:pPr>
+      <w:r>
+        <w:rPr>
+          <w:rFonts w:eastAsia="MS Gothic" w:cs="Times New Roman"/>
+          <w:b/>
+          <w:bCs/>
+          <w:color w:val="365F91" w:themeColor="accent1" w:themeShade="BF"/>
+          <w:sz w:val="28"/>
+          <w:szCs w:val="28"/>
+        </w:rPr>
+        <w:t>1. Continuation Story</w:t>
+      </w:r>
+    </w:p>
+    <w:p>
+      <w:pPr>
+        <w:rPr>
+          <w:rFonts w:eastAsia="MS Mincho" w:cs="Times New Roman"/>
+        </w:rPr>
+      </w:pPr>
+      <w:r>
+        <w:rPr>
+          <w:rFonts w:eastAsia="MS Mincho" w:cs="Times New Roman"/>
+        </w:rPr>
+        <w:t>We started with Linear Regression: weighted sum → prediction. Logistic Regression added sigmoid → probability → threshold. The Perceptron used the same linear score and a sign decision, but could only create linear decision boundaries. SVM improved linear classification using maximum margin. Multiclass classification showed how binary classifiers can be combined. Unsupervised learning then introduced PCA and K-means.</w:t>
+      </w:r>
+    </w:p>
+    <w:p>
+      <w:pPr>
+        <w:rPr>
+          <w:rFonts w:eastAsia="MS Mincho" w:cs="Times New Roman"/>
+        </w:rPr>
+      </w:pPr>
+      <w:r>
+        <w:rPr>
+          <w:rFonts w:eastAsia="MS Mincho" w:cs="Times New Roman"/>
+          <w:b/>
+        </w:rPr>
+        <w:t>New problem: What if the decision boundary is nonlinear?</w:t>
+      </w:r>
+    </w:p>
+    <w:p>
+      <w:pPr>
+        <w:rPr>
+          <w:rFonts w:eastAsia="MS Mincho" w:cs="Times New Roman"/>
+        </w:rPr>
+      </w:pPr>
+      <w:r>
+        <w:rPr>
+          <w:rFonts w:eastAsia="MS Mincho" w:cs="Times New Roman"/>
+          <w:b/>
+        </w:rPr>
+        <w:t>Perceptron → linear boundary limitation → MLP → nonlinear activation → complex nonlinear functions</w:t>
+      </w:r>
+    </w:p>
+    <w:p>
+      <w:pPr>
+        <w:keepNext/>
+        <w:keepLines/>
+        <w:spacing w:before="480" w:after="0"/>
+        <w:outlineLvl w:val="0"/>
+        <w:rPr>
+          <w:rFonts w:eastAsia="MS Gothic" w:cs="Times New Roman"/>
+          <w:b/>
+          <w:bCs/>
+          <w:color w:val="365F91" w:themeColor="accent1" w:themeShade="BF"/>
+          <w:sz w:val="28"/>
+          <w:szCs w:val="28"/>
+        </w:rPr>
+      </w:pPr>
+      <w:r>
+        <w:rPr>
+          <w:rFonts w:eastAsia="MS Gothic" w:cs="Times New Roman"/>
+          <w:b/>
+          <w:bCs/>
+          <w:color w:val="365F91" w:themeColor="accent1" w:themeShade="BF"/>
+          <w:sz w:val="28"/>
+          <w:szCs w:val="28"/>
+        </w:rPr>
+        <w:t>2. Perceptron – Starting Point</w:t>
+      </w:r>
+    </w:p>
+    <w:p>
+      <w:pPr>
+        <w:tabs>
+          <w:tab w:val="num" w:pos="360"/>
+        </w:tabs>
+        <w:ind w:left="360" w:hanging="360"/>
+        <w:contextualSpacing/>
+        <w:rPr>
+          <w:rFonts w:eastAsia="MS Mincho" w:cs="Times New Roman"/>
+        </w:rPr>
+      </w:pPr>
+      <w:r>
+        <w:rPr>
+          <w:rFonts w:eastAsia="MS Mincho" w:cs="Times New Roman"/>
+        </w:rPr>
+        <w:t>Perceptron is a single-layer neural network.</w:t>
+      </w:r>
+    </w:p>
+    <w:p>
+      <w:pPr>
+        <w:tabs>
+          <w:tab w:val="num" w:pos="360"/>
+        </w:tabs>
+        <w:ind w:left="360" w:hanging="360"/>
+        <w:contextualSpacing/>
+        <w:rPr>
+          <w:rFonts w:eastAsia="MS Mincho" w:cs="Times New Roman"/>
+        </w:rPr>
+      </w:pPr>
+      <w:r>
+        <w:rPr>
+          <w:rFonts w:eastAsia="MS Mincho" w:cs="Times New Roman"/>
+        </w:rPr>
+        <w:t>It produces output from a linear combination of input features.</w:t>
+      </w:r>
+    </w:p>
+    <w:p>
+      <w:pPr>
+        <w:rPr>
+          <w:rFonts w:eastAsia="MS Mincho" w:cs="Times New Roman"/>
+        </w:rPr>
+      </w:pPr>
+      <w:r>
+        <w:rPr>
+          <w:rFonts w:eastAsia="MS Mincho" w:cs="Times New Roman"/>
+          <w:b/>
+        </w:rPr>
+        <w:t>z = wᵀx + b</w:t>
+      </w:r>
+    </w:p>
+    <w:p>
+      <w:pPr>
+        <w:rPr>
+          <w:rFonts w:eastAsia="MS Mincho" w:cs="Times New Roman"/>
+        </w:rPr>
+      </w:pPr>
+      <w:r>
+        <w:rPr>
+          <w:rFonts w:eastAsia="MS Mincho" w:cs="Times New Roman"/>
+          <w:b/>
+        </w:rPr>
+        <w:t>ŷ = sign(wᵀx + b)</w:t>
+      </w:r>
+    </w:p>
+    <w:p>
+      <w:pPr>
+        <w:tabs>
+          <w:tab w:val="num" w:pos="360"/>
+        </w:tabs>
+        <w:ind w:left="360" w:hanging="360"/>
+        <w:contextualSpacing/>
+        <w:rPr>
+          <w:rFonts w:eastAsia="MS Mincho" w:cs="Times New Roman"/>
+        </w:rPr>
+      </w:pPr>
+      <w:r>
+        <w:rPr>
+          <w:rFonts w:eastAsia="MS Mincho" w:cs="Times New Roman"/>
+        </w:rPr>
+        <w:t>Weights control connection strength; bias shifts the decision boundary.</w:t>
+      </w:r>
+    </w:p>
+    <w:p>
+      <w:pPr>
+        <w:tabs>
+          <w:tab w:val="num" w:pos="360"/>
+        </w:tabs>
+        <w:ind w:left="360" w:hanging="360"/>
+        <w:contextualSpacing/>
+        <w:rPr>
+          <w:rFonts w:eastAsia="MS Mincho" w:cs="Times New Roman"/>
+        </w:rPr>
+      </w:pPr>
+      <w:r>
+        <w:rPr>
+          <w:rFonts w:eastAsia="MS Mincho" w:cs="Times New Roman"/>
+        </w:rPr>
+        <w:t>A perceptron works for linearly separable data.</w:t>
+      </w:r>
+    </w:p>
+    <w:p>
+      <w:pPr>
+        <w:tabs>
+          <w:tab w:val="num" w:pos="360"/>
+        </w:tabs>
+        <w:ind w:left="360" w:hanging="360"/>
+        <w:contextualSpacing/>
+        <w:rPr>
+          <w:rFonts w:eastAsia="MS Mincho" w:cs="Times New Roman"/>
+        </w:rPr>
+      </w:pPr>
+      <w:r>
+        <w:rPr>
+          <w:rFonts w:eastAsia="MS Mincho" w:cs="Times New Roman"/>
+        </w:rPr>
+        <w:t>A perceptron cannot model nonlinear functions or nonlinear decision boundaries.</w:t>
+      </w:r>
+    </w:p>
+    <w:p>
+      <w:pPr>
+        <w:keepNext/>
+        <w:keepLines/>
+        <w:spacing w:before="480" w:after="0"/>
+        <w:outlineLvl w:val="0"/>
+        <w:rPr>
+          <w:rFonts w:eastAsia="MS Gothic" w:cs="Times New Roman"/>
+          <w:b/>
+          <w:bCs/>
+          <w:color w:val="365F91" w:themeColor="accent1" w:themeShade="BF"/>
+          <w:sz w:val="28"/>
+          <w:szCs w:val="28"/>
+        </w:rPr>
+      </w:pPr>
+      <w:r>
+        <w:rPr>
+          <w:rFonts w:eastAsia="MS Gothic" w:cs="Times New Roman"/>
+          <w:b/>
+          <w:bCs/>
+          <w:color w:val="365F91" w:themeColor="accent1" w:themeShade="BF"/>
+          <w:sz w:val="28"/>
+          <w:szCs w:val="28"/>
+        </w:rPr>
+        <w:t>3. Linear Separability</w:t>
+      </w:r>
+    </w:p>
+    <w:p>
+      <w:pPr>
+        <w:rPr>
+          <w:rFonts w:eastAsia="MS Mincho" w:cs="Times New Roman"/>
+        </w:rPr>
+      </w:pPr>
+      <w:r>
+        <w:rPr>
+          <w:rFonts w:eastAsia="MS Mincho" w:cs="Times New Roman"/>
+        </w:rPr>
+        <w:t>A dataset is linearly separable when at least one linear classifier can perfectly separate the two classes.</w:t>
+      </w:r>
+    </w:p>
+    <w:p>
+      <w:pPr>
+        <w:rPr>
+          <w:rFonts w:eastAsia="MS Mincho" w:cs="Times New Roman"/>
+        </w:rPr>
+      </w:pPr>
+      <w:r>
+        <w:rPr>
+          <w:rFonts w:eastAsia="MS Mincho" w:cs="Times New Roman"/>
+          <w:b/>
+        </w:rPr>
+        <w:t>Decision boundary: wᵀx + b = 0</w:t>
+      </w:r>
+    </w:p>
+    <w:p>
+      <w:pPr>
+        <w:rPr>
+          <w:rFonts w:eastAsia="MS Mincho" w:cs="Times New Roman"/>
+        </w:rPr>
+      </w:pPr>
+      <w:r>
+        <w:rPr>
+          <w:rFonts w:eastAsia="MS Mincho" w:cs="Times New Roman"/>
+        </w:rPr>
+        <w:t>This limitation motivates multilayer neural networks.</w:t>
+      </w:r>
+    </w:p>
+    <w:p>
+      <w:pPr>
+        <w:keepNext/>
+        <w:keepLines/>
+        <w:spacing w:before="480" w:after="0"/>
+        <w:outlineLvl w:val="0"/>
+        <w:rPr>
+          <w:rFonts w:eastAsia="MS Gothic" w:cs="Times New Roman"/>
+          <w:b/>
+          <w:bCs/>
+          <w:color w:val="365F91" w:themeColor="accent1" w:themeShade="BF"/>
+          <w:sz w:val="28"/>
+          <w:szCs w:val="28"/>
+        </w:rPr>
+      </w:pPr>
+      <w:r>
+        <w:rPr>
+          <w:rFonts w:eastAsia="MS Gothic" w:cs="Times New Roman"/>
+          <w:b/>
+          <w:bCs/>
+          <w:color w:val="365F91" w:themeColor="accent1" w:themeShade="BF"/>
+          <w:sz w:val="28"/>
+          <w:szCs w:val="28"/>
+        </w:rPr>
+        <w:lastRenderedPageBreak/>
+        <w:t>4. Multilayer Perceptron (MLP)</w:t>
+      </w:r>
+    </w:p>
+    <w:p>
+      <w:pPr>
+        <w:tabs>
+          <w:tab w:val="num" w:pos="360"/>
+        </w:tabs>
+        <w:ind w:left="360" w:hanging="360"/>
+        <w:contextualSpacing/>
+        <w:rPr>
+          <w:rFonts w:eastAsia="MS Mincho" w:cs="Times New Roman"/>
+        </w:rPr>
+      </w:pPr>
+      <w:r>
+        <w:rPr>
+          <w:rFonts w:eastAsia="MS Mincho" w:cs="Times New Roman"/>
+        </w:rPr>
+        <w:t>MLP is a supervised feed-forward neural network.</w:t>
+      </w:r>
+    </w:p>
+    <w:p>
+      <w:pPr>
+        <w:tabs>
+          <w:tab w:val="num" w:pos="360"/>
+        </w:tabs>
+        <w:ind w:left="360" w:hanging="360"/>
+        <w:contextualSpacing/>
+        <w:rPr>
+          <w:rFonts w:eastAsia="MS Mincho" w:cs="Times New Roman"/>
+        </w:rPr>
+      </w:pPr>
+      <w:r>
+        <w:rPr>
+          <w:rFonts w:eastAsia="MS Mincho" w:cs="Times New Roman"/>
+        </w:rPr>
+        <w:t>Architecture: input layer → hidden layer(s) → output layer.</w:t>
+      </w:r>
+    </w:p>
+    <w:p>
+      <w:pPr>
+        <w:tabs>
+          <w:tab w:val="num" w:pos="360"/>
+        </w:tabs>
+        <w:ind w:left="360" w:hanging="360"/>
+        <w:contextualSpacing/>
+        <w:rPr>
+          <w:rFonts w:eastAsia="MS Mincho" w:cs="Times New Roman"/>
+        </w:rPr>
+      </w:pPr>
+      <w:r>
+        <w:rPr>
+          <w:rFonts w:eastAsia="MS Mincho" w:cs="Times New Roman"/>
+        </w:rPr>
+        <w:t>Feed-forward means information moves from input toward output during prediction.</w:t>
+      </w:r>
+    </w:p>
+    <w:p>
+      <w:pPr>
+        <w:rPr>
+          <w:rFonts w:eastAsia="MS Mincho" w:cs="Times New Roman"/>
+        </w:rPr>
+      </w:pPr>
+      <w:r>
+        <w:rPr>
+          <w:rFonts w:eastAsia="MS Mincho" w:cs="Times New Roman"/>
+          <w:b/>
+        </w:rPr>
+        <w:t>Shallow: Input → 1 Hidden Layer → Output</w:t>
+      </w:r>
+    </w:p>
+    <w:p>
+      <w:pPr>
+        <w:rPr>
+          <w:rFonts w:eastAsia="MS Mincho" w:cs="Times New Roman"/>
+        </w:rPr>
+      </w:pPr>
+      <w:r>
+        <w:rPr>
+          <w:rFonts w:eastAsia="MS Mincho" w:cs="Times New Roman"/>
+          <w:b/>
+        </w:rPr>
+        <w:t>Deep: Input → Hidden 1 → Hidden 2 → … → Output</w:t>
+      </w:r>
+    </w:p>
+    <w:p>
+      <w:pPr>
+        <w:tabs>
+          <w:tab w:val="num" w:pos="360"/>
+        </w:tabs>
+        <w:ind w:left="360" w:hanging="360"/>
+        <w:contextualSpacing/>
+        <w:rPr>
+          <w:rFonts w:eastAsia="MS Mincho" w:cs="Times New Roman"/>
+        </w:rPr>
+      </w:pPr>
+      <w:r>
+        <w:rPr>
+          <w:rFonts w:eastAsia="MS Mincho" w:cs="Times New Roman"/>
+        </w:rPr>
+        <w:t>One hidden layer is commonly called shallow; many hidden layers form a deep MLP.</w:t>
+      </w:r>
+    </w:p>
+    <w:p>
+      <w:pPr>
+        <w:keepNext/>
+        <w:keepLines/>
+        <w:spacing w:before="480" w:after="0"/>
+        <w:outlineLvl w:val="0"/>
+        <w:rPr>
+          <w:rFonts w:eastAsia="MS Gothic" w:cs="Times New Roman"/>
+          <w:b/>
+          <w:bCs/>
+          <w:color w:val="365F91" w:themeColor="accent1" w:themeShade="BF"/>
+          <w:sz w:val="28"/>
+          <w:szCs w:val="28"/>
+        </w:rPr>
+      </w:pPr>
+      <w:r>
+        <w:rPr>
+          <w:rFonts w:eastAsia="MS Gothic" w:cs="Times New Roman"/>
+          <w:b/>
+          <w:bCs/>
+          <w:color w:val="365F91" w:themeColor="accent1" w:themeShade="BF"/>
+          <w:sz w:val="28"/>
+          <w:szCs w:val="28"/>
+        </w:rPr>
+        <w:t>5. Structure of a Deep Network</w:t>
+      </w:r>
+    </w:p>
+    <w:p>
+      <w:pPr>
+        <w:keepNext/>
+        <w:keepLines/>
+        <w:spacing w:before="200" w:after="0"/>
+        <w:outlineLvl w:val="1"/>
+        <w:rPr>
+          <w:rFonts w:eastAsia="MS Gothic" w:cs="Times New Roman"/>
+          <w:b/>
+          <w:bCs/>
+          <w:color w:val="4F81BD" w:themeColor="accent1"/>
+          <w:sz w:val="26"/>
+          <w:szCs w:val="26"/>
+        </w:rPr>
+      </w:pPr>
+      <w:r>
+        <w:rPr>
+          <w:rFonts w:eastAsia="MS Gothic" w:cs="Times New Roman"/>
+          <w:b/>
+          <w:bCs/>
+          <w:color w:val="4F81BD" w:themeColor="accent1"/>
+          <w:sz w:val="26"/>
+          <w:szCs w:val="26"/>
+        </w:rPr>
+        <w:t>Input Layer</w:t>
+      </w:r>
+    </w:p>
+    <w:p>
+      <w:pPr>
+        <w:tabs>
+          <w:tab w:val="num" w:pos="360"/>
+        </w:tabs>
+        <w:ind w:left="360" w:hanging="360"/>
+        <w:contextualSpacing/>
+        <w:rPr>
+          <w:rFonts w:eastAsia="MS Mincho" w:cs="Times New Roman"/>
+        </w:rPr>
+      </w:pPr>
+      <w:r>
+        <w:rPr>
+          <w:rFonts w:eastAsia="MS Mincho" w:cs="Times New Roman"/>
+        </w:rPr>
+        <w:t>Takes feature values.</w:t>
+      </w:r>
+    </w:p>
+    <w:p>
+      <w:pPr>
+        <w:tabs>
+          <w:tab w:val="num" w:pos="360"/>
+        </w:tabs>
+        <w:ind w:left="360" w:hanging="360"/>
+        <w:contextualSpacing/>
+        <w:rPr>
+          <w:rFonts w:eastAsia="MS Mincho" w:cs="Times New Roman"/>
+        </w:rPr>
+      </w:pPr>
+      <w:r>
+        <w:rPr>
+          <w:rFonts w:eastAsia="MS Mincho" w:cs="Times New Roman"/>
+        </w:rPr>
+        <w:t>Number of input nodes = number of input features.</w:t>
+      </w:r>
+    </w:p>
+    <w:p>
+      <w:pPr>
+        <w:rPr>
+          <w:rFonts w:eastAsia="MS Mincho" w:cs="Times New Roman"/>
+        </w:rPr>
+      </w:pPr>
+      <w:r>
+        <w:rPr>
+          <w:rFonts w:eastAsia="MS Mincho" w:cs="Times New Roman"/>
+        </w:rPr>
+        <w:t>Example: Age, Height, Weight, Gender → 4 input neurons.</w:t>
+      </w:r>
+    </w:p>
+    <w:p>
+      <w:pPr>
+        <w:keepNext/>
+        <w:keepLines/>
+        <w:spacing w:before="200" w:after="0"/>
+        <w:outlineLvl w:val="1"/>
+        <w:rPr>
+          <w:rFonts w:eastAsia="MS Gothic" w:cs="Times New Roman"/>
+          <w:b/>
+          <w:bCs/>
+          <w:color w:val="4F81BD" w:themeColor="accent1"/>
+          <w:sz w:val="26"/>
+          <w:szCs w:val="26"/>
+        </w:rPr>
+      </w:pPr>
+      <w:r>
+        <w:rPr>
+          <w:rFonts w:eastAsia="MS Gothic" w:cs="Times New Roman"/>
+          <w:b/>
+          <w:bCs/>
+          <w:color w:val="4F81BD" w:themeColor="accent1"/>
+          <w:sz w:val="26"/>
+          <w:szCs w:val="26"/>
+        </w:rPr>
+        <w:t>Hidden Layers</w:t>
+      </w:r>
+    </w:p>
+    <w:p>
+      <w:pPr>
+        <w:tabs>
+          <w:tab w:val="num" w:pos="360"/>
+        </w:tabs>
+        <w:ind w:left="360" w:hanging="360"/>
+        <w:contextualSpacing/>
+        <w:rPr>
+          <w:rFonts w:eastAsia="MS Mincho" w:cs="Times New Roman"/>
+        </w:rPr>
+      </w:pPr>
+      <w:r>
+        <w:rPr>
+          <w:rFonts w:eastAsia="MS Mincho" w:cs="Times New Roman"/>
+        </w:rPr>
+        <w:t>Contain neurons that transform inputs into learned representations.</w:t>
+      </w:r>
+    </w:p>
+    <w:p>
+      <w:pPr>
+        <w:tabs>
+          <w:tab w:val="num" w:pos="360"/>
+        </w:tabs>
+        <w:ind w:left="360" w:hanging="360"/>
+        <w:contextualSpacing/>
+        <w:rPr>
+          <w:rFonts w:eastAsia="MS Mincho" w:cs="Times New Roman"/>
+        </w:rPr>
+      </w:pPr>
+      <w:r>
+        <w:rPr>
+          <w:rFonts w:eastAsia="MS Mincho" w:cs="Times New Roman"/>
+        </w:rPr>
+        <w:t>More hidden layers allow learning increasingly complex features.</w:t>
+      </w:r>
+    </w:p>
+    <w:p>
+      <w:pPr>
+        <w:keepNext/>
+        <w:keepLines/>
+        <w:spacing w:before="200" w:after="0"/>
+        <w:outlineLvl w:val="1"/>
+        <w:rPr>
+          <w:rFonts w:eastAsia="MS Gothic" w:cs="Times New Roman"/>
+          <w:b/>
+          <w:bCs/>
+          <w:color w:val="4F81BD" w:themeColor="accent1"/>
+          <w:sz w:val="26"/>
+          <w:szCs w:val="26"/>
+        </w:rPr>
+      </w:pPr>
+      <w:r>
+        <w:rPr>
+          <w:rFonts w:eastAsia="MS Gothic" w:cs="Times New Roman"/>
+          <w:b/>
+          <w:bCs/>
+          <w:color w:val="4F81BD" w:themeColor="accent1"/>
+          <w:sz w:val="26"/>
+          <w:szCs w:val="26"/>
+        </w:rPr>
+        <w:t>Output Layer</w:t>
+      </w:r>
+    </w:p>
+    <w:p>
+      <w:pPr>
+        <w:tabs>
+          <w:tab w:val="num" w:pos="360"/>
+        </w:tabs>
+        <w:ind w:left="360" w:hanging="360"/>
+        <w:contextualSpacing/>
+        <w:rPr>
+          <w:rFonts w:eastAsia="MS Mincho" w:cs="Times New Roman"/>
+        </w:rPr>
+      </w:pPr>
+      <w:r>
+        <w:rPr>
+          <w:rFonts w:eastAsia="MS Mincho" w:cs="Times New Roman"/>
+        </w:rPr>
+        <w:t>Produces the final prediction.</w:t>
+      </w:r>
+    </w:p>
+    <w:p>
+      <w:pPr>
+        <w:tabs>
+          <w:tab w:val="num" w:pos="360"/>
+        </w:tabs>
+        <w:ind w:left="360" w:hanging="360"/>
+        <w:contextualSpacing/>
+        <w:rPr>
+          <w:rFonts w:eastAsia="MS Mincho" w:cs="Times New Roman"/>
+        </w:rPr>
+      </w:pPr>
+      <w:r>
+        <w:rPr>
+          <w:rFonts w:eastAsia="MS Mincho" w:cs="Times New Roman"/>
+        </w:rPr>
+        <w:t>For multiclass classification, output neurons correspond to classes.</w:t>
+      </w:r>
+    </w:p>
+    <w:p>
+      <w:pPr>
+        <w:tabs>
+          <w:tab w:val="num" w:pos="360"/>
+        </w:tabs>
+        <w:ind w:left="360" w:hanging="360"/>
+        <w:contextualSpacing/>
+        <w:rPr>
+          <w:rFonts w:eastAsia="MS Mincho" w:cs="Times New Roman"/>
+        </w:rPr>
+      </w:pPr>
+      <w:r>
+        <w:rPr>
+          <w:rFonts w:eastAsia="MS Mincho" w:cs="Times New Roman"/>
+        </w:rPr>
+        <w:t>For multilabel classification, output neurons correspond to labels.</w:t>
+      </w:r>
+    </w:p>
+    <w:p>
+      <w:pPr>
+        <w:keepNext/>
+        <w:keepLines/>
+        <w:spacing w:before="480" w:after="0"/>
+        <w:outlineLvl w:val="0"/>
+        <w:rPr>
+          <w:rFonts w:eastAsia="MS Gothic" w:cs="Times New Roman"/>
+          <w:b/>
+          <w:bCs/>
+          <w:color w:val="365F91" w:themeColor="accent1" w:themeShade="BF"/>
+          <w:sz w:val="28"/>
+          <w:szCs w:val="28"/>
+        </w:rPr>
+      </w:pPr>
+      <w:r>
+        <w:rPr>
+          <w:rFonts w:eastAsia="MS Gothic" w:cs="Times New Roman"/>
+          <w:b/>
+          <w:bCs/>
+          <w:color w:val="365F91" w:themeColor="accent1" w:themeShade="BF"/>
+          <w:sz w:val="28"/>
+          <w:szCs w:val="28"/>
+        </w:rPr>
+        <w:t>6. Ingredients of a Neural Network</w:t>
+      </w:r>
+    </w:p>
+    <w:p>
+      <w:pPr>
+        <w:tabs>
+          <w:tab w:val="num" w:pos="360"/>
+        </w:tabs>
+        <w:ind w:left="360" w:hanging="360"/>
+        <w:contextualSpacing/>
+        <w:rPr>
+          <w:rFonts w:eastAsia="MS Mincho" w:cs="Times New Roman"/>
+        </w:rPr>
+      </w:pPr>
+      <w:r>
+        <w:rPr>
+          <w:rFonts w:eastAsia="MS Mincho" w:cs="Times New Roman"/>
+        </w:rPr>
+        <w:t>Weights – strength of connections between nodes in consecutive layers.</w:t>
+      </w:r>
+    </w:p>
+    <w:p>
+      <w:pPr>
+        <w:tabs>
+          <w:tab w:val="num" w:pos="360"/>
+        </w:tabs>
+        <w:ind w:left="360" w:hanging="360"/>
+        <w:contextualSpacing/>
+        <w:rPr>
+          <w:rFonts w:eastAsia="MS Mincho" w:cs="Times New Roman"/>
+        </w:rPr>
+      </w:pPr>
+      <w:r>
+        <w:rPr>
+          <w:rFonts w:eastAsia="MS Mincho" w:cs="Times New Roman"/>
+        </w:rPr>
+        <w:t>Bias – bias of every non-input node.</w:t>
+      </w:r>
+    </w:p>
+    <w:p>
+      <w:pPr>
+        <w:tabs>
+          <w:tab w:val="num" w:pos="360"/>
+        </w:tabs>
+        <w:ind w:left="360" w:hanging="360"/>
+        <w:contextualSpacing/>
+        <w:rPr>
+          <w:rFonts w:eastAsia="MS Mincho" w:cs="Times New Roman"/>
+        </w:rPr>
+      </w:pPr>
+      <w:r>
+        <w:rPr>
+          <w:rFonts w:eastAsia="MS Mincho" w:cs="Times New Roman"/>
+        </w:rPr>
+        <w:t>Activation function – nonlinear function inside each non-input node.</w:t>
+      </w:r>
+    </w:p>
+    <w:p>
+      <w:pPr>
+        <w:rPr>
+          <w:rFonts w:eastAsia="MS Mincho" w:cs="Times New Roman"/>
+        </w:rPr>
+      </w:pPr>
+      <w:r>
+        <w:rPr>
+          <w:rFonts w:eastAsia="MS Mincho" w:cs="Times New Roman"/>
+          <w:b/>
+        </w:rPr>
+        <w:t>Neuron = weighted sum + bias + activation</w:t>
+      </w:r>
+    </w:p>
+    <w:p>
+      <w:pPr>
+        <w:rPr>
+          <w:rFonts w:eastAsia="MS Mincho" w:cs="Times New Roman"/>
+        </w:rPr>
+      </w:pPr>
+      <w:r>
+        <w:rPr>
+          <w:rFonts w:eastAsia="MS Mincho" w:cs="Times New Roman"/>
+          <w:b/>
+        </w:rPr>
+        <w:t>wᶫᵢⱼ = weight from node j in layer l−1 to node i in layer l</w:t>
+      </w:r>
+    </w:p>
+    <w:p>
+      <w:pPr>
+        <w:rPr>
+          <w:rFonts w:eastAsia="MS Mincho" w:cs="Times New Roman"/>
+        </w:rPr>
+      </w:pPr>
+      <w:r>
+        <w:rPr>
+          <w:rFonts w:eastAsia="MS Mincho" w:cs="Times New Roman"/>
+          <w:b/>
+        </w:rPr>
+        <w:t>bᶫᵢ = bias of node i in layer l</w:t>
+      </w:r>
+    </w:p>
+    <w:p>
+      <w:pPr>
+        <w:keepNext/>
+        <w:keepLines/>
+        <w:spacing w:before="480" w:after="0"/>
+        <w:outlineLvl w:val="0"/>
+        <w:rPr>
+          <w:rFonts w:eastAsia="MS Gothic" w:cs="Times New Roman"/>
+          <w:b/>
+          <w:bCs/>
+          <w:color w:val="365F91" w:themeColor="accent1" w:themeShade="BF"/>
+          <w:sz w:val="28"/>
+          <w:szCs w:val="28"/>
+        </w:rPr>
+      </w:pPr>
+      <w:r>
+        <w:rPr>
+          <w:rFonts w:eastAsia="MS Gothic" w:cs="Times New Roman"/>
+          <w:b/>
+          <w:bCs/>
+          <w:color w:val="365F91" w:themeColor="accent1" w:themeShade="BF"/>
+          <w:sz w:val="28"/>
+          <w:szCs w:val="28"/>
+        </w:rPr>
+        <w:t>7. Inside One Neuron</w:t>
+      </w:r>
+    </w:p>
+    <w:p>
+      <w:pPr>
+        <w:rPr>
+          <w:rFonts w:eastAsia="MS Mincho" w:cs="Times New Roman"/>
+        </w:rPr>
+      </w:pPr>
+      <w:r>
+        <w:rPr>
+          <w:rFonts w:eastAsia="MS Mincho" w:cs="Times New Roman"/>
+          <w:b/>
+        </w:rPr>
+        <w:t>a = wᵀx + b</w:t>
+      </w:r>
+    </w:p>
+    <w:p>
+      <w:pPr>
+        <w:rPr>
+          <w:rFonts w:eastAsia="MS Mincho" w:cs="Times New Roman"/>
+        </w:rPr>
+      </w:pPr>
+      <w:r>
+        <w:rPr>
+          <w:rFonts w:eastAsia="MS Mincho" w:cs="Times New Roman"/>
+        </w:rPr>
+        <w:t>The weighted sum plus bias is the pre-activation.</w:t>
+      </w:r>
+    </w:p>
+    <w:p>
+      <w:pPr>
+        <w:rPr>
+          <w:rFonts w:eastAsia="MS Mincho" w:cs="Times New Roman"/>
+        </w:rPr>
+      </w:pPr>
+      <w:r>
+        <w:rPr>
+          <w:rFonts w:eastAsia="MS Mincho" w:cs="Times New Roman"/>
+          <w:b/>
+        </w:rPr>
+        <w:t>h = g(a)</w:t>
+      </w:r>
+    </w:p>
+    <w:p>
+      <w:pPr>
+        <w:rPr>
+          <w:rFonts w:eastAsia="MS Mincho" w:cs="Times New Roman"/>
+        </w:rPr>
+      </w:pPr>
+      <w:r>
+        <w:rPr>
+          <w:rFonts w:eastAsia="MS Mincho" w:cs="Times New Roman"/>
+        </w:rPr>
+        <w:t>The activation function transforms the pre-activation into the neuron's output.</w:t>
+      </w:r>
+    </w:p>
+    <w:p>
+      <w:pPr>
+        <w:keepNext/>
+        <w:keepLines/>
+        <w:spacing w:before="480" w:after="0"/>
+        <w:outlineLvl w:val="0"/>
+        <w:rPr>
+          <w:rFonts w:eastAsia="MS Gothic" w:cs="Times New Roman"/>
+          <w:b/>
+          <w:bCs/>
+          <w:color w:val="365F91" w:themeColor="accent1" w:themeShade="BF"/>
+          <w:sz w:val="28"/>
+          <w:szCs w:val="28"/>
+        </w:rPr>
+      </w:pPr>
+      <w:r>
+        <w:rPr>
+          <w:rFonts w:eastAsia="MS Gothic" w:cs="Times New Roman"/>
+          <w:b/>
+          <w:bCs/>
+          <w:color w:val="365F91" w:themeColor="accent1" w:themeShade="BF"/>
+          <w:sz w:val="28"/>
+          <w:szCs w:val="28"/>
+        </w:rPr>
+        <w:lastRenderedPageBreak/>
+        <w:t>8. One Hidden Layer – Mathematical Flow</w:t>
+      </w:r>
+    </w:p>
+    <w:p>
+      <w:pPr>
+        <w:rPr>
+          <w:rFonts w:eastAsia="MS Mincho" w:cs="Times New Roman"/>
+        </w:rPr>
+      </w:pPr>
+      <w:r>
+        <w:rPr>
+          <w:rFonts w:eastAsia="MS Mincho" w:cs="Times New Roman"/>
+          <w:b/>
+        </w:rPr>
+        <w:t>aₙₖ = wₖxₙ = Σᵈ wₖd xₙd</w:t>
+      </w:r>
+    </w:p>
+    <w:p>
+      <w:pPr>
+        <w:rPr>
+          <w:rFonts w:eastAsia="MS Mincho" w:cs="Times New Roman"/>
+        </w:rPr>
+      </w:pPr>
+      <w:r>
+        <w:rPr>
+          <w:rFonts w:eastAsia="MS Mincho" w:cs="Times New Roman"/>
+          <w:b/>
+        </w:rPr>
+        <w:t>hₙₖ = g(aₙₖ)</w:t>
+      </w:r>
+    </w:p>
+    <w:p>
+      <w:pPr>
+        <w:rPr>
+          <w:rFonts w:eastAsia="MS Mincho" w:cs="Times New Roman"/>
+        </w:rPr>
+      </w:pPr>
+      <w:r>
+        <w:rPr>
+          <w:rFonts w:eastAsia="MS Mincho" w:cs="Times New Roman"/>
+          <w:b/>
+        </w:rPr>
+        <w:t>sₙ = vᵀhₙ = Σᵏ vₖhₙₖ</w:t>
+      </w:r>
+    </w:p>
+    <w:p>
+      <w:pPr>
+        <w:rPr>
+          <w:rFonts w:eastAsia="MS Mincho" w:cs="Times New Roman"/>
+        </w:rPr>
+      </w:pPr>
+      <w:r>
+        <w:rPr>
+          <w:rFonts w:eastAsia="MS Mincho" w:cs="Times New Roman"/>
+          <w:b/>
+        </w:rPr>
+        <w:t>ŷₙ = o(sₙ)</w:t>
+      </w:r>
+    </w:p>
+    <w:p>
+      <w:pPr>
+        <w:rPr>
+          <w:rFonts w:eastAsia="MS Mincho" w:cs="Times New Roman"/>
+        </w:rPr>
+      </w:pPr>
+      <w:r>
+        <w:rPr>
+          <w:rFonts w:eastAsia="MS Mincho" w:cs="Times New Roman"/>
+        </w:rPr>
+        <w:t>Thus: input → pre-activation → nonlinear hidden features → output score → output activation.</w:t>
+      </w:r>
+    </w:p>
+    <w:p>
+      <w:pPr>
+        <w:keepNext/>
+        <w:keepLines/>
+        <w:spacing w:before="480" w:after="0"/>
+        <w:outlineLvl w:val="0"/>
+        <w:rPr>
+          <w:rFonts w:eastAsia="MS Gothic" w:cs="Times New Roman"/>
+          <w:b/>
+          <w:bCs/>
+          <w:color w:val="365F91" w:themeColor="accent1" w:themeShade="BF"/>
+          <w:sz w:val="28"/>
+          <w:szCs w:val="28"/>
+        </w:rPr>
+      </w:pPr>
+      <w:r>
+        <w:rPr>
+          <w:rFonts w:eastAsia="MS Gothic" w:cs="Times New Roman"/>
+          <w:b/>
+          <w:bCs/>
+          <w:color w:val="365F91" w:themeColor="accent1" w:themeShade="BF"/>
+          <w:sz w:val="28"/>
+          <w:szCs w:val="28"/>
+        </w:rPr>
+        <w:t>9. Why Nonlinear Activation Is Essential</w:t>
+      </w:r>
+    </w:p>
+    <w:p>
+      <w:pPr>
+        <w:rPr>
+          <w:rFonts w:eastAsia="MS Mincho" w:cs="Times New Roman"/>
+        </w:rPr>
+      </w:pPr>
+      <w:r>
+        <w:rPr>
+          <w:rFonts w:eastAsia="MS Mincho" w:cs="Times New Roman"/>
+        </w:rPr>
+        <w:t>If every layer only performs a linear transformation, stacking layers still gives a linear transformation:</w:t>
+      </w:r>
+    </w:p>
+    <w:p>
+      <w:pPr>
+        <w:rPr>
+          <w:rFonts w:eastAsia="MS Mincho" w:cs="Times New Roman"/>
+        </w:rPr>
+      </w:pPr>
+      <w:r>
+        <w:rPr>
+          <w:rFonts w:eastAsia="MS Mincho" w:cs="Times New Roman"/>
+          <w:b/>
+        </w:rPr>
+        <w:t>W₂(W₁x) = (W₂W₁)x</w:t>
+      </w:r>
+    </w:p>
+    <w:p>
+      <w:pPr>
+        <w:tabs>
+          <w:tab w:val="num" w:pos="360"/>
+        </w:tabs>
+        <w:ind w:left="360" w:hanging="360"/>
+        <w:contextualSpacing/>
+        <w:rPr>
+          <w:rFonts w:eastAsia="MS Mincho" w:cs="Times New Roman"/>
+        </w:rPr>
+      </w:pPr>
+      <w:r>
+        <w:rPr>
+          <w:rFonts w:eastAsia="MS Mincho" w:cs="Times New Roman"/>
+        </w:rPr>
+        <w:t>Therefore, more linear layers alone do not create nonlinear power.</w:t>
+      </w:r>
+    </w:p>
+    <w:p>
+      <w:pPr>
+        <w:rPr>
+          <w:rFonts w:eastAsia="MS Mincho" w:cs="Times New Roman"/>
+        </w:rPr>
+      </w:pPr>
+      <w:r>
+        <w:rPr>
+          <w:rFonts w:eastAsia="MS Mincho" w:cs="Times New Roman"/>
+          <w:b/>
+        </w:rPr>
+        <w:t>Without nonlinear activation → deep network is equivalent to a linear model</w:t>
+      </w:r>
+    </w:p>
+    <w:p>
+      <w:pPr>
+        <w:tabs>
+          <w:tab w:val="num" w:pos="360"/>
+        </w:tabs>
+        <w:ind w:left="360" w:hanging="360"/>
+        <w:contextualSpacing/>
+        <w:rPr>
+          <w:rFonts w:eastAsia="MS Mincho" w:cs="Times New Roman"/>
+        </w:rPr>
+      </w:pPr>
+      <w:r>
+        <w:rPr>
+          <w:rFonts w:eastAsia="MS Mincho" w:cs="Times New Roman"/>
+        </w:rPr>
+        <w:t>Nonlinear activation allows complex nonlinear relationships and decision boundaries to be learned.</w:t>
+      </w:r>
+    </w:p>
+    <w:p>
+      <w:pPr>
+        <w:keepNext/>
+        <w:keepLines/>
+        <w:spacing w:before="480" w:after="0"/>
+        <w:outlineLvl w:val="0"/>
+        <w:rPr>
+          <w:rFonts w:eastAsia="MS Gothic" w:cs="Times New Roman"/>
+          <w:b/>
+          <w:bCs/>
+          <w:color w:val="365F91" w:themeColor="accent1" w:themeShade="BF"/>
+          <w:sz w:val="28"/>
+          <w:szCs w:val="28"/>
+        </w:rPr>
+      </w:pPr>
+      <w:r>
+        <w:rPr>
+          <w:rFonts w:eastAsia="MS Gothic" w:cs="Times New Roman"/>
+          <w:b/>
+          <w:bCs/>
+          <w:color w:val="365F91" w:themeColor="accent1" w:themeShade="BF"/>
+          <w:sz w:val="28"/>
+          <w:szCs w:val="28"/>
+        </w:rPr>
+        <w:t>10. Activation Functions</w:t>
+      </w:r>
+    </w:p>
+    <w:p>
+      <w:pPr>
+        <w:rPr>
+          <w:rFonts w:eastAsia="MS Mincho" w:cs="Times New Roman"/>
+        </w:rPr>
+      </w:pPr>
+      <w:r>
+        <w:rPr>
+          <w:rFonts w:eastAsia="MS Mincho" w:cs="Times New Roman"/>
+        </w:rPr>
+        <w:t>An activation function is a nonlinear mathematical function applied to the weighted sum of inputs plus bias. It determines the neuron's output and enables learning of complex nonlinear relationships.</w:t>
+      </w:r>
+    </w:p>
+    <w:p>
+      <w:pPr>
+        <w:keepNext/>
+        <w:keepLines/>
+        <w:spacing w:before="480" w:after="0"/>
+        <w:outlineLvl w:val="0"/>
+        <w:rPr>
+          <w:rFonts w:eastAsia="MS Gothic" w:cs="Times New Roman"/>
+          <w:b/>
+          <w:bCs/>
+          <w:color w:val="365F91" w:themeColor="accent1" w:themeShade="BF"/>
+          <w:sz w:val="28"/>
+          <w:szCs w:val="28"/>
+        </w:rPr>
+      </w:pPr>
+      <w:r>
+        <w:rPr>
+          <w:rFonts w:eastAsia="MS Gothic" w:cs="Times New Roman"/>
+          <w:b/>
+          <w:bCs/>
+          <w:color w:val="365F91" w:themeColor="accent1" w:themeShade="BF"/>
+          <w:sz w:val="28"/>
+          <w:szCs w:val="28"/>
+        </w:rPr>
+        <w:t>11. Sigmoid</w:t>
+      </w:r>
+    </w:p>
+    <w:p>
+      <w:pPr>
+        <w:rPr>
+          <w:rFonts w:eastAsia="MS Mincho" w:cs="Times New Roman"/>
+        </w:rPr>
+      </w:pPr>
+      <w:r>
+        <w:rPr>
+          <w:rFonts w:eastAsia="MS Mincho" w:cs="Times New Roman"/>
+          <w:b/>
+        </w:rPr>
+        <w:t>σ(z) = 1 / (1 + e⁻ᶻ)</w:t>
+      </w:r>
+    </w:p>
+    <w:p>
+      <w:pPr>
+        <w:tabs>
+          <w:tab w:val="num" w:pos="360"/>
+        </w:tabs>
+        <w:ind w:left="360" w:hanging="360"/>
+        <w:contextualSpacing/>
+        <w:rPr>
+          <w:rFonts w:eastAsia="MS Mincho" w:cs="Times New Roman"/>
+        </w:rPr>
+      </w:pPr>
+      <w:r>
+        <w:rPr>
+          <w:rFonts w:eastAsia="MS Mincho" w:cs="Times New Roman"/>
+        </w:rPr>
+        <w:t>Range: 0 to 1.</w:t>
+      </w:r>
+    </w:p>
+    <w:p>
+      <w:pPr>
+        <w:tabs>
+          <w:tab w:val="num" w:pos="360"/>
+        </w:tabs>
+        <w:ind w:left="360" w:hanging="360"/>
+        <w:contextualSpacing/>
+        <w:rPr>
+          <w:rFonts w:eastAsia="MS Mincho" w:cs="Times New Roman"/>
+        </w:rPr>
+      </w:pPr>
+      <w:r>
+        <w:rPr>
+          <w:rFonts w:eastAsia="MS Mincho" w:cs="Times New Roman"/>
+        </w:rPr>
+        <w:t>Commonly used for binary classification output.</w:t>
+      </w:r>
+    </w:p>
+    <w:p>
+      <w:pPr>
+        <w:rPr>
+          <w:rFonts w:eastAsia="MS Mincho" w:cs="Times New Roman"/>
+        </w:rPr>
+      </w:pPr>
+      <w:r>
+        <w:rPr>
+          <w:rFonts w:eastAsia="MS Mincho" w:cs="Times New Roman"/>
+          <w:b/>
+        </w:rPr>
+        <w:t>z = −5 → 0.0067</w:t>
+      </w:r>
+    </w:p>
+    <w:p>
+      <w:pPr>
+        <w:rPr>
+          <w:rFonts w:eastAsia="MS Mincho" w:cs="Times New Roman"/>
+        </w:rPr>
+      </w:pPr>
+      <w:r>
+        <w:rPr>
+          <w:rFonts w:eastAsia="MS Mincho" w:cs="Times New Roman"/>
+          <w:b/>
+        </w:rPr>
+        <w:t>z = 0 → 0.5</w:t>
+      </w:r>
+    </w:p>
+    <w:p>
+      <w:pPr>
+        <w:rPr>
+          <w:rFonts w:eastAsia="MS Mincho" w:cs="Times New Roman"/>
+        </w:rPr>
+      </w:pPr>
+      <w:r>
+        <w:rPr>
+          <w:rFonts w:eastAsia="MS Mincho" w:cs="Times New Roman"/>
+          <w:b/>
+        </w:rPr>
+        <w:t>z = 1 → 0.7311</w:t>
+      </w:r>
+    </w:p>
+    <w:p>
+      <w:pPr>
+        <w:rPr>
+          <w:rFonts w:eastAsia="MS Mincho" w:cs="Times New Roman"/>
+        </w:rPr>
+      </w:pPr>
+      <w:r>
+        <w:rPr>
+          <w:rFonts w:eastAsia="MS Mincho" w:cs="Times New Roman"/>
+          <w:b/>
+        </w:rPr>
+        <w:t>z = 5 → 0.9923</w:t>
+      </w:r>
+    </w:p>
+    <w:p>
+      <w:pPr>
+        <w:rPr>
+          <w:rFonts w:eastAsia="MS Mincho" w:cs="Times New Roman"/>
+        </w:rPr>
+      </w:pPr>
+      <w:r>
+        <w:rPr>
+          <w:rFonts w:eastAsia="MS Mincho" w:cs="Times New Roman"/>
+        </w:rPr>
+        <w:t>Connection: Logistic Regression also uses wᵀx+b followed by sigmoid.</w:t>
+      </w:r>
+    </w:p>
+    <w:p>
+      <w:pPr>
+        <w:keepNext/>
+        <w:keepLines/>
+        <w:spacing w:before="480" w:after="0"/>
+        <w:outlineLvl w:val="0"/>
+        <w:rPr>
+          <w:rFonts w:eastAsia="MS Gothic" w:cs="Times New Roman"/>
+          <w:b/>
+          <w:bCs/>
+          <w:color w:val="365F91" w:themeColor="accent1" w:themeShade="BF"/>
+          <w:sz w:val="28"/>
+          <w:szCs w:val="28"/>
+        </w:rPr>
+      </w:pPr>
+      <w:r>
+        <w:rPr>
+          <w:rFonts w:eastAsia="MS Gothic" w:cs="Times New Roman"/>
+          <w:b/>
+          <w:bCs/>
+          <w:color w:val="365F91" w:themeColor="accent1" w:themeShade="BF"/>
+          <w:sz w:val="28"/>
+          <w:szCs w:val="28"/>
+        </w:rPr>
+        <w:lastRenderedPageBreak/>
+        <w:t>12. Tanh</w:t>
+      </w:r>
+    </w:p>
+    <w:p>
+      <w:pPr>
+        <w:rPr>
+          <w:rFonts w:eastAsia="MS Mincho" w:cs="Times New Roman"/>
+        </w:rPr>
+      </w:pPr>
+      <w:r>
+        <w:rPr>
+          <w:rFonts w:eastAsia="MS Mincho" w:cs="Times New Roman"/>
+          <w:b/>
+        </w:rPr>
+        <w:t>tanh(z) = (eᶻ − e⁻ᶻ) / (eᶻ + e⁻ᶻ)</w:t>
+      </w:r>
+    </w:p>
+    <w:p>
+      <w:pPr>
+        <w:tabs>
+          <w:tab w:val="num" w:pos="360"/>
+        </w:tabs>
+        <w:ind w:left="360" w:hanging="360"/>
+        <w:contextualSpacing/>
+        <w:rPr>
+          <w:rFonts w:eastAsia="MS Mincho" w:cs="Times New Roman"/>
+        </w:rPr>
+      </w:pPr>
+      <w:r>
+        <w:rPr>
+          <w:rFonts w:eastAsia="MS Mincho" w:cs="Times New Roman"/>
+        </w:rPr>
+        <w:t>Range: −1 to +1.</w:t>
+      </w:r>
+    </w:p>
+    <w:p>
+      <w:pPr>
+        <w:tabs>
+          <w:tab w:val="num" w:pos="360"/>
+        </w:tabs>
+        <w:ind w:left="360" w:hanging="360"/>
+        <w:contextualSpacing/>
+        <w:rPr>
+          <w:rFonts w:eastAsia="MS Mincho" w:cs="Times New Roman"/>
+        </w:rPr>
+      </w:pPr>
+      <w:r>
+        <w:rPr>
+          <w:rFonts w:eastAsia="MS Mincho" w:cs="Times New Roman"/>
+        </w:rPr>
+        <w:t>Zero-centered, unlike sigmoid.</w:t>
+      </w:r>
+    </w:p>
+    <w:p>
+      <w:pPr>
+        <w:tabs>
+          <w:tab w:val="num" w:pos="360"/>
+        </w:tabs>
+        <w:ind w:left="360" w:hanging="360"/>
+        <w:contextualSpacing/>
+        <w:rPr>
+          <w:rFonts w:eastAsia="MS Mincho" w:cs="Times New Roman"/>
+        </w:rPr>
+      </w:pPr>
+      <w:r>
+        <w:rPr>
+          <w:rFonts w:eastAsia="MS Mincho" w:cs="Times New Roman"/>
+        </w:rPr>
+        <w:t>Both sigmoid and tanh can suffer from gradient saturation near their extreme values.</w:t>
+      </w:r>
+    </w:p>
+    <w:p>
+      <w:pPr>
+        <w:keepNext/>
+        <w:keepLines/>
+        <w:spacing w:before="480" w:after="0"/>
+        <w:outlineLvl w:val="0"/>
+        <w:rPr>
+          <w:rFonts w:eastAsia="MS Gothic" w:cs="Times New Roman"/>
+          <w:b/>
+          <w:bCs/>
+          <w:color w:val="365F91" w:themeColor="accent1" w:themeShade="BF"/>
+          <w:sz w:val="28"/>
+          <w:szCs w:val="28"/>
+        </w:rPr>
+      </w:pPr>
+      <w:r>
+        <w:rPr>
+          <w:rFonts w:eastAsia="MS Gothic" w:cs="Times New Roman"/>
+          <w:b/>
+          <w:bCs/>
+          <w:color w:val="365F91" w:themeColor="accent1" w:themeShade="BF"/>
+          <w:sz w:val="28"/>
+          <w:szCs w:val="28"/>
+        </w:rPr>
+        <w:t>13. ReLU</w:t>
+      </w:r>
+    </w:p>
+    <w:p>
+      <w:pPr>
+        <w:rPr>
+          <w:rFonts w:eastAsia="MS Mincho" w:cs="Times New Roman"/>
+        </w:rPr>
+      </w:pPr>
+      <w:r>
+        <w:rPr>
+          <w:rFonts w:eastAsia="MS Mincho" w:cs="Times New Roman"/>
+          <w:b/>
+        </w:rPr>
+        <w:t>ReLU(z) = max(0, z)</w:t>
+      </w:r>
+    </w:p>
+    <w:p>
+      <w:pPr>
+        <w:tabs>
+          <w:tab w:val="num" w:pos="360"/>
+        </w:tabs>
+        <w:ind w:left="360" w:hanging="360"/>
+        <w:contextualSpacing/>
+        <w:rPr>
+          <w:rFonts w:eastAsia="MS Mincho" w:cs="Times New Roman"/>
+        </w:rPr>
+      </w:pPr>
+      <w:r>
+        <w:rPr>
+          <w:rFonts w:eastAsia="MS Mincho" w:cs="Times New Roman"/>
+        </w:rPr>
+        <w:t>Negative input → 0; positive input → input.</w:t>
+      </w:r>
+    </w:p>
+    <w:p>
+      <w:pPr>
+        <w:tabs>
+          <w:tab w:val="num" w:pos="360"/>
+        </w:tabs>
+        <w:ind w:left="360" w:hanging="360"/>
+        <w:contextualSpacing/>
+        <w:rPr>
+          <w:rFonts w:eastAsia="MS Mincho" w:cs="Times New Roman"/>
+        </w:rPr>
+      </w:pPr>
+      <w:r>
+        <w:rPr>
+          <w:rFonts w:eastAsia="MS Mincho" w:cs="Times New Roman"/>
+        </w:rPr>
+        <w:t>Popular/default activation for many neural networks.</w:t>
+      </w:r>
+    </w:p>
+    <w:p>
+      <w:pPr>
+        <w:tabs>
+          <w:tab w:val="num" w:pos="360"/>
+        </w:tabs>
+        <w:ind w:left="360" w:hanging="360"/>
+        <w:contextualSpacing/>
+        <w:rPr>
+          <w:rFonts w:eastAsia="MS Mincho" w:cs="Times New Roman"/>
+        </w:rPr>
+      </w:pPr>
+      <w:r>
+        <w:rPr>
+          <w:rFonts w:eastAsia="MS Mincho" w:cs="Times New Roman"/>
+        </w:rPr>
+        <w:t>Computationally efficient.</w:t>
+      </w:r>
+    </w:p>
+    <w:p>
+      <w:pPr>
+        <w:tabs>
+          <w:tab w:val="num" w:pos="360"/>
+        </w:tabs>
+        <w:ind w:left="360" w:hanging="360"/>
+        <w:contextualSpacing/>
+        <w:rPr>
+          <w:rFonts w:eastAsia="MS Mincho" w:cs="Times New Roman"/>
+        </w:rPr>
+      </w:pPr>
+      <w:r>
+        <w:rPr>
+          <w:rFonts w:eastAsia="MS Mincho" w:cs="Times New Roman"/>
+        </w:rPr>
+        <w:t>Introduces sparsity because only a fraction of neurons may be active.</w:t>
+      </w:r>
+    </w:p>
+    <w:p>
+      <w:pPr>
+        <w:tabs>
+          <w:tab w:val="num" w:pos="360"/>
+        </w:tabs>
+        <w:ind w:left="360" w:hanging="360"/>
+        <w:contextualSpacing/>
+        <w:rPr>
+          <w:rFonts w:eastAsia="MS Mincho" w:cs="Times New Roman"/>
+        </w:rPr>
+      </w:pPr>
+      <w:r>
+        <w:rPr>
+          <w:rFonts w:eastAsia="MS Mincho" w:cs="Times New Roman"/>
+        </w:rPr>
+        <w:t>For positive inputs its derivative is 1, helping gradient flow.</w:t>
+      </w:r>
+    </w:p>
+    <w:p>
+      <w:pPr>
+        <w:keepNext/>
+        <w:keepLines/>
+        <w:spacing w:before="480" w:after="0"/>
+        <w:outlineLvl w:val="0"/>
+        <w:rPr>
+          <w:rFonts w:eastAsia="MS Gothic" w:cs="Times New Roman"/>
+          <w:b/>
+          <w:bCs/>
+          <w:color w:val="365F91" w:themeColor="accent1" w:themeShade="BF"/>
+          <w:sz w:val="28"/>
+          <w:szCs w:val="28"/>
+        </w:rPr>
+      </w:pPr>
+      <w:r>
+        <w:rPr>
+          <w:rFonts w:eastAsia="MS Gothic" w:cs="Times New Roman"/>
+          <w:b/>
+          <w:bCs/>
+          <w:color w:val="365F91" w:themeColor="accent1" w:themeShade="BF"/>
+          <w:sz w:val="28"/>
+          <w:szCs w:val="28"/>
+        </w:rPr>
+        <w:t>14. Leaky ReLU and Dying ReLU</w:t>
+      </w:r>
+    </w:p>
+    <w:p>
+      <w:pPr>
+        <w:rPr>
+          <w:rFonts w:eastAsia="MS Mincho" w:cs="Times New Roman"/>
+        </w:rPr>
+      </w:pPr>
+      <w:r>
+        <w:rPr>
+          <w:rFonts w:eastAsia="MS Mincho" w:cs="Times New Roman"/>
+        </w:rPr>
+        <w:t>With ReLU, a neuron receiving negative inputs can repeatedly produce zero and have zero gradient.</w:t>
+      </w:r>
+    </w:p>
+    <w:p>
+      <w:pPr>
+        <w:rPr>
+          <w:rFonts w:eastAsia="MS Mincho" w:cs="Times New Roman"/>
+        </w:rPr>
+      </w:pPr>
+      <w:r>
+        <w:rPr>
+          <w:rFonts w:eastAsia="MS Mincho" w:cs="Times New Roman"/>
+          <w:b/>
+        </w:rPr>
+        <w:t>Dying ReLU = neuron becomes inactive and may stop learning.</w:t>
+      </w:r>
+    </w:p>
+    <w:p>
+      <w:pPr>
+        <w:tabs>
+          <w:tab w:val="num" w:pos="360"/>
+        </w:tabs>
+        <w:ind w:left="360" w:hanging="360"/>
+        <w:contextualSpacing/>
+        <w:rPr>
+          <w:rFonts w:eastAsia="MS Mincho" w:cs="Times New Roman"/>
+        </w:rPr>
+      </w:pPr>
+      <w:r>
+        <w:rPr>
+          <w:rFonts w:eastAsia="MS Mincho" w:cs="Times New Roman"/>
+        </w:rPr>
+        <w:t>Leaky ReLU gives negative inputs a small nonzero slope, helping retain gradient flow.</w:t>
+      </w:r>
+    </w:p>
+    <w:p>
+      <w:pPr>
+        <w:tabs>
+          <w:tab w:val="num" w:pos="360"/>
+        </w:tabs>
+        <w:ind w:left="360" w:hanging="360"/>
+        <w:contextualSpacing/>
+        <w:rPr>
+          <w:rFonts w:eastAsia="MS Mincho" w:cs="Times New Roman"/>
+        </w:rPr>
+      </w:pPr>
+      <w:r>
+        <w:rPr>
+          <w:rFonts w:eastAsia="MS Mincho" w:cs="Times New Roman"/>
+        </w:rPr>
+        <w:t>This addresses the dying-ReLU problem.</w:t>
+      </w:r>
+    </w:p>
+    <w:p>
+      <w:pPr>
+        <w:keepNext/>
+        <w:keepLines/>
+        <w:spacing w:before="480" w:after="0"/>
+        <w:outlineLvl w:val="0"/>
+        <w:rPr>
+          <w:rFonts w:eastAsia="MS Gothic" w:cs="Times New Roman"/>
+          <w:b/>
+          <w:bCs/>
+          <w:color w:val="365F91" w:themeColor="accent1" w:themeShade="BF"/>
+          <w:sz w:val="28"/>
+          <w:szCs w:val="28"/>
+        </w:rPr>
+      </w:pPr>
+      <w:r>
+        <w:rPr>
+          <w:rFonts w:eastAsia="MS Gothic" w:cs="Times New Roman"/>
+          <w:b/>
+          <w:bCs/>
+          <w:color w:val="365F91" w:themeColor="accent1" w:themeShade="BF"/>
+          <w:sz w:val="28"/>
+          <w:szCs w:val="28"/>
+        </w:rPr>
+        <w:t>15. Softmax</w:t>
+      </w:r>
+    </w:p>
+    <w:p>
+      <w:pPr>
+        <w:rPr>
+          <w:rFonts w:eastAsia="MS Mincho" w:cs="Times New Roman"/>
+        </w:rPr>
+      </w:pPr>
+      <w:r>
+        <w:rPr>
+          <w:rFonts w:eastAsia="MS Mincho" w:cs="Times New Roman"/>
+        </w:rPr>
+        <w:t>Softmax is used in the output layer of multiclass classification.</w:t>
+      </w:r>
+    </w:p>
+    <w:p>
+      <w:pPr>
+        <w:rPr>
+          <w:rFonts w:eastAsia="MS Mincho" w:cs="Times New Roman"/>
+        </w:rPr>
+      </w:pPr>
+      <w:r>
+        <w:rPr>
+          <w:rFonts w:eastAsia="MS Mincho" w:cs="Times New Roman"/>
+          <w:b/>
+        </w:rPr>
+        <w:t>Softmax(zᵢ) = eᶻⁱ / Σⱼ eᶻʲ</w:t>
+      </w:r>
+    </w:p>
+    <w:p>
+      <w:pPr>
+        <w:tabs>
+          <w:tab w:val="num" w:pos="360"/>
+        </w:tabs>
+        <w:ind w:left="360" w:hanging="360"/>
+        <w:contextualSpacing/>
+        <w:rPr>
+          <w:rFonts w:eastAsia="MS Mincho" w:cs="Times New Roman"/>
+        </w:rPr>
+      </w:pPr>
+      <w:r>
+        <w:rPr>
+          <w:rFonts w:eastAsia="MS Mincho" w:cs="Times New Roman"/>
+        </w:rPr>
+        <w:t>Converts class scores into probabilities.</w:t>
+      </w:r>
+    </w:p>
+    <w:p>
+      <w:pPr>
+        <w:tabs>
+          <w:tab w:val="num" w:pos="360"/>
+        </w:tabs>
+        <w:ind w:left="360" w:hanging="360"/>
+        <w:contextualSpacing/>
+        <w:rPr>
+          <w:rFonts w:eastAsia="MS Mincho" w:cs="Times New Roman"/>
+        </w:rPr>
+      </w:pPr>
+      <w:r>
+        <w:rPr>
+          <w:rFonts w:eastAsia="MS Mincho" w:cs="Times New Roman"/>
+        </w:rPr>
+        <w:t>Probabilities sum to 1.</w:t>
+      </w:r>
+    </w:p>
+    <w:p>
+      <w:pPr>
+        <w:tabs>
+          <w:tab w:val="num" w:pos="360"/>
+        </w:tabs>
+        <w:ind w:left="360" w:hanging="360"/>
+        <w:contextualSpacing/>
+        <w:rPr>
+          <w:rFonts w:eastAsia="MS Mincho" w:cs="Times New Roman"/>
+        </w:rPr>
+      </w:pPr>
+      <w:r>
+        <w:rPr>
+          <w:rFonts w:eastAsia="MS Mincho" w:cs="Times New Roman"/>
+        </w:rPr>
+        <w:t>The largest probability is normally selected as the predicted class.</w:t>
+      </w:r>
+    </w:p>
+    <w:p>
+      <w:pPr>
+        <w:keepNext/>
+        <w:keepLines/>
+        <w:spacing w:before="480" w:after="0"/>
+        <w:outlineLvl w:val="0"/>
+        <w:rPr>
+          <w:rFonts w:eastAsia="MS Gothic" w:cs="Times New Roman"/>
+          <w:b/>
+          <w:bCs/>
+          <w:color w:val="365F91" w:themeColor="accent1" w:themeShade="BF"/>
+          <w:sz w:val="28"/>
+          <w:szCs w:val="28"/>
+        </w:rPr>
+      </w:pPr>
+      <w:r>
+        <w:rPr>
+          <w:rFonts w:eastAsia="MS Gothic" w:cs="Times New Roman"/>
+          <w:b/>
+          <w:bCs/>
+          <w:color w:val="365F91" w:themeColor="accent1" w:themeShade="BF"/>
+          <w:sz w:val="28"/>
+          <w:szCs w:val="28"/>
+        </w:rPr>
+        <w:t>16. Binary vs Multiclass vs Multilabel</w:t>
+      </w:r>
+    </w:p>
+    <w:tbl>
+      <w:tblPr>
+        <w:tblStyle w:val="TableGrid1"/>
+        <w:tblW w:w="0" w:type="auto"/>
+        <w:tblInd w:w="0" w:type="dxa"/>
+        <w:tblLook w:val="04A0" w:firstRow="1" w:lastRow="0" w:firstColumn="1" w:lastColumn="0" w:noHBand="0" w:noVBand="1"/>
+      </w:tblPr>
+      <w:tblGrid>
+        <w:gridCol w:w="2158"/>
+        <w:gridCol w:w="2157"/>
+        <w:gridCol w:w="2158"/>
+        <w:gridCol w:w="2157"/>
+      </w:tblGrid>
+      <w:tr>
+        <w:tc>
+          <w:tcPr>
+            <w:tcW w:w="2160" w:type="dxa"/>
+            <w:tcBorders>
+              <w:top w:val="single" w:sz="4" w:space="0" w:color="auto"/>
+              <w:left w:val="single" w:sz="4" w:space="0" w:color="auto"/>
+              <w:bottom w:val="single" w:sz="4" w:space="0" w:color="auto"/>
+              <w:right w:val="single" w:sz="4" w:space="0" w:color="auto"/>
+            </w:tcBorders>
+            <w:hideMark/>
+          </w:tcPr>
+          <w:p>
+            <w:pPr>
+              <w:rPr>
+                <w:rFonts w:eastAsia="MS Mincho"/>
+              </w:rPr>
+            </w:pPr>
+            <w:r>
+              <w:rPr>
+                <w:rFonts w:eastAsia="MS Mincho"/>
+              </w:rPr>
+              <w:t>Problem</w:t>
+            </w:r>
+          </w:p>
+        </w:tc>
+        <w:tc>
+          <w:tcPr>
+            <w:tcW w:w="2160" w:type="dxa"/>
+            <w:tcBorders>
+              <w:top w:val="single" w:sz="4" w:space="0" w:color="auto"/>
+              <w:left w:val="single" w:sz="4" w:space="0" w:color="auto"/>
+              <w:bottom w:val="single" w:sz="4" w:space="0" w:color="auto"/>
+              <w:right w:val="single" w:sz="4" w:space="0" w:color="auto"/>
+            </w:tcBorders>
+            <w:hideMark/>
+          </w:tcPr>
+          <w:p>
+            <w:pPr>
+              <w:rPr>
+                <w:rFonts w:eastAsia="MS Mincho"/>
+              </w:rPr>
+            </w:pPr>
+            <w:r>
+              <w:rPr>
+                <w:rFonts w:eastAsia="MS Mincho"/>
+              </w:rPr>
+              <w:t>Output neurons</w:t>
+            </w:r>
+          </w:p>
+        </w:tc>
+        <w:tc>
+          <w:tcPr>
+            <w:tcW w:w="2160" w:type="dxa"/>
+            <w:tcBorders>
+              <w:top w:val="single" w:sz="4" w:space="0" w:color="auto"/>
+              <w:left w:val="single" w:sz="4" w:space="0" w:color="auto"/>
+              <w:bottom w:val="single" w:sz="4" w:space="0" w:color="auto"/>
+              <w:right w:val="single" w:sz="4" w:space="0" w:color="auto"/>
+            </w:tcBorders>
+            <w:hideMark/>
+          </w:tcPr>
+          <w:p>
+            <w:pPr>
+              <w:rPr>
+                <w:rFonts w:eastAsia="MS Mincho"/>
+              </w:rPr>
+            </w:pPr>
+            <w:r>
+              <w:rPr>
+                <w:rFonts w:eastAsia="MS Mincho"/>
+              </w:rPr>
+              <w:t>Activation</w:t>
+            </w:r>
+          </w:p>
+        </w:tc>
+        <w:tc>
+          <w:tcPr>
+            <w:tcW w:w="2160" w:type="dxa"/>
+            <w:tcBorders>
+              <w:top w:val="single" w:sz="4" w:space="0" w:color="auto"/>
+              <w:left w:val="single" w:sz="4" w:space="0" w:color="auto"/>
+              <w:bottom w:val="single" w:sz="4" w:space="0" w:color="auto"/>
+              <w:right w:val="single" w:sz="4" w:space="0" w:color="auto"/>
+            </w:tcBorders>
+            <w:hideMark/>
+          </w:tcPr>
+          <w:p>
+            <w:pPr>
+              <w:rPr>
+                <w:rFonts w:eastAsia="MS Mincho"/>
+              </w:rPr>
+            </w:pPr>
+            <w:r>
+              <w:rPr>
+                <w:rFonts w:eastAsia="MS Mincho"/>
+              </w:rPr>
+              <w:t>Loss</w:t>
+            </w:r>
+          </w:p>
+        </w:tc>
+      </w:tr>
+      <w:tr>
+        <w:tc>
+          <w:tcPr>
+            <w:tcW w:w="2160" w:type="dxa"/>
+            <w:tcBorders>
+              <w:top w:val="single" w:sz="4" w:space="0" w:color="auto"/>
+              <w:left w:val="single" w:sz="4" w:space="0" w:color="auto"/>
+              <w:bottom w:val="single" w:sz="4" w:space="0" w:color="auto"/>
+              <w:right w:val="single" w:sz="4" w:space="0" w:color="auto"/>
+            </w:tcBorders>
+            <w:hideMark/>
+          </w:tcPr>
+          <w:p>
+            <w:pPr>
+              <w:rPr>
+                <w:rFonts w:eastAsia="MS Mincho"/>
+              </w:rPr>
+            </w:pPr>
+            <w:r>
+              <w:rPr>
+                <w:rFonts w:eastAsia="MS Mincho"/>
+              </w:rPr>
+              <w:t>Binary classification</w:t>
+            </w:r>
+          </w:p>
+        </w:tc>
+        <w:tc>
+          <w:tcPr>
+            <w:tcW w:w="2160" w:type="dxa"/>
+            <w:tcBorders>
+              <w:top w:val="single" w:sz="4" w:space="0" w:color="auto"/>
+              <w:left w:val="single" w:sz="4" w:space="0" w:color="auto"/>
+              <w:bottom w:val="single" w:sz="4" w:space="0" w:color="auto"/>
+              <w:right w:val="single" w:sz="4" w:space="0" w:color="auto"/>
+            </w:tcBorders>
+            <w:hideMark/>
+          </w:tcPr>
+          <w:p>
+            <w:pPr>
+              <w:rPr>
+                <w:rFonts w:eastAsia="MS Mincho"/>
+              </w:rPr>
+            </w:pPr>
+            <w:r>
+              <w:rPr>
+                <w:rFonts w:eastAsia="MS Mincho"/>
+              </w:rPr>
+              <w:t>1</w:t>
+            </w:r>
+          </w:p>
+        </w:tc>
+        <w:tc>
+          <w:tcPr>
+            <w:tcW w:w="2160" w:type="dxa"/>
+            <w:tcBorders>
+              <w:top w:val="single" w:sz="4" w:space="0" w:color="auto"/>
+              <w:left w:val="single" w:sz="4" w:space="0" w:color="auto"/>
+              <w:bottom w:val="single" w:sz="4" w:space="0" w:color="auto"/>
+              <w:right w:val="single" w:sz="4" w:space="0" w:color="auto"/>
+            </w:tcBorders>
+            <w:hideMark/>
+          </w:tcPr>
+          <w:p>
+            <w:pPr>
+              <w:rPr>
+                <w:rFonts w:eastAsia="MS Mincho"/>
+              </w:rPr>
+            </w:pPr>
+            <w:r>
+              <w:rPr>
+                <w:rFonts w:eastAsia="MS Mincho"/>
+              </w:rPr>
+              <w:t>Sigmoid</w:t>
+            </w:r>
+          </w:p>
+        </w:tc>
+        <w:tc>
+          <w:tcPr>
+            <w:tcW w:w="2160" w:type="dxa"/>
+            <w:tcBorders>
+              <w:top w:val="single" w:sz="4" w:space="0" w:color="auto"/>
+              <w:left w:val="single" w:sz="4" w:space="0" w:color="auto"/>
+              <w:bottom w:val="single" w:sz="4" w:space="0" w:color="auto"/>
+              <w:right w:val="single" w:sz="4" w:space="0" w:color="auto"/>
+            </w:tcBorders>
+            <w:hideMark/>
+          </w:tcPr>
+          <w:p>
+            <w:pPr>
+              <w:rPr>
+                <w:rFonts w:eastAsia="MS Mincho"/>
+              </w:rPr>
+            </w:pPr>
+            <w:r>
+              <w:rPr>
+                <w:rFonts w:eastAsia="MS Mincho"/>
+              </w:rPr>
+              <w:t>Binary Cross Entropy</w:t>
+            </w:r>
+          </w:p>
+        </w:tc>
+      </w:tr>
+      <w:tr>
+        <w:tc>
+          <w:tcPr>
+            <w:tcW w:w="2160" w:type="dxa"/>
+            <w:tcBorders>
+              <w:top w:val="single" w:sz="4" w:space="0" w:color="auto"/>
+              <w:left w:val="single" w:sz="4" w:space="0" w:color="auto"/>
+              <w:bottom w:val="single" w:sz="4" w:space="0" w:color="auto"/>
+              <w:right w:val="single" w:sz="4" w:space="0" w:color="auto"/>
+            </w:tcBorders>
+            <w:hideMark/>
+          </w:tcPr>
+          <w:p>
+            <w:pPr>
+              <w:rPr>
+                <w:rFonts w:eastAsia="MS Mincho"/>
+              </w:rPr>
+            </w:pPr>
+            <w:r>
+              <w:rPr>
+                <w:rFonts w:eastAsia="MS Mincho"/>
+              </w:rPr>
+              <w:t>Multiclass classification</w:t>
+            </w:r>
+          </w:p>
+        </w:tc>
+        <w:tc>
+          <w:tcPr>
+            <w:tcW w:w="2160" w:type="dxa"/>
+            <w:tcBorders>
+              <w:top w:val="single" w:sz="4" w:space="0" w:color="auto"/>
+              <w:left w:val="single" w:sz="4" w:space="0" w:color="auto"/>
+              <w:bottom w:val="single" w:sz="4" w:space="0" w:color="auto"/>
+              <w:right w:val="single" w:sz="4" w:space="0" w:color="auto"/>
+            </w:tcBorders>
+            <w:hideMark/>
+          </w:tcPr>
+          <w:p>
+            <w:pPr>
+              <w:rPr>
+                <w:rFonts w:eastAsia="MS Mincho"/>
+              </w:rPr>
+            </w:pPr>
+            <w:r>
+              <w:rPr>
+                <w:rFonts w:eastAsia="MS Mincho"/>
+              </w:rPr>
+              <w:t>1 per class</w:t>
+            </w:r>
+          </w:p>
+        </w:tc>
+        <w:tc>
+          <w:tcPr>
+            <w:tcW w:w="2160" w:type="dxa"/>
+            <w:tcBorders>
+              <w:top w:val="single" w:sz="4" w:space="0" w:color="auto"/>
+              <w:left w:val="single" w:sz="4" w:space="0" w:color="auto"/>
+              <w:bottom w:val="single" w:sz="4" w:space="0" w:color="auto"/>
+              <w:right w:val="single" w:sz="4" w:space="0" w:color="auto"/>
+            </w:tcBorders>
+            <w:hideMark/>
+          </w:tcPr>
+          <w:p>
+            <w:pPr>
+              <w:rPr>
+                <w:rFonts w:eastAsia="MS Mincho"/>
+              </w:rPr>
+            </w:pPr>
+            <w:r>
+              <w:rPr>
+                <w:rFonts w:eastAsia="MS Mincho"/>
+              </w:rPr>
+              <w:t>Softmax</w:t>
+            </w:r>
+          </w:p>
+        </w:tc>
+        <w:tc>
+          <w:tcPr>
+            <w:tcW w:w="2160" w:type="dxa"/>
+            <w:tcBorders>
+              <w:top w:val="single" w:sz="4" w:space="0" w:color="auto"/>
+              <w:left w:val="single" w:sz="4" w:space="0" w:color="auto"/>
+              <w:bottom w:val="single" w:sz="4" w:space="0" w:color="auto"/>
+              <w:right w:val="single" w:sz="4" w:space="0" w:color="auto"/>
+            </w:tcBorders>
+            <w:hideMark/>
+          </w:tcPr>
+          <w:p>
+            <w:pPr>
+              <w:rPr>
+                <w:rFonts w:eastAsia="MS Mincho"/>
+              </w:rPr>
+            </w:pPr>
+            <w:r>
+              <w:rPr>
+                <w:rFonts w:eastAsia="MS Mincho"/>
+              </w:rPr>
+              <w:t>Categorical Cross Entropy</w:t>
+            </w:r>
+          </w:p>
+        </w:tc>
+      </w:tr>
+      <w:tr>
+        <w:tc>
+          <w:tcPr>
+            <w:tcW w:w="2160" w:type="dxa"/>
+            <w:tcBorders>
+              <w:top w:val="single" w:sz="4" w:space="0" w:color="auto"/>
+              <w:left w:val="single" w:sz="4" w:space="0" w:color="auto"/>
+              <w:bottom w:val="single" w:sz="4" w:space="0" w:color="auto"/>
+              <w:right w:val="single" w:sz="4" w:space="0" w:color="auto"/>
+            </w:tcBorders>
+            <w:hideMark/>
+          </w:tcPr>
+          <w:p>
+            <w:pPr>
+              <w:rPr>
+                <w:rFonts w:eastAsia="MS Mincho"/>
+              </w:rPr>
+            </w:pPr>
+            <w:r>
+              <w:rPr>
+                <w:rFonts w:eastAsia="MS Mincho"/>
+              </w:rPr>
+              <w:t>Multilabel classification</w:t>
+            </w:r>
+          </w:p>
+        </w:tc>
+        <w:tc>
+          <w:tcPr>
+            <w:tcW w:w="2160" w:type="dxa"/>
+            <w:tcBorders>
+              <w:top w:val="single" w:sz="4" w:space="0" w:color="auto"/>
+              <w:left w:val="single" w:sz="4" w:space="0" w:color="auto"/>
+              <w:bottom w:val="single" w:sz="4" w:space="0" w:color="auto"/>
+              <w:right w:val="single" w:sz="4" w:space="0" w:color="auto"/>
+            </w:tcBorders>
+            <w:hideMark/>
+          </w:tcPr>
+          <w:p>
+            <w:pPr>
+              <w:rPr>
+                <w:rFonts w:eastAsia="MS Mincho"/>
+              </w:rPr>
+            </w:pPr>
+            <w:r>
+              <w:rPr>
+                <w:rFonts w:eastAsia="MS Mincho"/>
+              </w:rPr>
+              <w:t>1 per label</w:t>
+            </w:r>
+          </w:p>
+        </w:tc>
+        <w:tc>
+          <w:tcPr>
+            <w:tcW w:w="2160" w:type="dxa"/>
+            <w:tcBorders>
+              <w:top w:val="single" w:sz="4" w:space="0" w:color="auto"/>
+              <w:left w:val="single" w:sz="4" w:space="0" w:color="auto"/>
+              <w:bottom w:val="single" w:sz="4" w:space="0" w:color="auto"/>
+              <w:right w:val="single" w:sz="4" w:space="0" w:color="auto"/>
+            </w:tcBorders>
+            <w:hideMark/>
+          </w:tcPr>
+          <w:p>
+            <w:pPr>
+              <w:rPr>
+                <w:rFonts w:eastAsia="MS Mincho"/>
+              </w:rPr>
+            </w:pPr>
+            <w:r>
+              <w:rPr>
+                <w:rFonts w:eastAsia="MS Mincho"/>
+              </w:rPr>
+              <w:t>Sigmoid for each output</w:t>
+            </w:r>
+          </w:p>
+        </w:tc>
+        <w:tc>
+          <w:tcPr>
+            <w:tcW w:w="2160" w:type="dxa"/>
+            <w:tcBorders>
+              <w:top w:val="single" w:sz="4" w:space="0" w:color="auto"/>
+              <w:left w:val="single" w:sz="4" w:space="0" w:color="auto"/>
+              <w:bottom w:val="single" w:sz="4" w:space="0" w:color="auto"/>
+              <w:right w:val="single" w:sz="4" w:space="0" w:color="auto"/>
+            </w:tcBorders>
+            <w:hideMark/>
+          </w:tcPr>
+          <w:p>
+            <w:pPr>
+              <w:rPr>
+                <w:rFonts w:eastAsia="MS Mincho"/>
+              </w:rPr>
+            </w:pPr>
+            <w:r>
+              <w:rPr>
+                <w:rFonts w:eastAsia="MS Mincho"/>
+              </w:rPr>
+              <w:t>Binary Cross Entropy</w:t>
+            </w:r>
+          </w:p>
+        </w:tc>
+      </w:tr>
+      <w:tr>
+        <w:tc>
+          <w:tcPr>
+            <w:tcW w:w="2160" w:type="dxa"/>
+            <w:tcBorders>
+              <w:top w:val="single" w:sz="4" w:space="0" w:color="auto"/>
+              <w:left w:val="single" w:sz="4" w:space="0" w:color="auto"/>
+              <w:bottom w:val="single" w:sz="4" w:space="0" w:color="auto"/>
+              <w:right w:val="single" w:sz="4" w:space="0" w:color="auto"/>
+            </w:tcBorders>
+            <w:hideMark/>
+          </w:tcPr>
+          <w:p>
+            <w:pPr>
+              <w:rPr>
+                <w:rFonts w:eastAsia="MS Mincho"/>
+              </w:rPr>
+            </w:pPr>
+            <w:r>
+              <w:rPr>
+                <w:rFonts w:eastAsia="MS Mincho"/>
+              </w:rPr>
+              <w:t>Regression</w:t>
+            </w:r>
+          </w:p>
+        </w:tc>
+        <w:tc>
+          <w:tcPr>
+            <w:tcW w:w="2160" w:type="dxa"/>
+            <w:tcBorders>
+              <w:top w:val="single" w:sz="4" w:space="0" w:color="auto"/>
+              <w:left w:val="single" w:sz="4" w:space="0" w:color="auto"/>
+              <w:bottom w:val="single" w:sz="4" w:space="0" w:color="auto"/>
+              <w:right w:val="single" w:sz="4" w:space="0" w:color="auto"/>
+            </w:tcBorders>
+            <w:hideMark/>
+          </w:tcPr>
+          <w:p>
+            <w:pPr>
+              <w:rPr>
+                <w:rFonts w:eastAsia="MS Mincho"/>
+              </w:rPr>
+            </w:pPr>
+            <w:r>
+              <w:rPr>
+                <w:rFonts w:eastAsia="MS Mincho"/>
+              </w:rPr>
+              <w:t>1 or multiple</w:t>
+            </w:r>
+          </w:p>
+        </w:tc>
+        <w:tc>
+          <w:tcPr>
+            <w:tcW w:w="2160" w:type="dxa"/>
+            <w:tcBorders>
+              <w:top w:val="single" w:sz="4" w:space="0" w:color="auto"/>
+              <w:left w:val="single" w:sz="4" w:space="0" w:color="auto"/>
+              <w:bottom w:val="single" w:sz="4" w:space="0" w:color="auto"/>
+              <w:right w:val="single" w:sz="4" w:space="0" w:color="auto"/>
+            </w:tcBorders>
+            <w:hideMark/>
+          </w:tcPr>
+          <w:p>
+            <w:pPr>
+              <w:rPr>
+                <w:rFonts w:eastAsia="MS Mincho"/>
+              </w:rPr>
+            </w:pPr>
+            <w:r>
+              <w:rPr>
+                <w:rFonts w:eastAsia="MS Mincho"/>
+              </w:rPr>
+              <w:t>Linear/Identity</w:t>
+            </w:r>
+          </w:p>
+        </w:tc>
+        <w:tc>
+          <w:tcPr>
+            <w:tcW w:w="2160" w:type="dxa"/>
+            <w:tcBorders>
+              <w:top w:val="single" w:sz="4" w:space="0" w:color="auto"/>
+              <w:left w:val="single" w:sz="4" w:space="0" w:color="auto"/>
+              <w:bottom w:val="single" w:sz="4" w:space="0" w:color="auto"/>
+              <w:right w:val="single" w:sz="4" w:space="0" w:color="auto"/>
+            </w:tcBorders>
+            <w:hideMark/>
+          </w:tcPr>
+          <w:p>
+            <w:pPr>
+              <w:rPr>
+                <w:rFonts w:eastAsia="MS Mincho"/>
+              </w:rPr>
+            </w:pPr>
+            <w:r>
+              <w:rPr>
+                <w:rFonts w:eastAsia="MS Mincho"/>
+              </w:rPr>
+              <w:t>Mean Squared Error</w:t>
+            </w:r>
+          </w:p>
+        </w:tc>
+      </w:tr>
+    </w:tbl>
+    <w:p>
+      <w:pPr>
+        <w:keepNext/>
+        <w:keepLines/>
+        <w:spacing w:before="480" w:after="0"/>
+        <w:outlineLvl w:val="0"/>
+        <w:rPr>
+          <w:rFonts w:eastAsia="MS Gothic" w:cs="Times New Roman"/>
+          <w:b/>
+          <w:bCs/>
+          <w:color w:val="365F91" w:themeColor="accent1" w:themeShade="BF"/>
+          <w:sz w:val="28"/>
+          <w:szCs w:val="28"/>
+        </w:rPr>
+      </w:pPr>
+      <w:r>
+        <w:rPr>
+          <w:rFonts w:eastAsia="MS Gothic" w:cs="Times New Roman"/>
+          <w:b/>
+          <w:bCs/>
+          <w:color w:val="365F91" w:themeColor="accent1" w:themeShade="BF"/>
+          <w:sz w:val="28"/>
+          <w:szCs w:val="28"/>
+        </w:rPr>
+        <w:lastRenderedPageBreak/>
+        <w:t>17. MLP Can Learn Nonlinear Functions</w:t>
+      </w:r>
+    </w:p>
+    <w:p>
+      <w:pPr>
+        <w:rPr>
+          <w:rFonts w:eastAsia="MS Mincho" w:cs="Times New Roman"/>
+        </w:rPr>
+      </w:pPr>
+      <w:r>
+        <w:rPr>
+          <w:rFonts w:eastAsia="MS Mincho" w:cs="Times New Roman"/>
+        </w:rPr>
+        <w:t>The lecture states that a single hidden-layer MLP with a sufficiently large number of hidden units can approximate any function (Hornik, 1991).</w:t>
+      </w:r>
+    </w:p>
+    <w:p>
+      <w:pPr>
+        <w:tabs>
+          <w:tab w:val="num" w:pos="360"/>
+        </w:tabs>
+        <w:ind w:left="360" w:hanging="360"/>
+        <w:contextualSpacing/>
+        <w:rPr>
+          <w:rFonts w:eastAsia="MS Mincho" w:cs="Times New Roman"/>
+        </w:rPr>
+      </w:pPr>
+      <w:r>
+        <w:rPr>
+          <w:rFonts w:eastAsia="MS Mincho" w:cs="Times New Roman"/>
+        </w:rPr>
+        <w:t>Hidden neurons combine nonlinear transformations to form complex decision boundaries.</w:t>
+      </w:r>
+    </w:p>
+    <w:p>
+      <w:pPr>
+        <w:keepNext/>
+        <w:keepLines/>
+        <w:spacing w:before="480" w:after="0"/>
+        <w:outlineLvl w:val="0"/>
+        <w:rPr>
+          <w:rFonts w:eastAsia="MS Gothic" w:cs="Times New Roman"/>
+          <w:b/>
+          <w:bCs/>
+          <w:color w:val="365F91" w:themeColor="accent1" w:themeShade="BF"/>
+          <w:sz w:val="28"/>
+          <w:szCs w:val="28"/>
+        </w:rPr>
+      </w:pPr>
+      <w:r>
+        <w:rPr>
+          <w:rFonts w:eastAsia="MS Gothic" w:cs="Times New Roman"/>
+          <w:b/>
+          <w:bCs/>
+          <w:color w:val="365F91" w:themeColor="accent1" w:themeShade="BF"/>
+          <w:sz w:val="28"/>
+          <w:szCs w:val="28"/>
+        </w:rPr>
+        <w:t>18. Real-Time Fruit Market Example</w:t>
+      </w:r>
+    </w:p>
+    <w:p>
+      <w:pPr>
+        <w:rPr>
+          <w:rFonts w:eastAsia="MS Mincho" w:cs="Times New Roman"/>
+        </w:rPr>
+      </w:pPr>
+      <w:r>
+        <w:rPr>
+          <w:rFonts w:eastAsia="MS Mincho" w:cs="Times New Roman"/>
+        </w:rPr>
+        <w:t>Suppose a fruit market wants to classify fruits using weight, color, size and shape.</w:t>
+      </w:r>
+    </w:p>
+    <w:p>
+      <w:pPr>
+        <w:tabs>
+          <w:tab w:val="num" w:pos="360"/>
+        </w:tabs>
+        <w:ind w:left="360" w:hanging="360"/>
+        <w:contextualSpacing/>
+        <w:rPr>
+          <w:rFonts w:eastAsia="MS Mincho" w:cs="Times New Roman"/>
+        </w:rPr>
+      </w:pPr>
+      <w:r>
+        <w:rPr>
+          <w:rFonts w:eastAsia="MS Mincho" w:cs="Times New Roman"/>
+        </w:rPr>
+        <w:t>A single perceptron may fail if the fruit classes are not linearly separable.</w:t>
+      </w:r>
+    </w:p>
+    <w:p>
+      <w:pPr>
+        <w:tabs>
+          <w:tab w:val="num" w:pos="360"/>
+        </w:tabs>
+        <w:ind w:left="360" w:hanging="360"/>
+        <w:contextualSpacing/>
+        <w:rPr>
+          <w:rFonts w:eastAsia="MS Mincho" w:cs="Times New Roman"/>
+        </w:rPr>
+      </w:pPr>
+      <w:r>
+        <w:rPr>
+          <w:rFonts w:eastAsia="MS Mincho" w:cs="Times New Roman"/>
+        </w:rPr>
+        <w:t>Different hidden neurons can learn different combinations/patterns such as weight+size or color+shape.</w:t>
+      </w:r>
+    </w:p>
+    <w:p>
+      <w:pPr>
+        <w:tabs>
+          <w:tab w:val="num" w:pos="360"/>
+        </w:tabs>
+        <w:ind w:left="360" w:hanging="360"/>
+        <w:contextualSpacing/>
+        <w:rPr>
+          <w:rFonts w:eastAsia="MS Mincho" w:cs="Times New Roman"/>
+        </w:rPr>
+      </w:pPr>
+      <w:r>
+        <w:rPr>
+          <w:rFonts w:eastAsia="MS Mincho" w:cs="Times New Roman"/>
+        </w:rPr>
+        <w:t>The output layer combines these learned features to classify Apple, Orange or Banana.</w:t>
+      </w:r>
+    </w:p>
+    <w:p>
+      <w:pPr>
+        <w:rPr>
+          <w:rFonts w:eastAsia="MS Mincho" w:cs="Times New Roman"/>
+        </w:rPr>
+      </w:pPr>
+      <w:r>
+        <w:rPr>
+          <w:rFonts w:eastAsia="MS Mincho" w:cs="Times New Roman"/>
+          <w:b/>
+        </w:rPr>
+        <w:t>Original features → learned hidden features → final fruit class</w:t>
+      </w:r>
+    </w:p>
+    <w:p>
+      <w:pPr>
+        <w:keepNext/>
+        <w:keepLines/>
+        <w:spacing w:before="480" w:after="0"/>
+        <w:outlineLvl w:val="0"/>
+        <w:rPr>
+          <w:rFonts w:eastAsia="MS Gothic" w:cs="Times New Roman"/>
+          <w:b/>
+          <w:bCs/>
+          <w:color w:val="365F91" w:themeColor="accent1" w:themeShade="BF"/>
+          <w:sz w:val="28"/>
+          <w:szCs w:val="28"/>
+        </w:rPr>
+      </w:pPr>
+      <w:r>
+        <w:rPr>
+          <w:rFonts w:eastAsia="MS Gothic" w:cs="Times New Roman"/>
+          <w:b/>
+          <w:bCs/>
+          <w:color w:val="365F91" w:themeColor="accent1" w:themeShade="BF"/>
+          <w:sz w:val="28"/>
+          <w:szCs w:val="28"/>
+        </w:rPr>
+        <w:t>19. Neural Networks as Feature Learners</w:t>
+      </w:r>
+    </w:p>
+    <w:p>
+      <w:pPr>
+        <w:rPr>
+          <w:rFonts w:eastAsia="MS Mincho" w:cs="Times New Roman"/>
+        </w:rPr>
+      </w:pPr>
+      <w:r>
+        <w:rPr>
+          <w:rFonts w:eastAsia="MS Mincho" w:cs="Times New Roman"/>
+        </w:rPr>
+        <w:t>Hidden layers can be viewed as learning a feature representation φ(x) for each input.</w:t>
+      </w:r>
+    </w:p>
+    <w:p>
+      <w:pPr>
+        <w:rPr>
+          <w:rFonts w:eastAsia="MS Mincho" w:cs="Times New Roman"/>
+        </w:rPr>
+      </w:pPr>
+      <w:r>
+        <w:rPr>
+          <w:rFonts w:eastAsia="MS Mincho" w:cs="Times New Roman"/>
+          <w:b/>
+        </w:rPr>
+        <w:t>Input x → hidden layers → learned representation φ(x) → output</w:t>
+      </w:r>
+    </w:p>
+    <w:p>
+      <w:pPr>
+        <w:rPr>
+          <w:rFonts w:eastAsia="MS Mincho" w:cs="Times New Roman"/>
+        </w:rPr>
+      </w:pPr>
+      <w:r>
+        <w:rPr>
+          <w:rFonts w:eastAsia="MS Mincho" w:cs="Times New Roman"/>
+        </w:rPr>
+        <w:t>Connection to PCA: PCA learns lower-dimensional directions using variance; the supervised MLP learns representations useful for the prediction task.</w:t>
+      </w:r>
+    </w:p>
+    <w:p>
+      <w:pPr>
+        <w:keepNext/>
+        <w:keepLines/>
+        <w:spacing w:before="480" w:after="0"/>
+        <w:outlineLvl w:val="0"/>
+        <w:rPr>
+          <w:rFonts w:eastAsia="MS Gothic" w:cs="Times New Roman"/>
+          <w:b/>
+          <w:bCs/>
+          <w:color w:val="365F91" w:themeColor="accent1" w:themeShade="BF"/>
+          <w:sz w:val="28"/>
+          <w:szCs w:val="28"/>
+        </w:rPr>
+      </w:pPr>
+      <w:r>
+        <w:rPr>
+          <w:rFonts w:eastAsia="MS Gothic" w:cs="Times New Roman"/>
+          <w:b/>
+          <w:bCs/>
+          <w:color w:val="365F91" w:themeColor="accent1" w:themeShade="BF"/>
+          <w:sz w:val="28"/>
+          <w:szCs w:val="28"/>
+        </w:rPr>
+        <w:t>20. Forward Pass</w:t>
+      </w:r>
+    </w:p>
+    <w:p>
+      <w:pPr>
+        <w:rPr>
+          <w:rFonts w:eastAsia="MS Mincho" w:cs="Times New Roman"/>
+        </w:rPr>
+      </w:pPr>
+      <w:r>
+        <w:rPr>
+          <w:rFonts w:eastAsia="MS Mincho" w:cs="Times New Roman"/>
+          <w:b/>
+        </w:rPr>
+        <w:t>Input → Hidden layers → Output</w:t>
+      </w:r>
+    </w:p>
+    <w:p>
+      <w:pPr>
+        <w:tabs>
+          <w:tab w:val="num" w:pos="360"/>
+        </w:tabs>
+        <w:ind w:left="360" w:hanging="360"/>
+        <w:contextualSpacing/>
+        <w:rPr>
+          <w:rFonts w:eastAsia="MS Mincho" w:cs="Times New Roman"/>
+        </w:rPr>
+      </w:pPr>
+      <w:r>
+        <w:rPr>
+          <w:rFonts w:eastAsia="MS Mincho" w:cs="Times New Roman"/>
+        </w:rPr>
+        <w:t>The forward pass calculates pre-activations, activations and the final prediction.</w:t>
+      </w:r>
+    </w:p>
+    <w:p>
+      <w:pPr>
+        <w:rPr>
+          <w:rFonts w:eastAsia="MS Mincho" w:cs="Times New Roman"/>
+        </w:rPr>
+      </w:pPr>
+      <w:r>
+        <w:rPr>
+          <w:rFonts w:eastAsia="MS Mincho" w:cs="Times New Roman"/>
+        </w:rPr>
+        <w:t>The lecture's numerical example uses 3 inputs, 2 hidden neurons and 1 output and calculates the network in this forward order.</w:t>
+      </w:r>
+    </w:p>
+    <w:p>
+      <w:pPr>
+        <w:keepNext/>
+        <w:keepLines/>
+        <w:spacing w:before="480" w:after="0"/>
+        <w:outlineLvl w:val="0"/>
+        <w:rPr>
+          <w:rFonts w:eastAsia="MS Gothic" w:cs="Times New Roman"/>
+          <w:b/>
+          <w:bCs/>
+          <w:color w:val="365F91" w:themeColor="accent1" w:themeShade="BF"/>
+          <w:sz w:val="28"/>
+          <w:szCs w:val="28"/>
+        </w:rPr>
+      </w:pPr>
+      <w:r>
+        <w:rPr>
+          <w:rFonts w:eastAsia="MS Gothic" w:cs="Times New Roman"/>
+          <w:b/>
+          <w:bCs/>
+          <w:color w:val="365F91" w:themeColor="accent1" w:themeShade="BF"/>
+          <w:sz w:val="28"/>
+          <w:szCs w:val="28"/>
+        </w:rPr>
+        <w:t>21. Loss Function</w:t>
+      </w:r>
+    </w:p>
+    <w:p>
+      <w:pPr>
+        <w:rPr>
+          <w:rFonts w:eastAsia="MS Mincho" w:cs="Times New Roman"/>
+        </w:rPr>
+      </w:pPr>
+      <w:r>
+        <w:rPr>
+          <w:rFonts w:eastAsia="MS Mincho" w:cs="Times New Roman"/>
+        </w:rPr>
+        <w:t>After the forward pass, compare prediction ŷ with the true target y.</w:t>
+      </w:r>
+    </w:p>
+    <w:p>
+      <w:pPr>
+        <w:rPr>
+          <w:rFonts w:eastAsia="MS Mincho" w:cs="Times New Roman"/>
+        </w:rPr>
+      </w:pPr>
+      <w:r>
+        <w:rPr>
+          <w:rFonts w:eastAsia="MS Mincho" w:cs="Times New Roman"/>
+          <w:b/>
+        </w:rPr>
+        <w:t>Loss = measure of prediction error</w:t>
+      </w:r>
+    </w:p>
+    <w:p>
+      <w:pPr>
+        <w:rPr>
+          <w:rFonts w:eastAsia="MS Mincho" w:cs="Times New Roman"/>
+        </w:rPr>
+      </w:pPr>
+      <w:r>
+        <w:rPr>
+          <w:rFonts w:eastAsia="MS Mincho" w:cs="Times New Roman"/>
+          <w:b/>
+        </w:rPr>
+        <w:t>MSE = (1/n) Σᵢ (yᵢ − ŷᵢ)²</w:t>
+      </w:r>
+    </w:p>
+    <w:p>
+      <w:pPr>
+        <w:tabs>
+          <w:tab w:val="num" w:pos="360"/>
+        </w:tabs>
+        <w:ind w:left="360" w:hanging="360"/>
+        <w:contextualSpacing/>
+        <w:rPr>
+          <w:rFonts w:eastAsia="MS Mincho" w:cs="Times New Roman"/>
+        </w:rPr>
+      </w:pPr>
+      <w:r>
+        <w:rPr>
+          <w:rFonts w:eastAsia="MS Mincho" w:cs="Times New Roman"/>
+        </w:rPr>
+        <w:t>The appropriate classification loss depends on the output setup.</w:t>
+      </w:r>
+    </w:p>
+    <w:p>
+      <w:pPr>
+        <w:tabs>
+          <w:tab w:val="num" w:pos="360"/>
+        </w:tabs>
+        <w:ind w:left="360" w:hanging="360"/>
+        <w:contextualSpacing/>
+        <w:rPr>
+          <w:rFonts w:eastAsia="MS Mincho" w:cs="Times New Roman"/>
+        </w:rPr>
+      </w:pPr>
+      <w:r>
+        <w:rPr>
+          <w:rFonts w:eastAsia="MS Mincho" w:cs="Times New Roman"/>
+        </w:rPr>
+        <w:t>Training aims to minimize the loss.</w:t>
+      </w:r>
+    </w:p>
+    <w:p>
+      <w:pPr>
+        <w:keepNext/>
+        <w:keepLines/>
+        <w:spacing w:before="480" w:after="0"/>
+        <w:outlineLvl w:val="0"/>
+        <w:rPr>
+          <w:rFonts w:eastAsia="MS Gothic" w:cs="Times New Roman"/>
+          <w:b/>
+          <w:bCs/>
+          <w:color w:val="365F91" w:themeColor="accent1" w:themeShade="BF"/>
+          <w:sz w:val="28"/>
+          <w:szCs w:val="28"/>
+        </w:rPr>
+      </w:pPr>
+      <w:r>
+        <w:rPr>
+          <w:rFonts w:eastAsia="MS Gothic" w:cs="Times New Roman"/>
+          <w:b/>
+          <w:bCs/>
+          <w:color w:val="365F91" w:themeColor="accent1" w:themeShade="BF"/>
+          <w:sz w:val="28"/>
+          <w:szCs w:val="28"/>
+        </w:rPr>
+        <w:lastRenderedPageBreak/>
+        <w:t>22. Gradient Descent</w:t>
+      </w:r>
+    </w:p>
+    <w:p>
+      <w:pPr>
+        <w:rPr>
+          <w:rFonts w:eastAsia="MS Mincho" w:cs="Times New Roman"/>
+        </w:rPr>
+      </w:pPr>
+      <w:r>
+        <w:rPr>
+          <w:rFonts w:eastAsia="MS Mincho" w:cs="Times New Roman"/>
+          <w:b/>
+        </w:rPr>
+        <w:t>θ_new = θ_old − η × ∂L/∂θ</w:t>
+      </w:r>
+    </w:p>
+    <w:p>
+      <w:pPr>
+        <w:tabs>
+          <w:tab w:val="num" w:pos="360"/>
+        </w:tabs>
+        <w:ind w:left="360" w:hanging="360"/>
+        <w:contextualSpacing/>
+        <w:rPr>
+          <w:rFonts w:eastAsia="MS Mincho" w:cs="Times New Roman"/>
+        </w:rPr>
+      </w:pPr>
+      <w:r>
+        <w:rPr>
+          <w:rFonts w:eastAsia="MS Mincho" w:cs="Times New Roman"/>
+        </w:rPr>
+        <w:t>θ = weight or bias.</w:t>
+      </w:r>
+    </w:p>
+    <w:p>
+      <w:pPr>
+        <w:tabs>
+          <w:tab w:val="num" w:pos="360"/>
+        </w:tabs>
+        <w:ind w:left="360" w:hanging="360"/>
+        <w:contextualSpacing/>
+        <w:rPr>
+          <w:rFonts w:eastAsia="MS Mincho" w:cs="Times New Roman"/>
+        </w:rPr>
+      </w:pPr>
+      <w:r>
+        <w:rPr>
+          <w:rFonts w:eastAsia="MS Mincho" w:cs="Times New Roman"/>
+        </w:rPr>
+        <w:t>η = learning rate.</w:t>
+      </w:r>
+    </w:p>
+    <w:p>
+      <w:pPr>
+        <w:tabs>
+          <w:tab w:val="num" w:pos="360"/>
+        </w:tabs>
+        <w:ind w:left="360" w:hanging="360"/>
+        <w:contextualSpacing/>
+        <w:rPr>
+          <w:rFonts w:eastAsia="MS Mincho" w:cs="Times New Roman"/>
+        </w:rPr>
+      </w:pPr>
+      <w:r>
+        <w:rPr>
+          <w:rFonts w:eastAsia="MS Mincho" w:cs="Times New Roman"/>
+        </w:rPr>
+        <w:t>The gradient tells how the loss changes with the parameter.</w:t>
+      </w:r>
+    </w:p>
+    <w:p>
+      <w:pPr>
+        <w:tabs>
+          <w:tab w:val="num" w:pos="360"/>
+        </w:tabs>
+        <w:ind w:left="360" w:hanging="360"/>
+        <w:contextualSpacing/>
+        <w:rPr>
+          <w:rFonts w:eastAsia="MS Mincho" w:cs="Times New Roman"/>
+        </w:rPr>
+      </w:pPr>
+      <w:r>
+        <w:rPr>
+          <w:rFonts w:eastAsia="MS Mincho" w:cs="Times New Roman"/>
+        </w:rPr>
+        <w:t>Repeat updates until convergence.</w:t>
+      </w:r>
+    </w:p>
+    <w:p>
+      <w:pPr>
+        <w:tabs>
+          <w:tab w:val="num" w:pos="360"/>
+        </w:tabs>
+        <w:ind w:left="360" w:hanging="360"/>
+        <w:contextualSpacing/>
+        <w:rPr>
+          <w:rFonts w:eastAsia="MS Mincho" w:cs="Times New Roman"/>
+        </w:rPr>
+      </w:pPr>
+      <w:r>
+        <w:rPr>
+          <w:rFonts w:eastAsia="MS Mincho" w:cs="Times New Roman"/>
+        </w:rPr>
+        <w:t>Professor's convergence approaches: fixed number of iterations, or stop when parameters change very little in consecutive iterations.</w:t>
+      </w:r>
+    </w:p>
+    <w:p>
+      <w:pPr>
+        <w:keepNext/>
+        <w:keepLines/>
+        <w:spacing w:before="480" w:after="0"/>
+        <w:outlineLvl w:val="0"/>
+        <w:rPr>
+          <w:rFonts w:eastAsia="MS Gothic" w:cs="Times New Roman"/>
+          <w:b/>
+          <w:bCs/>
+          <w:color w:val="365F91" w:themeColor="accent1" w:themeShade="BF"/>
+          <w:sz w:val="28"/>
+          <w:szCs w:val="28"/>
+        </w:rPr>
+      </w:pPr>
+      <w:r>
+        <w:rPr>
+          <w:rFonts w:eastAsia="MS Gothic" w:cs="Times New Roman"/>
+          <w:b/>
+          <w:bCs/>
+          <w:color w:val="365F91" w:themeColor="accent1" w:themeShade="BF"/>
+          <w:sz w:val="28"/>
+          <w:szCs w:val="28"/>
+        </w:rPr>
+        <w:t>23. Backpropagation – Central Definition</w:t>
+      </w:r>
+    </w:p>
+    <w:p>
+      <w:pPr>
+        <w:rPr>
+          <w:rFonts w:eastAsia="MS Mincho" w:cs="Times New Roman"/>
+        </w:rPr>
+      </w:pPr>
+      <w:r>
+        <w:rPr>
+          <w:rFonts w:eastAsia="MS Mincho" w:cs="Times New Roman"/>
+          <w:b/>
+        </w:rPr>
+        <w:t>Backpropagation = Gradient Descent using the Chain Rule of derivatives</w:t>
+      </w:r>
+    </w:p>
+    <w:p>
+      <w:pPr>
+        <w:tabs>
+          <w:tab w:val="num" w:pos="360"/>
+        </w:tabs>
+        <w:ind w:left="360" w:hanging="360"/>
+        <w:contextualSpacing/>
+        <w:rPr>
+          <w:rFonts w:eastAsia="MS Mincho" w:cs="Times New Roman"/>
+        </w:rPr>
+      </w:pPr>
+      <w:r>
+        <w:rPr>
+          <w:rFonts w:eastAsia="MS Mincho" w:cs="Times New Roman"/>
+        </w:rPr>
+        <w:t>Gradient descent tells us how to update parameters.</w:t>
+      </w:r>
+    </w:p>
+    <w:p>
+      <w:pPr>
+        <w:tabs>
+          <w:tab w:val="num" w:pos="360"/>
+        </w:tabs>
+        <w:ind w:left="360" w:hanging="360"/>
+        <w:contextualSpacing/>
+        <w:rPr>
+          <w:rFonts w:eastAsia="MS Mincho" w:cs="Times New Roman"/>
+        </w:rPr>
+      </w:pPr>
+      <w:r>
+        <w:rPr>
+          <w:rFonts w:eastAsia="MS Mincho" w:cs="Times New Roman"/>
+        </w:rPr>
+        <w:t>The chain rule lets us calculate gradients through many connected layers.</w:t>
+      </w:r>
+    </w:p>
+    <w:p>
+      <w:pPr>
+        <w:keepNext/>
+        <w:keepLines/>
+        <w:spacing w:before="480" w:after="0"/>
+        <w:outlineLvl w:val="0"/>
+        <w:rPr>
+          <w:rFonts w:eastAsia="MS Gothic" w:cs="Times New Roman"/>
+          <w:b/>
+          <w:bCs/>
+          <w:color w:val="365F91" w:themeColor="accent1" w:themeShade="BF"/>
+          <w:sz w:val="28"/>
+          <w:szCs w:val="28"/>
+        </w:rPr>
+      </w:pPr>
+      <w:r>
+        <w:rPr>
+          <w:rFonts w:eastAsia="MS Gothic" w:cs="Times New Roman"/>
+          <w:b/>
+          <w:bCs/>
+          <w:color w:val="365F91" w:themeColor="accent1" w:themeShade="BF"/>
+          <w:sz w:val="28"/>
+          <w:szCs w:val="28"/>
+        </w:rPr>
+        <w:t>24. Chain Rule</w:t>
+      </w:r>
+    </w:p>
+    <w:p>
+      <w:pPr>
+        <w:rPr>
+          <w:rFonts w:eastAsia="MS Mincho" w:cs="Times New Roman"/>
+        </w:rPr>
+      </w:pPr>
+      <w:r>
+        <w:rPr>
+          <w:rFonts w:eastAsia="MS Mincho" w:cs="Times New Roman"/>
+        </w:rPr>
+        <w:t>If y = f₁(z) and z = f₂(x), then:</w:t>
+      </w:r>
+    </w:p>
+    <w:p>
+      <w:pPr>
+        <w:rPr>
+          <w:rFonts w:eastAsia="MS Mincho" w:cs="Times New Roman"/>
+        </w:rPr>
+      </w:pPr>
+      <w:r>
+        <w:rPr>
+          <w:rFonts w:eastAsia="MS Mincho" w:cs="Times New Roman"/>
+          <w:b/>
+        </w:rPr>
+        <w:t>∂y/∂x = (∂y/∂z) × (∂z/∂x)</w:t>
+      </w:r>
+    </w:p>
+    <w:p>
+      <w:pPr>
+        <w:rPr>
+          <w:rFonts w:eastAsia="MS Mincho" w:cs="Times New Roman"/>
+        </w:rPr>
+      </w:pPr>
+      <w:r>
+        <w:rPr>
+          <w:rFonts w:eastAsia="MS Mincho" w:cs="Times New Roman"/>
+        </w:rPr>
+        <w:t>A deep neural network applies this same idea across multiple layers.</w:t>
+      </w:r>
+    </w:p>
+    <w:p>
+      <w:pPr>
+        <w:keepNext/>
+        <w:keepLines/>
+        <w:spacing w:before="480" w:after="0"/>
+        <w:outlineLvl w:val="0"/>
+        <w:rPr>
+          <w:rFonts w:eastAsia="MS Gothic" w:cs="Times New Roman"/>
+          <w:b/>
+          <w:bCs/>
+          <w:color w:val="365F91" w:themeColor="accent1" w:themeShade="BF"/>
+          <w:sz w:val="28"/>
+          <w:szCs w:val="28"/>
+        </w:rPr>
+      </w:pPr>
+      <w:r>
+        <w:rPr>
+          <w:rFonts w:eastAsia="MS Gothic" w:cs="Times New Roman"/>
+          <w:b/>
+          <w:bCs/>
+          <w:color w:val="365F91" w:themeColor="accent1" w:themeShade="BF"/>
+          <w:sz w:val="28"/>
+          <w:szCs w:val="28"/>
+        </w:rPr>
+        <w:t>25. Why Backpropagation Goes Backwards</w:t>
+      </w:r>
+    </w:p>
+    <w:p>
+      <w:pPr>
+        <w:rPr>
+          <w:rFonts w:eastAsia="MS Mincho" w:cs="Times New Roman"/>
+        </w:rPr>
+      </w:pPr>
+      <w:r>
+        <w:rPr>
+          <w:rFonts w:eastAsia="MS Mincho" w:cs="Times New Roman"/>
+        </w:rPr>
+        <w:t>For Input → Hidden 1 → Hidden 2 → Output → Loss, we start near the loss/output and trace dependencies backward.</w:t>
+      </w:r>
+    </w:p>
+    <w:p>
+      <w:pPr>
+        <w:rPr>
+          <w:rFonts w:eastAsia="MS Mincho" w:cs="Times New Roman"/>
+        </w:rPr>
+      </w:pPr>
+      <w:r>
+        <w:rPr>
+          <w:rFonts w:eastAsia="MS Mincho" w:cs="Times New Roman"/>
+          <w:b/>
+        </w:rPr>
+        <w:t>Loss → Output → Hidden 2 → Hidden 1 → earlier parameters</w:t>
+      </w:r>
+    </w:p>
+    <w:p>
+      <w:pPr>
+        <w:tabs>
+          <w:tab w:val="num" w:pos="360"/>
+        </w:tabs>
+        <w:ind w:left="360" w:hanging="360"/>
+        <w:contextualSpacing/>
+        <w:rPr>
+          <w:rFonts w:eastAsia="MS Mincho" w:cs="Times New Roman"/>
+        </w:rPr>
+      </w:pPr>
+      <w:r>
+        <w:rPr>
+          <w:rFonts w:eastAsia="MS Mincho" w:cs="Times New Roman"/>
+        </w:rPr>
+        <w:t>Start derivatives from the last layer and proceed backward.</w:t>
+      </w:r>
+    </w:p>
+    <w:p>
+      <w:pPr>
+        <w:tabs>
+          <w:tab w:val="num" w:pos="360"/>
+        </w:tabs>
+        <w:ind w:left="360" w:hanging="360"/>
+        <w:contextualSpacing/>
+        <w:rPr>
+          <w:rFonts w:eastAsia="MS Mincho" w:cs="Times New Roman"/>
+        </w:rPr>
+      </w:pPr>
+      <w:r>
+        <w:rPr>
+          <w:rFonts w:eastAsia="MS Mincho" w:cs="Times New Roman"/>
+        </w:rPr>
+        <w:t>Previously computed derivatives can be reused because of the recursive network structure.</w:t>
+      </w:r>
+    </w:p>
+    <w:p>
+      <w:pPr>
+        <w:keepNext/>
+        <w:keepLines/>
+        <w:spacing w:before="480" w:after="0"/>
+        <w:outlineLvl w:val="0"/>
+        <w:rPr>
+          <w:rFonts w:eastAsia="MS Gothic" w:cs="Times New Roman"/>
+          <w:b/>
+          <w:bCs/>
+          <w:color w:val="365F91" w:themeColor="accent1" w:themeShade="BF"/>
+          <w:sz w:val="28"/>
+          <w:szCs w:val="28"/>
+        </w:rPr>
+      </w:pPr>
+      <w:r>
+        <w:rPr>
+          <w:rFonts w:eastAsia="MS Gothic" w:cs="Times New Roman"/>
+          <w:b/>
+          <w:bCs/>
+          <w:color w:val="365F91" w:themeColor="accent1" w:themeShade="BF"/>
+          <w:sz w:val="28"/>
+          <w:szCs w:val="28"/>
+        </w:rPr>
+        <w:t>26. Forward Pass vs Backward Pass</w:t>
+      </w:r>
+    </w:p>
+    <w:tbl>
+      <w:tblPr>
+        <w:tblStyle w:val="TableGrid1"/>
+        <w:tblW w:w="0" w:type="auto"/>
+        <w:tblInd w:w="0" w:type="dxa"/>
+        <w:tblLook w:val="04A0" w:firstRow="1" w:lastRow="0" w:firstColumn="1" w:lastColumn="0" w:noHBand="0" w:noVBand="1"/>
+      </w:tblPr>
+      <w:tblGrid>
+        <w:gridCol w:w="4315"/>
+        <w:gridCol w:w="4315"/>
+      </w:tblGrid>
+      <w:tr>
+        <w:tc>
+          <w:tcPr>
+            <w:tcW w:w="4320" w:type="dxa"/>
+            <w:tcBorders>
+              <w:top w:val="single" w:sz="4" w:space="0" w:color="auto"/>
+              <w:left w:val="single" w:sz="4" w:space="0" w:color="auto"/>
+              <w:bottom w:val="single" w:sz="4" w:space="0" w:color="auto"/>
+              <w:right w:val="single" w:sz="4" w:space="0" w:color="auto"/>
+            </w:tcBorders>
+            <w:hideMark/>
+          </w:tcPr>
+          <w:p>
+            <w:pPr>
+              <w:rPr>
+                <w:rFonts w:eastAsia="MS Mincho"/>
+              </w:rPr>
+            </w:pPr>
+            <w:r>
+              <w:rPr>
+                <w:rFonts w:eastAsia="MS Mincho"/>
+              </w:rPr>
+              <w:t>Forward Pass</w:t>
+            </w:r>
+          </w:p>
+        </w:tc>
+        <w:tc>
+          <w:tcPr>
+            <w:tcW w:w="4320" w:type="dxa"/>
+            <w:tcBorders>
+              <w:top w:val="single" w:sz="4" w:space="0" w:color="auto"/>
+              <w:left w:val="single" w:sz="4" w:space="0" w:color="auto"/>
+              <w:bottom w:val="single" w:sz="4" w:space="0" w:color="auto"/>
+              <w:right w:val="single" w:sz="4" w:space="0" w:color="auto"/>
+            </w:tcBorders>
+            <w:hideMark/>
+          </w:tcPr>
+          <w:p>
+            <w:pPr>
+              <w:rPr>
+                <w:rFonts w:eastAsia="MS Mincho"/>
+              </w:rPr>
+            </w:pPr>
+            <w:r>
+              <w:rPr>
+                <w:rFonts w:eastAsia="MS Mincho"/>
+              </w:rPr>
+              <w:t>Backward Pass</w:t>
+            </w:r>
+          </w:p>
+        </w:tc>
+      </w:tr>
+      <w:tr>
+        <w:tc>
+          <w:tcPr>
+            <w:tcW w:w="4320" w:type="dxa"/>
+            <w:tcBorders>
+              <w:top w:val="single" w:sz="4" w:space="0" w:color="auto"/>
+              <w:left w:val="single" w:sz="4" w:space="0" w:color="auto"/>
+              <w:bottom w:val="single" w:sz="4" w:space="0" w:color="auto"/>
+              <w:right w:val="single" w:sz="4" w:space="0" w:color="auto"/>
+            </w:tcBorders>
+            <w:hideMark/>
+          </w:tcPr>
+          <w:p>
+            <w:pPr>
+              <w:rPr>
+                <w:rFonts w:eastAsia="MS Mincho"/>
+              </w:rPr>
+            </w:pPr>
+            <w:r>
+              <w:rPr>
+                <w:rFonts w:eastAsia="MS Mincho"/>
+              </w:rPr>
+              <w:t>Input → output; calculate prediction and loss</w:t>
+            </w:r>
+          </w:p>
+        </w:tc>
+        <w:tc>
+          <w:tcPr>
+            <w:tcW w:w="4320" w:type="dxa"/>
+            <w:tcBorders>
+              <w:top w:val="single" w:sz="4" w:space="0" w:color="auto"/>
+              <w:left w:val="single" w:sz="4" w:space="0" w:color="auto"/>
+              <w:bottom w:val="single" w:sz="4" w:space="0" w:color="auto"/>
+              <w:right w:val="single" w:sz="4" w:space="0" w:color="auto"/>
+            </w:tcBorders>
+            <w:hideMark/>
+          </w:tcPr>
+          <w:p>
+            <w:pPr>
+              <w:rPr>
+                <w:rFonts w:eastAsia="MS Mincho"/>
+              </w:rPr>
+            </w:pPr>
+            <w:r>
+              <w:rPr>
+                <w:rFonts w:eastAsia="MS Mincho"/>
+              </w:rPr>
+              <w:t>Loss → earlier layers; calculate gradients</w:t>
+            </w:r>
+          </w:p>
+        </w:tc>
+      </w:tr>
+      <w:tr>
+        <w:tc>
+          <w:tcPr>
+            <w:tcW w:w="4320" w:type="dxa"/>
+            <w:tcBorders>
+              <w:top w:val="single" w:sz="4" w:space="0" w:color="auto"/>
+              <w:left w:val="single" w:sz="4" w:space="0" w:color="auto"/>
+              <w:bottom w:val="single" w:sz="4" w:space="0" w:color="auto"/>
+              <w:right w:val="single" w:sz="4" w:space="0" w:color="auto"/>
+            </w:tcBorders>
+            <w:hideMark/>
+          </w:tcPr>
+          <w:p>
+            <w:pPr>
+              <w:rPr>
+                <w:rFonts w:eastAsia="MS Mincho"/>
+              </w:rPr>
+            </w:pPr>
+            <w:r>
+              <w:rPr>
+                <w:rFonts w:eastAsia="MS Mincho"/>
+              </w:rPr>
+              <w:t>Uses parameters to produce prediction</w:t>
+            </w:r>
+          </w:p>
+        </w:tc>
+        <w:tc>
+          <w:tcPr>
+            <w:tcW w:w="4320" w:type="dxa"/>
+            <w:tcBorders>
+              <w:top w:val="single" w:sz="4" w:space="0" w:color="auto"/>
+              <w:left w:val="single" w:sz="4" w:space="0" w:color="auto"/>
+              <w:bottom w:val="single" w:sz="4" w:space="0" w:color="auto"/>
+              <w:right w:val="single" w:sz="4" w:space="0" w:color="auto"/>
+            </w:tcBorders>
+            <w:hideMark/>
+          </w:tcPr>
+          <w:p>
+            <w:pPr>
+              <w:rPr>
+                <w:rFonts w:eastAsia="MS Mincho"/>
+              </w:rPr>
+            </w:pPr>
+            <w:r>
+              <w:rPr>
+                <w:rFonts w:eastAsia="MS Mincho"/>
+              </w:rPr>
+              <w:t>Uses chain rule to determine parameter gradients</w:t>
+            </w:r>
+          </w:p>
+        </w:tc>
+      </w:tr>
+      <w:tr>
+        <w:tc>
+          <w:tcPr>
+            <w:tcW w:w="4320" w:type="dxa"/>
+            <w:tcBorders>
+              <w:top w:val="single" w:sz="4" w:space="0" w:color="auto"/>
+              <w:left w:val="single" w:sz="4" w:space="0" w:color="auto"/>
+              <w:bottom w:val="single" w:sz="4" w:space="0" w:color="auto"/>
+              <w:right w:val="single" w:sz="4" w:space="0" w:color="auto"/>
+            </w:tcBorders>
+            <w:hideMark/>
+          </w:tcPr>
+          <w:p>
+            <w:pPr>
+              <w:rPr>
+                <w:rFonts w:eastAsia="MS Mincho"/>
+              </w:rPr>
+            </w:pPr>
+            <w:r>
+              <w:rPr>
+                <w:rFonts w:eastAsia="MS Mincho"/>
+              </w:rPr>
+              <w:t>Prediction</w:t>
+            </w:r>
+          </w:p>
+        </w:tc>
+        <w:tc>
+          <w:tcPr>
+            <w:tcW w:w="4320" w:type="dxa"/>
+            <w:tcBorders>
+              <w:top w:val="single" w:sz="4" w:space="0" w:color="auto"/>
+              <w:left w:val="single" w:sz="4" w:space="0" w:color="auto"/>
+              <w:bottom w:val="single" w:sz="4" w:space="0" w:color="auto"/>
+              <w:right w:val="single" w:sz="4" w:space="0" w:color="auto"/>
+            </w:tcBorders>
+            <w:hideMark/>
+          </w:tcPr>
+          <w:p>
+            <w:pPr>
+              <w:rPr>
+                <w:rFonts w:eastAsia="MS Mincho"/>
+              </w:rPr>
+            </w:pPr>
+            <w:r>
+              <w:rPr>
+                <w:rFonts w:eastAsia="MS Mincho"/>
+              </w:rPr>
+              <w:t>Learning signal</w:t>
+            </w:r>
+          </w:p>
+        </w:tc>
+      </w:tr>
+    </w:tbl>
+    <w:p>
+      <w:pPr>
+        <w:rPr>
+          <w:rFonts w:eastAsia="MS Mincho" w:cs="Times New Roman"/>
+        </w:rPr>
+      </w:pPr>
+      <w:r>
+        <w:rPr>
+          <w:rFonts w:eastAsia="MS Mincho" w:cs="Times New Roman"/>
+          <w:b/>
+        </w:rPr>
+        <w:t>Training cycle: Forward → Loss → Backward → Gradient Descent → Update → Repeat</w:t>
+      </w:r>
+    </w:p>
+    <w:p>
+      <w:pPr>
+        <w:keepNext/>
+        <w:keepLines/>
+        <w:spacing w:before="480" w:after="0"/>
+        <w:outlineLvl w:val="0"/>
+        <w:rPr>
+          <w:rFonts w:eastAsia="MS Gothic" w:cs="Times New Roman"/>
+          <w:b/>
+          <w:bCs/>
+          <w:color w:val="365F91" w:themeColor="accent1" w:themeShade="BF"/>
+          <w:sz w:val="28"/>
+          <w:szCs w:val="28"/>
+        </w:rPr>
+      </w:pPr>
+      <w:r>
+        <w:rPr>
+          <w:rFonts w:eastAsia="MS Gothic" w:cs="Times New Roman"/>
+          <w:b/>
+          <w:bCs/>
+          <w:color w:val="365F91" w:themeColor="accent1" w:themeShade="BF"/>
+          <w:sz w:val="28"/>
+          <w:szCs w:val="28"/>
+        </w:rPr>
+        <w:t>27. Simple Backpropagation Intuition</w:t>
+      </w:r>
+    </w:p>
+    <w:p>
+      <w:pPr>
+        <w:tabs>
+          <w:tab w:val="num" w:pos="360"/>
+        </w:tabs>
+        <w:ind w:left="360" w:hanging="360"/>
+        <w:contextualSpacing/>
+        <w:rPr>
+          <w:rFonts w:eastAsia="MS Mincho" w:cs="Times New Roman"/>
+        </w:rPr>
+      </w:pPr>
+      <w:r>
+        <w:rPr>
+          <w:rFonts w:eastAsia="MS Mincho" w:cs="Times New Roman"/>
+        </w:rPr>
+        <w:t>Suppose the network predicts Cat when the true answer is Dog.</w:t>
+      </w:r>
+    </w:p>
+    <w:p>
+      <w:pPr>
+        <w:tabs>
+          <w:tab w:val="num" w:pos="360"/>
+        </w:tabs>
+        <w:ind w:left="360" w:hanging="360"/>
+        <w:contextualSpacing/>
+        <w:rPr>
+          <w:rFonts w:eastAsia="MS Mincho" w:cs="Times New Roman"/>
+        </w:rPr>
+      </w:pPr>
+      <w:r>
+        <w:rPr>
+          <w:rFonts w:eastAsia="MS Mincho" w:cs="Times New Roman"/>
+        </w:rPr>
+        <w:lastRenderedPageBreak/>
+        <w:t>Loss becomes high.</w:t>
+      </w:r>
+    </w:p>
+    <w:p>
+      <w:pPr>
+        <w:tabs>
+          <w:tab w:val="num" w:pos="360"/>
+        </w:tabs>
+        <w:ind w:left="360" w:hanging="360"/>
+        <w:contextualSpacing/>
+        <w:rPr>
+          <w:rFonts w:eastAsia="MS Mincho" w:cs="Times New Roman"/>
+        </w:rPr>
+      </w:pPr>
+      <w:r>
+        <w:rPr>
+          <w:rFonts w:eastAsia="MS Mincho" w:cs="Times New Roman"/>
+        </w:rPr>
+        <w:t>Backpropagation determines how much the loss changes with respect to output weights.</w:t>
+      </w:r>
+    </w:p>
+    <w:p>
+      <w:pPr>
+        <w:tabs>
+          <w:tab w:val="num" w:pos="360"/>
+        </w:tabs>
+        <w:ind w:left="360" w:hanging="360"/>
+        <w:contextualSpacing/>
+        <w:rPr>
+          <w:rFonts w:eastAsia="MS Mincho" w:cs="Times New Roman"/>
+        </w:rPr>
+      </w:pPr>
+      <w:r>
+        <w:rPr>
+          <w:rFonts w:eastAsia="MS Mincho" w:cs="Times New Roman"/>
+        </w:rPr>
+        <w:t>It continues backward through hidden neurons and earlier weights.</w:t>
+      </w:r>
+    </w:p>
+    <w:p>
+      <w:pPr>
+        <w:tabs>
+          <w:tab w:val="num" w:pos="360"/>
+        </w:tabs>
+        <w:ind w:left="360" w:hanging="360"/>
+        <w:contextualSpacing/>
+        <w:rPr>
+          <w:rFonts w:eastAsia="MS Mincho" w:cs="Times New Roman"/>
+        </w:rPr>
+      </w:pPr>
+      <w:r>
+        <w:rPr>
+          <w:rFonts w:eastAsia="MS Mincho" w:cs="Times New Roman"/>
+        </w:rPr>
+        <w:t>Gradient descent then changes weights and biases to reduce the loss.</w:t>
+      </w:r>
+    </w:p>
+    <w:p>
+      <w:pPr>
+        <w:keepNext/>
+        <w:keepLines/>
+        <w:spacing w:before="480" w:after="0"/>
+        <w:outlineLvl w:val="0"/>
+        <w:rPr>
+          <w:rFonts w:eastAsia="MS Gothic" w:cs="Times New Roman"/>
+          <w:b/>
+          <w:bCs/>
+          <w:color w:val="365F91" w:themeColor="accent1" w:themeShade="BF"/>
+          <w:sz w:val="28"/>
+          <w:szCs w:val="28"/>
+        </w:rPr>
+      </w:pPr>
+      <w:r>
+        <w:rPr>
+          <w:rFonts w:eastAsia="MS Gothic" w:cs="Times New Roman"/>
+          <w:b/>
+          <w:bCs/>
+          <w:color w:val="365F91" w:themeColor="accent1" w:themeShade="BF"/>
+          <w:sz w:val="28"/>
+          <w:szCs w:val="28"/>
+        </w:rPr>
+        <w:t>28. Designing a Neural Network for Real Problems</w:t>
+      </w:r>
+    </w:p>
+    <w:p>
+      <w:pPr>
+        <w:tabs>
+          <w:tab w:val="num" w:pos="360"/>
+        </w:tabs>
+        <w:ind w:left="360" w:hanging="360"/>
+        <w:contextualSpacing/>
+        <w:rPr>
+          <w:rFonts w:eastAsia="MS Mincho" w:cs="Times New Roman"/>
+        </w:rPr>
+      </w:pPr>
+      <w:r>
+        <w:rPr>
+          <w:rFonts w:eastAsia="MS Mincho" w:cs="Times New Roman"/>
+        </w:rPr>
+        <w:t>Step 1: Count input features → input neurons.</w:t>
+      </w:r>
+    </w:p>
+    <w:p>
+      <w:pPr>
+        <w:tabs>
+          <w:tab w:val="num" w:pos="360"/>
+        </w:tabs>
+        <w:ind w:left="360" w:hanging="360"/>
+        <w:contextualSpacing/>
+        <w:rPr>
+          <w:rFonts w:eastAsia="MS Mincho" w:cs="Times New Roman"/>
+        </w:rPr>
+      </w:pPr>
+      <w:r>
+        <w:rPr>
+          <w:rFonts w:eastAsia="MS Mincho" w:cs="Times New Roman"/>
+        </w:rPr>
+        <w:t>Step 2: Choose hidden-layer depth/size based on task complexity.</w:t>
+      </w:r>
+    </w:p>
+    <w:p>
+      <w:pPr>
+        <w:tabs>
+          <w:tab w:val="num" w:pos="360"/>
+        </w:tabs>
+        <w:ind w:left="360" w:hanging="360"/>
+        <w:contextualSpacing/>
+        <w:rPr>
+          <w:rFonts w:eastAsia="MS Mincho" w:cs="Times New Roman"/>
+        </w:rPr>
+      </w:pPr>
+      <w:r>
+        <w:rPr>
+          <w:rFonts w:eastAsia="MS Mincho" w:cs="Times New Roman"/>
+        </w:rPr>
+        <w:t>Step 3: Identify binary, multiclass, multilabel or regression task.</w:t>
+      </w:r>
+    </w:p>
+    <w:p>
+      <w:pPr>
+        <w:tabs>
+          <w:tab w:val="num" w:pos="360"/>
+        </w:tabs>
+        <w:ind w:left="360" w:hanging="360"/>
+        <w:contextualSpacing/>
+        <w:rPr>
+          <w:rFonts w:eastAsia="MS Mincho" w:cs="Times New Roman"/>
+        </w:rPr>
+      </w:pPr>
+      <w:r>
+        <w:rPr>
+          <w:rFonts w:eastAsia="MS Mincho" w:cs="Times New Roman"/>
+        </w:rPr>
+        <w:t>Step 4: Choose output neurons.</w:t>
+      </w:r>
+    </w:p>
+    <w:p>
+      <w:pPr>
+        <w:tabs>
+          <w:tab w:val="num" w:pos="360"/>
+        </w:tabs>
+        <w:ind w:left="360" w:hanging="360"/>
+        <w:contextualSpacing/>
+        <w:rPr>
+          <w:rFonts w:eastAsia="MS Mincho" w:cs="Times New Roman"/>
+        </w:rPr>
+      </w:pPr>
+      <w:r>
+        <w:rPr>
+          <w:rFonts w:eastAsia="MS Mincho" w:cs="Times New Roman"/>
+        </w:rPr>
+        <w:t>Step 5: Choose output activation.</w:t>
+      </w:r>
+    </w:p>
+    <w:p>
+      <w:pPr>
+        <w:tabs>
+          <w:tab w:val="num" w:pos="360"/>
+        </w:tabs>
+        <w:ind w:left="360" w:hanging="360"/>
+        <w:contextualSpacing/>
+        <w:rPr>
+          <w:rFonts w:eastAsia="MS Mincho" w:cs="Times New Roman"/>
+        </w:rPr>
+      </w:pPr>
+      <w:r>
+        <w:rPr>
+          <w:rFonts w:eastAsia="MS Mincho" w:cs="Times New Roman"/>
+        </w:rPr>
+        <w:t>Step 6: Choose loss function.</w:t>
+      </w:r>
+    </w:p>
+    <w:p>
+      <w:pPr>
+        <w:keepNext/>
+        <w:keepLines/>
+        <w:spacing w:before="480" w:after="0"/>
+        <w:outlineLvl w:val="0"/>
+        <w:rPr>
+          <w:rFonts w:eastAsia="MS Gothic" w:cs="Times New Roman"/>
+          <w:b/>
+          <w:bCs/>
+          <w:color w:val="365F91" w:themeColor="accent1" w:themeShade="BF"/>
+          <w:sz w:val="28"/>
+          <w:szCs w:val="28"/>
+        </w:rPr>
+      </w:pPr>
+      <w:r>
+        <w:rPr>
+          <w:rFonts w:eastAsia="MS Gothic" w:cs="Times New Roman"/>
+          <w:b/>
+          <w:bCs/>
+          <w:color w:val="365F91" w:themeColor="accent1" w:themeShade="BF"/>
+          <w:sz w:val="28"/>
+          <w:szCs w:val="28"/>
+        </w:rPr>
+        <w:t>29. Professor's Real-World Examples</w:t>
+      </w:r>
+    </w:p>
+    <w:p>
+      <w:pPr>
+        <w:tabs>
+          <w:tab w:val="num" w:pos="360"/>
+        </w:tabs>
+        <w:ind w:left="360" w:hanging="360"/>
+        <w:contextualSpacing/>
+        <w:rPr>
+          <w:rFonts w:eastAsia="MS Mincho" w:cs="Times New Roman"/>
+        </w:rPr>
+      </w:pPr>
+      <w:r>
+        <w:rPr>
+          <w:rFonts w:eastAsia="MS Mincho" w:cs="Times New Roman"/>
+        </w:rPr>
+        <w:t>MNIST handwritten digit recognition: 10 outputs → Softmax → Categorical Cross Entropy.</w:t>
+      </w:r>
+    </w:p>
+    <w:p>
+      <w:pPr>
+        <w:tabs>
+          <w:tab w:val="num" w:pos="360"/>
+        </w:tabs>
+        <w:ind w:left="360" w:hanging="360"/>
+        <w:contextualSpacing/>
+        <w:rPr>
+          <w:rFonts w:eastAsia="MS Mincho" w:cs="Times New Roman"/>
+        </w:rPr>
+      </w:pPr>
+      <w:r>
+        <w:rPr>
+          <w:rFonts w:eastAsia="MS Mincho" w:cs="Times New Roman"/>
+        </w:rPr>
+        <w:t>Spam email detection: 1 output → Sigmoid → Binary Cross Entropy.</w:t>
+      </w:r>
+    </w:p>
+    <w:p>
+      <w:pPr>
+        <w:tabs>
+          <w:tab w:val="num" w:pos="360"/>
+        </w:tabs>
+        <w:ind w:left="360" w:hanging="360"/>
+        <w:contextualSpacing/>
+        <w:rPr>
+          <w:rFonts w:eastAsia="MS Mincho" w:cs="Times New Roman"/>
+        </w:rPr>
+      </w:pPr>
+      <w:r>
+        <w:rPr>
+          <w:rFonts w:eastAsia="MS Mincho" w:cs="Times New Roman"/>
+        </w:rPr>
+        <w:t>Image tagging (Cat/Dog/Cow/Horse): 4 outputs → Sigmoid → Binary Cross Entropy.</w:t>
+      </w:r>
+    </w:p>
+    <w:p>
+      <w:pPr>
+        <w:tabs>
+          <w:tab w:val="num" w:pos="360"/>
+        </w:tabs>
+        <w:ind w:left="360" w:hanging="360"/>
+        <w:contextualSpacing/>
+        <w:rPr>
+          <w:rFonts w:eastAsia="MS Mincho" w:cs="Times New Roman"/>
+        </w:rPr>
+      </w:pPr>
+      <w:r>
+        <w:rPr>
+          <w:rFonts w:eastAsia="MS Mincho" w:cs="Times New Roman"/>
+        </w:rPr>
+        <w:t>Stock price prediction: 1 output → Linear/Identity → Mean Squared Error.</w:t>
+      </w:r>
+    </w:p>
+    <w:p>
+      <w:pPr>
+        <w:keepNext/>
+        <w:keepLines/>
+        <w:spacing w:before="480" w:after="0"/>
+        <w:outlineLvl w:val="0"/>
+        <w:rPr>
+          <w:rFonts w:eastAsia="MS Gothic" w:cs="Times New Roman"/>
+          <w:b/>
+          <w:bCs/>
+          <w:color w:val="365F91" w:themeColor="accent1" w:themeShade="BF"/>
+          <w:sz w:val="28"/>
+          <w:szCs w:val="28"/>
+        </w:rPr>
+      </w:pPr>
+      <w:r>
+        <w:rPr>
+          <w:rFonts w:eastAsia="MS Gothic" w:cs="Times New Roman"/>
+          <w:b/>
+          <w:bCs/>
+          <w:color w:val="365F91" w:themeColor="accent1" w:themeShade="BF"/>
+          <w:sz w:val="28"/>
+          <w:szCs w:val="28"/>
+        </w:rPr>
+        <w:t>30. Shallow vs Deep</w:t>
+      </w:r>
+    </w:p>
+    <w:tbl>
+      <w:tblPr>
+        <w:tblStyle w:val="TableGrid1"/>
+        <w:tblW w:w="0" w:type="auto"/>
+        <w:tblInd w:w="0" w:type="dxa"/>
+        <w:tblLook w:val="04A0" w:firstRow="1" w:lastRow="0" w:firstColumn="1" w:lastColumn="0" w:noHBand="0" w:noVBand="1"/>
+      </w:tblPr>
+      <w:tblGrid>
+        <w:gridCol w:w="2876"/>
+        <w:gridCol w:w="2878"/>
+        <w:gridCol w:w="2876"/>
+      </w:tblGrid>
+      <w:tr>
+        <w:tc>
+          <w:tcPr>
+            <w:tcW w:w="2880" w:type="dxa"/>
+            <w:tcBorders>
+              <w:top w:val="single" w:sz="4" w:space="0" w:color="auto"/>
+              <w:left w:val="single" w:sz="4" w:space="0" w:color="auto"/>
+              <w:bottom w:val="single" w:sz="4" w:space="0" w:color="auto"/>
+              <w:right w:val="single" w:sz="4" w:space="0" w:color="auto"/>
+            </w:tcBorders>
+            <w:hideMark/>
+          </w:tcPr>
+          <w:p>
+            <w:pPr>
+              <w:rPr>
+                <w:rFonts w:eastAsia="MS Mincho"/>
+              </w:rPr>
+            </w:pPr>
+            <w:r>
+              <w:rPr>
+                <w:rFonts w:eastAsia="MS Mincho"/>
+              </w:rPr>
+              <w:t>Aspect</w:t>
+            </w:r>
+          </w:p>
+        </w:tc>
+        <w:tc>
+          <w:tcPr>
+            <w:tcW w:w="2880" w:type="dxa"/>
+            <w:tcBorders>
+              <w:top w:val="single" w:sz="4" w:space="0" w:color="auto"/>
+              <w:left w:val="single" w:sz="4" w:space="0" w:color="auto"/>
+              <w:bottom w:val="single" w:sz="4" w:space="0" w:color="auto"/>
+              <w:right w:val="single" w:sz="4" w:space="0" w:color="auto"/>
+            </w:tcBorders>
+            <w:hideMark/>
+          </w:tcPr>
+          <w:p>
+            <w:pPr>
+              <w:rPr>
+                <w:rFonts w:eastAsia="MS Mincho"/>
+              </w:rPr>
+            </w:pPr>
+            <w:r>
+              <w:rPr>
+                <w:rFonts w:eastAsia="MS Mincho"/>
+              </w:rPr>
+              <w:t>Shallow</w:t>
+            </w:r>
+          </w:p>
+        </w:tc>
+        <w:tc>
+          <w:tcPr>
+            <w:tcW w:w="2880" w:type="dxa"/>
+            <w:tcBorders>
+              <w:top w:val="single" w:sz="4" w:space="0" w:color="auto"/>
+              <w:left w:val="single" w:sz="4" w:space="0" w:color="auto"/>
+              <w:bottom w:val="single" w:sz="4" w:space="0" w:color="auto"/>
+              <w:right w:val="single" w:sz="4" w:space="0" w:color="auto"/>
+            </w:tcBorders>
+            <w:hideMark/>
+          </w:tcPr>
+          <w:p>
+            <w:pPr>
+              <w:rPr>
+                <w:rFonts w:eastAsia="MS Mincho"/>
+              </w:rPr>
+            </w:pPr>
+            <w:r>
+              <w:rPr>
+                <w:rFonts w:eastAsia="MS Mincho"/>
+              </w:rPr>
+              <w:t>Deep</w:t>
+            </w:r>
+          </w:p>
+        </w:tc>
+      </w:tr>
+      <w:tr>
+        <w:tc>
+          <w:tcPr>
+            <w:tcW w:w="2880" w:type="dxa"/>
+            <w:tcBorders>
+              <w:top w:val="single" w:sz="4" w:space="0" w:color="auto"/>
+              <w:left w:val="single" w:sz="4" w:space="0" w:color="auto"/>
+              <w:bottom w:val="single" w:sz="4" w:space="0" w:color="auto"/>
+              <w:right w:val="single" w:sz="4" w:space="0" w:color="auto"/>
+            </w:tcBorders>
+            <w:hideMark/>
+          </w:tcPr>
+          <w:p>
+            <w:pPr>
+              <w:rPr>
+                <w:rFonts w:eastAsia="MS Mincho"/>
+              </w:rPr>
+            </w:pPr>
+            <w:r>
+              <w:rPr>
+                <w:rFonts w:eastAsia="MS Mincho"/>
+              </w:rPr>
+              <w:t>Hidden layers</w:t>
+            </w:r>
+          </w:p>
+        </w:tc>
+        <w:tc>
+          <w:tcPr>
+            <w:tcW w:w="2880" w:type="dxa"/>
+            <w:tcBorders>
+              <w:top w:val="single" w:sz="4" w:space="0" w:color="auto"/>
+              <w:left w:val="single" w:sz="4" w:space="0" w:color="auto"/>
+              <w:bottom w:val="single" w:sz="4" w:space="0" w:color="auto"/>
+              <w:right w:val="single" w:sz="4" w:space="0" w:color="auto"/>
+            </w:tcBorders>
+            <w:hideMark/>
+          </w:tcPr>
+          <w:p>
+            <w:pPr>
+              <w:rPr>
+                <w:rFonts w:eastAsia="MS Mincho"/>
+              </w:rPr>
+            </w:pPr>
+            <w:r>
+              <w:rPr>
+                <w:rFonts w:eastAsia="MS Mincho"/>
+              </w:rPr>
+              <w:t>One</w:t>
+            </w:r>
+          </w:p>
+        </w:tc>
+        <w:tc>
+          <w:tcPr>
+            <w:tcW w:w="2880" w:type="dxa"/>
+            <w:tcBorders>
+              <w:top w:val="single" w:sz="4" w:space="0" w:color="auto"/>
+              <w:left w:val="single" w:sz="4" w:space="0" w:color="auto"/>
+              <w:bottom w:val="single" w:sz="4" w:space="0" w:color="auto"/>
+              <w:right w:val="single" w:sz="4" w:space="0" w:color="auto"/>
+            </w:tcBorders>
+            <w:hideMark/>
+          </w:tcPr>
+          <w:p>
+            <w:pPr>
+              <w:rPr>
+                <w:rFonts w:eastAsia="MS Mincho"/>
+              </w:rPr>
+            </w:pPr>
+            <w:r>
+              <w:rPr>
+                <w:rFonts w:eastAsia="MS Mincho"/>
+              </w:rPr>
+              <w:t>Multiple</w:t>
+            </w:r>
+          </w:p>
+        </w:tc>
+      </w:tr>
+      <w:tr>
+        <w:tc>
+          <w:tcPr>
+            <w:tcW w:w="2880" w:type="dxa"/>
+            <w:tcBorders>
+              <w:top w:val="single" w:sz="4" w:space="0" w:color="auto"/>
+              <w:left w:val="single" w:sz="4" w:space="0" w:color="auto"/>
+              <w:bottom w:val="single" w:sz="4" w:space="0" w:color="auto"/>
+              <w:right w:val="single" w:sz="4" w:space="0" w:color="auto"/>
+            </w:tcBorders>
+            <w:hideMark/>
+          </w:tcPr>
+          <w:p>
+            <w:pPr>
+              <w:rPr>
+                <w:rFonts w:eastAsia="MS Mincho"/>
+              </w:rPr>
+            </w:pPr>
+            <w:r>
+              <w:rPr>
+                <w:rFonts w:eastAsia="MS Mincho"/>
+              </w:rPr>
+              <w:t>Complexity</w:t>
+            </w:r>
+          </w:p>
+        </w:tc>
+        <w:tc>
+          <w:tcPr>
+            <w:tcW w:w="2880" w:type="dxa"/>
+            <w:tcBorders>
+              <w:top w:val="single" w:sz="4" w:space="0" w:color="auto"/>
+              <w:left w:val="single" w:sz="4" w:space="0" w:color="auto"/>
+              <w:bottom w:val="single" w:sz="4" w:space="0" w:color="auto"/>
+              <w:right w:val="single" w:sz="4" w:space="0" w:color="auto"/>
+            </w:tcBorders>
+            <w:hideMark/>
+          </w:tcPr>
+          <w:p>
+            <w:pPr>
+              <w:rPr>
+                <w:rFonts w:eastAsia="MS Mincho"/>
+              </w:rPr>
+            </w:pPr>
+            <w:r>
+              <w:rPr>
+                <w:rFonts w:eastAsia="MS Mincho"/>
+              </w:rPr>
+              <w:t>Simpler problems</w:t>
+            </w:r>
+          </w:p>
+        </w:tc>
+        <w:tc>
+          <w:tcPr>
+            <w:tcW w:w="2880" w:type="dxa"/>
+            <w:tcBorders>
+              <w:top w:val="single" w:sz="4" w:space="0" w:color="auto"/>
+              <w:left w:val="single" w:sz="4" w:space="0" w:color="auto"/>
+              <w:bottom w:val="single" w:sz="4" w:space="0" w:color="auto"/>
+              <w:right w:val="single" w:sz="4" w:space="0" w:color="auto"/>
+            </w:tcBorders>
+            <w:hideMark/>
+          </w:tcPr>
+          <w:p>
+            <w:pPr>
+              <w:rPr>
+                <w:rFonts w:eastAsia="MS Mincho"/>
+              </w:rPr>
+            </w:pPr>
+            <w:r>
+              <w:rPr>
+                <w:rFonts w:eastAsia="MS Mincho"/>
+              </w:rPr>
+              <w:t>Complex nonlinear patterns</w:t>
+            </w:r>
+          </w:p>
+        </w:tc>
+      </w:tr>
+      <w:tr>
+        <w:tc>
+          <w:tcPr>
+            <w:tcW w:w="2880" w:type="dxa"/>
+            <w:tcBorders>
+              <w:top w:val="single" w:sz="4" w:space="0" w:color="auto"/>
+              <w:left w:val="single" w:sz="4" w:space="0" w:color="auto"/>
+              <w:bottom w:val="single" w:sz="4" w:space="0" w:color="auto"/>
+              <w:right w:val="single" w:sz="4" w:space="0" w:color="auto"/>
+            </w:tcBorders>
+            <w:hideMark/>
+          </w:tcPr>
+          <w:p>
+            <w:pPr>
+              <w:rPr>
+                <w:rFonts w:eastAsia="MS Mincho"/>
+              </w:rPr>
+            </w:pPr>
+            <w:r>
+              <w:rPr>
+                <w:rFonts w:eastAsia="MS Mincho"/>
+              </w:rPr>
+              <w:t>Feature learning</w:t>
+            </w:r>
+          </w:p>
+        </w:tc>
+        <w:tc>
+          <w:tcPr>
+            <w:tcW w:w="2880" w:type="dxa"/>
+            <w:tcBorders>
+              <w:top w:val="single" w:sz="4" w:space="0" w:color="auto"/>
+              <w:left w:val="single" w:sz="4" w:space="0" w:color="auto"/>
+              <w:bottom w:val="single" w:sz="4" w:space="0" w:color="auto"/>
+              <w:right w:val="single" w:sz="4" w:space="0" w:color="auto"/>
+            </w:tcBorders>
+            <w:hideMark/>
+          </w:tcPr>
+          <w:p>
+            <w:pPr>
+              <w:rPr>
+                <w:rFonts w:eastAsia="MS Mincho"/>
+              </w:rPr>
+            </w:pPr>
+            <w:r>
+              <w:rPr>
+                <w:rFonts w:eastAsia="MS Mincho"/>
+              </w:rPr>
+              <w:t>More limited</w:t>
+            </w:r>
+          </w:p>
+        </w:tc>
+        <w:tc>
+          <w:tcPr>
+            <w:tcW w:w="2880" w:type="dxa"/>
+            <w:tcBorders>
+              <w:top w:val="single" w:sz="4" w:space="0" w:color="auto"/>
+              <w:left w:val="single" w:sz="4" w:space="0" w:color="auto"/>
+              <w:bottom w:val="single" w:sz="4" w:space="0" w:color="auto"/>
+              <w:right w:val="single" w:sz="4" w:space="0" w:color="auto"/>
+            </w:tcBorders>
+            <w:hideMark/>
+          </w:tcPr>
+          <w:p>
+            <w:pPr>
+              <w:rPr>
+                <w:rFonts w:eastAsia="MS Mincho"/>
+              </w:rPr>
+            </w:pPr>
+            <w:r>
+              <w:rPr>
+                <w:rFonts w:eastAsia="MS Mincho"/>
+              </w:rPr>
+              <w:t>Can learn complex features</w:t>
+            </w:r>
+          </w:p>
+        </w:tc>
+      </w:tr>
+      <w:tr>
+        <w:tc>
+          <w:tcPr>
+            <w:tcW w:w="2880" w:type="dxa"/>
+            <w:tcBorders>
+              <w:top w:val="single" w:sz="4" w:space="0" w:color="auto"/>
+              <w:left w:val="single" w:sz="4" w:space="0" w:color="auto"/>
+              <w:bottom w:val="single" w:sz="4" w:space="0" w:color="auto"/>
+              <w:right w:val="single" w:sz="4" w:space="0" w:color="auto"/>
+            </w:tcBorders>
+            <w:hideMark/>
+          </w:tcPr>
+          <w:p>
+            <w:pPr>
+              <w:rPr>
+                <w:rFonts w:eastAsia="MS Mincho"/>
+              </w:rPr>
+            </w:pPr>
+            <w:r>
+              <w:rPr>
+                <w:rFonts w:eastAsia="MS Mincho"/>
+              </w:rPr>
+              <w:t>Lecture applications</w:t>
+            </w:r>
+          </w:p>
+        </w:tc>
+        <w:tc>
+          <w:tcPr>
+            <w:tcW w:w="2880" w:type="dxa"/>
+            <w:tcBorders>
+              <w:top w:val="single" w:sz="4" w:space="0" w:color="auto"/>
+              <w:left w:val="single" w:sz="4" w:space="0" w:color="auto"/>
+              <w:bottom w:val="single" w:sz="4" w:space="0" w:color="auto"/>
+              <w:right w:val="single" w:sz="4" w:space="0" w:color="auto"/>
+            </w:tcBorders>
+            <w:hideMark/>
+          </w:tcPr>
+          <w:p>
+            <w:pPr>
+              <w:rPr>
+                <w:rFonts w:eastAsia="MS Mincho"/>
+              </w:rPr>
+            </w:pPr>
+            <w:r>
+              <w:rPr>
+                <w:rFonts w:eastAsia="MS Mincho"/>
+              </w:rPr>
+              <w:t>Simple regression/binary classification</w:t>
+            </w:r>
+          </w:p>
+        </w:tc>
+        <w:tc>
+          <w:tcPr>
+            <w:tcW w:w="2880" w:type="dxa"/>
+            <w:tcBorders>
+              <w:top w:val="single" w:sz="4" w:space="0" w:color="auto"/>
+              <w:left w:val="single" w:sz="4" w:space="0" w:color="auto"/>
+              <w:bottom w:val="single" w:sz="4" w:space="0" w:color="auto"/>
+              <w:right w:val="single" w:sz="4" w:space="0" w:color="auto"/>
+            </w:tcBorders>
+            <w:hideMark/>
+          </w:tcPr>
+          <w:p>
+            <w:pPr>
+              <w:rPr>
+                <w:rFonts w:eastAsia="MS Mincho"/>
+              </w:rPr>
+            </w:pPr>
+            <w:r>
+              <w:rPr>
+                <w:rFonts w:eastAsia="MS Mincho"/>
+              </w:rPr>
+              <w:t>Image, speech, NLP</w:t>
+            </w:r>
+          </w:p>
+        </w:tc>
+      </w:tr>
+    </w:tbl>
+    <w:p>
+      <w:pPr>
+        <w:keepNext/>
+        <w:keepLines/>
+        <w:spacing w:before="480" w:after="0"/>
+        <w:outlineLvl w:val="0"/>
+        <w:rPr>
+          <w:rFonts w:eastAsia="MS Gothic" w:cs="Times New Roman"/>
+          <w:b/>
+          <w:bCs/>
+          <w:color w:val="365F91" w:themeColor="accent1" w:themeShade="BF"/>
+          <w:sz w:val="28"/>
+          <w:szCs w:val="28"/>
+        </w:rPr>
+      </w:pPr>
+      <w:r>
+        <w:rPr>
+          <w:rFonts w:eastAsia="MS Gothic" w:cs="Times New Roman"/>
+          <w:b/>
+          <w:bCs/>
+          <w:color w:val="365F91" w:themeColor="accent1" w:themeShade="BF"/>
+          <w:sz w:val="28"/>
+          <w:szCs w:val="28"/>
+        </w:rPr>
+        <w:t>31. PCA vs Neural Network</w:t>
+      </w:r>
+    </w:p>
+    <w:tbl>
+      <w:tblPr>
+        <w:tblStyle w:val="TableGrid1"/>
+        <w:tblW w:w="0" w:type="auto"/>
+        <w:tblInd w:w="0" w:type="dxa"/>
+        <w:tblLook w:val="04A0" w:firstRow="1" w:lastRow="0" w:firstColumn="1" w:lastColumn="0" w:noHBand="0" w:noVBand="1"/>
+      </w:tblPr>
+      <w:tblGrid>
+        <w:gridCol w:w="2875"/>
+        <w:gridCol w:w="2879"/>
+        <w:gridCol w:w="2876"/>
+      </w:tblGrid>
+      <w:tr>
+        <w:tc>
+          <w:tcPr>
+            <w:tcW w:w="2880" w:type="dxa"/>
+            <w:tcBorders>
+              <w:top w:val="single" w:sz="4" w:space="0" w:color="auto"/>
+              <w:left w:val="single" w:sz="4" w:space="0" w:color="auto"/>
+              <w:bottom w:val="single" w:sz="4" w:space="0" w:color="auto"/>
+              <w:right w:val="single" w:sz="4" w:space="0" w:color="auto"/>
+            </w:tcBorders>
+            <w:hideMark/>
+          </w:tcPr>
+          <w:p>
+            <w:pPr>
+              <w:rPr>
+                <w:rFonts w:eastAsia="MS Mincho"/>
+              </w:rPr>
+            </w:pPr>
+            <w:r>
+              <w:rPr>
+                <w:rFonts w:eastAsia="MS Mincho"/>
+              </w:rPr>
+              <w:t>Aspect</w:t>
+            </w:r>
+          </w:p>
+        </w:tc>
+        <w:tc>
+          <w:tcPr>
+            <w:tcW w:w="2880" w:type="dxa"/>
+            <w:tcBorders>
+              <w:top w:val="single" w:sz="4" w:space="0" w:color="auto"/>
+              <w:left w:val="single" w:sz="4" w:space="0" w:color="auto"/>
+              <w:bottom w:val="single" w:sz="4" w:space="0" w:color="auto"/>
+              <w:right w:val="single" w:sz="4" w:space="0" w:color="auto"/>
+            </w:tcBorders>
+            <w:hideMark/>
+          </w:tcPr>
+          <w:p>
+            <w:pPr>
+              <w:rPr>
+                <w:rFonts w:eastAsia="MS Mincho"/>
+              </w:rPr>
+            </w:pPr>
+            <w:r>
+              <w:rPr>
+                <w:rFonts w:eastAsia="MS Mincho"/>
+              </w:rPr>
+              <w:t>PCA</w:t>
+            </w:r>
+          </w:p>
+        </w:tc>
+        <w:tc>
+          <w:tcPr>
+            <w:tcW w:w="2880" w:type="dxa"/>
+            <w:tcBorders>
+              <w:top w:val="single" w:sz="4" w:space="0" w:color="auto"/>
+              <w:left w:val="single" w:sz="4" w:space="0" w:color="auto"/>
+              <w:bottom w:val="single" w:sz="4" w:space="0" w:color="auto"/>
+              <w:right w:val="single" w:sz="4" w:space="0" w:color="auto"/>
+            </w:tcBorders>
+            <w:hideMark/>
+          </w:tcPr>
+          <w:p>
+            <w:pPr>
+              <w:rPr>
+                <w:rFonts w:eastAsia="MS Mincho"/>
+              </w:rPr>
+            </w:pPr>
+            <w:r>
+              <w:rPr>
+                <w:rFonts w:eastAsia="MS Mincho"/>
+              </w:rPr>
+              <w:t>Neural Network</w:t>
+            </w:r>
+          </w:p>
+        </w:tc>
+      </w:tr>
+      <w:tr>
+        <w:tc>
+          <w:tcPr>
+            <w:tcW w:w="2880" w:type="dxa"/>
+            <w:tcBorders>
+              <w:top w:val="single" w:sz="4" w:space="0" w:color="auto"/>
+              <w:left w:val="single" w:sz="4" w:space="0" w:color="auto"/>
+              <w:bottom w:val="single" w:sz="4" w:space="0" w:color="auto"/>
+              <w:right w:val="single" w:sz="4" w:space="0" w:color="auto"/>
+            </w:tcBorders>
+            <w:hideMark/>
+          </w:tcPr>
+          <w:p>
+            <w:pPr>
+              <w:rPr>
+                <w:rFonts w:eastAsia="MS Mincho"/>
+              </w:rPr>
+            </w:pPr>
+            <w:r>
+              <w:rPr>
+                <w:rFonts w:eastAsia="MS Mincho"/>
+              </w:rPr>
+              <w:t>Learning</w:t>
+            </w:r>
+          </w:p>
+        </w:tc>
+        <w:tc>
+          <w:tcPr>
+            <w:tcW w:w="2880" w:type="dxa"/>
+            <w:tcBorders>
+              <w:top w:val="single" w:sz="4" w:space="0" w:color="auto"/>
+              <w:left w:val="single" w:sz="4" w:space="0" w:color="auto"/>
+              <w:bottom w:val="single" w:sz="4" w:space="0" w:color="auto"/>
+              <w:right w:val="single" w:sz="4" w:space="0" w:color="auto"/>
+            </w:tcBorders>
+            <w:hideMark/>
+          </w:tcPr>
+          <w:p>
+            <w:pPr>
+              <w:rPr>
+                <w:rFonts w:eastAsia="MS Mincho"/>
+              </w:rPr>
+            </w:pPr>
+            <w:r>
+              <w:rPr>
+                <w:rFonts w:eastAsia="MS Mincho"/>
+              </w:rPr>
+              <w:t>Unsupervised</w:t>
+            </w:r>
+          </w:p>
+        </w:tc>
+        <w:tc>
+          <w:tcPr>
+            <w:tcW w:w="2880" w:type="dxa"/>
+            <w:tcBorders>
+              <w:top w:val="single" w:sz="4" w:space="0" w:color="auto"/>
+              <w:left w:val="single" w:sz="4" w:space="0" w:color="auto"/>
+              <w:bottom w:val="single" w:sz="4" w:space="0" w:color="auto"/>
+              <w:right w:val="single" w:sz="4" w:space="0" w:color="auto"/>
+            </w:tcBorders>
+            <w:hideMark/>
+          </w:tcPr>
+          <w:p>
+            <w:pPr>
+              <w:rPr>
+                <w:rFonts w:eastAsia="MS Mincho"/>
+              </w:rPr>
+            </w:pPr>
+            <w:r>
+              <w:rPr>
+                <w:rFonts w:eastAsia="MS Mincho"/>
+              </w:rPr>
+              <w:t>Supervised in this lecture</w:t>
+            </w:r>
+          </w:p>
+        </w:tc>
+      </w:tr>
+      <w:tr>
+        <w:tc>
+          <w:tcPr>
+            <w:tcW w:w="2880" w:type="dxa"/>
+            <w:tcBorders>
+              <w:top w:val="single" w:sz="4" w:space="0" w:color="auto"/>
+              <w:left w:val="single" w:sz="4" w:space="0" w:color="auto"/>
+              <w:bottom w:val="single" w:sz="4" w:space="0" w:color="auto"/>
+              <w:right w:val="single" w:sz="4" w:space="0" w:color="auto"/>
+            </w:tcBorders>
+            <w:hideMark/>
+          </w:tcPr>
+          <w:p>
+            <w:pPr>
+              <w:rPr>
+                <w:rFonts w:eastAsia="MS Mincho"/>
+              </w:rPr>
+            </w:pPr>
+            <w:r>
+              <w:rPr>
+                <w:rFonts w:eastAsia="MS Mincho"/>
+              </w:rPr>
+              <w:t>Goal</w:t>
+            </w:r>
+          </w:p>
+        </w:tc>
+        <w:tc>
+          <w:tcPr>
+            <w:tcW w:w="2880" w:type="dxa"/>
+            <w:tcBorders>
+              <w:top w:val="single" w:sz="4" w:space="0" w:color="auto"/>
+              <w:left w:val="single" w:sz="4" w:space="0" w:color="auto"/>
+              <w:bottom w:val="single" w:sz="4" w:space="0" w:color="auto"/>
+              <w:right w:val="single" w:sz="4" w:space="0" w:color="auto"/>
+            </w:tcBorders>
+            <w:hideMark/>
+          </w:tcPr>
+          <w:p>
+            <w:pPr>
+              <w:rPr>
+                <w:rFonts w:eastAsia="MS Mincho"/>
+              </w:rPr>
+            </w:pPr>
+            <w:r>
+              <w:rPr>
+                <w:rFonts w:eastAsia="MS Mincho"/>
+              </w:rPr>
+              <w:t>Dimensionality reduction / representation</w:t>
+            </w:r>
+          </w:p>
+        </w:tc>
+        <w:tc>
+          <w:tcPr>
+            <w:tcW w:w="2880" w:type="dxa"/>
+            <w:tcBorders>
+              <w:top w:val="single" w:sz="4" w:space="0" w:color="auto"/>
+              <w:left w:val="single" w:sz="4" w:space="0" w:color="auto"/>
+              <w:bottom w:val="single" w:sz="4" w:space="0" w:color="auto"/>
+              <w:right w:val="single" w:sz="4" w:space="0" w:color="auto"/>
+            </w:tcBorders>
+            <w:hideMark/>
+          </w:tcPr>
+          <w:p>
+            <w:pPr>
+              <w:rPr>
+                <w:rFonts w:eastAsia="MS Mincho"/>
+              </w:rPr>
+            </w:pPr>
+            <w:r>
+              <w:rPr>
+                <w:rFonts w:eastAsia="MS Mincho"/>
+              </w:rPr>
+              <w:t>Prediction using learned representation</w:t>
+            </w:r>
+          </w:p>
+        </w:tc>
+      </w:tr>
+      <w:tr>
+        <w:tc>
+          <w:tcPr>
+            <w:tcW w:w="2880" w:type="dxa"/>
+            <w:tcBorders>
+              <w:top w:val="single" w:sz="4" w:space="0" w:color="auto"/>
+              <w:left w:val="single" w:sz="4" w:space="0" w:color="auto"/>
+              <w:bottom w:val="single" w:sz="4" w:space="0" w:color="auto"/>
+              <w:right w:val="single" w:sz="4" w:space="0" w:color="auto"/>
+            </w:tcBorders>
+            <w:hideMark/>
+          </w:tcPr>
+          <w:p>
+            <w:pPr>
+              <w:rPr>
+                <w:rFonts w:eastAsia="MS Mincho"/>
+              </w:rPr>
+            </w:pPr>
+            <w:r>
+              <w:rPr>
+                <w:rFonts w:eastAsia="MS Mincho"/>
+              </w:rPr>
+              <w:t>Core idea</w:t>
+            </w:r>
+          </w:p>
+        </w:tc>
+        <w:tc>
+          <w:tcPr>
+            <w:tcW w:w="2880" w:type="dxa"/>
+            <w:tcBorders>
+              <w:top w:val="single" w:sz="4" w:space="0" w:color="auto"/>
+              <w:left w:val="single" w:sz="4" w:space="0" w:color="auto"/>
+              <w:bottom w:val="single" w:sz="4" w:space="0" w:color="auto"/>
+              <w:right w:val="single" w:sz="4" w:space="0" w:color="auto"/>
+            </w:tcBorders>
+            <w:hideMark/>
+          </w:tcPr>
+          <w:p>
+            <w:pPr>
+              <w:rPr>
+                <w:rFonts w:eastAsia="MS Mincho"/>
+              </w:rPr>
+            </w:pPr>
+            <w:r>
+              <w:rPr>
+                <w:rFonts w:eastAsia="MS Mincho"/>
+              </w:rPr>
+              <w:t>Variance-maximizing directions</w:t>
+            </w:r>
+          </w:p>
+        </w:tc>
+        <w:tc>
+          <w:tcPr>
+            <w:tcW w:w="2880" w:type="dxa"/>
+            <w:tcBorders>
+              <w:top w:val="single" w:sz="4" w:space="0" w:color="auto"/>
+              <w:left w:val="single" w:sz="4" w:space="0" w:color="auto"/>
+              <w:bottom w:val="single" w:sz="4" w:space="0" w:color="auto"/>
+              <w:right w:val="single" w:sz="4" w:space="0" w:color="auto"/>
+            </w:tcBorders>
+            <w:hideMark/>
+          </w:tcPr>
+          <w:p>
+            <w:pPr>
+              <w:rPr>
+                <w:rFonts w:eastAsia="MS Mincho"/>
+              </w:rPr>
+            </w:pPr>
+            <w:r>
+              <w:rPr>
+                <w:rFonts w:eastAsia="MS Mincho"/>
+              </w:rPr>
+              <w:t>Weights + nonlinear activations learned from data</w:t>
+            </w:r>
+          </w:p>
+        </w:tc>
+      </w:tr>
+      <w:tr>
+        <w:tc>
+          <w:tcPr>
+            <w:tcW w:w="2880" w:type="dxa"/>
+            <w:tcBorders>
+              <w:top w:val="single" w:sz="4" w:space="0" w:color="auto"/>
+              <w:left w:val="single" w:sz="4" w:space="0" w:color="auto"/>
+              <w:bottom w:val="single" w:sz="4" w:space="0" w:color="auto"/>
+              <w:right w:val="single" w:sz="4" w:space="0" w:color="auto"/>
+            </w:tcBorders>
+            <w:hideMark/>
+          </w:tcPr>
+          <w:p>
+            <w:pPr>
+              <w:rPr>
+                <w:rFonts w:eastAsia="MS Mincho"/>
+              </w:rPr>
+            </w:pPr>
+            <w:r>
+              <w:rPr>
+                <w:rFonts w:eastAsia="MS Mincho"/>
+              </w:rPr>
+              <w:t>Key mathematics</w:t>
+            </w:r>
+          </w:p>
+        </w:tc>
+        <w:tc>
+          <w:tcPr>
+            <w:tcW w:w="2880" w:type="dxa"/>
+            <w:tcBorders>
+              <w:top w:val="single" w:sz="4" w:space="0" w:color="auto"/>
+              <w:left w:val="single" w:sz="4" w:space="0" w:color="auto"/>
+              <w:bottom w:val="single" w:sz="4" w:space="0" w:color="auto"/>
+              <w:right w:val="single" w:sz="4" w:space="0" w:color="auto"/>
+            </w:tcBorders>
+            <w:hideMark/>
+          </w:tcPr>
+          <w:p>
+            <w:pPr>
+              <w:rPr>
+                <w:rFonts w:eastAsia="MS Mincho"/>
+              </w:rPr>
+            </w:pPr>
+            <w:r>
+              <w:rPr>
+                <w:rFonts w:eastAsia="MS Mincho"/>
+              </w:rPr>
+              <w:t>Eigenvalues/eigenvectors</w:t>
+            </w:r>
+          </w:p>
+        </w:tc>
+        <w:tc>
+          <w:tcPr>
+            <w:tcW w:w="2880" w:type="dxa"/>
+            <w:tcBorders>
+              <w:top w:val="single" w:sz="4" w:space="0" w:color="auto"/>
+              <w:left w:val="single" w:sz="4" w:space="0" w:color="auto"/>
+              <w:bottom w:val="single" w:sz="4" w:space="0" w:color="auto"/>
+              <w:right w:val="single" w:sz="4" w:space="0" w:color="auto"/>
+            </w:tcBorders>
+            <w:hideMark/>
+          </w:tcPr>
+          <w:p>
+            <w:pPr>
+              <w:rPr>
+                <w:rFonts w:eastAsia="MS Mincho"/>
+              </w:rPr>
+            </w:pPr>
+            <w:r>
+              <w:rPr>
+                <w:rFonts w:eastAsia="MS Mincho"/>
+              </w:rPr>
+              <w:t>Backpropagation + gradient descent</w:t>
+            </w:r>
+          </w:p>
+        </w:tc>
+      </w:tr>
+    </w:tbl>
+    <w:p>
+      <w:pPr>
+        <w:keepNext/>
+        <w:keepLines/>
+        <w:spacing w:before="480" w:after="0"/>
+        <w:outlineLvl w:val="0"/>
+        <w:rPr>
+          <w:rFonts w:eastAsia="MS Gothic" w:cs="Times New Roman"/>
+          <w:b/>
+          <w:bCs/>
+          <w:color w:val="365F91" w:themeColor="accent1" w:themeShade="BF"/>
+          <w:sz w:val="28"/>
+          <w:szCs w:val="28"/>
+        </w:rPr>
+      </w:pPr>
+      <w:r>
+        <w:rPr>
+          <w:rFonts w:eastAsia="MS Gothic" w:cs="Times New Roman"/>
+          <w:b/>
+          <w:bCs/>
+          <w:color w:val="365F91" w:themeColor="accent1" w:themeShade="BF"/>
+          <w:sz w:val="28"/>
+          <w:szCs w:val="28"/>
+        </w:rPr>
+        <w:t>32. High-Value MCQ Traps</w:t>
+      </w:r>
+    </w:p>
+    <w:p>
+      <w:pPr>
+        <w:tabs>
+          <w:tab w:val="num" w:pos="360"/>
+        </w:tabs>
+        <w:ind w:left="360" w:hanging="360"/>
+        <w:contextualSpacing/>
+        <w:rPr>
+          <w:rFonts w:eastAsia="MS Mincho" w:cs="Times New Roman"/>
+        </w:rPr>
+      </w:pPr>
+      <w:r>
+        <w:rPr>
+          <w:rFonts w:eastAsia="MS Mincho" w:cs="Times New Roman"/>
+        </w:rPr>
+        <w:t>MLP is a supervised feed-forward neural network.</w:t>
+      </w:r>
+    </w:p>
+    <w:p>
+      <w:pPr>
+        <w:tabs>
+          <w:tab w:val="num" w:pos="360"/>
+        </w:tabs>
+        <w:ind w:left="360" w:hanging="360"/>
+        <w:contextualSpacing/>
+        <w:rPr>
+          <w:rFonts w:eastAsia="MS Mincho" w:cs="Times New Roman"/>
+        </w:rPr>
+      </w:pPr>
+      <w:r>
+        <w:rPr>
+          <w:rFonts w:eastAsia="MS Mincho" w:cs="Times New Roman"/>
+        </w:rPr>
+        <w:t>Perceptron is a single-layer neural network.</w:t>
+      </w:r>
+    </w:p>
+    <w:p>
+      <w:pPr>
+        <w:tabs>
+          <w:tab w:val="num" w:pos="360"/>
+        </w:tabs>
+        <w:ind w:left="360" w:hanging="360"/>
+        <w:contextualSpacing/>
+        <w:rPr>
+          <w:rFonts w:eastAsia="MS Mincho" w:cs="Times New Roman"/>
+        </w:rPr>
+      </w:pPr>
+      <w:r>
+        <w:rPr>
+          <w:rFonts w:eastAsia="MS Mincho" w:cs="Times New Roman"/>
+        </w:rPr>
+        <w:t>A perceptron cannot model nonlinear decision boundaries.</w:t>
+      </w:r>
+    </w:p>
+    <w:p>
+      <w:pPr>
+        <w:tabs>
+          <w:tab w:val="num" w:pos="360"/>
+        </w:tabs>
+        <w:ind w:left="360" w:hanging="360"/>
+        <w:contextualSpacing/>
+        <w:rPr>
+          <w:rFonts w:eastAsia="MS Mincho" w:cs="Times New Roman"/>
+        </w:rPr>
+      </w:pPr>
+      <w:r>
+        <w:rPr>
+          <w:rFonts w:eastAsia="MS Mincho" w:cs="Times New Roman"/>
+        </w:rPr>
+        <w:lastRenderedPageBreak/>
+        <w:t>Input neurons = number of input features.</w:t>
+      </w:r>
+    </w:p>
+    <w:p>
+      <w:pPr>
+        <w:tabs>
+          <w:tab w:val="num" w:pos="360"/>
+        </w:tabs>
+        <w:ind w:left="360" w:hanging="360"/>
+        <w:contextualSpacing/>
+        <w:rPr>
+          <w:rFonts w:eastAsia="MS Mincho" w:cs="Times New Roman"/>
+        </w:rPr>
+      </w:pPr>
+      <w:r>
+        <w:rPr>
+          <w:rFonts w:eastAsia="MS Mincho" w:cs="Times New Roman"/>
+        </w:rPr>
+        <w:t>Output neurons depend on the task.</w:t>
+      </w:r>
+    </w:p>
+    <w:p>
+      <w:pPr>
+        <w:tabs>
+          <w:tab w:val="num" w:pos="360"/>
+        </w:tabs>
+        <w:ind w:left="360" w:hanging="360"/>
+        <w:contextualSpacing/>
+        <w:rPr>
+          <w:rFonts w:eastAsia="MS Mincho" w:cs="Times New Roman"/>
+        </w:rPr>
+      </w:pPr>
+      <w:r>
+        <w:rPr>
+          <w:rFonts w:eastAsia="MS Mincho" w:cs="Times New Roman"/>
+        </w:rPr>
+        <w:t>A neuron computes weighted sum + bias before activation.</w:t>
+      </w:r>
+    </w:p>
+    <w:p>
+      <w:pPr>
+        <w:tabs>
+          <w:tab w:val="num" w:pos="360"/>
+        </w:tabs>
+        <w:ind w:left="360" w:hanging="360"/>
+        <w:contextualSpacing/>
+        <w:rPr>
+          <w:rFonts w:eastAsia="MS Mincho" w:cs="Times New Roman"/>
+        </w:rPr>
+      </w:pPr>
+      <w:r>
+        <w:rPr>
+          <w:rFonts w:eastAsia="MS Mincho" w:cs="Times New Roman"/>
+        </w:rPr>
+        <w:t>Without nonlinear activation, a deep network is still equivalent to a linear model.</w:t>
+      </w:r>
+    </w:p>
+    <w:p>
+      <w:pPr>
+        <w:tabs>
+          <w:tab w:val="num" w:pos="360"/>
+        </w:tabs>
+        <w:ind w:left="360" w:hanging="360"/>
+        <w:contextualSpacing/>
+        <w:rPr>
+          <w:rFonts w:eastAsia="MS Mincho" w:cs="Times New Roman"/>
+        </w:rPr>
+      </w:pPr>
+      <w:r>
+        <w:rPr>
+          <w:rFonts w:eastAsia="MS Mincho" w:cs="Times New Roman"/>
+        </w:rPr>
+        <w:t>Sigmoid range = 0 to 1.</w:t>
+      </w:r>
+    </w:p>
+    <w:p>
+      <w:pPr>
+        <w:tabs>
+          <w:tab w:val="num" w:pos="360"/>
+        </w:tabs>
+        <w:ind w:left="360" w:hanging="360"/>
+        <w:contextualSpacing/>
+        <w:rPr>
+          <w:rFonts w:eastAsia="MS Mincho" w:cs="Times New Roman"/>
+        </w:rPr>
+      </w:pPr>
+      <w:r>
+        <w:rPr>
+          <w:rFonts w:eastAsia="MS Mincho" w:cs="Times New Roman"/>
+        </w:rPr>
+        <w:t>Tanh range = −1 to +1 and is zero-centered.</w:t>
+      </w:r>
+    </w:p>
+    <w:p>
+      <w:pPr>
+        <w:tabs>
+          <w:tab w:val="num" w:pos="360"/>
+        </w:tabs>
+        <w:ind w:left="360" w:hanging="360"/>
+        <w:contextualSpacing/>
+        <w:rPr>
+          <w:rFonts w:eastAsia="MS Mincho" w:cs="Times New Roman"/>
+        </w:rPr>
+      </w:pPr>
+      <w:r>
+        <w:rPr>
+          <w:rFonts w:eastAsia="MS Mincho" w:cs="Times New Roman"/>
+        </w:rPr>
+        <w:t>Sigmoid and tanh can suffer gradient saturation.</w:t>
+      </w:r>
+    </w:p>
+    <w:p>
+      <w:pPr>
+        <w:tabs>
+          <w:tab w:val="num" w:pos="360"/>
+        </w:tabs>
+        <w:ind w:left="360" w:hanging="360"/>
+        <w:contextualSpacing/>
+        <w:rPr>
+          <w:rFonts w:eastAsia="MS Mincho" w:cs="Times New Roman"/>
+        </w:rPr>
+      </w:pPr>
+      <w:r>
+        <w:rPr>
+          <w:rFonts w:eastAsia="MS Mincho" w:cs="Times New Roman"/>
+        </w:rPr>
+        <w:t>ReLU(z) = max(0,z).</w:t>
+      </w:r>
+    </w:p>
+    <w:p>
+      <w:pPr>
+        <w:tabs>
+          <w:tab w:val="num" w:pos="360"/>
+        </w:tabs>
+        <w:ind w:left="360" w:hanging="360"/>
+        <w:contextualSpacing/>
+        <w:rPr>
+          <w:rFonts w:eastAsia="MS Mincho" w:cs="Times New Roman"/>
+        </w:rPr>
+      </w:pPr>
+      <w:r>
+        <w:rPr>
+          <w:rFonts w:eastAsia="MS Mincho" w:cs="Times New Roman"/>
+        </w:rPr>
+        <w:t>Dying ReLU is related to zero gradients in the negative region.</w:t>
+      </w:r>
+    </w:p>
+    <w:p>
+      <w:pPr>
+        <w:tabs>
+          <w:tab w:val="num" w:pos="360"/>
+        </w:tabs>
+        <w:ind w:left="360" w:hanging="360"/>
+        <w:contextualSpacing/>
+        <w:rPr>
+          <w:rFonts w:eastAsia="MS Mincho" w:cs="Times New Roman"/>
+        </w:rPr>
+      </w:pPr>
+      <w:r>
+        <w:rPr>
+          <w:rFonts w:eastAsia="MS Mincho" w:cs="Times New Roman"/>
+        </w:rPr>
+        <w:t>Leaky ReLU retains a small negative-side slope.</w:t>
+      </w:r>
+    </w:p>
+    <w:p>
+      <w:pPr>
+        <w:tabs>
+          <w:tab w:val="num" w:pos="360"/>
+        </w:tabs>
+        <w:ind w:left="360" w:hanging="360"/>
+        <w:contextualSpacing/>
+        <w:rPr>
+          <w:rFonts w:eastAsia="MS Mincho" w:cs="Times New Roman"/>
+        </w:rPr>
+      </w:pPr>
+      <w:r>
+        <w:rPr>
+          <w:rFonts w:eastAsia="MS Mincho" w:cs="Times New Roman"/>
+        </w:rPr>
+        <w:t>Softmax is used for multiclass output.</w:t>
+      </w:r>
+    </w:p>
+    <w:p>
+      <w:pPr>
+        <w:tabs>
+          <w:tab w:val="num" w:pos="360"/>
+        </w:tabs>
+        <w:ind w:left="360" w:hanging="360"/>
+        <w:contextualSpacing/>
+        <w:rPr>
+          <w:rFonts w:eastAsia="MS Mincho" w:cs="Times New Roman"/>
+        </w:rPr>
+      </w:pPr>
+      <w:r>
+        <w:rPr>
+          <w:rFonts w:eastAsia="MS Mincho" w:cs="Times New Roman"/>
+        </w:rPr>
+        <w:t>Multiclass → Softmax; multilabel → separate Sigmoid outputs.</w:t>
+      </w:r>
+    </w:p>
+    <w:p>
+      <w:pPr>
+        <w:tabs>
+          <w:tab w:val="num" w:pos="360"/>
+        </w:tabs>
+        <w:ind w:left="360" w:hanging="360"/>
+        <w:contextualSpacing/>
+        <w:rPr>
+          <w:rFonts w:eastAsia="MS Mincho" w:cs="Times New Roman"/>
+        </w:rPr>
+      </w:pPr>
+      <w:r>
+        <w:rPr>
+          <w:rFonts w:eastAsia="MS Mincho" w:cs="Times New Roman"/>
+        </w:rPr>
+        <w:t>Backpropagation uses the chain rule to calculate gradients.</w:t>
+      </w:r>
+    </w:p>
+    <w:p>
+      <w:pPr>
+        <w:tabs>
+          <w:tab w:val="num" w:pos="360"/>
+        </w:tabs>
+        <w:ind w:left="360" w:hanging="360"/>
+        <w:contextualSpacing/>
+        <w:rPr>
+          <w:rFonts w:eastAsia="MS Mincho" w:cs="Times New Roman"/>
+        </w:rPr>
+      </w:pPr>
+      <w:r>
+        <w:rPr>
+          <w:rFonts w:eastAsia="MS Mincho" w:cs="Times New Roman"/>
+        </w:rPr>
+        <w:t>Forward pass calculates prediction; backward pass calculates gradients.</w:t>
+      </w:r>
+    </w:p>
+    <w:p>
+      <w:pPr>
+        <w:tabs>
+          <w:tab w:val="num" w:pos="360"/>
+        </w:tabs>
+        <w:ind w:left="360" w:hanging="360"/>
+        <w:contextualSpacing/>
+        <w:rPr>
+          <w:rFonts w:eastAsia="MS Mincho" w:cs="Times New Roman"/>
+        </w:rPr>
+      </w:pPr>
+      <w:r>
+        <w:rPr>
+          <w:rFonts w:eastAsia="MS Mincho" w:cs="Times New Roman"/>
+        </w:rPr>
+        <w:t>Gradient descent updates parameters to reduce loss.</w:t>
+      </w:r>
+    </w:p>
+    <w:p>
+      <w:pPr>
+        <w:tabs>
+          <w:tab w:val="num" w:pos="360"/>
+        </w:tabs>
+        <w:ind w:left="360" w:hanging="360"/>
+        <w:contextualSpacing/>
+        <w:rPr>
+          <w:rFonts w:eastAsia="MS Mincho" w:cs="Times New Roman"/>
+        </w:rPr>
+      </w:pPr>
+      <w:r>
+        <w:rPr>
+          <w:rFonts w:eastAsia="MS Mincho" w:cs="Times New Roman"/>
+        </w:rPr>
+        <w:t>Neural networks can learn feature representations in hidden layers.</w:t>
+      </w:r>
+    </w:p>
+    <w:p>
+      <w:pPr>
+        <w:keepNext/>
+        <w:keepLines/>
+        <w:spacing w:before="480" w:after="0"/>
+        <w:outlineLvl w:val="0"/>
+        <w:rPr>
+          <w:rFonts w:eastAsia="MS Gothic" w:cs="Times New Roman"/>
+          <w:b/>
+          <w:bCs/>
+          <w:color w:val="365F91" w:themeColor="accent1" w:themeShade="BF"/>
+          <w:sz w:val="28"/>
+          <w:szCs w:val="28"/>
+        </w:rPr>
+      </w:pPr>
+      <w:r>
+        <w:rPr>
+          <w:rFonts w:eastAsia="MS Gothic" w:cs="Times New Roman"/>
+          <w:b/>
+          <w:bCs/>
+          <w:color w:val="365F91" w:themeColor="accent1" w:themeShade="BF"/>
+          <w:sz w:val="28"/>
+          <w:szCs w:val="28"/>
+        </w:rPr>
+        <w:t>33. Formula Sheet – Human Readable</w:t>
+      </w:r>
+    </w:p>
+    <w:p>
+      <w:pPr>
+        <w:rPr>
+          <w:rFonts w:eastAsia="MS Mincho" w:cs="Times New Roman"/>
+        </w:rPr>
+      </w:pPr>
+      <w:r>
+        <w:rPr>
+          <w:rFonts w:eastAsia="MS Mincho" w:cs="Times New Roman"/>
+          <w:b/>
+        </w:rPr>
+        <w:t>Linear neuron: z = wᵀx + b</w:t>
+      </w:r>
+    </w:p>
+    <w:p>
+      <w:pPr>
+        <w:rPr>
+          <w:rFonts w:eastAsia="MS Mincho" w:cs="Times New Roman"/>
+        </w:rPr>
+      </w:pPr>
+      <w:r>
+        <w:rPr>
+          <w:rFonts w:eastAsia="MS Mincho" w:cs="Times New Roman"/>
+          <w:b/>
+        </w:rPr>
+        <w:t>Hidden activation: h = g(z)</w:t>
+      </w:r>
+    </w:p>
+    <w:p>
+      <w:pPr>
+        <w:rPr>
+          <w:rFonts w:eastAsia="MS Mincho" w:cs="Times New Roman"/>
+        </w:rPr>
+      </w:pPr>
+      <w:r>
+        <w:rPr>
+          <w:rFonts w:eastAsia="MS Mincho" w:cs="Times New Roman"/>
+          <w:b/>
+        </w:rPr>
+        <w:t>One-hidden-layer pre-activation: aₙₖ = Σᵈ wₖd xₙd</w:t>
+      </w:r>
+    </w:p>
+    <w:p>
+      <w:pPr>
+        <w:rPr>
+          <w:rFonts w:eastAsia="MS Mincho" w:cs="Times New Roman"/>
+        </w:rPr>
+      </w:pPr>
+      <w:r>
+        <w:rPr>
+          <w:rFonts w:eastAsia="MS Mincho" w:cs="Times New Roman"/>
+          <w:b/>
+        </w:rPr>
+        <w:t>Output score: sₙ = Σᵏ vₖhₙₖ</w:t>
+      </w:r>
+    </w:p>
+    <w:p>
+      <w:pPr>
+        <w:rPr>
+          <w:rFonts w:eastAsia="MS Mincho" w:cs="Times New Roman"/>
+        </w:rPr>
+      </w:pPr>
+      <w:r>
+        <w:rPr>
+          <w:rFonts w:eastAsia="MS Mincho" w:cs="Times New Roman"/>
+          <w:b/>
+        </w:rPr>
+        <w:t>Prediction: ŷₙ = o(sₙ)</w:t>
+      </w:r>
+    </w:p>
+    <w:p>
+      <w:pPr>
+        <w:rPr>
+          <w:rFonts w:eastAsia="MS Mincho" w:cs="Times New Roman"/>
+        </w:rPr>
+      </w:pPr>
+      <w:r>
+        <w:rPr>
+          <w:rFonts w:eastAsia="MS Mincho" w:cs="Times New Roman"/>
+          <w:b/>
+        </w:rPr>
+        <w:t>Sigmoid: σ(z) = 1 / (1 + e⁻ᶻ)</w:t>
+      </w:r>
+    </w:p>
+    <w:p>
+      <w:pPr>
+        <w:rPr>
+          <w:rFonts w:eastAsia="MS Mincho" w:cs="Times New Roman"/>
+        </w:rPr>
+      </w:pPr>
+      <w:r>
+        <w:rPr>
+          <w:rFonts w:eastAsia="MS Mincho" w:cs="Times New Roman"/>
+          <w:b/>
+        </w:rPr>
+        <w:t>Tanh: tanh(z) = (eᶻ − e⁻ᶻ) / (eᶻ + e⁻ᶻ)</w:t>
+      </w:r>
+    </w:p>
+    <w:p>
+      <w:pPr>
+        <w:rPr>
+          <w:rFonts w:eastAsia="MS Mincho" w:cs="Times New Roman"/>
+        </w:rPr>
+      </w:pPr>
+      <w:r>
+        <w:rPr>
+          <w:rFonts w:eastAsia="MS Mincho" w:cs="Times New Roman"/>
+          <w:b/>
+        </w:rPr>
+        <w:t>ReLU: ReLU(z) = max(0,z)</w:t>
+      </w:r>
+    </w:p>
+    <w:p>
+      <w:pPr>
+        <w:rPr>
+          <w:rFonts w:eastAsia="MS Mincho" w:cs="Times New Roman"/>
+        </w:rPr>
+      </w:pPr>
+      <w:r>
+        <w:rPr>
+          <w:rFonts w:eastAsia="MS Mincho" w:cs="Times New Roman"/>
+          <w:b/>
+        </w:rPr>
+        <w:t>Softmax: Softmax(zᵢ) = eᶻⁱ / Σⱼ eᶻʲ</w:t>
+      </w:r>
+    </w:p>
+    <w:p>
+      <w:pPr>
+        <w:rPr>
+          <w:rFonts w:eastAsia="MS Mincho" w:cs="Times New Roman"/>
+        </w:rPr>
+      </w:pPr>
+      <w:r>
+        <w:rPr>
+          <w:rFonts w:eastAsia="MS Mincho" w:cs="Times New Roman"/>
+          <w:b/>
+        </w:rPr>
+        <w:t>MSE: MSE = (1/n) Σᵢ (yᵢ − ŷᵢ)²</w:t>
+      </w:r>
+    </w:p>
+    <w:p>
+      <w:pPr>
+        <w:rPr>
+          <w:rFonts w:eastAsia="MS Mincho" w:cs="Times New Roman"/>
+        </w:rPr>
+      </w:pPr>
+      <w:r>
+        <w:rPr>
+          <w:rFonts w:eastAsia="MS Mincho" w:cs="Times New Roman"/>
+          <w:b/>
+        </w:rPr>
+        <w:t>Gradient descent: θ_new = θ_old − η × ∂L/∂θ</w:t>
+      </w:r>
+    </w:p>
+    <w:p>
+      <w:pPr>
+        <w:rPr>
+          <w:rFonts w:eastAsia="MS Mincho" w:cs="Times New Roman"/>
+        </w:rPr>
+      </w:pPr>
+      <w:r>
+        <w:rPr>
+          <w:rFonts w:eastAsia="MS Mincho" w:cs="Times New Roman"/>
+          <w:b/>
+        </w:rPr>
+        <w:t>Chain rule: ∂y/∂x = (∂y/∂z) × (∂z/∂x)</w:t>
+      </w:r>
+    </w:p>
+    <w:p>
+      <w:pPr>
+        <w:keepNext/>
+        <w:keepLines/>
+        <w:spacing w:before="480" w:after="0"/>
+        <w:outlineLvl w:val="0"/>
+        <w:rPr>
+          <w:rFonts w:eastAsia="MS Gothic" w:cs="Times New Roman"/>
+          <w:b/>
+          <w:bCs/>
+          <w:color w:val="365F91" w:themeColor="accent1" w:themeShade="BF"/>
+          <w:sz w:val="28"/>
+          <w:szCs w:val="28"/>
+        </w:rPr>
+      </w:pPr>
+      <w:r>
+        <w:rPr>
+          <w:rFonts w:eastAsia="MS Gothic" w:cs="Times New Roman"/>
+          <w:b/>
+          <w:bCs/>
+          <w:color w:val="365F91" w:themeColor="accent1" w:themeShade="BF"/>
+          <w:sz w:val="28"/>
+          <w:szCs w:val="28"/>
+        </w:rPr>
+        <w:lastRenderedPageBreak/>
+        <w:t>34. Final Memory Map</w:t>
+      </w:r>
+    </w:p>
+    <w:p>
+      <w:pPr>
+        <w:rPr>
+          <w:rFonts w:eastAsia="MS Mincho" w:cs="Times New Roman"/>
+        </w:rPr>
+      </w:pPr>
+      <w:r>
+        <w:rPr>
+          <w:rFonts w:eastAsia="MS Mincho" w:cs="Times New Roman"/>
+        </w:rPr>
+        <w:t>LINEAR REGRESSION → LOGISTIC REGRESSION → PERCEPTRON → SVM</w:t>
+      </w:r>
+      <w:r>
+        <w:rPr>
+          <w:rFonts w:eastAsia="MS Mincho" w:cs="Times New Roman"/>
+        </w:rPr>
+        <w:br/>
+        <w:t>↓</w:t>
+      </w:r>
+      <w:r>
+        <w:rPr>
+          <w:rFonts w:eastAsia="MS Mincho" w:cs="Times New Roman"/>
+        </w:rPr>
+        <w:br/>
+        <w:t>Linear decision boundary limitation</w:t>
+      </w:r>
+      <w:r>
+        <w:rPr>
+          <w:rFonts w:eastAsia="MS Mincho" w:cs="Times New Roman"/>
+        </w:rPr>
+        <w:br/>
+        <w:t>↓</w:t>
+      </w:r>
+      <w:r>
+        <w:rPr>
+          <w:rFonts w:eastAsia="MS Mincho" w:cs="Times New Roman"/>
+        </w:rPr>
+        <w:br/>
+        <w:t>MULTILAYER PERCEPTRON</w:t>
+      </w:r>
+      <w:r>
+        <w:rPr>
+          <w:rFonts w:eastAsia="MS Mincho" w:cs="Times New Roman"/>
+        </w:rPr>
+        <w:br/>
+        <w:t>↓</w:t>
+      </w:r>
+      <w:r>
+        <w:rPr>
+          <w:rFonts w:eastAsia="MS Mincho" w:cs="Times New Roman"/>
+        </w:rPr>
+        <w:br/>
+        <w:t>Hidden layers + nonlinear activation</w:t>
+      </w:r>
+      <w:r>
+        <w:rPr>
+          <w:rFonts w:eastAsia="MS Mincho" w:cs="Times New Roman"/>
+        </w:rPr>
+        <w:br/>
+        <w:t>↓</w:t>
+      </w:r>
+      <w:r>
+        <w:rPr>
+          <w:rFonts w:eastAsia="MS Mincho" w:cs="Times New Roman"/>
+        </w:rPr>
+        <w:br/>
+        <w:t>Learned features φ(x)</w:t>
+      </w:r>
+      <w:r>
+        <w:rPr>
+          <w:rFonts w:eastAsia="MS Mincho" w:cs="Times New Roman"/>
+        </w:rPr>
+        <w:br/>
+        <w:t>↓</w:t>
+      </w:r>
+      <w:r>
+        <w:rPr>
+          <w:rFonts w:eastAsia="MS Mincho" w:cs="Times New Roman"/>
+        </w:rPr>
+        <w:br/>
+        <w:t>FORWARD PASS → Prediction → LOSS</w:t>
+      </w:r>
+      <w:r>
+        <w:rPr>
+          <w:rFonts w:eastAsia="MS Mincho" w:cs="Times New Roman"/>
+        </w:rPr>
+        <w:br/>
+        <w:t>↓</w:t>
+      </w:r>
+      <w:r>
+        <w:rPr>
+          <w:rFonts w:eastAsia="MS Mincho" w:cs="Times New Roman"/>
+        </w:rPr>
+        <w:br/>
+        <w:t>BACKPROPAGATION (Chain Rule)</w:t>
+      </w:r>
+      <w:r>
+        <w:rPr>
+          <w:rFonts w:eastAsia="MS Mincho" w:cs="Times New Roman"/>
+        </w:rPr>
+        <w:br/>
+        <w:t>↓</w:t>
+      </w:r>
+      <w:r>
+        <w:rPr>
+          <w:rFonts w:eastAsia="MS Mincho" w:cs="Times New Roman"/>
+        </w:rPr>
+        <w:br/>
+        <w:t>GRADIENTS</w:t>
+      </w:r>
+      <w:r>
+        <w:rPr>
+          <w:rFonts w:eastAsia="MS Mincho" w:cs="Times New Roman"/>
+        </w:rPr>
+        <w:br/>
+        <w:t>↓</w:t>
+      </w:r>
+      <w:r>
+        <w:rPr>
+          <w:rFonts w:eastAsia="MS Mincho" w:cs="Times New Roman"/>
+        </w:rPr>
+        <w:br/>
+        <w:t>GRADIENT DESCENT</w:t>
+      </w:r>
+      <w:r>
+        <w:rPr>
+          <w:rFonts w:eastAsia="MS Mincho" w:cs="Times New Roman"/>
+        </w:rPr>
+        <w:br/>
+        <w:t>↓</w:t>
+      </w:r>
+      <w:r>
+        <w:rPr>
+          <w:rFonts w:eastAsia="MS Mincho" w:cs="Times New Roman"/>
+        </w:rPr>
+        <w:br/>
+        <w:t>Update weights/biases</w:t>
+      </w:r>
+      <w:r>
+        <w:rPr>
+          <w:rFonts w:eastAsia="MS Mincho" w:cs="Times New Roman"/>
+        </w:rPr>
+        <w:br/>
+        <w:t>↓</w:t>
+      </w:r>
+      <w:r>
+        <w:rPr>
+          <w:rFonts w:eastAsia="MS Mincho" w:cs="Times New Roman"/>
+        </w:rPr>
+        <w:br/>
+        <w:t>REPEAT → LEARN</w:t>
+      </w:r>
+    </w:p>
+    <w:p>
+      <w:pPr>
+        <w:keepNext/>
+        <w:keepLines/>
+        <w:spacing w:before="480" w:after="0"/>
+        <w:outlineLvl w:val="0"/>
+        <w:rPr>
+          <w:rFonts w:eastAsia="MS Gothic" w:cs="Times New Roman"/>
+          <w:b/>
+          <w:bCs/>
+          <w:color w:val="365F91" w:themeColor="accent1" w:themeShade="BF"/>
+          <w:sz w:val="28"/>
+          <w:szCs w:val="28"/>
+        </w:rPr>
+      </w:pPr>
+      <w:r>
+        <w:rPr>
+          <w:rFonts w:eastAsia="MS Gothic" w:cs="Times New Roman"/>
+          <w:b/>
+          <w:bCs/>
+          <w:color w:val="365F91" w:themeColor="accent1" w:themeShade="BF"/>
+          <w:sz w:val="28"/>
+          <w:szCs w:val="28"/>
+        </w:rPr>
+        <w:t>35. One-Minute Revision</w:t>
+      </w:r>
+    </w:p>
+    <w:p>
+      <w:pPr>
+        <w:rPr>
+          <w:rFonts w:eastAsia="MS Mincho" w:cs="Times New Roman"/>
+        </w:rPr>
+      </w:pPr>
+      <w:r>
+        <w:rPr>
+          <w:rFonts w:eastAsia="MS Mincho" w:cs="Times New Roman"/>
+        </w:rPr>
+        <w:t>Perceptron = single-layer linear classifier.</w:t>
+      </w:r>
+      <w:r>
+        <w:rPr>
+          <w:rFonts w:eastAsia="MS Mincho" w:cs="Times New Roman"/>
+        </w:rPr>
+        <w:br/>
+        <w:t>MLP = supervised feed-forward neural network.</w:t>
+      </w:r>
+      <w:r>
+        <w:rPr>
+          <w:rFonts w:eastAsia="MS Mincho" w:cs="Times New Roman"/>
+        </w:rPr>
+        <w:br/>
+        <w:t>Hidden layers + nonlinear activation = nonlinear function learning.</w:t>
+      </w:r>
+      <w:r>
+        <w:rPr>
+          <w:rFonts w:eastAsia="MS Mincho" w:cs="Times New Roman"/>
+        </w:rPr>
+        <w:br/>
+        <w:t>Sigmoid = 0 to 1; binary output.</w:t>
+      </w:r>
+      <w:r>
+        <w:rPr>
+          <w:rFonts w:eastAsia="MS Mincho" w:cs="Times New Roman"/>
+        </w:rPr>
+        <w:br/>
+        <w:t>Tanh = −1 to +1; zero-centered.</w:t>
+      </w:r>
+      <w:r>
+        <w:rPr>
+          <w:rFonts w:eastAsia="MS Mincho" w:cs="Times New Roman"/>
+        </w:rPr>
+        <w:br/>
+        <w:t>ReLU = max(0,z); popular and efficient.</w:t>
+      </w:r>
+      <w:r>
+        <w:rPr>
+          <w:rFonts w:eastAsia="MS Mincho" w:cs="Times New Roman"/>
+        </w:rPr>
+        <w:br/>
+        <w:t>Leaky ReLU helps with dying ReLU.</w:t>
+      </w:r>
+      <w:r>
+        <w:rPr>
+          <w:rFonts w:eastAsia="MS Mincho" w:cs="Times New Roman"/>
+        </w:rPr>
+        <w:br/>
+        <w:t>Softmax = multiclass probabilities.</w:t>
+      </w:r>
+      <w:r>
+        <w:rPr>
+          <w:rFonts w:eastAsia="MS Mincho" w:cs="Times New Roman"/>
+        </w:rPr>
+        <w:br/>
+        <w:t>Forward pass = prediction.</w:t>
+      </w:r>
+      <w:r>
+        <w:rPr>
+          <w:rFonts w:eastAsia="MS Mincho" w:cs="Times New Roman"/>
+        </w:rPr>
+        <w:br/>
+        <w:t>Loss = error measure.</w:t>
+      </w:r>
+      <w:r>
+        <w:rPr>
+          <w:rFonts w:eastAsia="MS Mincho" w:cs="Times New Roman"/>
+        </w:rPr>
+        <w:br/>
+        <w:t>Backpropagation = gradient descent using chain rule.</w:t>
+      </w:r>
+      <w:r>
+        <w:rPr>
+          <w:rFonts w:eastAsia="MS Mincho" w:cs="Times New Roman"/>
+        </w:rPr>
+        <w:br/>
+        <w:t>Backward pass = gradients from loss toward earlier layers.</w:t>
+      </w:r>
+      <w:r>
+        <w:rPr>
+          <w:rFonts w:eastAsia="MS Mincho" w:cs="Times New Roman"/>
+        </w:rPr>
+        <w:br/>
+        <w:t>Gradient descent = parameter updates.</w:t>
+      </w:r>
+      <w:r>
+        <w:rPr>
+          <w:rFonts w:eastAsia="MS Mincho" w:cs="Times New Roman"/>
+        </w:rPr>
+        <w:br/>
+        <w:t>Training = Forward → Loss → Backward → Update → Repeat.</w:t>
+      </w:r>
+    </w:p>
+    <w:p>
+      <w:pPr>
+        <w:rPr>
+          <w:rFonts w:eastAsia="MS Mincho" w:cs="Times New Roman"/>
+        </w:rPr>
+      </w:pPr>
+      <w:r>
+        <w:rPr>
+          <w:rFonts w:eastAsia="MS Mincho" w:cs="Times New Roman"/>
+        </w:rPr>
+        <w:lastRenderedPageBreak/>
+        <w:t>Source: Session 6 – Module 2, Lecture 1, Feed Forward Neural Networks and Backpropagation Algorithm, Dr. Kota Srinivas Reddy, IIT Kharagpur. Terminology and examples follow the uploaded lecture; formulas are presented in human-readable notation.</w:t>
+      </w:r>
+    </w:p>
+    <w:p>
+      <w:r>
+        <w:t>Binary     → Sigmoid → BCE</w:t>
+      </w:r>
+    </w:p>
+    <w:p>
+      <w:r>
+        <w:t>Multiclass → Softmax → Categorical CE</w:t>
+      </w:r>
+    </w:p>
+    <w:p>
+      <w:r>
+        <w:t>Multilabel → Sigmoid → BCE</w:t>
+      </w:r>
+    </w:p>
+    <w:p>
+      <w:r>
+        <w:t>Regression → Linear  → MSE</w:t>
+      </w:r>
+    </w:p>
+    <w:p>
+      <w:r>
+        <w:t>Forward pass</w:t>
+      </w:r>
+    </w:p>
+    <w:p>
+      <w:r>
+        <w:t xml:space="preserve"> ↓</w:t>
+      </w:r>
+    </w:p>
+    <w:p>
+      <w:r>
+        <w:t>Loss</w:t>
+      </w:r>
+    </w:p>
+    <w:p>
+      <w:r>
+        <w:t xml:space="preserve"> ↓</w:t>
+      </w:r>
+    </w:p>
+    <w:p>
+      <w:r>
+        <w:t>Backward pass</w:t>
+      </w:r>
+    </w:p>
+    <w:p>
+      <w:r>
+        <w:t xml:space="preserve"> ↓</w:t>
+      </w:r>
+    </w:p>
+    <w:p>
+      <w:r>
+        <w:t>Gradients</w:t>
+      </w:r>
+    </w:p>
+    <w:p>
+      <w:r>
+        <w:t xml:space="preserve"> ↓</w:t>
+      </w:r>
+    </w:p>
+    <w:p>
+      <w:r>
+        <w:t>Gradient descent</w:t>
+      </w:r>
+    </w:p>
+    <w:p>
+      <w:r>
+        <w:t xml:space="preserve"> ↓</w:t>
+      </w:r>
+    </w:p>
+    <w:p>
+      <w:r>
+        <w:t>Update weights</w:t>
+      </w:r>
+    </w:p>
+    <w:p>
+      <w:r>
+        <w:t xml:space="preserve"> ↓</w:t>
+      </w:r>
+    </w:p>
+    <w:p>
+      <w:r>
+        <w:t>Repeat</w:t>
+      </w:r>
+    </w:p>
+    <w:tbl>
+      <w:tblPr>
+        <w:tblW w:w="0" w:type="auto"/>
+        <w:tblCellSpacing w:w="15" w:type="dxa"/>
+        <w:tblCellMar>
+          <w:top w:w="15" w:type="dxa"/>
+          <w:left w:w="15" w:type="dxa"/>
+          <w:bottom w:w="15" w:type="dxa"/>
+          <w:right w:w="15" w:type="dxa"/>
+        </w:tblCellMar>
+        <w:tblLook w:val="04A0" w:firstRow="1" w:lastRow="0" w:firstColumn="1" w:lastColumn="0" w:noHBand="0" w:noVBand="1"/>
+      </w:tblPr>
+      <w:tblGrid>
+        <w:gridCol w:w="2021"/>
+        <w:gridCol w:w="1515"/>
+        <w:gridCol w:w="1676"/>
+        <w:gridCol w:w="2363"/>
+      </w:tblGrid>
+      <w:tr>
+        <w:trPr>
+          <w:tblHeader/>
+          <w:tblCellSpacing w:w="15" w:type="dxa"/>
+        </w:trPr>
+        <w:tc>
+          <w:tcPr>
+            <w:tcW w:w="0" w:type="auto"/>
+            <w:vAlign w:val="center"/>
+            <w:hideMark/>
+          </w:tcPr>
+          <w:p>
+            <w:pPr>
+              <w:rPr>
+                <w:b/>
+                <w:bCs/>
+                <w:lang w:val="en-IN"/>
+              </w:rPr>
+            </w:pPr>
+            <w:r>
+              <w:rPr>
+                <w:b/>
+                <w:bCs/>
+                <w:lang w:val="en-IN"/>
+              </w:rPr>
+              <w:t>Problem</w:t>
+            </w:r>
+          </w:p>
+        </w:tc>
+        <w:tc>
+          <w:tcPr>
+            <w:tcW w:w="0" w:type="auto"/>
+            <w:vAlign w:val="center"/>
+            <w:hideMark/>
+          </w:tcPr>
+          <w:p>
+            <w:pPr>
+              <w:rPr>
+                <w:b/>
+                <w:bCs/>
+                <w:lang w:val="en-IN"/>
+              </w:rPr>
+            </w:pPr>
+            <w:r>
+              <w:rPr>
+                <w:b/>
+                <w:bCs/>
+                <w:lang w:val="en-IN"/>
+              </w:rPr>
+              <w:t>Output neurons</w:t>
+            </w:r>
+          </w:p>
+        </w:tc>
+        <w:tc>
+          <w:tcPr>
+            <w:tcW w:w="0" w:type="auto"/>
+            <w:vAlign w:val="center"/>
+            <w:hideMark/>
+          </w:tcPr>
+          <w:p>
+            <w:pPr>
+              <w:rPr>
+                <w:b/>
+                <w:bCs/>
+                <w:lang w:val="en-IN"/>
+              </w:rPr>
+            </w:pPr>
+            <w:r>
+              <w:rPr>
+                <w:b/>
+                <w:bCs/>
+                <w:lang w:val="en-IN"/>
+              </w:rPr>
+              <w:t>Output activation</w:t>
+            </w:r>
+          </w:p>
+        </w:tc>
+        <w:tc>
+          <w:tcPr>
+            <w:tcW w:w="0" w:type="auto"/>
+            <w:vAlign w:val="center"/>
+            <w:hideMark/>
+          </w:tcPr>
+          <w:p>
+            <w:pPr>
+              <w:rPr>
+                <w:b/>
+                <w:bCs/>
+                <w:lang w:val="en-IN"/>
+              </w:rPr>
+            </w:pPr>
+            <w:r>
+              <w:rPr>
+                <w:b/>
+                <w:bCs/>
+                <w:lang w:val="en-IN"/>
+              </w:rPr>
+              <w:t>Loss</w:t>
+            </w:r>
+          </w:p>
+        </w:tc>
+      </w:tr>
+      <w:tr>
+        <w:trPr>
+          <w:tblCellSpacing w:w="15" w:type="dxa"/>
+        </w:trPr>
+        <w:tc>
+          <w:tcPr>
+            <w:tcW w:w="0" w:type="auto"/>
+            <w:vAlign w:val="center"/>
+            <w:hideMark/>
+          </w:tcPr>
+          <w:p>
+            <w:pPr>
+              <w:rPr>
+                <w:lang w:val="en-IN"/>
+              </w:rPr>
+            </w:pPr>
+            <w:r>
+              <w:rPr>
+                <w:lang w:val="en-IN"/>
+              </w:rPr>
+              <w:t>MNIST digits</w:t>
+            </w:r>
+          </w:p>
+        </w:tc>
+        <w:tc>
+          <w:tcPr>
+            <w:tcW w:w="0" w:type="auto"/>
+            <w:vAlign w:val="center"/>
+            <w:hideMark/>
+          </w:tcPr>
+          <w:p>
+            <w:pPr>
+              <w:rPr>
+                <w:lang w:val="en-IN"/>
+              </w:rPr>
+            </w:pPr>
+            <w:r>
+              <w:rPr>
+                <w:lang w:val="en-IN"/>
+              </w:rPr>
+              <w:t>10</w:t>
+            </w:r>
+          </w:p>
+        </w:tc>
+        <w:tc>
+          <w:tcPr>
+            <w:tcW w:w="0" w:type="auto"/>
+            <w:vAlign w:val="center"/>
+            <w:hideMark/>
+          </w:tcPr>
+          <w:p>
+            <w:pPr>
+              <w:rPr>
+                <w:lang w:val="en-IN"/>
+              </w:rPr>
+            </w:pPr>
+            <w:r>
+              <w:rPr>
+                <w:lang w:val="en-IN"/>
+              </w:rPr>
+              <w:t>Softmax</w:t>
+            </w:r>
+          </w:p>
+        </w:tc>
+        <w:tc>
+          <w:tcPr>
+            <w:tcW w:w="0" w:type="auto"/>
+            <w:vAlign w:val="center"/>
+            <w:hideMark/>
+          </w:tcPr>
+          <w:p>
+            <w:pPr>
+              <w:rPr>
+                <w:lang w:val="en-IN"/>
+              </w:rPr>
+            </w:pPr>
+            <w:r>
+              <w:rPr>
+                <w:lang w:val="en-IN"/>
+              </w:rPr>
+              <w:t>Categorical Cross Entropy</w:t>
+            </w:r>
+          </w:p>
+        </w:tc>
+      </w:tr>
+      <w:tr>
+        <w:trPr>
+          <w:tblCellSpacing w:w="15" w:type="dxa"/>
+        </w:trPr>
+        <w:tc>
+          <w:tcPr>
+            <w:tcW w:w="0" w:type="auto"/>
+            <w:vAlign w:val="center"/>
+            <w:hideMark/>
+          </w:tcPr>
+          <w:p>
+            <w:pPr>
+              <w:rPr>
+                <w:lang w:val="en-IN"/>
+              </w:rPr>
+            </w:pPr>
+            <w:r>
+              <w:rPr>
+                <w:lang w:val="en-IN"/>
+              </w:rPr>
+              <w:t>Spam detection</w:t>
+            </w:r>
+          </w:p>
+        </w:tc>
+        <w:tc>
+          <w:tcPr>
+            <w:tcW w:w="0" w:type="auto"/>
+            <w:vAlign w:val="center"/>
+            <w:hideMark/>
+          </w:tcPr>
+          <w:p>
+            <w:pPr>
+              <w:rPr>
+                <w:lang w:val="en-IN"/>
+              </w:rPr>
+            </w:pPr>
+            <w:r>
+              <w:rPr>
+                <w:lang w:val="en-IN"/>
+              </w:rPr>
+              <w:t>1</w:t>
+            </w:r>
+          </w:p>
+        </w:tc>
+        <w:tc>
+          <w:tcPr>
+            <w:tcW w:w="0" w:type="auto"/>
+            <w:vAlign w:val="center"/>
+            <w:hideMark/>
+          </w:tcPr>
+          <w:p>
+            <w:pPr>
+              <w:rPr>
+                <w:lang w:val="en-IN"/>
+              </w:rPr>
+            </w:pPr>
+            <w:r>
+              <w:rPr>
+                <w:lang w:val="en-IN"/>
+              </w:rPr>
+              <w:t>Sigmoid</w:t>
+            </w:r>
+          </w:p>
+        </w:tc>
+        <w:tc>
+          <w:tcPr>
+            <w:tcW w:w="0" w:type="auto"/>
+            <w:vAlign w:val="center"/>
+            <w:hideMark/>
+          </w:tcPr>
+          <w:p>
+            <w:pPr>
+              <w:rPr>
+                <w:lang w:val="en-IN"/>
+              </w:rPr>
+            </w:pPr>
+            <w:r>
+              <w:rPr>
+                <w:lang w:val="en-IN"/>
+              </w:rPr>
+              <w:t>Binary Cross Entropy</w:t>
+            </w:r>
+          </w:p>
+        </w:tc>
+      </w:tr>
+      <w:tr>
+        <w:trPr>
+          <w:tblCellSpacing w:w="15" w:type="dxa"/>
+        </w:trPr>
+        <w:tc>
+          <w:tcPr>
+            <w:tcW w:w="0" w:type="auto"/>
+            <w:vAlign w:val="center"/>
+            <w:hideMark/>
+          </w:tcPr>
+          <w:p>
+            <w:pPr>
+              <w:rPr>
+                <w:lang w:val="en-IN"/>
+              </w:rPr>
+            </w:pPr>
+            <w:r>
+              <w:rPr>
+                <w:lang w:val="en-IN"/>
+              </w:rPr>
+              <w:t>Image tagging</w:t>
+            </w:r>
+          </w:p>
+        </w:tc>
+        <w:tc>
+          <w:tcPr>
+            <w:tcW w:w="0" w:type="auto"/>
+            <w:vAlign w:val="center"/>
+            <w:hideMark/>
+          </w:tcPr>
+          <w:p>
+            <w:pPr>
+              <w:rPr>
+                <w:lang w:val="en-IN"/>
+              </w:rPr>
+            </w:pPr>
+            <w:r>
+              <w:rPr>
+                <w:lang w:val="en-IN"/>
+              </w:rPr>
+              <w:t>4</w:t>
+            </w:r>
+          </w:p>
+        </w:tc>
+        <w:tc>
+          <w:tcPr>
+            <w:tcW w:w="0" w:type="auto"/>
+            <w:vAlign w:val="center"/>
+            <w:hideMark/>
+          </w:tcPr>
+          <w:p>
+            <w:pPr>
+              <w:rPr>
+                <w:lang w:val="en-IN"/>
+              </w:rPr>
+            </w:pPr>
+            <w:r>
+              <w:rPr>
+                <w:lang w:val="en-IN"/>
+              </w:rPr>
+              <w:t>Sigmoid</w:t>
+            </w:r>
+          </w:p>
+        </w:tc>
+        <w:tc>
+          <w:tcPr>
+            <w:tcW w:w="0" w:type="auto"/>
+            <w:vAlign w:val="center"/>
+            <w:hideMark/>
+          </w:tcPr>
+          <w:p>
+            <w:pPr>
+              <w:rPr>
+                <w:lang w:val="en-IN"/>
+              </w:rPr>
+            </w:pPr>
+            <w:r>
+              <w:rPr>
+                <w:lang w:val="en-IN"/>
+              </w:rPr>
+              <w:t>Binary Cross Entropy</w:t>
+            </w:r>
+          </w:p>
+        </w:tc>
+      </w:tr>
+      <w:tr>
+        <w:trPr>
+          <w:tblCellSpacing w:w="15" w:type="dxa"/>
+        </w:trPr>
+        <w:tc>
+          <w:tcPr>
+            <w:tcW w:w="0" w:type="auto"/>
+            <w:vAlign w:val="center"/>
+            <w:hideMark/>
+          </w:tcPr>
+          <w:p>
+            <w:pPr>
+              <w:rPr>
+                <w:lang w:val="en-IN"/>
+              </w:rPr>
+            </w:pPr>
+            <w:r>
+              <w:rPr>
+                <w:lang w:val="en-IN"/>
+              </w:rPr>
+              <w:t>Stock price prediction</w:t>
+            </w:r>
+          </w:p>
+        </w:tc>
+        <w:tc>
+          <w:tcPr>
+            <w:tcW w:w="0" w:type="auto"/>
+            <w:vAlign w:val="center"/>
+            <w:hideMark/>
+          </w:tcPr>
+          <w:p>
+            <w:pPr>
+              <w:rPr>
+                <w:lang w:val="en-IN"/>
+              </w:rPr>
+            </w:pPr>
+            <w:r>
+              <w:rPr>
+                <w:lang w:val="en-IN"/>
+              </w:rPr>
+              <w:t>1</w:t>
+            </w:r>
+          </w:p>
+        </w:tc>
+        <w:tc>
+          <w:tcPr>
+            <w:tcW w:w="0" w:type="auto"/>
+            <w:vAlign w:val="center"/>
+            <w:hideMark/>
+          </w:tcPr>
+          <w:p>
+            <w:pPr>
+              <w:rPr>
+                <w:lang w:val="en-IN"/>
+              </w:rPr>
+            </w:pPr>
+            <w:r>
+              <w:rPr>
+                <w:lang w:val="en-IN"/>
+              </w:rPr>
+              <w:t>Linear/Identity</w:t>
+            </w:r>
+          </w:p>
+        </w:tc>
+        <w:tc>
+          <w:tcPr>
+            <w:tcW w:w="0" w:type="auto"/>
+            <w:vAlign w:val="center"/>
+            <w:hideMark/>
+          </w:tcPr>
+          <w:p>
+            <w:pPr>
+              <w:rPr>
+                <w:lang w:val="en-IN"/>
+              </w:rPr>
+            </w:pPr>
+            <w:r>
+              <w:rPr>
+                <w:lang w:val="en-IN"/>
+              </w:rPr>
+              <w:t>MSE</w:t>
+            </w:r>
+          </w:p>
+        </w:tc>
+      </w:tr>
+    </w:tbl>
     <w:p/>
+    <w:p>
+      <w:r>
+        <w:rPr>
+          <w:b/>
+        </w:rPr>
+        <w:lastRenderedPageBreak/>
+        <w:t>IIT Kharagpur – Session 7 Exam Notes</w:t>
+      </w:r>
+    </w:p>
+    <w:p>
+      <w:r>
+        <w:rPr>
+          <w:i/>
+        </w:rPr>
+        <w:t>Gradient-Based Optimizers &amp; Regularization | Continuation from Session 6</w:t>
+      </w:r>
+    </w:p>
+    <w:p>
+      <w:pPr>
+        <w:rPr>
+          <w:b/>
+          <w:bCs/>
+        </w:rPr>
+      </w:pPr>
+      <w:r>
+        <w:rPr>
+          <w:b/>
+          <w:bCs/>
+        </w:rPr>
+        <w:t>1. The Story So Far</w:t>
+      </w:r>
+    </w:p>
+    <w:p>
+      <w:r>
+        <w:t>Session 6 gave us the neural-network training loop. The network performs a forward pass, calculates loss, and uses backpropagation to calculate gradients. Session 7 asks two natural questions: (1) Can we update the weights more intelligently? (2) How do we prevent a powerful network from overfitting?</w:t>
+      </w:r>
+    </w:p>
+    <w:p>
+      <w:r>
+        <w:rPr>
+          <w:b/>
+        </w:rPr>
+        <w:t>Neural Network → Forward Pass → Prediction → Loss → Backpropagation → Gradients → Optimizer → Updated Weights</w:t>
+      </w:r>
+    </w:p>
+    <w:p>
+      <w:r>
+        <w:t>Optimization = finding parameter values that minimize or maximize an objective.</w:t>
+      </w:r>
+    </w:p>
+    <w:p>
+      <w:r>
+        <w:t>Regularization = techniques that reduce overfitting and improve generalization.</w:t>
+      </w:r>
+    </w:p>
+    <w:p>
+      <w:pPr>
+        <w:rPr>
+          <w:b/>
+          <w:bCs/>
+        </w:rPr>
+      </w:pPr>
+      <w:r>
+        <w:rPr>
+          <w:b/>
+          <w:bCs/>
+        </w:rPr>
+        <w:t>2. Optimization and Gradient Descent</w:t>
+      </w:r>
+    </w:p>
+    <w:p>
+      <w:r>
+        <w:t>Suppose the loss/objective depends on a parameter w. We want the value that gives the smallest loss.</w:t>
+      </w:r>
+    </w:p>
+    <w:p>
+      <w:r>
+        <w:rPr>
+          <w:b/>
+        </w:rPr>
+        <w:t>Example: f(w) = w² − 2w + 3</w:t>
+      </w:r>
+    </w:p>
+    <w:p>
+      <w:r>
+        <w:rPr>
+          <w:b/>
+        </w:rPr>
+        <w:t>df/dw = 2w − 2</w:t>
+      </w:r>
+    </w:p>
+    <w:p>
+      <w:r>
+        <w:rPr>
+          <w:b/>
+        </w:rPr>
+        <w:t>At the minimum: df/dw = 0 → w = 1</w:t>
+      </w:r>
+    </w:p>
+    <w:p>
+      <w:r>
+        <w:t>Neural networks have many parameters, so we usually use iterative optimization rather than solving everything directly.</w:t>
+      </w:r>
+    </w:p>
+    <w:p>
+      <w:pPr>
+        <w:rPr>
+          <w:b/>
+          <w:bCs/>
+        </w:rPr>
+      </w:pPr>
+      <w:r>
+        <w:rPr>
+          <w:b/>
+          <w:bCs/>
+        </w:rPr>
+        <w:t>3. Gradient Descent – Core Idea</w:t>
+      </w:r>
+    </w:p>
+    <w:p>
+      <w:r>
+        <w:t>The gradient points toward the direction of steepest increase. Therefore, to minimize loss, we move in the opposite direction.</w:t>
+      </w:r>
+    </w:p>
+    <w:p>
+      <w:r>
+        <w:rPr>
+          <w:b/>
+        </w:rPr>
+        <w:t>w(t+1) = w(t) − η × df/dw</w:t>
+      </w:r>
+    </w:p>
+    <w:p>
+      <w:r>
+        <w:rPr>
+          <w:b/>
+        </w:rPr>
+        <w:t xml:space="preserve">Vector form: w(t+1) = w(t) − η × </w:t>
+      </w:r>
+      <w:r>
+        <w:rPr>
+          <w:rFonts w:ascii="Cambria Math" w:hAnsi="Cambria Math" w:cs="Cambria Math"/>
+          <w:b/>
+        </w:rPr>
+        <w:t>∇</w:t>
+      </w:r>
+      <w:r>
+        <w:rPr>
+          <w:b/>
+        </w:rPr>
+        <w:t>f(w(t))</w:t>
+      </w:r>
+    </w:p>
+    <w:p>
+      <w:r>
+        <w:t>η (eta) = learning rate.</w:t>
+      </w:r>
+    </w:p>
+    <w:p>
+      <w:r>
+        <w:t>Large η → large steps; may overshoot or oscillate.</w:t>
+      </w:r>
+    </w:p>
+    <w:p>
+      <w:r>
+        <w:t>Small η → small steps; learning can be slow.</w:t>
+      </w:r>
+    </w:p>
+    <w:p>
+      <w:r>
+        <w:t>Good η → efficient and stable progress.</w:t>
+      </w:r>
+    </w:p>
+    <w:p>
+      <w:r>
+        <w:lastRenderedPageBreak/>
+        <w:t>Gradient = direction information; learning rate = step size.</w:t>
+      </w:r>
+    </w:p>
+    <w:p>
+      <w:pPr>
+        <w:rPr>
+          <w:b/>
+          <w:bCs/>
+        </w:rPr>
+      </w:pPr>
+      <w:r>
+        <w:rPr>
+          <w:b/>
+          <w:bCs/>
+        </w:rPr>
+        <w:t>4. Critical Points, Convex and Non-Convex Functions</w:t>
+      </w:r>
+    </w:p>
+    <w:p>
+      <w:r>
+        <w:t>Critical point: gradient/derivative is zero.</w:t>
+      </w:r>
+    </w:p>
+    <w:p>
+      <w:r>
+        <w:t>A critical point can be a local minimum, local maximum, or saddle point.</w:t>
+      </w:r>
+    </w:p>
+    <w:p>
+      <w:r>
+        <w:t>Convex function: bowl-like objective with a global minimum.</w:t>
+      </w:r>
+    </w:p>
+    <w:p>
+      <w:r>
+        <w:t>Non-convex function: may contain local minima, saddle points and plateaus.</w:t>
+      </w:r>
+    </w:p>
+    <w:p>
+      <w:r>
+        <w:t>Saddle point: gradient can be zero without being a minimum.</w:t>
+      </w:r>
+    </w:p>
+    <w:p>
+      <w:r>
+        <w:t>Plateau: very small gradient, so updates become very small.</w:t>
+      </w:r>
+    </w:p>
+    <w:p>
+      <w:pPr>
+        <w:rPr>
+          <w:b/>
+          <w:bCs/>
+        </w:rPr>
+      </w:pPr>
+      <w:r>
+        <w:rPr>
+          <w:b/>
+          <w:bCs/>
+        </w:rPr>
+        <w:t>5. Batch GD vs SGD vs Mini-Batch</w:t>
+      </w:r>
+    </w:p>
+    <w:p>
+      <w:r>
+        <w:rPr>
+          <w:b/>
+        </w:rPr>
+        <w:t>Batch Gradient Descent</w:t>
+      </w:r>
+      <w:r>
+        <w:rPr>
+          <w:b/>
+        </w:rPr>
+        <w:br/>
+      </w:r>
+      <w:r>
+        <w:t>Uses ALL training examples for one update. Stable but expensive for very large datasets.</w:t>
+      </w:r>
+    </w:p>
+    <w:p>
+      <w:r>
+        <w:rPr>
+          <w:b/>
+        </w:rPr>
+        <w:t>Stochastic Gradient Descent (SGD)</w:t>
+      </w:r>
+      <w:r>
+        <w:rPr>
+          <w:b/>
+        </w:rPr>
+        <w:br/>
+      </w:r>
+      <w:r>
+        <w:t>Uses ONE training example for one update. Frequent updates, but the direction is noisy.</w:t>
+      </w:r>
+    </w:p>
+    <w:p>
+      <w:r>
+        <w:rPr>
+          <w:b/>
+        </w:rPr>
+        <w:t>Mini-Batch Gradient Descent</w:t>
+      </w:r>
+      <w:r>
+        <w:rPr>
+          <w:b/>
+        </w:rPr>
+        <w:br/>
+      </w:r>
+      <w:r>
+        <w:t>Uses a SMALL GROUP of examples for one update. A practical balance.</w:t>
+      </w:r>
+    </w:p>
+    <w:p>
+      <w:r>
+        <w:rPr>
+          <w:b/>
+        </w:rPr>
+        <w:t>Very important MCQ trap</w:t>
+      </w:r>
+      <w:r>
+        <w:rPr>
+          <w:b/>
+        </w:rPr>
+        <w:br/>
+      </w:r>
+      <w:r>
+        <w:t>SGD does NOT mean every example has separate weights. The SAME model weights are shared by all examples. Example 1 updates the common weights; Example 2 uses those updated weights and updates the same weights again.</w:t>
+      </w:r>
+    </w:p>
+    <w:p>
+      <w:pPr>
+        <w:rPr>
+          <w:b/>
+          <w:bCs/>
+        </w:rPr>
+      </w:pPr>
+      <w:r>
+        <w:rPr>
+          <w:b/>
+          <w:bCs/>
+        </w:rPr>
+        <w:t>6. Learning-Rate Schedules</w:t>
+      </w:r>
+    </w:p>
+    <w:p>
+      <w:r>
+        <w:t>The learning rate can be reduced as training progresses.</w:t>
+      </w:r>
+    </w:p>
+    <w:p>
+      <w:r>
+        <w:rPr>
+          <w:b/>
+        </w:rPr>
+        <w:t>Inverse decay: η_t = η_0 / (1 + kt)</w:t>
+      </w:r>
+    </w:p>
+    <w:p>
+      <w:r>
+        <w:rPr>
+          <w:b/>
+        </w:rPr>
+        <w:t>Exponential decay: η_t = η_0 e^(−kt)</w:t>
+      </w:r>
+    </w:p>
+    <w:p>
+      <w:r>
+        <w:t>Professor’s typical k range: about 0.01–0.1.</w:t>
+      </w:r>
+    </w:p>
+    <w:p>
+      <w:r>
+        <w:t>Idea: larger steps early, smaller steps later.</w:t>
+      </w:r>
+    </w:p>
+    <w:p>
+      <w:pPr>
+        <w:rPr>
+          <w:b/>
+          <w:bCs/>
+        </w:rPr>
+      </w:pPr>
+      <w:r>
+        <w:rPr>
+          <w:b/>
+          <w:bCs/>
+        </w:rPr>
+        <w:t>7. Momentum</w:t>
+      </w:r>
+    </w:p>
+    <w:p>
+      <w:r>
+        <w:t>Momentum adds memory of previous updates. The professor’s analogy is a ball rolling from the top of a hill: it gathers inertia, can move through plateaus, and can reduce oscillation caused by noisy gradients.</w:t>
+      </w:r>
+    </w:p>
+    <w:p>
+      <w:r>
+        <w:rPr>
+          <w:b/>
+        </w:rPr>
+        <w:lastRenderedPageBreak/>
+        <w:t xml:space="preserve">update_t = γ × update_(t−1) + η × </w:t>
+      </w:r>
+      <w:r>
+        <w:rPr>
+          <w:rFonts w:ascii="Cambria Math" w:hAnsi="Cambria Math" w:cs="Cambria Math"/>
+          <w:b/>
+        </w:rPr>
+        <w:t>∇</w:t>
+      </w:r>
+      <w:r>
+        <w:rPr>
+          <w:b/>
+        </w:rPr>
+        <w:t>f(w_t)</w:t>
+      </w:r>
+    </w:p>
+    <w:p>
+      <w:r>
+        <w:rPr>
+          <w:b/>
+        </w:rPr>
+        <w:t>w_(t+1) = w_t − update_t</w:t>
+      </w:r>
+    </w:p>
+    <w:p>
+      <w:r>
+        <w:t>0 &lt; γ &lt; 1; typical γ = 0.9.</w:t>
+      </w:r>
+    </w:p>
+    <w:p>
+      <w:r>
+        <w:t>Memory: Momentum = current gradient + history.</w:t>
+      </w:r>
+    </w:p>
+    <w:p>
+      <w:pPr>
+        <w:rPr>
+          <w:b/>
+          <w:bCs/>
+        </w:rPr>
+      </w:pPr>
+      <w:r>
+        <w:rPr>
+          <w:b/>
+          <w:bCs/>
+        </w:rPr>
+        <w:t>8. AdaGrad</w:t>
+      </w:r>
+    </w:p>
+    <w:p>
+      <w:r>
+        <w:t>AdaGrad adapts the effective learning rate using accumulated squared gradients.</w:t>
+      </w:r>
+    </w:p>
+    <w:p>
+      <w:r>
+        <w:rPr>
+          <w:b/>
+        </w:rPr>
+        <w:t>V_i(t) = V_i(t−1) + [∂f/∂w_i(t)]²</w:t>
+      </w:r>
+    </w:p>
+    <w:p>
+      <w:r>
+        <w:rPr>
+          <w:b/>
+        </w:rPr>
+        <w:t>w_i(t+1) = w_i(t) − [η/(√V_i(t)+ε)] × [∂f/∂w_i(t)]</w:t>
+      </w:r>
+    </w:p>
+    <w:p>
+      <w:r>
+        <w:t>Large accumulated squared gradients → smaller effective learning rate.</w:t>
+      </w:r>
+    </w:p>
+    <w:p>
+      <w:r>
+        <w:t>Main weakness: V keeps growing, so the learning rate can become extremely small.</w:t>
+      </w:r>
+    </w:p>
+    <w:p>
+      <w:r>
+        <w:t>Memory: AdaGrad = cumulative squared-gradient history.</w:t>
+      </w:r>
+    </w:p>
+    <w:p>
+      <w:pPr>
+        <w:rPr>
+          <w:b/>
+          <w:bCs/>
+        </w:rPr>
+      </w:pPr>
+      <w:r>
+        <w:rPr>
+          <w:b/>
+          <w:bCs/>
+        </w:rPr>
+        <w:t>9. RMSProp</w:t>
+      </w:r>
+    </w:p>
+    <w:p>
+      <w:r>
+        <w:t>RMSProp addresses AdaGrad’s aggressive long-term decrease by using an exponentially decaying average of squared gradients.</w:t>
+      </w:r>
+    </w:p>
+    <w:p>
+      <w:r>
+        <w:rPr>
+          <w:b/>
+        </w:rPr>
+        <w:t>V_i(t) = βV_i(t−1) + (1−β)[∂f/∂w_i(t)]²</w:t>
+      </w:r>
+    </w:p>
+    <w:p>
+      <w:r>
+        <w:rPr>
+          <w:b/>
+        </w:rPr>
+        <w:t>w_i(t+1) = w_i(t) − [η/(√V_i(t)+ε)] × [∂f/∂w_i(t)]</w:t>
+      </w:r>
+    </w:p>
+    <w:p>
+      <w:r>
+        <w:t>Professor’s example: β = 0.95.</w:t>
+      </w:r>
+    </w:p>
+    <w:p>
+      <w:r>
+        <w:t>Old gradients gradually lose influence.</w:t>
+      </w:r>
+    </w:p>
+    <w:p>
+      <w:r>
+        <w:t>Memory: RMSProp = adaptive squared-gradient scaling + forgetting.</w:t>
+      </w:r>
+    </w:p>
+    <w:p>
+      <w:pPr>
+        <w:rPr>
+          <w:b/>
+          <w:bCs/>
+        </w:rPr>
+      </w:pPr>
+      <w:r>
+        <w:rPr>
+          <w:b/>
+          <w:bCs/>
+        </w:rPr>
+        <w:t>10. Adam</w:t>
+      </w:r>
+    </w:p>
+    <w:p>
+      <w:r>
+        <w:t>Adam (Adaptive Moment Estimation) combines the main ideas of Momentum and RMSProp.</w:t>
+      </w:r>
+    </w:p>
+    <w:p>
+      <w:r>
+        <w:rPr>
+          <w:b/>
+        </w:rPr>
+        <w:t>m_i,t = β1 m_i,t−1 + (1−β1) gradient_i,t</w:t>
+      </w:r>
+    </w:p>
+    <w:p>
+      <w:r>
+        <w:rPr>
+          <w:b/>
+        </w:rPr>
+        <w:t>v_i,t = β2 v_i,t−1 + (1−β2) gradient_i,t²</w:t>
+      </w:r>
+    </w:p>
+    <w:p>
+      <w:r>
+        <w:rPr>
+          <w:b/>
+        </w:rPr>
+        <w:t>m̂_i,t = m_i,t / (1−β1^t)</w:t>
+      </w:r>
+    </w:p>
+    <w:p>
+      <w:r>
+        <w:rPr>
+          <w:b/>
+        </w:rPr>
+        <w:t>v̂_i,t = v_i,t / (1−β2^t)</w:t>
+      </w:r>
+    </w:p>
+    <w:p>
+      <w:r>
+        <w:rPr>
+          <w:b/>
+        </w:rPr>
+        <w:t>w_i,t+1 = w_i,t − η × m̂_i,t/(√v̂_i,t + ε)</w:t>
+      </w:r>
+    </w:p>
+    <w:p>
+      <w:r>
+        <w:lastRenderedPageBreak/>
+        <w:t>Typical β1 = 0.9 and β2 = 0.999.</w:t>
+      </w:r>
+    </w:p>
+    <w:p>
+      <w:r>
+        <w:t>m tracks gradient direction/history (first moment).</w:t>
+      </w:r>
+    </w:p>
+    <w:p>
+      <w:r>
+        <w:t>v tracks squared-gradient magnitude (second moment).</w:t>
+      </w:r>
+    </w:p>
+    <w:p>
+      <w:r>
+        <w:t>Bias corrections compensate for initialization of moments near zero.</w:t>
+      </w:r>
+    </w:p>
+    <w:p>
+      <w:r>
+        <w:t>Memory: Adam = Momentum idea + RMSProp idea.</w:t>
+      </w:r>
+    </w:p>
+    <w:p>
+      <w:pPr>
+        <w:rPr>
+          <w:b/>
+          <w:bCs/>
+        </w:rPr>
+      </w:pPr>
+      <w:r>
+        <w:rPr>
+          <w:b/>
+          <w:bCs/>
+        </w:rPr>
+        <w:t>11. Optimizer Evolution – Memorize</w:t>
+      </w:r>
+    </w:p>
+    <w:p>
+      <w:r>
+        <w:rPr>
+          <w:b/>
+        </w:rPr>
+        <w:t>Gradient Descent → Batch / SGD / Mini-Batch → Momentum → AdaGrad → RMSProp → Adam</w:t>
+      </w:r>
+    </w:p>
+    <w:p>
+      <w:r>
+        <w:t>Momentum: remembers previous update direction.</w:t>
+      </w:r>
+    </w:p>
+    <w:p>
+      <w:r>
+        <w:t>AdaGrad: accumulates squared gradients.</w:t>
+      </w:r>
+    </w:p>
+    <w:p>
+      <w:r>
+        <w:t>RMSProp: exponentially forgets old squared-gradient history.</w:t>
+      </w:r>
+    </w:p>
+    <w:p>
+      <w:r>
+        <w:t>Adam: combines first- and second-moment ideas.</w:t>
+      </w:r>
+    </w:p>
+    <w:p>
+      <w:pPr>
+        <w:rPr>
+          <w:b/>
+          <w:bCs/>
+        </w:rPr>
+      </w:pPr>
+      <w:r>
+        <w:rPr>
+          <w:b/>
+          <w:bCs/>
+        </w:rPr>
+        <w:t>12. Why Regularization?</w:t>
+      </w:r>
+    </w:p>
+    <w:p>
+      <w:r>
+        <w:t>A powerful neural network can fit training data extremely well but perform worse on unseen validation/test data. This is overfitting.</w:t>
+      </w:r>
+    </w:p>
+    <w:p>
+      <w:r>
+        <w:rPr>
+          <w:b/>
+        </w:rPr>
+        <w:t>Good training performance + poor validation/test performance → possible overfitting</w:t>
+      </w:r>
+    </w:p>
+    <w:p>
+      <w:r>
+        <w:t>Goal: improve generalization.</w:t>
+      </w:r>
+    </w:p>
+    <w:p>
+      <w:r>
+        <w:t>Professor’s methods: L1, L2, Data Augmentation, Early Stopping, Dropout.</w:t>
+      </w:r>
+    </w:p>
+    <w:p>
+      <w:pPr>
+        <w:rPr>
+          <w:b/>
+          <w:bCs/>
+        </w:rPr>
+      </w:pPr>
+      <w:r>
+        <w:rPr>
+          <w:b/>
+          <w:bCs/>
+        </w:rPr>
+        <w:t>13. L1 Regularization (LASSO)</w:t>
+      </w:r>
+    </w:p>
+    <w:p>
+      <w:r>
+        <w:rPr>
+          <w:b/>
+        </w:rPr>
+        <w:t>L_reg = Original Loss + λ Σ_i |w_i|</w:t>
+      </w:r>
+    </w:p>
+    <w:p>
+      <w:r>
+        <w:t>Uses absolute-value penalty.</w:t>
+      </w:r>
+    </w:p>
+    <w:p>
+      <w:r>
+        <w:t>Can make some weights exactly zero.</w:t>
+      </w:r>
+    </w:p>
+    <w:p>
+      <w:r>
+        <w:t>Produces sparse models and can perform feature selection.</w:t>
+      </w:r>
+    </w:p>
+    <w:p>
+      <w:r>
+        <w:t>MCQ memory: L1 → |w| → zero weights → sparsity.</w:t>
+      </w:r>
+    </w:p>
+    <w:p>
+      <w:pPr>
+        <w:rPr>
+          <w:b/>
+          <w:bCs/>
+        </w:rPr>
+      </w:pPr>
+      <w:r>
+        <w:rPr>
+          <w:b/>
+          <w:bCs/>
+        </w:rPr>
+        <w:t>14. L2 Regularization</w:t>
+      </w:r>
+    </w:p>
+    <w:p>
+      <w:r>
+        <w:rPr>
+          <w:b/>
+        </w:rPr>
+        <w:t>L_reg = Original Loss + λ Σ_i w_i²</w:t>
+      </w:r>
+    </w:p>
+    <w:p>
+      <w:r>
+        <w:lastRenderedPageBreak/>
+        <w:t>Uses squared-weight penalty.</w:t>
+      </w:r>
+    </w:p>
+    <w:p>
+      <w:r>
+        <w:t>Generally shrinks weights toward zero without forcing many exactly to zero.</w:t>
+      </w:r>
+    </w:p>
+    <w:p>
+      <w:r>
+        <w:t>Often useful when features are correlated / multicollinearity is present.</w:t>
+      </w:r>
+    </w:p>
+    <w:p>
+      <w:r>
+        <w:t>Derivative of λw² is 2λw, so the pull toward zero becomes smaller as w approaches zero.</w:t>
+      </w:r>
+    </w:p>
+    <w:p>
+      <w:r>
+        <w:t>MCQ memory: L2 → square → shrinkage.</w:t>
+      </w:r>
+    </w:p>
+    <w:p>
+      <w:pPr>
+        <w:rPr>
+          <w:b/>
+          <w:bCs/>
+        </w:rPr>
+      </w:pPr>
+      <w:r>
+        <w:rPr>
+          <w:b/>
+          <w:bCs/>
+        </w:rPr>
+        <w:t>15. L1 vs L2</w:t>
+      </w:r>
+    </w:p>
+    <w:tbl>
+      <w:tblPr>
+        <w:tblStyle w:val="TableGrid"/>
+        <w:tblW w:w="0" w:type="auto"/>
+        <w:tblLook w:val="04A0" w:firstRow="1" w:lastRow="0" w:firstColumn="1" w:lastColumn="0" w:noHBand="0" w:noVBand="1"/>
+      </w:tblPr>
+      <w:tblGrid>
+        <w:gridCol w:w="2160"/>
+        <w:gridCol w:w="2136"/>
+        <w:gridCol w:w="2177"/>
+        <w:gridCol w:w="2157"/>
+      </w:tblGrid>
+      <w:tr>
+        <w:tc>
+          <w:tcPr>
+            <w:tcW w:w="2520" w:type="dxa"/>
+            <w:tcBorders>
+              <w:top w:val="single" w:sz="4" w:space="0" w:color="auto"/>
+              <w:left w:val="single" w:sz="4" w:space="0" w:color="auto"/>
+              <w:bottom w:val="single" w:sz="4" w:space="0" w:color="auto"/>
+              <w:right w:val="single" w:sz="4" w:space="0" w:color="auto"/>
+            </w:tcBorders>
+            <w:hideMark/>
+          </w:tcPr>
+          <w:p>
+            <w:pPr>
+              <w:spacing w:after="200" w:line="276" w:lineRule="auto"/>
+            </w:pPr>
+            <w:r>
+              <w:t>Point</w:t>
+            </w:r>
+          </w:p>
+        </w:tc>
+        <w:tc>
+          <w:tcPr>
+            <w:tcW w:w="2520" w:type="dxa"/>
+            <w:tcBorders>
+              <w:top w:val="single" w:sz="4" w:space="0" w:color="auto"/>
+              <w:left w:val="single" w:sz="4" w:space="0" w:color="auto"/>
+              <w:bottom w:val="single" w:sz="4" w:space="0" w:color="auto"/>
+              <w:right w:val="single" w:sz="4" w:space="0" w:color="auto"/>
+            </w:tcBorders>
+            <w:hideMark/>
+          </w:tcPr>
+          <w:p>
+            <w:pPr>
+              <w:spacing w:after="200" w:line="276" w:lineRule="auto"/>
+            </w:pPr>
+            <w:r>
+              <w:t>L1</w:t>
+            </w:r>
+          </w:p>
+        </w:tc>
+        <w:tc>
+          <w:tcPr>
+            <w:tcW w:w="2520" w:type="dxa"/>
+            <w:tcBorders>
+              <w:top w:val="single" w:sz="4" w:space="0" w:color="auto"/>
+              <w:left w:val="single" w:sz="4" w:space="0" w:color="auto"/>
+              <w:bottom w:val="single" w:sz="4" w:space="0" w:color="auto"/>
+              <w:right w:val="single" w:sz="4" w:space="0" w:color="auto"/>
+            </w:tcBorders>
+            <w:hideMark/>
+          </w:tcPr>
+          <w:p>
+            <w:pPr>
+              <w:spacing w:after="200" w:line="276" w:lineRule="auto"/>
+            </w:pPr>
+            <w:r>
+              <w:t>L2</w:t>
+            </w:r>
+          </w:p>
+        </w:tc>
+        <w:tc>
+          <w:tcPr>
+            <w:tcW w:w="2520" w:type="dxa"/>
+            <w:tcBorders>
+              <w:top w:val="single" w:sz="4" w:space="0" w:color="auto"/>
+              <w:left w:val="single" w:sz="4" w:space="0" w:color="auto"/>
+              <w:bottom w:val="single" w:sz="4" w:space="0" w:color="auto"/>
+              <w:right w:val="single" w:sz="4" w:space="0" w:color="auto"/>
+            </w:tcBorders>
+            <w:hideMark/>
+          </w:tcPr>
+          <w:p>
+            <w:pPr>
+              <w:spacing w:after="200" w:line="276" w:lineRule="auto"/>
+            </w:pPr>
+            <w:r>
+              <w:t>Memory</w:t>
+            </w:r>
+          </w:p>
+        </w:tc>
+      </w:tr>
+      <w:tr>
+        <w:tc>
+          <w:tcPr>
+            <w:tcW w:w="2520" w:type="dxa"/>
+            <w:tcBorders>
+              <w:top w:val="single" w:sz="4" w:space="0" w:color="auto"/>
+              <w:left w:val="single" w:sz="4" w:space="0" w:color="auto"/>
+              <w:bottom w:val="single" w:sz="4" w:space="0" w:color="auto"/>
+              <w:right w:val="single" w:sz="4" w:space="0" w:color="auto"/>
+            </w:tcBorders>
+            <w:hideMark/>
+          </w:tcPr>
+          <w:p>
+            <w:pPr>
+              <w:spacing w:after="200" w:line="276" w:lineRule="auto"/>
+            </w:pPr>
+            <w:r>
+              <w:t>Penalty</w:t>
+            </w:r>
+          </w:p>
+        </w:tc>
+        <w:tc>
+          <w:tcPr>
+            <w:tcW w:w="2520" w:type="dxa"/>
+            <w:tcBorders>
+              <w:top w:val="single" w:sz="4" w:space="0" w:color="auto"/>
+              <w:left w:val="single" w:sz="4" w:space="0" w:color="auto"/>
+              <w:bottom w:val="single" w:sz="4" w:space="0" w:color="auto"/>
+              <w:right w:val="single" w:sz="4" w:space="0" w:color="auto"/>
+            </w:tcBorders>
+            <w:hideMark/>
+          </w:tcPr>
+          <w:p>
+            <w:pPr>
+              <w:spacing w:after="200" w:line="276" w:lineRule="auto"/>
+            </w:pPr>
+            <w:r>
+              <w:t>λΣ|w|</w:t>
+            </w:r>
+          </w:p>
+        </w:tc>
+        <w:tc>
+          <w:tcPr>
+            <w:tcW w:w="2520" w:type="dxa"/>
+            <w:tcBorders>
+              <w:top w:val="single" w:sz="4" w:space="0" w:color="auto"/>
+              <w:left w:val="single" w:sz="4" w:space="0" w:color="auto"/>
+              <w:bottom w:val="single" w:sz="4" w:space="0" w:color="auto"/>
+              <w:right w:val="single" w:sz="4" w:space="0" w:color="auto"/>
+            </w:tcBorders>
+            <w:hideMark/>
+          </w:tcPr>
+          <w:p>
+            <w:pPr>
+              <w:spacing w:after="200" w:line="276" w:lineRule="auto"/>
+            </w:pPr>
+            <w:r>
+              <w:t>λΣw²</w:t>
+            </w:r>
+          </w:p>
+        </w:tc>
+        <w:tc>
+          <w:tcPr>
+            <w:tcW w:w="2520" w:type="dxa"/>
+            <w:tcBorders>
+              <w:top w:val="single" w:sz="4" w:space="0" w:color="auto"/>
+              <w:left w:val="single" w:sz="4" w:space="0" w:color="auto"/>
+              <w:bottom w:val="single" w:sz="4" w:space="0" w:color="auto"/>
+              <w:right w:val="single" w:sz="4" w:space="0" w:color="auto"/>
+            </w:tcBorders>
+            <w:hideMark/>
+          </w:tcPr>
+          <w:p>
+            <w:pPr>
+              <w:spacing w:after="200" w:line="276" w:lineRule="auto"/>
+            </w:pPr>
+            <w:r>
+              <w:t>Absolute vs square</w:t>
+            </w:r>
+          </w:p>
+        </w:tc>
+      </w:tr>
+      <w:tr>
+        <w:tc>
+          <w:tcPr>
+            <w:tcW w:w="2520" w:type="dxa"/>
+            <w:tcBorders>
+              <w:top w:val="single" w:sz="4" w:space="0" w:color="auto"/>
+              <w:left w:val="single" w:sz="4" w:space="0" w:color="auto"/>
+              <w:bottom w:val="single" w:sz="4" w:space="0" w:color="auto"/>
+              <w:right w:val="single" w:sz="4" w:space="0" w:color="auto"/>
+            </w:tcBorders>
+            <w:hideMark/>
+          </w:tcPr>
+          <w:p>
+            <w:pPr>
+              <w:spacing w:after="200" w:line="276" w:lineRule="auto"/>
+            </w:pPr>
+            <w:r>
+              <w:t>Exact zeros</w:t>
+            </w:r>
+          </w:p>
+        </w:tc>
+        <w:tc>
+          <w:tcPr>
+            <w:tcW w:w="2520" w:type="dxa"/>
+            <w:tcBorders>
+              <w:top w:val="single" w:sz="4" w:space="0" w:color="auto"/>
+              <w:left w:val="single" w:sz="4" w:space="0" w:color="auto"/>
+              <w:bottom w:val="single" w:sz="4" w:space="0" w:color="auto"/>
+              <w:right w:val="single" w:sz="4" w:space="0" w:color="auto"/>
+            </w:tcBorders>
+            <w:hideMark/>
+          </w:tcPr>
+          <w:p>
+            <w:pPr>
+              <w:spacing w:after="200" w:line="276" w:lineRule="auto"/>
+            </w:pPr>
+            <w:r>
+              <w:t>Can occur</w:t>
+            </w:r>
+          </w:p>
+        </w:tc>
+        <w:tc>
+          <w:tcPr>
+            <w:tcW w:w="2520" w:type="dxa"/>
+            <w:tcBorders>
+              <w:top w:val="single" w:sz="4" w:space="0" w:color="auto"/>
+              <w:left w:val="single" w:sz="4" w:space="0" w:color="auto"/>
+              <w:bottom w:val="single" w:sz="4" w:space="0" w:color="auto"/>
+              <w:right w:val="single" w:sz="4" w:space="0" w:color="auto"/>
+            </w:tcBorders>
+            <w:hideMark/>
+          </w:tcPr>
+          <w:p>
+            <w:pPr>
+              <w:spacing w:after="200" w:line="276" w:lineRule="auto"/>
+            </w:pPr>
+            <w:r>
+              <w:t>Usually not</w:t>
+            </w:r>
+          </w:p>
+        </w:tc>
+        <w:tc>
+          <w:tcPr>
+            <w:tcW w:w="2520" w:type="dxa"/>
+            <w:tcBorders>
+              <w:top w:val="single" w:sz="4" w:space="0" w:color="auto"/>
+              <w:left w:val="single" w:sz="4" w:space="0" w:color="auto"/>
+              <w:bottom w:val="single" w:sz="4" w:space="0" w:color="auto"/>
+              <w:right w:val="single" w:sz="4" w:space="0" w:color="auto"/>
+            </w:tcBorders>
+            <w:hideMark/>
+          </w:tcPr>
+          <w:p>
+            <w:pPr>
+              <w:spacing w:after="200" w:line="276" w:lineRule="auto"/>
+            </w:pPr>
+            <w:r>
+              <w:t>L1 = sparse</w:t>
+            </w:r>
+          </w:p>
+        </w:tc>
+      </w:tr>
+      <w:tr>
+        <w:tc>
+          <w:tcPr>
+            <w:tcW w:w="2520" w:type="dxa"/>
+            <w:tcBorders>
+              <w:top w:val="single" w:sz="4" w:space="0" w:color="auto"/>
+              <w:left w:val="single" w:sz="4" w:space="0" w:color="auto"/>
+              <w:bottom w:val="single" w:sz="4" w:space="0" w:color="auto"/>
+              <w:right w:val="single" w:sz="4" w:space="0" w:color="auto"/>
+            </w:tcBorders>
+            <w:hideMark/>
+          </w:tcPr>
+          <w:p>
+            <w:pPr>
+              <w:spacing w:after="200" w:line="276" w:lineRule="auto"/>
+            </w:pPr>
+            <w:r>
+              <w:t>Main effect</w:t>
+            </w:r>
+          </w:p>
+        </w:tc>
+        <w:tc>
+          <w:tcPr>
+            <w:tcW w:w="2520" w:type="dxa"/>
+            <w:tcBorders>
+              <w:top w:val="single" w:sz="4" w:space="0" w:color="auto"/>
+              <w:left w:val="single" w:sz="4" w:space="0" w:color="auto"/>
+              <w:bottom w:val="single" w:sz="4" w:space="0" w:color="auto"/>
+              <w:right w:val="single" w:sz="4" w:space="0" w:color="auto"/>
+            </w:tcBorders>
+            <w:hideMark/>
+          </w:tcPr>
+          <w:p>
+            <w:pPr>
+              <w:spacing w:after="200" w:line="276" w:lineRule="auto"/>
+            </w:pPr>
+            <w:r>
+              <w:t>Sparsity</w:t>
+            </w:r>
+          </w:p>
+        </w:tc>
+        <w:tc>
+          <w:tcPr>
+            <w:tcW w:w="2520" w:type="dxa"/>
+            <w:tcBorders>
+              <w:top w:val="single" w:sz="4" w:space="0" w:color="auto"/>
+              <w:left w:val="single" w:sz="4" w:space="0" w:color="auto"/>
+              <w:bottom w:val="single" w:sz="4" w:space="0" w:color="auto"/>
+              <w:right w:val="single" w:sz="4" w:space="0" w:color="auto"/>
+            </w:tcBorders>
+            <w:hideMark/>
+          </w:tcPr>
+          <w:p>
+            <w:pPr>
+              <w:spacing w:after="200" w:line="276" w:lineRule="auto"/>
+            </w:pPr>
+            <w:r>
+              <w:t>Shrinkage</w:t>
+            </w:r>
+          </w:p>
+        </w:tc>
+        <w:tc>
+          <w:tcPr>
+            <w:tcW w:w="2520" w:type="dxa"/>
+            <w:tcBorders>
+              <w:top w:val="single" w:sz="4" w:space="0" w:color="auto"/>
+              <w:left w:val="single" w:sz="4" w:space="0" w:color="auto"/>
+              <w:bottom w:val="single" w:sz="4" w:space="0" w:color="auto"/>
+              <w:right w:val="single" w:sz="4" w:space="0" w:color="auto"/>
+            </w:tcBorders>
+            <w:hideMark/>
+          </w:tcPr>
+          <w:p>
+            <w:pPr>
+              <w:spacing w:after="200" w:line="276" w:lineRule="auto"/>
+            </w:pPr>
+            <w:r>
+              <w:t>L2 pulls down</w:t>
+            </w:r>
+          </w:p>
+        </w:tc>
+      </w:tr>
+      <w:tr>
+        <w:tc>
+          <w:tcPr>
+            <w:tcW w:w="2520" w:type="dxa"/>
+            <w:tcBorders>
+              <w:top w:val="single" w:sz="4" w:space="0" w:color="auto"/>
+              <w:left w:val="single" w:sz="4" w:space="0" w:color="auto"/>
+              <w:bottom w:val="single" w:sz="4" w:space="0" w:color="auto"/>
+              <w:right w:val="single" w:sz="4" w:space="0" w:color="auto"/>
+            </w:tcBorders>
+            <w:hideMark/>
+          </w:tcPr>
+          <w:p>
+            <w:pPr>
+              <w:spacing w:after="200" w:line="276" w:lineRule="auto"/>
+            </w:pPr>
+            <w:r>
+              <w:t>Feature selection</w:t>
+            </w:r>
+          </w:p>
+        </w:tc>
+        <w:tc>
+          <w:tcPr>
+            <w:tcW w:w="2520" w:type="dxa"/>
+            <w:tcBorders>
+              <w:top w:val="single" w:sz="4" w:space="0" w:color="auto"/>
+              <w:left w:val="single" w:sz="4" w:space="0" w:color="auto"/>
+              <w:bottom w:val="single" w:sz="4" w:space="0" w:color="auto"/>
+              <w:right w:val="single" w:sz="4" w:space="0" w:color="auto"/>
+            </w:tcBorders>
+            <w:hideMark/>
+          </w:tcPr>
+          <w:p>
+            <w:pPr>
+              <w:spacing w:after="200" w:line="276" w:lineRule="auto"/>
+            </w:pPr>
+            <w:r>
+              <w:t>Natural</w:t>
+            </w:r>
+          </w:p>
+        </w:tc>
+        <w:tc>
+          <w:tcPr>
+            <w:tcW w:w="2520" w:type="dxa"/>
+            <w:tcBorders>
+              <w:top w:val="single" w:sz="4" w:space="0" w:color="auto"/>
+              <w:left w:val="single" w:sz="4" w:space="0" w:color="auto"/>
+              <w:bottom w:val="single" w:sz="4" w:space="0" w:color="auto"/>
+              <w:right w:val="single" w:sz="4" w:space="0" w:color="auto"/>
+            </w:tcBorders>
+            <w:hideMark/>
+          </w:tcPr>
+          <w:p>
+            <w:pPr>
+              <w:spacing w:after="200" w:line="276" w:lineRule="auto"/>
+            </w:pPr>
+            <w:r>
+              <w:t>Not main effect</w:t>
+            </w:r>
+          </w:p>
+        </w:tc>
+        <w:tc>
+          <w:tcPr>
+            <w:tcW w:w="2520" w:type="dxa"/>
+            <w:tcBorders>
+              <w:top w:val="single" w:sz="4" w:space="0" w:color="auto"/>
+              <w:left w:val="single" w:sz="4" w:space="0" w:color="auto"/>
+              <w:bottom w:val="single" w:sz="4" w:space="0" w:color="auto"/>
+              <w:right w:val="single" w:sz="4" w:space="0" w:color="auto"/>
+            </w:tcBorders>
+            <w:hideMark/>
+          </w:tcPr>
+          <w:p>
+            <w:pPr>
+              <w:spacing w:after="200" w:line="276" w:lineRule="auto"/>
+            </w:pPr>
+            <w:r>
+              <w:t>L1</w:t>
+            </w:r>
+          </w:p>
+        </w:tc>
+      </w:tr>
+    </w:tbl>
+    <w:p>
+      <w:pPr>
+        <w:rPr>
+          <w:b/>
+          <w:bCs/>
+        </w:rPr>
+      </w:pPr>
+      <w:r>
+        <w:rPr>
+          <w:b/>
+          <w:bCs/>
+        </w:rPr>
+        <w:t>16. Data Augmentation</w:t>
+      </w:r>
+    </w:p>
+    <w:p>
+      <w:r>
+        <w:t>Create additional training diversity using label-preserving transformations.</w:t>
+      </w:r>
+    </w:p>
+    <w:p>
+      <w:r>
+        <w:t>Images: rotation, crop, flip, scale.</w:t>
+      </w:r>
+    </w:p>
+    <w:p>
+      <w:r>
+        <w:t>Useful when the original dataset is limited.</w:t>
+      </w:r>
+    </w:p>
+    <w:p>
+      <w:r>
+        <w:t>MCQ trap: a useful augmentation should normally preserve the correct label.</w:t>
+      </w:r>
+    </w:p>
+    <w:p>
+      <w:pPr>
+        <w:rPr>
+          <w:b/>
+          <w:bCs/>
+        </w:rPr>
+      </w:pPr>
+      <w:r>
+        <w:rPr>
+          <w:b/>
+          <w:bCs/>
+        </w:rPr>
+        <w:t>17. Early Stopping</w:t>
+      </w:r>
+    </w:p>
+    <w:p>
+      <w:r>
+        <w:t>Monitor validation loss during training. If validation loss stops improving for a predefined number of epochs, stop training.</w:t>
+      </w:r>
+    </w:p>
+    <w:p>
+      <w:r>
+        <w:t>The waiting period is called patience.</w:t>
+      </w:r>
+    </w:p>
+    <w:p>
+      <w:r>
+        <w:t>Training loss can continue falling while validation loss starts worsening.</w:t>
+      </w:r>
+    </w:p>
+    <w:p>
+      <w:r>
+        <w:t>Early stopping reduces overfitting and unnecessary computation.</w:t>
+      </w:r>
+    </w:p>
+    <w:p>
+      <w:r>
+        <w:t>MCQ memory: validation loss + patience.</w:t>
+      </w:r>
+    </w:p>
+    <w:p>
+      <w:pPr>
+        <w:rPr>
+          <w:b/>
+          <w:bCs/>
+        </w:rPr>
+      </w:pPr>
+      <w:r>
+        <w:rPr>
+          <w:b/>
+          <w:bCs/>
+        </w:rPr>
+        <w:t>18. Dropout</w:t>
+      </w:r>
+    </w:p>
+    <w:p>
+      <w:r>
+        <w:t>Randomly drop neurons during training so the network does not depend too heavily on any one neuron.</w:t>
+      </w:r>
+    </w:p>
+    <w:p>
+      <w:r>
+        <w:lastRenderedPageBreak/>
+        <w:t>Used during training.</w:t>
+      </w:r>
+    </w:p>
+    <w:p>
+      <w:r>
+        <w:t>Encourages robust, distributed representations.</w:t>
+      </w:r>
+    </w:p>
+    <w:p>
+      <w:r>
+        <w:t>At inference/testing, the full network is used with the appropriate scaling convention.</w:t>
+      </w:r>
+    </w:p>
+    <w:p>
+      <w:r>
+        <w:t>MCQ trap: dropout is not permanent deletion of neurons.</w:t>
+      </w:r>
+    </w:p>
+    <w:p>
+      <w:pPr>
+        <w:rPr>
+          <w:b/>
+          <w:bCs/>
+        </w:rPr>
+      </w:pPr>
+      <w:r>
+        <w:rPr>
+          <w:b/>
+          <w:bCs/>
+        </w:rPr>
+        <w:t>19. Wide vs Deep Networks</w:t>
+      </w:r>
+    </w:p>
+    <w:p>
+      <w:r>
+        <w:t>A sufficiently wide one-hidden-layer network can approximate a broad class of functions.</w:t>
+      </w:r>
+    </w:p>
+    <w:p>
+      <w:r>
+        <w:t>In practice, many less-wide layers can learn hierarchical representations.</w:t>
+      </w:r>
+    </w:p>
+    <w:p>
+      <w:r>
+        <w:t>Lower layers can learn simpler features; higher layers combine them into richer representations.</w:t>
+      </w:r>
+    </w:p>
+    <w:p>
+      <w:r>
+        <w:t>Memory: Deep = hierarchical feature learning.</w:t>
+      </w:r>
+    </w:p>
+    <w:p>
+      <w:pPr>
+        <w:rPr>
+          <w:b/>
+          <w:bCs/>
+        </w:rPr>
+      </w:pPr>
+      <w:r>
+        <w:rPr>
+          <w:b/>
+          <w:bCs/>
+        </w:rPr>
+        <w:t>20. Pre-Trained Networks</w:t>
+      </w:r>
+    </w:p>
+    <w:p>
+      <w:r>
+        <w:rPr>
+          <w:b/>
+        </w:rPr>
+        <w:t>Feature Extraction</w:t>
+      </w:r>
+      <w:r>
+        <w:rPr>
+          <w:b/>
+        </w:rPr>
+        <w:br/>
+      </w:r>
+      <w:r>
+        <w:t>Reuse learned features from a pre-trained network and replace/remove the task-specific output.</w:t>
+      </w:r>
+    </w:p>
+    <w:p>
+      <w:r>
+        <w:rPr>
+          <w:b/>
+        </w:rPr>
+        <w:t>Fine-Tuning</w:t>
+      </w:r>
+      <w:r>
+        <w:rPr>
+          <w:b/>
+        </w:rPr>
+        <w:br/>
+      </w:r>
+      <w:r>
+        <w:t>Use pre-trained weights as initialization and continue training on the new related task.</w:t>
+      </w:r>
+    </w:p>
+    <w:p>
+      <w:r>
+        <w:t>Especially useful when the new dataset is small and related to the original task.</w:t>
+      </w:r>
+    </w:p>
+    <w:p>
+      <w:pPr>
+        <w:rPr>
+          <w:b/>
+          <w:bCs/>
+        </w:rPr>
+      </w:pPr>
+      <w:r>
+        <w:rPr>
+          <w:b/>
+          <w:bCs/>
+        </w:rPr>
+        <w:t>21. Fruit Market – Entire Session in One Story</w:t>
+      </w:r>
+    </w:p>
+    <w:p>
+      <w:r>
+        <w:t>Our model classifies Apple/Orange/Banana from weight, size, color and shape.</w:t>
+      </w:r>
+    </w:p>
+    <w:p>
+      <w:r>
+        <w:t>Forward pass → prediction.</w:t>
+      </w:r>
+    </w:p>
+    <w:p>
+      <w:r>
+        <w:t>Loss → tells how wrong the prediction is.</w:t>
+      </w:r>
+    </w:p>
+    <w:p>
+      <w:r>
+        <w:t>Backpropagation → calculates gradients.</w:t>
+      </w:r>
+    </w:p>
+    <w:p>
+      <w:r>
+        <w:t>Gradient descent → moves weights downhill in loss.</w:t>
+      </w:r>
+    </w:p>
+    <w:p>
+      <w:r>
+        <w:t>Learning rate → controls step size.</w:t>
+      </w:r>
+    </w:p>
+    <w:p>
+      <w:r>
+        <w:t>Momentum → remembers previous movement.</w:t>
+      </w:r>
+    </w:p>
+    <w:p>
+      <w:r>
+        <w:t>AdaGrad/RMSProp/Adam → make weight updates adaptive.</w:t>
+      </w:r>
+    </w:p>
+    <w:p>
+      <w:r>
+        <w:t>Regularization → prevents memorizing the training fruits too specifically.</w:t>
+      </w:r>
+    </w:p>
+    <w:p>
+      <w:r>
+        <w:t>Augmentation → provides varied but label-preserving examples.</w:t>
+      </w:r>
+    </w:p>
+    <w:p>
+      <w:r>
+        <w:lastRenderedPageBreak/>
+        <w:t>Early stopping → stops when validation performance stops improving.</w:t>
+      </w:r>
+    </w:p>
+    <w:p>
+      <w:r>
+        <w:t>Dropout → trains with randomly missing neurons to encourage robust features.</w:t>
+      </w:r>
+    </w:p>
+    <w:p>
+      <w:pPr>
+        <w:rPr>
+          <w:b/>
+          <w:bCs/>
+        </w:rPr>
+      </w:pPr>
+      <w:r>
+        <w:rPr>
+          <w:b/>
+          <w:bCs/>
+        </w:rPr>
+        <w:t>22. High-Priority MCQ Traps</w:t>
+      </w:r>
+    </w:p>
+    <w:p>
+      <w:r>
+        <w:t>Gradient points toward steepest increase; gradient descent moves opposite.</w:t>
+      </w:r>
+    </w:p>
+    <w:p>
+      <w:r>
+        <w:t>Learning rate controls step size, not direction.</w:t>
+      </w:r>
+    </w:p>
+    <w:p>
+      <w:r>
+        <w:t>SGD uses one example per update, but weights are shared across examples.</w:t>
+      </w:r>
+    </w:p>
+    <w:p>
+      <w:r>
+        <w:t>Batch = ALL examples; SGD = ONE; mini-batch = SMALL GROUP.</w:t>
+      </w:r>
+    </w:p>
+    <w:p>
+      <w:r>
+        <w:t>Momentum uses update history.</w:t>
+      </w:r>
+    </w:p>
+    <w:p>
+      <w:r>
+        <w:t>AdaGrad accumulates squared gradients.</w:t>
+      </w:r>
+    </w:p>
+    <w:p>
+      <w:r>
+        <w:t>RMSProp uses an exponentially decaying average of squared gradients.</w:t>
+      </w:r>
+    </w:p>
+    <w:p>
+      <w:r>
+        <w:t>Adam combines first- and second-moment ideas and uses bias correction.</w:t>
+      </w:r>
+    </w:p>
+    <w:p>
+      <w:r>
+        <w:t>L1 can create exact zero weights; L2 generally shrinks weights.</w:t>
+      </w:r>
+    </w:p>
+    <w:p>
+      <w:r>
+        <w:t>Early stopping monitors validation behavior and uses patience.</w:t>
+      </w:r>
+    </w:p>
+    <w:p>
+      <w:r>
+        <w:t>Dropout is a training-time regularization method.</w:t>
+      </w:r>
+    </w:p>
+    <w:p>
+      <w:pPr>
+        <w:rPr>
+          <w:b/>
+          <w:bCs/>
+        </w:rPr>
+      </w:pPr>
+      <w:r>
+        <w:rPr>
+          <w:b/>
+          <w:bCs/>
+        </w:rPr>
+        <w:t>23. Formula Sheet</w:t>
+      </w:r>
+    </w:p>
+    <w:p>
+      <w:r>
+        <w:rPr>
+          <w:b/>
+        </w:rPr>
+        <w:t xml:space="preserve">w(t+1) = w(t) − η × </w:t>
+      </w:r>
+      <w:r>
+        <w:rPr>
+          <w:rFonts w:ascii="Cambria Math" w:hAnsi="Cambria Math" w:cs="Cambria Math"/>
+          <w:b/>
+        </w:rPr>
+        <w:t>∇</w:t>
+      </w:r>
+      <w:r>
+        <w:rPr>
+          <w:b/>
+        </w:rPr>
+        <w:t>f(w(t))</w:t>
+      </w:r>
+    </w:p>
+    <w:p>
+      <w:r>
+        <w:rPr>
+          <w:b/>
+        </w:rPr>
+        <w:t>η_t = η_0 / (1 + kt)</w:t>
+      </w:r>
+    </w:p>
+    <w:p>
+      <w:r>
+        <w:rPr>
+          <w:b/>
+        </w:rPr>
+        <w:t>η_t = η_0 e^(−kt)</w:t>
+      </w:r>
+    </w:p>
+    <w:p>
+      <w:r>
+        <w:rPr>
+          <w:b/>
+        </w:rPr>
+        <w:t>update_t = γ update_(t−1) + η</w:t>
+      </w:r>
+      <w:r>
+        <w:rPr>
+          <w:rFonts w:ascii="Cambria Math" w:hAnsi="Cambria Math" w:cs="Cambria Math"/>
+          <w:b/>
+        </w:rPr>
+        <w:t>∇</w:t>
+      </w:r>
+      <w:r>
+        <w:rPr>
+          <w:b/>
+        </w:rPr>
+        <w:t>f(w_t)</w:t>
+      </w:r>
+    </w:p>
+    <w:p>
+      <w:r>
+        <w:rPr>
+          <w:b/>
+        </w:rPr>
+        <w:t>V_i(t) = V_i(t−1) + gradient_i,t²</w:t>
+      </w:r>
+    </w:p>
+    <w:p>
+      <w:r>
+        <w:rPr>
+          <w:b/>
+        </w:rPr>
+        <w:t>V_i(t) = βV_i(t−1) + (1−β)gradient_i,t²</w:t>
+      </w:r>
+    </w:p>
+    <w:p>
+      <w:r>
+        <w:rPr>
+          <w:b/>
+        </w:rPr>
+        <w:t>L1: L_reg = L + λΣ|w_i|</w:t>
+      </w:r>
+    </w:p>
+    <w:p>
+      <w:r>
+        <w:rPr>
+          <w:b/>
+        </w:rPr>
+        <w:t>L2: L_reg = L + λΣw_i²</w:t>
+      </w:r>
+    </w:p>
+    <w:p>
+      <w:pPr>
+        <w:rPr>
+          <w:b/>
+          <w:bCs/>
+        </w:rPr>
+      </w:pPr>
+      <w:r>
+        <w:rPr>
+          <w:b/>
+          <w:bCs/>
+        </w:rPr>
+        <w:t>24. Final Memory Map</w:t>
+      </w:r>
+    </w:p>
+    <w:p>
+      <w:r>
+        <w:rPr>
+          <w:b/>
+        </w:rPr>
+        <w:t>SESSION 6: Forward → Loss → Backpropagation → Gradients</w:t>
+      </w:r>
+    </w:p>
+    <w:p>
+      <w:r>
+        <w:rPr>
+          <w:b/>
+        </w:rPr>
+        <w:lastRenderedPageBreak/>
+        <w:t>SESSION 7: Gradients → Optimizers → Better Updates</w:t>
+      </w:r>
+    </w:p>
+    <w:p>
+      <w:r>
+        <w:rPr>
+          <w:b/>
+        </w:rPr>
+        <w:t>Gradient Descent → Momentum → AdaGrad → RMSProp → Adam</w:t>
+      </w:r>
+    </w:p>
+    <w:p>
+      <w:r>
+        <w:rPr>
+          <w:b/>
+        </w:rPr>
+        <w:t>Regularization → L1 → L2 → Augmentation → Early Stopping → Dropout</w:t>
+      </w:r>
+    </w:p>
+    <w:p>
+      <w:r>
+        <w:rPr>
+          <w:b/>
+        </w:rPr>
+        <w:t>Goal: MINIMIZE LOSS + GENERALIZE WELL</w:t>
+      </w:r>
+    </w:p>
+    <w:p>
+      <w:pPr>
+        <w:rPr>
+          <w:b/>
+          <w:bCs/>
+        </w:rPr>
+      </w:pPr>
+      <w:r>
+        <w:rPr>
+          <w:b/>
+          <w:bCs/>
+        </w:rPr>
+        <w:t>25. One-Minute Revision</w:t>
+      </w:r>
+    </w:p>
+    <w:p>
+      <w:r>
+        <w:t>Gradient = steepest uphill direction. Gradient descent = move downhill. Learning rate = step size. Batch = ALL, SGD = ONE, Mini-batch = SMALL GROUP. Momentum = remember direction. AdaGrad = accumulated squared gradients. RMSProp = decaying squared-gradient average. Adam = Momentum + RMSProp ideas. L1 = sparsity/zeros. L2 = shrinkage. Augmentation = label-preserving variation. Early stopping = validation loss + patience. Dropout = randomly drop neurons during training.</w:t>
+      </w:r>
+    </w:p>
+    <w:p>
+      <w:r>
+        <w:t>Source basis: IIT Kharagpur, Module 2, Lecture 2, “Gradient-based optimizers and regularization for neural networks,” Dr. Kota Srinivas Reddy. Terminology follows the uploaded lecture; formulas are rendered in human-readable notation.</w:t>
+      </w:r>
+    </w:p>
     <w:p/>
     <w:p/>
     <w:p/>
@@ -25218,6 +32914,30 @@
       </w:tcPr>
     </w:tblStylePr>
   </w:style>
+  <w:style w:type="table" w:customStyle="1" w:styleId="TableGrid1">
+    <w:name w:val="Table Grid1"/>
+    <w:basedOn w:val="TableNormal"/>
+    <w:next w:val="TableGrid"/>
+    <w:uiPriority w:val="59"/>
+    <w:rsid w:val="00AE7407"/>
+    <w:pPr>
+      <w:spacing w:after="0" w:line="240" w:lineRule="auto"/>
+    </w:pPr>
+    <w:rPr>
+      <w:rFonts w:ascii="Cambria" w:eastAsia="MS Mincho" w:hAnsi="Cambria" w:cs="Times New Roman"/>
+    </w:rPr>
+    <w:tblPr>
+      <w:tblInd w:w="0" w:type="nil"/>
+      <w:tblBorders>
+        <w:top w:val="single" w:sz="4" w:space="0" w:color="auto"/>
+        <w:left w:val="single" w:sz="4" w:space="0" w:color="auto"/>
+        <w:bottom w:val="single" w:sz="4" w:space="0" w:color="auto"/>
+        <w:right w:val="single" w:sz="4" w:space="0" w:color="auto"/>
+        <w:insideH w:val="single" w:sz="4" w:space="0" w:color="auto"/>
+        <w:insideV w:val="single" w:sz="4" w:space="0" w:color="auto"/>
+      </w:tblBorders>
+    </w:tblPr>
+  </w:style>
 </w:styles>
 </file>
 
